--- a/writeup/mats12-report.docx
+++ b/writeup/mats12-report.docx
@@ -34,7 +34,7 @@
         <w:t xml:space="preserve">September 2026</w:t>
       </w:r>
     </w:p>
-    <w:bookmarkStart w:id="17" w:name="executive-summary"/>
+    <w:bookmarkStart w:id="21" w:name="executive-summary"/>
     <w:p>
       <w:pPr>
         <w:pStyle w:val="Heading1"/>
@@ -216,7 +216,61 @@
         <w:t xml:space="preserve"> </w:t>
       </w:r>
       <w:r>
-        <w:t xml:space="preserve">## High-level takeaways</w:t>
+        <w:t xml:space="preserve">## Experiment 1 — Does J-Lens beat the logit lens at binding?</w:t>
+      </w:r>
+    </w:p>
+    <w:p>
+      <w:pPr>
+        <w:pStyle w:val="BodyText"/>
+      </w:pPr>
+      <w:r>
+        <w:t xml:space="preserve">I ran J-Lens and the logit lens on the same 160 held-out prompts at the frozen layers. J-Lens scored 0.781 and the logit lens 0.688, against a 0.519 shuffled-label control. Both beat the control. But the model’s own next-token guess at the same spot was already 0.800, so this alone does not show that either lens read the binding.</w:t>
+      </w:r>
+    </w:p>
+    <w:bookmarkEnd w:id="16"/>
+    <w:bookmarkStart w:id="17" w:name="experiment-2-do-the-controls-hold"/>
+    <w:p>
+      <w:pPr>
+        <w:pStyle w:val="Heading2"/>
+      </w:pPr>
+      <w:r>
+        <w:t xml:space="preserve">Experiment 2 — Do the controls hold?</w:t>
+      </w:r>
+    </w:p>
+    <w:p>
+      <w:pPr>
+        <w:pStyle w:val="FirstParagraph"/>
+      </w:pPr>
+      <w:r>
+        <w:t xml:space="preserve">Two controls ran on every read. Shuffling the labels scored about 0.52. Putting a random map of the same size in place of J-Lens scored about 0.50. Both sit at chance, so the score in Experiment 1 is not coming from the pipeline itself.</w:t>
+      </w:r>
+    </w:p>
+    <w:bookmarkEnd w:id="17"/>
+    <w:bookmarkStart w:id="18" w:name="X444d33cdc79da0ce4be1444b3a46153c51831c6"/>
+    <w:p>
+      <w:pPr>
+        <w:pStyle w:val="Heading2"/>
+      </w:pPr>
+      <w:r>
+        <w:t xml:space="preserve">Experiment 3 — What replaced the causal test</w:t>
+      </w:r>
+    </w:p>
+    <w:p>
+      <w:pPr>
+        <w:pStyle w:val="FirstParagraph"/>
+      </w:pPr>
+      <w:r>
+        <w:t xml:space="preserve">The causal test could not run: the released J-Lens code gives no way to separate its part of the residual from the rest. In its place I used the records where the model’s own guess pointed to the wrong city (32 to 40 of the 160). A lens that reads binding should still get these right. J-Lens got 0.344 and 0.125, below chance. A probe trained with the answer key read 0.525 at the same spot, so no method found a binding signal there.</w:t>
+      </w:r>
+    </w:p>
+    <w:bookmarkEnd w:id="18"/>
+    <w:bookmarkStart w:id="19" w:name="high-level-takeaways"/>
+    <w:p>
+      <w:pPr>
+        <w:pStyle w:val="Heading2"/>
+      </w:pPr>
+      <w:r>
+        <w:t xml:space="preserve">High-level takeaways</w:t>
       </w:r>
     </w:p>
     <w:p>
@@ -285,9 +339,27 @@
         <w:t xml:space="preserve">Key Limitaion: I tested just one model (Qwen3.5.4B), only tested on fitted lens, and only tested on small task.</w:t>
       </w:r>
     </w:p>
-    <w:bookmarkEnd w:id="16"/>
-    <w:bookmarkEnd w:id="17"/>
-    <w:bookmarkStart w:id="23" w:name="randomly-selected-raw-examples"/>
+    <w:bookmarkEnd w:id="19"/>
+    <w:bookmarkStart w:id="20" w:name="biggest-limitation"/>
+    <w:p>
+      <w:pPr>
+        <w:pStyle w:val="Heading2"/>
+      </w:pPr>
+      <w:r>
+        <w:t xml:space="preserve">Biggest limitation</w:t>
+      </w:r>
+    </w:p>
+    <w:p>
+      <w:pPr>
+        <w:pStyle w:val="FirstParagraph"/>
+      </w:pPr>
+      <w:r>
+        <w:t xml:space="preserve">One model, one released lens, one small task with six cities. At the position that matters most, even a probe trained with the answers found nothing, so I cannot say whether the binding is stored at some layer or position I did not read. I also did not test whether changing the residual changes the answer.</w:t>
+      </w:r>
+    </w:p>
+    <w:bookmarkEnd w:id="20"/>
+    <w:bookmarkEnd w:id="21"/>
+    <w:bookmarkStart w:id="27" w:name="randomly-selected-raw-examples"/>
     <w:p>
       <w:pPr>
         <w:pStyle w:val="Heading1"/>
@@ -443,7 +515,7 @@
         <w:t xml:space="preserve">committed run output; agent-unverified.</w:t>
       </w:r>
     </w:p>
-    <w:bookmarkStart w:id="18" w:name="example-1-success-real-zero-035-bba-t6"/>
+    <w:bookmarkStart w:id="22" w:name="example-1-success-real-zero-035-bba-t6"/>
     <w:p>
       <w:pPr>
         <w:pStyle w:val="Heading3"/>
@@ -729,8 +801,8 @@
         </w:tc>
       </w:tr>
     </w:tbl>
-    <w:bookmarkEnd w:id="18"/>
-    <w:bookmarkStart w:id="19" w:name="example-2-success-real-zero-047-aba-t6"/>
+    <w:bookmarkEnd w:id="22"/>
+    <w:bookmarkStart w:id="23" w:name="example-2-success-real-zero-047-aba-t6"/>
     <w:p>
       <w:pPr>
         <w:pStyle w:val="Heading3"/>
@@ -1016,8 +1088,8 @@
         </w:tc>
       </w:tr>
     </w:tbl>
-    <w:bookmarkEnd w:id="19"/>
-    <w:bookmarkStart w:id="20" w:name="example-3-failure-real-zero-035-bab-t6"/>
+    <w:bookmarkEnd w:id="23"/>
+    <w:bookmarkStart w:id="24" w:name="example-3-failure-real-zero-035-bab-t6"/>
     <w:p>
       <w:pPr>
         <w:pStyle w:val="Heading3"/>
@@ -1303,8 +1375,8 @@
         </w:tc>
       </w:tr>
     </w:tbl>
-    <w:bookmarkEnd w:id="20"/>
-    <w:bookmarkStart w:id="21" w:name="example-4-failure-real-zero-023-bba-t6"/>
+    <w:bookmarkEnd w:id="24"/>
+    <w:bookmarkStart w:id="25" w:name="example-4-failure-real-zero-023-bba-t6"/>
     <w:p>
       <w:pPr>
         <w:pStyle w:val="Heading3"/>
@@ -1590,8 +1662,8 @@
         </w:tc>
       </w:tr>
     </w:tbl>
-    <w:bookmarkEnd w:id="21"/>
-    <w:bookmarkStart w:id="22" w:name="X08d12fc239e1304c729fa2c498dcd7bd419b671"/>
+    <w:bookmarkEnd w:id="25"/>
+    <w:bookmarkStart w:id="26" w:name="X08d12fc239e1304c729fa2c498dcd7bd419b671"/>
     <w:p>
       <w:pPr>
         <w:pStyle w:val="Heading3"/>
@@ -1884,9 +1956,9 @@
         </w:pict>
       </w:r>
     </w:p>
-    <w:bookmarkEnd w:id="22"/>
-    <w:bookmarkEnd w:id="23"/>
-    <w:bookmarkStart w:id="30" w:name="motivation-and-research-question"/>
+    <w:bookmarkEnd w:id="26"/>
+    <w:bookmarkEnd w:id="27"/>
+    <w:bookmarkStart w:id="34" w:name="motivation-and-research-question"/>
     <w:p>
       <w:pPr>
         <w:pStyle w:val="Heading1"/>
@@ -1931,7 +2003,7 @@
         <w:t xml:space="preserve">the model’s answer?</w:t>
       </w:r>
     </w:p>
-    <w:bookmarkStart w:id="24" w:name="what-j-lens-is-briefly"/>
+    <w:bookmarkStart w:id="28" w:name="what-j-lens-is-briefly"/>
     <w:p>
       <w:pPr>
         <w:pStyle w:val="Heading2"/>
@@ -1948,8 +2020,8 @@
         <w:t xml:space="preserve">J-Lens is defined from first principles in §2.1.</w:t>
       </w:r>
     </w:p>
-    <w:bookmarkEnd w:id="24"/>
-    <w:bookmarkStart w:id="28" w:name="X44758b870a0731464fb2764574cc64fea7fcb2d"/>
+    <w:bookmarkEnd w:id="28"/>
+    <w:bookmarkStart w:id="32" w:name="X44758b870a0731464fb2764574cc64fea7fcb2d"/>
     <w:p>
       <w:pPr>
         <w:pStyle w:val="Heading2"/>
@@ -2055,18 +2127,18 @@
           <wp:inline>
             <wp:extent cx="4373880" cy="2142308"/>
             <wp:effectExtent b="0" l="0" r="0" t="0"/>
-            <wp:docPr descr="The binding problem: two prompts, the same four concepts, opposite pairings. Only the pairing distinguishes them, so only a reader of the relation can tell them apart." title="" id="26" name="Picture"/>
+            <wp:docPr descr="The binding problem: two prompts, the same four concepts, opposite pairings. Only the pairing distinguishes them, so only a reader of the relation can tell them apart." title="" id="30" name="Picture"/>
             <a:graphic>
               <a:graphicData uri="http://schemas.openxmlformats.org/drawingml/2006/picture">
                 <pic:pic>
                   <pic:nvPicPr>
-                    <pic:cNvPr descr="results/figures/binding-concept/fig1-binding-problem.png" id="27" name="Picture"/>
+                    <pic:cNvPr descr="results/figures/binding-concept/fig1-binding-problem.png" id="31" name="Picture"/>
                     <pic:cNvPicPr>
                       <a:picLocks noChangeArrowheads="1" noChangeAspect="1"/>
                     </pic:cNvPicPr>
                   </pic:nvPicPr>
                   <pic:blipFill>
-                    <a:blip r:embed="rId25"/>
+                    <a:blip r:embed="rId29"/>
                     <a:stretch>
                       <a:fillRect/>
                     </a:stretch>
@@ -2304,8 +2376,8 @@
         <w:t xml:space="preserve">selection, not a linearly decodable stored binding.</w:t>
       </w:r>
     </w:p>
-    <w:bookmarkEnd w:id="28"/>
-    <w:bookmarkStart w:id="29" w:name="the-gap"/>
+    <w:bookmarkEnd w:id="32"/>
+    <w:bookmarkStart w:id="33" w:name="the-gap"/>
     <w:p>
       <w:pPr>
         <w:pStyle w:val="Heading2"/>
@@ -2383,9 +2455,9 @@
         </w:pict>
       </w:r>
     </w:p>
-    <w:bookmarkEnd w:id="29"/>
-    <w:bookmarkEnd w:id="30"/>
-    <w:bookmarkStart w:id="43" w:name="method"/>
+    <w:bookmarkEnd w:id="33"/>
+    <w:bookmarkEnd w:id="34"/>
+    <w:bookmarkStart w:id="47" w:name="method"/>
     <w:p>
       <w:pPr>
         <w:pStyle w:val="Heading1"/>
@@ -2496,7 +2568,7 @@
         <w:t xml:space="preserve">turns out to be the interesting part, this project has failed.</w:t>
       </w:r>
     </w:p>
-    <w:bookmarkStart w:id="31" w:name="X57525b78a038dd7677b74b2cd929c744f8e7d70"/>
+    <w:bookmarkStart w:id="35" w:name="X57525b78a038dd7677b74b2cd929c744f8e7d70"/>
     <w:p>
       <w:pPr>
         <w:pStyle w:val="Heading2"/>
@@ -2921,8 +2993,8 @@
         <w:t xml:space="preserve">question with no obvious answer in either direction.</w:t>
       </w:r>
     </w:p>
-    <w:bookmarkEnd w:id="31"/>
-    <w:bookmarkStart w:id="32" w:name="substrate-model-lens-and-environment"/>
+    <w:bookmarkEnd w:id="35"/>
+    <w:bookmarkStart w:id="36" w:name="substrate-model-lens-and-environment"/>
     <w:p>
       <w:pPr>
         <w:pStyle w:val="Heading2"/>
@@ -3596,8 +3668,8 @@
         <w:t xml:space="preserve">8.51 GB of 47.7 GB — headroom is not a constraint on this design.</w:t>
       </w:r>
     </w:p>
-    <w:bookmarkEnd w:id="32"/>
-    <w:bookmarkStart w:id="33" w:name="Xe108057b195fe3c9ce8721c4dbab2e15b618e33"/>
+    <w:bookmarkEnd w:id="36"/>
+    <w:bookmarkStart w:id="37" w:name="Xe108057b195fe3c9ce8721c4dbab2e15b618e33"/>
     <w:p>
       <w:pPr>
         <w:pStyle w:val="Heading2"/>
@@ -4225,8 +4297,8 @@
         <w:t xml:space="preserve">, and are never tuned on.</w:t>
       </w:r>
     </w:p>
-    <w:bookmarkEnd w:id="33"/>
-    <w:bookmarkStart w:id="34" w:name="Xca73d2c970aa0db9760c2d5b75ab5af6c348063"/>
+    <w:bookmarkEnd w:id="37"/>
+    <w:bookmarkStart w:id="38" w:name="Xca73d2c970aa0db9760c2d5b75ab5af6c348063"/>
     <w:p>
       <w:pPr>
         <w:pStyle w:val="Heading2"/>
@@ -4599,8 +4671,8 @@
         <w:t xml:space="preserve">contaminated and undetermined references respectively.</w:t>
       </w:r>
     </w:p>
-    <w:bookmarkEnd w:id="34"/>
-    <w:bookmarkStart w:id="42" w:name="arms-metrics-and-controls"/>
+    <w:bookmarkEnd w:id="38"/>
+    <w:bookmarkStart w:id="46" w:name="arms-metrics-and-controls"/>
     <w:p>
       <w:pPr>
         <w:pStyle w:val="Heading2"/>
@@ -4618,18 +4690,18 @@
           <wp:inline>
             <wp:extent cx="4373880" cy="2767148"/>
             <wp:effectExtent b="0" l="0" r="0" t="0"/>
-            <wp:docPr descr="Three instruments on the same residual: the supervised difference-in-means probe as ceiling, J-Lens as the unsupervised reader, and the logit lens as floor." title="" id="36" name="Picture"/>
+            <wp:docPr descr="Three instruments on the same residual: the supervised difference-in-means probe as ceiling, J-Lens as the unsupervised reader, and the logit lens as floor." title="" id="40" name="Picture"/>
             <a:graphic>
               <a:graphicData uri="http://schemas.openxmlformats.org/drawingml/2006/picture">
                 <pic:pic>
                   <pic:nvPicPr>
-                    <pic:cNvPr descr="results/figures/binding-concept/fig3-three-instruments.png" id="37" name="Picture"/>
+                    <pic:cNvPr descr="results/figures/binding-concept/fig3-three-instruments.png" id="41" name="Picture"/>
                     <pic:cNvPicPr>
                       <a:picLocks noChangeArrowheads="1" noChangeAspect="1"/>
                     </pic:cNvPicPr>
                   </pic:nvPicPr>
                   <pic:blipFill>
-                    <a:blip r:embed="rId35"/>
+                    <a:blip r:embed="rId39"/>
                     <a:stretch>
                       <a:fillRect/>
                     </a:stretch>
@@ -4664,7 +4736,7 @@
         <w:t xml:space="preserve">Three instruments on the same residual: the supervised difference-in-means probe as ceiling, J-Lens as the unsupervised reader, and the logit lens as floor.</w:t>
       </w:r>
     </w:p>
-    <w:bookmarkStart w:id="38" w:name="three-arms"/>
+    <w:bookmarkStart w:id="42" w:name="three-arms"/>
     <w:p>
       <w:pPr>
         <w:pStyle w:val="Heading3"/>
@@ -5046,8 +5118,8 @@
         <w:t xml:space="preserve">passive script.)</w:t>
       </w:r>
     </w:p>
-    <w:bookmarkEnd w:id="38"/>
-    <w:bookmarkStart w:id="39" w:name="metrics"/>
+    <w:bookmarkEnd w:id="42"/>
+    <w:bookmarkStart w:id="43" w:name="metrics"/>
     <w:p>
       <w:pPr>
         <w:pStyle w:val="Heading3"/>
@@ -5336,8 +5408,8 @@
         <w:t xml:space="preserve">never form a vocabulary rank and are unaffected.</w:t>
       </w:r>
     </w:p>
-    <w:bookmarkEnd w:id="39"/>
-    <w:bookmarkStart w:id="40" w:name="baselines-and-controls"/>
+    <w:bookmarkEnd w:id="43"/>
+    <w:bookmarkStart w:id="44" w:name="baselines-and-controls"/>
     <w:p>
       <w:pPr>
         <w:pStyle w:val="Heading3"/>
@@ -6297,8 +6369,8 @@
         <w:t xml:space="preserve">11–357 at its selected layers.</w:t>
       </w:r>
     </w:p>
-    <w:bookmarkEnd w:id="40"/>
-    <w:bookmarkStart w:id="41" w:name="Xf1357951e2d3a6b81edaa0ff5b599eb419d4d06"/>
+    <w:bookmarkEnd w:id="44"/>
+    <w:bookmarkStart w:id="45" w:name="Xf1357951e2d3a6b81edaa0ff5b599eb419d4d06"/>
     <w:p>
       <w:pPr>
         <w:pStyle w:val="Heading3"/>
@@ -6415,10 +6487,10 @@
         </w:pict>
       </w:r>
     </w:p>
-    <w:bookmarkEnd w:id="41"/>
-    <w:bookmarkEnd w:id="42"/>
-    <w:bookmarkEnd w:id="43"/>
-    <w:bookmarkStart w:id="44" w:name="preregistration-and-what-was-frozen-when"/>
+    <w:bookmarkEnd w:id="45"/>
+    <w:bookmarkEnd w:id="46"/>
+    <w:bookmarkEnd w:id="47"/>
+    <w:bookmarkStart w:id="48" w:name="preregistration-and-what-was-frozen-when"/>
     <w:p>
       <w:pPr>
         <w:pStyle w:val="Heading1"/>
@@ -6806,8 +6878,8 @@
         </w:pict>
       </w:r>
     </w:p>
-    <w:bookmarkEnd w:id="44"/>
-    <w:bookmarkStart w:id="54" w:name="results"/>
+    <w:bookmarkEnd w:id="48"/>
+    <w:bookmarkStart w:id="58" w:name="results"/>
     <w:p>
       <w:pPr>
         <w:pStyle w:val="Heading1"/>
@@ -6816,7 +6888,7 @@
         <w:t xml:space="preserve">4. Results</w:t>
       </w:r>
     </w:p>
-    <w:bookmarkStart w:id="45" w:name="behavioral-eligibility"/>
+    <w:bookmarkStart w:id="49" w:name="behavioral-eligibility"/>
     <w:p>
       <w:pPr>
         <w:pStyle w:val="Heading2"/>
@@ -7102,8 +7174,8 @@
         <w:t xml:space="preserve">already on its way.</w:t>
       </w:r>
     </w:p>
-    <w:bookmarkEnd w:id="45"/>
-    <w:bookmarkStart w:id="50" w:name="X6f6fe317ba0cb18ffb6dfc71314c6d0ee2f4a72"/>
+    <w:bookmarkEnd w:id="49"/>
+    <w:bookmarkStart w:id="54" w:name="X6f6fe317ba0cb18ffb6dfc71314c6d0ee2f4a72"/>
     <w:p>
       <w:pPr>
         <w:pStyle w:val="Heading2"/>
@@ -7411,12 +7483,12 @@
           <wp:inline>
             <wp:extent cx="4373880" cy="2672926"/>
             <wp:effectExtent b="0" l="0" r="0" t="0"/>
-            <wp:docPr descr="Direction score by position on frozen held-out: both lenses rise at the relation-completing token and track the model’s own next-token preference; the randomised transport stays at chance." title="" id="46" name="Picture"/>
+            <wp:docPr descr="Direction score by position on frozen held-out: both lenses rise at the relation-completing token and track the model’s own next-token preference; the randomised transport stays at chance." title="" id="50" name="Picture"/>
             <a:graphic>
               <a:graphicData uri="http://schemas.openxmlformats.org/drawingml/2006/picture">
                 <pic:pic>
                   <pic:nvPicPr>
-                    <pic:cNvPr descr="results/figures/stage3-frac-by-position.png" id="47" name="Picture"/>
+                    <pic:cNvPr descr="results/figures/stage3-frac-by-position.png" id="51" name="Picture"/>
                     <pic:cNvPicPr>
                       <a:picLocks noChangeArrowheads="1" noChangeAspect="1"/>
                     </pic:cNvPicPr>
@@ -7847,12 +7919,12 @@
           <wp:inline>
             <wp:extent cx="4373880" cy="2870358"/>
             <wp:effectExtent b="0" l="0" r="0" t="0"/>
-            <wp:docPr descr="On records where the model’s own developing preference is wrong, every passive readout is wrong with it." title="" id="48" name="Picture"/>
+            <wp:docPr descr="On records where the model’s own developing preference is wrong, every passive readout is wrong with it." title="" id="52" name="Picture"/>
             <a:graphic>
               <a:graphicData uri="http://schemas.openxmlformats.org/drawingml/2006/picture">
                 <pic:pic>
                   <pic:nvPicPr>
-                    <pic:cNvPr descr="results/figures/stage3-discriminating-set.png" id="49" name="Picture"/>
+                    <pic:cNvPr descr="results/figures/stage3-discriminating-set.png" id="53" name="Picture"/>
                     <pic:cNvPicPr>
                       <a:picLocks noChangeArrowheads="1" noChangeAspect="1"/>
                     </pic:cNvPicPr>
@@ -8330,8 +8402,8 @@
         <w:t xml:space="preserve">instrument, not the model.</w:t>
       </w:r>
     </w:p>
-    <w:bookmarkEnd w:id="50"/>
-    <w:bookmarkStart w:id="51" w:name="layerwise-structure"/>
+    <w:bookmarkEnd w:id="54"/>
+    <w:bookmarkStart w:id="55" w:name="layerwise-structure"/>
     <w:p>
       <w:pPr>
         <w:pStyle w:val="Heading2"/>
@@ -8465,8 +8537,8 @@
         <w:t xml:space="preserve">relation-completing token and is finished by the question mark.</w:t>
       </w:r>
     </w:p>
-    <w:bookmarkEnd w:id="51"/>
-    <w:bookmarkStart w:id="52" w:name="controls"/>
+    <w:bookmarkEnd w:id="55"/>
+    <w:bookmarkStart w:id="56" w:name="controls"/>
     <w:p>
       <w:pPr>
         <w:pStyle w:val="Heading2"/>
@@ -8743,8 +8815,8 @@
         </w:tc>
       </w:tr>
     </w:tbl>
-    <w:bookmarkEnd w:id="52"/>
-    <w:bookmarkStart w:id="53" w:name="causal-arm"/>
+    <w:bookmarkEnd w:id="56"/>
+    <w:bookmarkStart w:id="57" w:name="causal-arm"/>
     <w:p>
       <w:pPr>
         <w:pStyle w:val="Heading2"/>
@@ -8864,9 +8936,9 @@
         </w:pict>
       </w:r>
     </w:p>
-    <w:bookmarkEnd w:id="53"/>
-    <w:bookmarkEnd w:id="54"/>
-    <w:bookmarkStart w:id="55" w:name="error-analysis"/>
+    <w:bookmarkEnd w:id="57"/>
+    <w:bookmarkEnd w:id="58"/>
+    <w:bookmarkStart w:id="59" w:name="error-analysis"/>
     <w:p>
       <w:pPr>
         <w:pStyle w:val="Heading1"/>
@@ -9023,8 +9095,8 @@
         </w:pict>
       </w:r>
     </w:p>
-    <w:bookmarkEnd w:id="55"/>
-    <w:bookmarkStart w:id="56" w:name="sanity-checks-and-red-teaming"/>
+    <w:bookmarkEnd w:id="59"/>
+    <w:bookmarkStart w:id="60" w:name="sanity-checks-and-red-teaming"/>
     <w:p>
       <w:pPr>
         <w:pStyle w:val="Heading1"/>
@@ -9587,8 +9659,8 @@
         </w:pict>
       </w:r>
     </w:p>
-    <w:bookmarkEnd w:id="56"/>
-    <w:bookmarkStart w:id="57" w:name="limitations"/>
+    <w:bookmarkEnd w:id="60"/>
+    <w:bookmarkStart w:id="61" w:name="limitations"/>
     <w:p>
       <w:pPr>
         <w:pStyle w:val="Heading1"/>
@@ -9720,8 +9792,8 @@
         </w:pict>
       </w:r>
     </w:p>
-    <w:bookmarkEnd w:id="57"/>
-    <w:bookmarkStart w:id="58" w:name="what-i-would-do-next"/>
+    <w:bookmarkEnd w:id="61"/>
+    <w:bookmarkStart w:id="62" w:name="what-i-would-do-next"/>
     <w:p>
       <w:pPr>
         <w:pStyle w:val="Heading1"/>
@@ -9861,8 +9933,8 @@
         </w:pict>
       </w:r>
     </w:p>
-    <w:bookmarkEnd w:id="58"/>
-    <w:bookmarkStart w:id="59" w:name="reproducibility"/>
+    <w:bookmarkEnd w:id="62"/>
+    <w:bookmarkStart w:id="63" w:name="reproducibility"/>
     <w:p>
       <w:pPr>
         <w:pStyle w:val="Heading1"/>
@@ -10315,8 +10387,8 @@
         </w:pict>
       </w:r>
     </w:p>
-    <w:bookmarkEnd w:id="59"/>
-    <w:bookmarkStart w:id="60" w:name="time-accounting"/>
+    <w:bookmarkEnd w:id="63"/>
+    <w:bookmarkStart w:id="64" w:name="time-accounting"/>
     <w:p>
       <w:pPr>
         <w:pStyle w:val="Heading1"/>
@@ -10546,8 +10618,8 @@
         </w:pict>
       </w:r>
     </w:p>
-    <w:bookmarkEnd w:id="60"/>
-    <w:bookmarkStart w:id="61" w:name="appendix-where-everything-lives"/>
+    <w:bookmarkEnd w:id="64"/>
+    <w:bookmarkStart w:id="65" w:name="appendix-where-everything-lives"/>
     <w:p>
       <w:pPr>
         <w:pStyle w:val="Heading1"/>
@@ -10654,7 +10726,7 @@
         <w:t xml:space="preserve">.</w:t>
       </w:r>
     </w:p>
-    <w:bookmarkEnd w:id="61"/>
+    <w:bookmarkEnd w:id="65"/>
     <w:sectPr>
       <w:pgMar w:bottom="1020" w:left="1134" w:right="1134" w:top="1020"/>
     </w:sectPr>

--- a/writeup/mats12-report.docx
+++ b/writeup/mats12-report.docx
@@ -120,7 +120,7 @@
         <w:t xml:space="preserve"> </w:t>
       </w:r>
       <w:r>
-        <w:t xml:space="preserve">J-Lens scoore 0.781 vs 0.519 for a shuffled-label control end of the fact token. But the next token for the same position is 0.800. On the records where the model is wrong, the lnes redcues to 0.344 and 0.125, well below chance.</w:t>
+        <w:t xml:space="preserve">J-Lens scoore 0.781 vs 0.519 for a shuffled-label control end of the fact token. But the next token for the same position is 0.800. On the records where the model is wrong, the lens reduces to 0.344 and 0.125, well below chance.</w:t>
       </w:r>
       <w:r>
         <w:br/>

--- a/writeup/mats12-report.docx
+++ b/writeup/mats12-report.docx
@@ -102,7 +102,7 @@
         <w:t xml:space="preserve"> </w:t>
       </w:r>
       <w:r>
-        <w:t xml:space="preserve">For my experiment I used Qwen3.5-4B with the released pre-fitted J-Lens. Qwen3.5-4B has 32 layers (0-31), with layer 31 being the final answer. J-Lens can read from any of the layers. Using the development dataset, I probed at various points in the prompt: after the facts, during the question, at the question mark, and right before the answer colon. At each of these point I measured the margin. I then froze the layer with the best margin at each position in the sentence.</w:t>
+        <w:t xml:space="preserve">For my experiment I used Qwen3.5-4B with the released pre-fitted J-Lens. Qwen3.5-4B has 32 layers (0-31), with layer 31 being the final answer. J-Lens can read from any of the layers. Using the development dataset, I probed at various points in the prompt: after the facts, during the question, at the question mark, and right before the answer colon. At each of these point I measured the margin. I then froze the layer with the best margin at each position in the sentence. While running the lens I also saved the model’s own answer preference at the same spot, so I could later check the lens on the records where the model itself was leaning wrong.</w:t>
       </w:r>
       <w:r>
         <w:t xml:space="preserve"> </w:t>

--- a/writeup/mats12-report.docx
+++ b/writeup/mats12-report.docx
@@ -120,7 +120,7 @@
         <w:t xml:space="preserve"> </w:t>
       </w:r>
       <w:r>
-        <w:t xml:space="preserve">J-Lens scoore 0.781 vs 0.519 for a shuffled-label control end of the fact token. But the next token for the same position is 0.800. On the records where the model is wrong, the lens reduces to 0.344 and 0.125, well below chance.</w:t>
+        <w:t xml:space="preserve">J-Lens scoore 0.781 vs 0.519 for a shuffled-label control end of the fact token. But the next token for the same position is 0.800. On the records where the model is wrong, the lens reduces to 0.344 and 0.125, well below chance. A probe trained with the answer key read 0.525 at the same spot where J-Lens read 0.781, so there was no binding signal there for it to find. Put together, the lens was guessing the model’s answer, not reading its memory.</w:t>
       </w:r>
       <w:r>
         <w:br/>

--- a/writeup/mats12-report.docx
+++ b/writeup/mats12-report.docx
@@ -120,7 +120,7 @@
         <w:t xml:space="preserve"> </w:t>
       </w:r>
       <w:r>
-        <w:t xml:space="preserve">J-Lens scoore 0.781 vs 0.519 for a shuffled-label control end of the fact token. But the next token for the same position is 0.800. On the records where the model is wrong, the lens reduces to 0.344 and 0.125, well below chance. A probe trained with the answer key read 0.525 at the same spot where J-Lens read 0.781, so there was no binding signal there for it to find. Put together, the lens was guessing the model’s answer, not reading its memory.</w:t>
+        <w:t xml:space="preserve">J-Lens scoore 0.781 vs 0.519 for a shuffled-label control end of the fact token. But the next token for the same position is 0.800. On the records where the model is wrong, the lens reduces to 0.344 and 0.125, well below chance. A probe trained with the answer key read 0.525 at the same spot where J-Lens read 0.781, so there was no binding signal there for it to find. My intuition here tells me the lens was guessing the model’s answer, not reading its memory.</w:t>
       </w:r>
       <w:r>
         <w:br/>
@@ -218,13 +218,11 @@
       <w:r>
         <w:t xml:space="preserve">## Experiment 1 — Does J-Lens beat the logit lens at binding?</w:t>
       </w:r>
-    </w:p>
-    <w:p>
-      <w:pPr>
-        <w:pStyle w:val="BodyText"/>
-      </w:pPr>
-      <w:r>
-        <w:t xml:space="preserve">I ran J-Lens and the logit lens on the same 160 held-out prompts at the frozen layers. J-Lens scored 0.781 and the logit lens 0.688, against a 0.519 shuffled-label control. Both beat the control. But the model’s own next-token guess at the same spot was already 0.800, so this alone does not show that either lens read the binding.</w:t>
+      <w:r>
+        <w:t xml:space="preserve"> </w:t>
+      </w:r>
+      <w:r>
+        <w:t xml:space="preserve">The dataset had 50 prompt pairs: 10 for development (40 records) and 40 held out (160 records), not looked at until the layers and positions were frozen. I ran J-Lens and the logit lens on the held-out records at the frozen positions and layers. The logit lens here is the same code with the Jacobian switched off, so the only thing that differs between the two is the Jacobian. At the relation token J-Lens scored 0.781 and the logit lens 0.688, both against a 0.519 shuffled-label control; at the question mark the logit lens was ahead, 0.738 to 0.669. Both beat the control, but the model’s own next-token leaning was already right 80% of the time at that same spot. So on picking the right city it is a wash. Where J-Lens clearly wins is ranking: it puts the correct city at rank 35 of 248K, the logit lens near 1,000. Even so, it still does not appear to be reading any bindings at these layers.</w:t>
       </w:r>
     </w:p>
     <w:bookmarkEnd w:id="16"/>

--- a/writeup/mats12-report.docx
+++ b/writeup/mats12-report.docx
@@ -34,7 +34,7 @@
         <w:t xml:space="preserve">September 2026</w:t>
       </w:r>
     </w:p>
-    <w:bookmarkStart w:id="21" w:name="executive-summary"/>
+    <w:bookmarkStart w:id="16" w:name="executive-summary"/>
     <w:p>
       <w:pPr>
         <w:pStyle w:val="Heading1"/>
@@ -43,13 +43,13 @@
         <w:t xml:space="preserve">Executive summary</w:t>
       </w:r>
     </w:p>
-    <w:bookmarkStart w:id="9" w:name="research-question"/>
+    <w:bookmarkStart w:id="15" w:name="what-problem-am-i-trying-to-solve"/>
     <w:p>
       <w:pPr>
         <w:pStyle w:val="Heading2"/>
       </w:pPr>
       <w:r>
-        <w:t xml:space="preserve">Research Question</w:t>
+        <w:t xml:space="preserve">What problem am I trying to solve?</w:t>
       </w:r>
     </w:p>
     <w:p>
@@ -57,31 +57,7 @@
         <w:pStyle w:val="FirstParagraph"/>
       </w:pPr>
       <w:r>
-        <w:t xml:space="preserve">J-Lens can show you the vocabulary and the bag of concepts at each step or layer, but is it able to read out the binding information, or is it just predicting what the model is about to answer?</w:t>
-      </w:r>
-    </w:p>
-    <w:bookmarkEnd w:id="9"/>
-    <w:bookmarkStart w:id="16" w:name="what-problem-am-i-trying-to-solve"/>
-    <w:p>
-      <w:pPr>
-        <w:pStyle w:val="Heading2"/>
-      </w:pPr>
-      <w:r>
-        <w:t xml:space="preserve">What problem am I trying to solve?</w:t>
-      </w:r>
-    </w:p>
-    <w:p>
-      <w:pPr>
-        <w:pStyle w:val="FirstParagraph"/>
-      </w:pPr>
-      <w:r>
-        <w:t xml:space="preserve">How do we know if the thoughts exposed by an interpretability lens are trustworthy enough to reveal what the model actually represents? I built a small task and experiment to measure, audit, and tell the difference between a guess and the actual answer.</w:t>
-      </w:r>
-      <w:r>
-        <w:br/>
-      </w:r>
-      <w:r>
-        <w:t xml:space="preserve">To answer this question, I built a dataset of prompts. Each prompt contains a pair, such as</w:t>
+        <w:t xml:space="preserve">J-Lens can show the bag of concepts at each layer, but can it read out the binding, or is it just predicting what the model is about to answer? Each prompt holds two facts, such as</w:t>
       </w:r>
       <w:r>
         <w:t xml:space="preserve"> </w:t>
@@ -90,7 +66,7 @@
         <w:t xml:space="preserve">“Helen lives in Prague, and Mark lives in Oslo”</w:t>
       </w:r>
       <w:r>
-        <w:t xml:space="preserve">. For each prompt I swapped pairs changing who goes with what. I then used J-Lens, partway through the computation for the answer, to see if it could tell which city goes with which person. Both cities appear in every prompt, so a method that only detects concepts scores 50%, which is just chance. The intuition says that only binding-access beats chance. However, there is a second way to beat chance, and that is by predicting the answer the model is about to give. My experiment is designed to distinguish between the two.</w:t>
+        <w:t xml:space="preserve">, plus a twin with the pairing swapped. Both cities appear in every prompt, so detecting concepts alone scores 50%, chance. Reading the binding beats that, but so does predicting the answer the model is about to give. My experiment tells the two apart.</w:t>
       </w:r>
       <w:r>
         <w:t xml:space="preserve"> </w:t>
@@ -102,13 +78,7 @@
         <w:t xml:space="preserve"> </w:t>
       </w:r>
       <w:r>
-        <w:t xml:space="preserve">For my experiment I used Qwen3.5-4B with the released pre-fitted J-Lens. Qwen3.5-4B has 32 layers (0-31), with layer 31 being the final answer. J-Lens can read from any of the layers. Using the development dataset, I probed at various points in the prompt: after the facts, during the question, at the question mark, and right before the answer colon. At each of these point I measured the margin. I then froze the layer with the best margin at each position in the sentence. While running the lens I also saved the model’s own answer preference at the same spot, so I could later check the lens on the records where the model itself was leaning wrong.</w:t>
-      </w:r>
-      <w:r>
-        <w:t xml:space="preserve"> </w:t>
-      </w:r>
-      <w:r>
-        <w:t xml:space="preserve">Using the held-out data, I again probed at the frozen layers at each position to measure the margin. A positive value means the lens prefers the correct answer. The magnitude of that number measures how much it’s preferred. Of the 4 popsitions, the interesting one is just after the model is forced to start answering the question.</w:t>
+        <w:t xml:space="preserve">I used Qwen3.5-4B with the released pre-fitted J-Lens. The dataset had 50 prompt pairs: 10 for development (40 records) and 40 held out (160 records), not looked at until the layers and positions were frozen. On development records I read the lens at four spots, measured the margin (correct city minus swapped city), and froze the best layer at each spot. While running the lens I also saved the model’s own answer preference at each spot, to later check the lens where the model itself leaned wrong. Then I read the held-out records once at those settings. The logit lens is the same code with the Jacobian switched off.</w:t>
       </w:r>
       <w:r>
         <w:t xml:space="preserve"> </w:t>
@@ -120,7 +90,7 @@
         <w:t xml:space="preserve"> </w:t>
       </w:r>
       <w:r>
-        <w:t xml:space="preserve">J-Lens scoore 0.781 vs 0.519 for a shuffled-label control end of the fact token. But the next token for the same position is 0.800. On the records where the model is wrong, the lens reduces to 0.344 and 0.125, well below chance. A probe trained with the answer key read 0.525 at the same spot where J-Lens read 0.781, so there was no binding signal there for it to find. My intuition here tells me the lens was guessing the model’s answer, not reading its memory.</w:t>
+        <w:t xml:space="preserve">At the relation token J-Lens picked the correct city 0.781 of the time, against a 0.519 shuffled-label control. But the model’s own next-token leaning was already right 0.800 of the time there, so beating the control alone does not show a read.</w:t>
       </w:r>
       <w:r>
         <w:br/>
@@ -130,18 +100,18 @@
           <wp:inline>
             <wp:extent cx="4267200" cy="2607733"/>
             <wp:effectExtent b="0" l="0" r="0" t="0"/>
-            <wp:docPr descr="Direction score by position on frozen held-out data (n=160): both lenses rise at the token that pins down the answer and track the model’s own next-token preference; the shuffled-label and random-transport controls stay at chance." title="" id="11" name="Picture"/>
+            <wp:docPr descr="Direction score by position on frozen held-out data (n=160): both lenses rise at the token that pins down the answer and track the model’s own next-token preference; the shuffled-label and random-transport controls stay at chance." title="" id="10" name="Picture"/>
             <a:graphic>
               <a:graphicData uri="http://schemas.openxmlformats.org/drawingml/2006/picture">
                 <pic:pic>
                   <pic:nvPicPr>
-                    <pic:cNvPr descr="results/figures/stage3-frac-by-position.png" id="12" name="Picture"/>
+                    <pic:cNvPr descr="results/figures/stage3-frac-by-position.png" id="11" name="Picture"/>
                     <pic:cNvPicPr>
                       <a:picLocks noChangeArrowheads="1" noChangeAspect="1"/>
                     </pic:cNvPicPr>
                   </pic:nvPicPr>
                   <pic:blipFill>
-                    <a:blip r:embed="rId10"/>
+                    <a:blip r:embed="rId9"/>
                     <a:stretch>
                       <a:fillRect/>
                     </a:stretch>
@@ -175,18 +145,18 @@
           <wp:inline>
             <wp:extent cx="4267200" cy="2800349"/>
             <wp:effectExtent b="0" l="0" r="0" t="0"/>
-            <wp:docPr descr="J-Lens accuracy on held-out records, split by whether the model itself was leaning right or wrong. Where the model leaned wrong, every passive readout followed it below chance." title="" id="14" name="Picture"/>
+            <wp:docPr descr="J-Lens accuracy on held-out records, split by whether the model itself was leaning right or wrong. Where the model leaned wrong, every passive readout followed it below chance." title="" id="13" name="Picture"/>
             <a:graphic>
               <a:graphicData uri="http://schemas.openxmlformats.org/drawingml/2006/picture">
                 <pic:pic>
                   <pic:nvPicPr>
-                    <pic:cNvPr descr="results/figures/stage3-discriminating-set.png" id="15" name="Picture"/>
+                    <pic:cNvPr descr="results/figures/stage3-discriminating-set.png" id="14" name="Picture"/>
                     <pic:cNvPicPr>
                       <a:picLocks noChangeArrowheads="1" noChangeAspect="1"/>
                     </pic:cNvPicPr>
                   </pic:nvPicPr>
                   <pic:blipFill>
-                    <a:blip r:embed="rId13"/>
+                    <a:blip r:embed="rId12"/>
                     <a:stretch>
                       <a:fillRect/>
                     </a:stretch>
@@ -222,53 +192,37 @@
         <w:t xml:space="preserve"> </w:t>
       </w:r>
       <w:r>
-        <w:t xml:space="preserve">The dataset had 50 prompt pairs: 10 for development (40 records) and 40 held out (160 records), not looked at until the layers and positions were frozen. I ran J-Lens and the logit lens on the held-out records at the frozen positions and layers. The logit lens here is the same code with the Jacobian switched off, so the only thing that differs between the two is the Jacobian. At the relation token J-Lens scored 0.781 and the logit lens 0.688, both against a 0.519 shuffled-label control; at the question mark the logit lens was ahead, 0.738 to 0.669. Both beat the control, but the model’s own next-token leaning was already right 80% of the time at that same spot. So on picking the right city it is a wash. Where J-Lens clearly wins is ranking: it puts the correct city at rank 35 of 248K, the logit lens near 1,000. Even so, it still does not appear to be reading any bindings at these layers.</w:t>
-      </w:r>
-    </w:p>
-    <w:bookmarkEnd w:id="16"/>
-    <w:bookmarkStart w:id="17" w:name="experiment-2-do-the-controls-hold"/>
-    <w:p>
-      <w:pPr>
-        <w:pStyle w:val="Heading2"/>
-      </w:pPr>
-      <w:r>
-        <w:t xml:space="preserve">Experiment 2 — Do the controls hold?</w:t>
-      </w:r>
-    </w:p>
-    <w:p>
-      <w:pPr>
-        <w:pStyle w:val="FirstParagraph"/>
-      </w:pPr>
-      <w:r>
-        <w:t xml:space="preserve">Two controls ran on every read. Shuffling the labels scored about 0.52. Putting a random map of the same size in place of J-Lens scored about 0.50. Both sit at chance, so the score in Experiment 1 is not coming from the pipeline itself.</w:t>
-      </w:r>
-    </w:p>
-    <w:bookmarkEnd w:id="17"/>
-    <w:bookmarkStart w:id="18" w:name="X444d33cdc79da0ce4be1444b3a46153c51831c6"/>
-    <w:p>
-      <w:pPr>
-        <w:pStyle w:val="Heading2"/>
-      </w:pPr>
-      <w:r>
-        <w:t xml:space="preserve">Experiment 3 — What replaced the causal test</w:t>
-      </w:r>
-    </w:p>
-    <w:p>
-      <w:pPr>
-        <w:pStyle w:val="FirstParagraph"/>
-      </w:pPr>
-      <w:r>
-        <w:t xml:space="preserve">The causal test could not run: the released J-Lens code gives no way to separate its part of the residual from the rest. In its place I used the records where the model’s own guess pointed to the wrong city (32 to 40 of the 160). A lens that reads binding should still get these right. J-Lens got 0.344 and 0.125, below chance. A probe trained with the answer key read 0.525 at the same spot, so no method found a binding signal there.</w:t>
-      </w:r>
-    </w:p>
-    <w:bookmarkEnd w:id="18"/>
-    <w:bookmarkStart w:id="19" w:name="high-level-takeaways"/>
-    <w:p>
-      <w:pPr>
-        <w:pStyle w:val="Heading2"/>
-      </w:pPr>
-      <w:r>
-        <w:t xml:space="preserve">High-level takeaways</w:t>
+        <w:t xml:space="preserve">At the relation token J-Lens scored 0.781 and the logit lens 0.688; at the question mark the logit lens was ahead, 0.738 to 0.669. On picking the right city it is a wash. Where J-Lens clearly wins is ranking: it puts the correct city at rank 35, the logit lens near 1,000.</w:t>
+      </w:r>
+      <w:r>
+        <w:t xml:space="preserve"> </w:t>
+      </w:r>
+      <w:r>
+        <w:t xml:space="preserve">## Experiment 2 — Do the controls hold?</w:t>
+      </w:r>
+      <w:r>
+        <w:t xml:space="preserve"> </w:t>
+      </w:r>
+      <w:r>
+        <w:t xml:space="preserve">First, shuffled labels: I randomly reassigned which city counts as correct (fixed seed) and re-graded. That gave 0.52 and 0.556 at the two spots. Second, a random matrix in place of the J-Lens matrix, same pipeline: direction 0.475-0.537 everywhere and median rank 130K-206K, versus 35 for the real matrix.</w:t>
+      </w:r>
+      <w:r>
+        <w:t xml:space="preserve"> </w:t>
+      </w:r>
+      <w:r>
+        <w:t xml:space="preserve">## Experiment 3 — What replaced the causal test</w:t>
+      </w:r>
+      <w:r>
+        <w:t xml:space="preserve"> </w:t>
+      </w:r>
+      <w:r>
+        <w:t xml:space="preserve">The causal test could not run: the released code cannot separate the J-Lens part of the residual from the rest. Instead I used the 32 to 40 records where the model’s own guess pointed to the wrong city. A lens that reads binding should still get these right. J-Lens got 0.344 and 0.125, below chance. An answer-key probe read 0.525 there, so no method found binding. So the lens was guessing the model’s answer, not reading its memory.</w:t>
+      </w:r>
+      <w:r>
+        <w:t xml:space="preserve"> </w:t>
+      </w:r>
+      <w:r>
+        <w:t xml:space="preserve">## High-level takeaways</w:t>
       </w:r>
     </w:p>
     <w:p>
@@ -280,7 +234,7 @@
         </w:numPr>
       </w:pPr>
       <w:r>
-        <w:t xml:space="preserve">On the task I tested, J-Lens does NOT read what the model has stored for bindings - it simply guesses what the model is about to say.</w:t>
+        <w:t xml:space="preserve">On this task J-Lens does NOT read stored bindings: where the model leaned wrong it followed, 0.344 and 0.125 against 0.500 chance.</w:t>
       </w:r>
       <w:r>
         <w:br/>
@@ -295,7 +249,7 @@
         </w:numPr>
       </w:pPr>
       <w:r>
-        <w:t xml:space="preserve">J-Lens scoring used by most does not catch this; my method allows you to measure whether the readings are saying more than the model’s output, making the use of a Lens more trustworthy.</w:t>
+        <w:t xml:space="preserve">Standard scoring misses this; re-scoring only where the model leans wrong shows whether a reading says more than the output.</w:t>
       </w:r>
     </w:p>
     <w:p>
@@ -307,7 +261,7 @@
         </w:numPr>
       </w:pPr>
       <w:r>
-        <w:t xml:space="preserve">A probe trained with the answer key found nothing to read at the frozen position and layers I scored.</w:t>
+        <w:t xml:space="preserve">A probe trained with the answer key read 0.525 at the frozen spot, chance: nothing there for any method to find.</w:t>
       </w:r>
     </w:p>
     <w:p>
@@ -319,45 +273,24 @@
         </w:numPr>
       </w:pPr>
       <w:r>
-        <w:t xml:space="preserve">J-Lens is better than previous lenses at ranking the right words. J-Lens vs Logit Lens had a ranking of 35 vs 1000 out of 248K words.</w:t>
+        <w:t xml:space="preserve">J-Lens beats the logit lens at ranking the right word: rank 35 versus about 1,000.</w:t>
       </w:r>
       <w:r>
         <w:br/>
       </w:r>
-    </w:p>
-    <w:p>
-      <w:pPr>
-        <w:pStyle w:val="Compact"/>
-        <w:numPr>
-          <w:ilvl w:val="0"/>
-          <w:numId w:val="1001"/>
-        </w:numPr>
-      </w:pPr>
-      <w:r>
-        <w:t xml:space="preserve">Key Limitaion: I tested just one model (Qwen3.5.4B), only tested on fitted lens, and only tested on small task.</w:t>
-      </w:r>
-    </w:p>
-    <w:bookmarkEnd w:id="19"/>
-    <w:bookmarkStart w:id="20" w:name="biggest-limitation"/>
-    <w:p>
-      <w:pPr>
-        <w:pStyle w:val="Heading2"/>
-      </w:pPr>
-      <w:r>
-        <w:t xml:space="preserve">Biggest limitation</w:t>
-      </w:r>
-    </w:p>
-    <w:p>
-      <w:pPr>
-        <w:pStyle w:val="FirstParagraph"/>
-      </w:pPr>
-      <w:r>
-        <w:t xml:space="preserve">One model, one released lens, one small task with six cities. At the position that matters most, even a probe trained with the answers found nothing, so I cannot say whether the binding is stored at some layer or position I did not read. I also did not test whether changing the residual changes the answer.</w:t>
-      </w:r>
-    </w:p>
-    <w:bookmarkEnd w:id="20"/>
-    <w:bookmarkEnd w:id="21"/>
-    <w:bookmarkStart w:id="27" w:name="randomly-selected-raw-examples"/>
+      <w:r>
+        <w:t xml:space="preserve">## Biggest limitation</w:t>
+      </w:r>
+      <w:r>
+        <w:t xml:space="preserve"> </w:t>
+      </w:r>
+      <w:r>
+        <w:t xml:space="preserve">One model, one released lens, one small six-city task. The answer-key probe found nothing at the key position, so the binding may live somewhere I did not read. I did not test whether changing the residual changes the answer.</w:t>
+      </w:r>
+    </w:p>
+    <w:bookmarkEnd w:id="15"/>
+    <w:bookmarkEnd w:id="16"/>
+    <w:bookmarkStart w:id="22" w:name="randomly-selected-raw-examples"/>
     <w:p>
       <w:pPr>
         <w:pStyle w:val="Heading1"/>
@@ -513,7 +446,7 @@
         <w:t xml:space="preserve">committed run output; agent-unverified.</w:t>
       </w:r>
     </w:p>
-    <w:bookmarkStart w:id="22" w:name="example-1-success-real-zero-035-bba-t6"/>
+    <w:bookmarkStart w:id="17" w:name="example-1-success-real-zero-035-bba-t6"/>
     <w:p>
       <w:pPr>
         <w:pStyle w:val="Heading3"/>
@@ -799,8 +732,8 @@
         </w:tc>
       </w:tr>
     </w:tbl>
-    <w:bookmarkEnd w:id="22"/>
-    <w:bookmarkStart w:id="23" w:name="example-2-success-real-zero-047-aba-t6"/>
+    <w:bookmarkEnd w:id="17"/>
+    <w:bookmarkStart w:id="18" w:name="example-2-success-real-zero-047-aba-t6"/>
     <w:p>
       <w:pPr>
         <w:pStyle w:val="Heading3"/>
@@ -1086,8 +1019,8 @@
         </w:tc>
       </w:tr>
     </w:tbl>
-    <w:bookmarkEnd w:id="23"/>
-    <w:bookmarkStart w:id="24" w:name="example-3-failure-real-zero-035-bab-t6"/>
+    <w:bookmarkEnd w:id="18"/>
+    <w:bookmarkStart w:id="19" w:name="example-3-failure-real-zero-035-bab-t6"/>
     <w:p>
       <w:pPr>
         <w:pStyle w:val="Heading3"/>
@@ -1373,8 +1306,8 @@
         </w:tc>
       </w:tr>
     </w:tbl>
-    <w:bookmarkEnd w:id="24"/>
-    <w:bookmarkStart w:id="25" w:name="example-4-failure-real-zero-023-bba-t6"/>
+    <w:bookmarkEnd w:id="19"/>
+    <w:bookmarkStart w:id="20" w:name="example-4-failure-real-zero-023-bba-t6"/>
     <w:p>
       <w:pPr>
         <w:pStyle w:val="Heading3"/>
@@ -1660,8 +1593,8 @@
         </w:tc>
       </w:tr>
     </w:tbl>
-    <w:bookmarkEnd w:id="25"/>
-    <w:bookmarkStart w:id="26" w:name="X08d12fc239e1304c729fa2c498dcd7bd419b671"/>
+    <w:bookmarkEnd w:id="20"/>
+    <w:bookmarkStart w:id="21" w:name="X08d12fc239e1304c729fa2c498dcd7bd419b671"/>
     <w:p>
       <w:pPr>
         <w:pStyle w:val="Heading3"/>
@@ -1954,9 +1887,9 @@
         </w:pict>
       </w:r>
     </w:p>
-    <w:bookmarkEnd w:id="26"/>
-    <w:bookmarkEnd w:id="27"/>
-    <w:bookmarkStart w:id="34" w:name="motivation-and-research-question"/>
+    <w:bookmarkEnd w:id="21"/>
+    <w:bookmarkEnd w:id="22"/>
+    <w:bookmarkStart w:id="29" w:name="motivation-and-research-question"/>
     <w:p>
       <w:pPr>
         <w:pStyle w:val="Heading1"/>
@@ -2001,7 +1934,7 @@
         <w:t xml:space="preserve">the model’s answer?</w:t>
       </w:r>
     </w:p>
-    <w:bookmarkStart w:id="28" w:name="what-j-lens-is-briefly"/>
+    <w:bookmarkStart w:id="23" w:name="what-j-lens-is-briefly"/>
     <w:p>
       <w:pPr>
         <w:pStyle w:val="Heading2"/>
@@ -2018,8 +1951,8 @@
         <w:t xml:space="preserve">J-Lens is defined from first principles in §2.1.</w:t>
       </w:r>
     </w:p>
-    <w:bookmarkEnd w:id="28"/>
-    <w:bookmarkStart w:id="32" w:name="X44758b870a0731464fb2764574cc64fea7fcb2d"/>
+    <w:bookmarkEnd w:id="23"/>
+    <w:bookmarkStart w:id="27" w:name="X44758b870a0731464fb2764574cc64fea7fcb2d"/>
     <w:p>
       <w:pPr>
         <w:pStyle w:val="Heading2"/>
@@ -2125,18 +2058,18 @@
           <wp:inline>
             <wp:extent cx="4373880" cy="2142308"/>
             <wp:effectExtent b="0" l="0" r="0" t="0"/>
-            <wp:docPr descr="The binding problem: two prompts, the same four concepts, opposite pairings. Only the pairing distinguishes them, so only a reader of the relation can tell them apart." title="" id="30" name="Picture"/>
+            <wp:docPr descr="The binding problem: two prompts, the same four concepts, opposite pairings. Only the pairing distinguishes them, so only a reader of the relation can tell them apart." title="" id="25" name="Picture"/>
             <a:graphic>
               <a:graphicData uri="http://schemas.openxmlformats.org/drawingml/2006/picture">
                 <pic:pic>
                   <pic:nvPicPr>
-                    <pic:cNvPr descr="results/figures/binding-concept/fig1-binding-problem.png" id="31" name="Picture"/>
+                    <pic:cNvPr descr="results/figures/binding-concept/fig1-binding-problem.png" id="26" name="Picture"/>
                     <pic:cNvPicPr>
                       <a:picLocks noChangeArrowheads="1" noChangeAspect="1"/>
                     </pic:cNvPicPr>
                   </pic:nvPicPr>
                   <pic:blipFill>
-                    <a:blip r:embed="rId29"/>
+                    <a:blip r:embed="rId24"/>
                     <a:stretch>
                       <a:fillRect/>
                     </a:stretch>
@@ -2374,8 +2307,8 @@
         <w:t xml:space="preserve">selection, not a linearly decodable stored binding.</w:t>
       </w:r>
     </w:p>
-    <w:bookmarkEnd w:id="32"/>
-    <w:bookmarkStart w:id="33" w:name="the-gap"/>
+    <w:bookmarkEnd w:id="27"/>
+    <w:bookmarkStart w:id="28" w:name="the-gap"/>
     <w:p>
       <w:pPr>
         <w:pStyle w:val="Heading2"/>
@@ -2453,9 +2386,9 @@
         </w:pict>
       </w:r>
     </w:p>
-    <w:bookmarkEnd w:id="33"/>
-    <w:bookmarkEnd w:id="34"/>
-    <w:bookmarkStart w:id="47" w:name="method"/>
+    <w:bookmarkEnd w:id="28"/>
+    <w:bookmarkEnd w:id="29"/>
+    <w:bookmarkStart w:id="42" w:name="method"/>
     <w:p>
       <w:pPr>
         <w:pStyle w:val="Heading1"/>
@@ -2566,7 +2499,7 @@
         <w:t xml:space="preserve">turns out to be the interesting part, this project has failed.</w:t>
       </w:r>
     </w:p>
-    <w:bookmarkStart w:id="35" w:name="X57525b78a038dd7677b74b2cd929c744f8e7d70"/>
+    <w:bookmarkStart w:id="30" w:name="X57525b78a038dd7677b74b2cd929c744f8e7d70"/>
     <w:p>
       <w:pPr>
         <w:pStyle w:val="Heading2"/>
@@ -2991,8 +2924,8 @@
         <w:t xml:space="preserve">question with no obvious answer in either direction.</w:t>
       </w:r>
     </w:p>
-    <w:bookmarkEnd w:id="35"/>
-    <w:bookmarkStart w:id="36" w:name="substrate-model-lens-and-environment"/>
+    <w:bookmarkEnd w:id="30"/>
+    <w:bookmarkStart w:id="31" w:name="substrate-model-lens-and-environment"/>
     <w:p>
       <w:pPr>
         <w:pStyle w:val="Heading2"/>
@@ -3666,8 +3599,8 @@
         <w:t xml:space="preserve">8.51 GB of 47.7 GB — headroom is not a constraint on this design.</w:t>
       </w:r>
     </w:p>
-    <w:bookmarkEnd w:id="36"/>
-    <w:bookmarkStart w:id="37" w:name="Xe108057b195fe3c9ce8721c4dbab2e15b618e33"/>
+    <w:bookmarkEnd w:id="31"/>
+    <w:bookmarkStart w:id="32" w:name="Xe108057b195fe3c9ce8721c4dbab2e15b618e33"/>
     <w:p>
       <w:pPr>
         <w:pStyle w:val="Heading2"/>
@@ -4295,8 +4228,8 @@
         <w:t xml:space="preserve">, and are never tuned on.</w:t>
       </w:r>
     </w:p>
-    <w:bookmarkEnd w:id="37"/>
-    <w:bookmarkStart w:id="38" w:name="Xca73d2c970aa0db9760c2d5b75ab5af6c348063"/>
+    <w:bookmarkEnd w:id="32"/>
+    <w:bookmarkStart w:id="33" w:name="Xca73d2c970aa0db9760c2d5b75ab5af6c348063"/>
     <w:p>
       <w:pPr>
         <w:pStyle w:val="Heading2"/>
@@ -4669,8 +4602,8 @@
         <w:t xml:space="preserve">contaminated and undetermined references respectively.</w:t>
       </w:r>
     </w:p>
-    <w:bookmarkEnd w:id="38"/>
-    <w:bookmarkStart w:id="46" w:name="arms-metrics-and-controls"/>
+    <w:bookmarkEnd w:id="33"/>
+    <w:bookmarkStart w:id="41" w:name="arms-metrics-and-controls"/>
     <w:p>
       <w:pPr>
         <w:pStyle w:val="Heading2"/>
@@ -4688,18 +4621,18 @@
           <wp:inline>
             <wp:extent cx="4373880" cy="2767148"/>
             <wp:effectExtent b="0" l="0" r="0" t="0"/>
-            <wp:docPr descr="Three instruments on the same residual: the supervised difference-in-means probe as ceiling, J-Lens as the unsupervised reader, and the logit lens as floor." title="" id="40" name="Picture"/>
+            <wp:docPr descr="Three instruments on the same residual: the supervised difference-in-means probe as ceiling, J-Lens as the unsupervised reader, and the logit lens as floor." title="" id="35" name="Picture"/>
             <a:graphic>
               <a:graphicData uri="http://schemas.openxmlformats.org/drawingml/2006/picture">
                 <pic:pic>
                   <pic:nvPicPr>
-                    <pic:cNvPr descr="results/figures/binding-concept/fig3-three-instruments.png" id="41" name="Picture"/>
+                    <pic:cNvPr descr="results/figures/binding-concept/fig3-three-instruments.png" id="36" name="Picture"/>
                     <pic:cNvPicPr>
                       <a:picLocks noChangeArrowheads="1" noChangeAspect="1"/>
                     </pic:cNvPicPr>
                   </pic:nvPicPr>
                   <pic:blipFill>
-                    <a:blip r:embed="rId39"/>
+                    <a:blip r:embed="rId34"/>
                     <a:stretch>
                       <a:fillRect/>
                     </a:stretch>
@@ -4734,7 +4667,7 @@
         <w:t xml:space="preserve">Three instruments on the same residual: the supervised difference-in-means probe as ceiling, J-Lens as the unsupervised reader, and the logit lens as floor.</w:t>
       </w:r>
     </w:p>
-    <w:bookmarkStart w:id="42" w:name="three-arms"/>
+    <w:bookmarkStart w:id="37" w:name="three-arms"/>
     <w:p>
       <w:pPr>
         <w:pStyle w:val="Heading3"/>
@@ -5116,8 +5049,8 @@
         <w:t xml:space="preserve">passive script.)</w:t>
       </w:r>
     </w:p>
-    <w:bookmarkEnd w:id="42"/>
-    <w:bookmarkStart w:id="43" w:name="metrics"/>
+    <w:bookmarkEnd w:id="37"/>
+    <w:bookmarkStart w:id="38" w:name="metrics"/>
     <w:p>
       <w:pPr>
         <w:pStyle w:val="Heading3"/>
@@ -5406,8 +5339,8 @@
         <w:t xml:space="preserve">never form a vocabulary rank and are unaffected.</w:t>
       </w:r>
     </w:p>
-    <w:bookmarkEnd w:id="43"/>
-    <w:bookmarkStart w:id="44" w:name="baselines-and-controls"/>
+    <w:bookmarkEnd w:id="38"/>
+    <w:bookmarkStart w:id="39" w:name="baselines-and-controls"/>
     <w:p>
       <w:pPr>
         <w:pStyle w:val="Heading3"/>
@@ -6367,8 +6300,8 @@
         <w:t xml:space="preserve">11–357 at its selected layers.</w:t>
       </w:r>
     </w:p>
-    <w:bookmarkEnd w:id="44"/>
-    <w:bookmarkStart w:id="45" w:name="Xf1357951e2d3a6b81edaa0ff5b599eb419d4d06"/>
+    <w:bookmarkEnd w:id="39"/>
+    <w:bookmarkStart w:id="40" w:name="Xf1357951e2d3a6b81edaa0ff5b599eb419d4d06"/>
     <w:p>
       <w:pPr>
         <w:pStyle w:val="Heading3"/>
@@ -6485,10 +6418,10 @@
         </w:pict>
       </w:r>
     </w:p>
-    <w:bookmarkEnd w:id="45"/>
-    <w:bookmarkEnd w:id="46"/>
-    <w:bookmarkEnd w:id="47"/>
-    <w:bookmarkStart w:id="48" w:name="preregistration-and-what-was-frozen-when"/>
+    <w:bookmarkEnd w:id="40"/>
+    <w:bookmarkEnd w:id="41"/>
+    <w:bookmarkEnd w:id="42"/>
+    <w:bookmarkStart w:id="43" w:name="preregistration-and-what-was-frozen-when"/>
     <w:p>
       <w:pPr>
         <w:pStyle w:val="Heading1"/>
@@ -6876,8 +6809,8 @@
         </w:pict>
       </w:r>
     </w:p>
-    <w:bookmarkEnd w:id="48"/>
-    <w:bookmarkStart w:id="58" w:name="results"/>
+    <w:bookmarkEnd w:id="43"/>
+    <w:bookmarkStart w:id="53" w:name="results"/>
     <w:p>
       <w:pPr>
         <w:pStyle w:val="Heading1"/>
@@ -6886,7 +6819,7 @@
         <w:t xml:space="preserve">4. Results</w:t>
       </w:r>
     </w:p>
-    <w:bookmarkStart w:id="49" w:name="behavioral-eligibility"/>
+    <w:bookmarkStart w:id="44" w:name="behavioral-eligibility"/>
     <w:p>
       <w:pPr>
         <w:pStyle w:val="Heading2"/>
@@ -7172,8 +7105,8 @@
         <w:t xml:space="preserve">already on its way.</w:t>
       </w:r>
     </w:p>
-    <w:bookmarkEnd w:id="49"/>
-    <w:bookmarkStart w:id="54" w:name="X6f6fe317ba0cb18ffb6dfc71314c6d0ee2f4a72"/>
+    <w:bookmarkEnd w:id="44"/>
+    <w:bookmarkStart w:id="49" w:name="X6f6fe317ba0cb18ffb6dfc71314c6d0ee2f4a72"/>
     <w:p>
       <w:pPr>
         <w:pStyle w:val="Heading2"/>
@@ -7481,18 +7414,18 @@
           <wp:inline>
             <wp:extent cx="4373880" cy="2672926"/>
             <wp:effectExtent b="0" l="0" r="0" t="0"/>
-            <wp:docPr descr="Direction score by position on frozen held-out: both lenses rise at the relation-completing token and track the model’s own next-token preference; the randomised transport stays at chance." title="" id="50" name="Picture"/>
+            <wp:docPr descr="Direction score by position on frozen held-out: both lenses rise at the relation-completing token and track the model’s own next-token preference; the randomised transport stays at chance." title="" id="45" name="Picture"/>
             <a:graphic>
               <a:graphicData uri="http://schemas.openxmlformats.org/drawingml/2006/picture">
                 <pic:pic>
                   <pic:nvPicPr>
-                    <pic:cNvPr descr="results/figures/stage3-frac-by-position.png" id="51" name="Picture"/>
+                    <pic:cNvPr descr="results/figures/stage3-frac-by-position.png" id="46" name="Picture"/>
                     <pic:cNvPicPr>
                       <a:picLocks noChangeArrowheads="1" noChangeAspect="1"/>
                     </pic:cNvPicPr>
                   </pic:nvPicPr>
                   <pic:blipFill>
-                    <a:blip r:embed="rId10"/>
+                    <a:blip r:embed="rId9"/>
                     <a:stretch>
                       <a:fillRect/>
                     </a:stretch>
@@ -7917,18 +7850,18 @@
           <wp:inline>
             <wp:extent cx="4373880" cy="2870358"/>
             <wp:effectExtent b="0" l="0" r="0" t="0"/>
-            <wp:docPr descr="On records where the model’s own developing preference is wrong, every passive readout is wrong with it." title="" id="52" name="Picture"/>
+            <wp:docPr descr="On records where the model’s own developing preference is wrong, every passive readout is wrong with it." title="" id="47" name="Picture"/>
             <a:graphic>
               <a:graphicData uri="http://schemas.openxmlformats.org/drawingml/2006/picture">
                 <pic:pic>
                   <pic:nvPicPr>
-                    <pic:cNvPr descr="results/figures/stage3-discriminating-set.png" id="53" name="Picture"/>
+                    <pic:cNvPr descr="results/figures/stage3-discriminating-set.png" id="48" name="Picture"/>
                     <pic:cNvPicPr>
                       <a:picLocks noChangeArrowheads="1" noChangeAspect="1"/>
                     </pic:cNvPicPr>
                   </pic:nvPicPr>
                   <pic:blipFill>
-                    <a:blip r:embed="rId13"/>
+                    <a:blip r:embed="rId12"/>
                     <a:stretch>
                       <a:fillRect/>
                     </a:stretch>
@@ -8400,8 +8333,8 @@
         <w:t xml:space="preserve">instrument, not the model.</w:t>
       </w:r>
     </w:p>
-    <w:bookmarkEnd w:id="54"/>
-    <w:bookmarkStart w:id="55" w:name="layerwise-structure"/>
+    <w:bookmarkEnd w:id="49"/>
+    <w:bookmarkStart w:id="50" w:name="layerwise-structure"/>
     <w:p>
       <w:pPr>
         <w:pStyle w:val="Heading2"/>
@@ -8535,8 +8468,8 @@
         <w:t xml:space="preserve">relation-completing token and is finished by the question mark.</w:t>
       </w:r>
     </w:p>
-    <w:bookmarkEnd w:id="55"/>
-    <w:bookmarkStart w:id="56" w:name="controls"/>
+    <w:bookmarkEnd w:id="50"/>
+    <w:bookmarkStart w:id="51" w:name="controls"/>
     <w:p>
       <w:pPr>
         <w:pStyle w:val="Heading2"/>
@@ -8813,8 +8746,8 @@
         </w:tc>
       </w:tr>
     </w:tbl>
-    <w:bookmarkEnd w:id="56"/>
-    <w:bookmarkStart w:id="57" w:name="causal-arm"/>
+    <w:bookmarkEnd w:id="51"/>
+    <w:bookmarkStart w:id="52" w:name="causal-arm"/>
     <w:p>
       <w:pPr>
         <w:pStyle w:val="Heading2"/>
@@ -8934,9 +8867,9 @@
         </w:pict>
       </w:r>
     </w:p>
-    <w:bookmarkEnd w:id="57"/>
-    <w:bookmarkEnd w:id="58"/>
-    <w:bookmarkStart w:id="59" w:name="error-analysis"/>
+    <w:bookmarkEnd w:id="52"/>
+    <w:bookmarkEnd w:id="53"/>
+    <w:bookmarkStart w:id="54" w:name="error-analysis"/>
     <w:p>
       <w:pPr>
         <w:pStyle w:val="Heading1"/>
@@ -9093,8 +9026,8 @@
         </w:pict>
       </w:r>
     </w:p>
-    <w:bookmarkEnd w:id="59"/>
-    <w:bookmarkStart w:id="60" w:name="sanity-checks-and-red-teaming"/>
+    <w:bookmarkEnd w:id="54"/>
+    <w:bookmarkStart w:id="55" w:name="sanity-checks-and-red-teaming"/>
     <w:p>
       <w:pPr>
         <w:pStyle w:val="Heading1"/>
@@ -9657,8 +9590,8 @@
         </w:pict>
       </w:r>
     </w:p>
-    <w:bookmarkEnd w:id="60"/>
-    <w:bookmarkStart w:id="61" w:name="limitations"/>
+    <w:bookmarkEnd w:id="55"/>
+    <w:bookmarkStart w:id="56" w:name="limitations"/>
     <w:p>
       <w:pPr>
         <w:pStyle w:val="Heading1"/>
@@ -9790,8 +9723,8 @@
         </w:pict>
       </w:r>
     </w:p>
-    <w:bookmarkEnd w:id="61"/>
-    <w:bookmarkStart w:id="62" w:name="what-i-would-do-next"/>
+    <w:bookmarkEnd w:id="56"/>
+    <w:bookmarkStart w:id="57" w:name="what-i-would-do-next"/>
     <w:p>
       <w:pPr>
         <w:pStyle w:val="Heading1"/>
@@ -9931,8 +9864,8 @@
         </w:pict>
       </w:r>
     </w:p>
-    <w:bookmarkEnd w:id="62"/>
-    <w:bookmarkStart w:id="63" w:name="reproducibility"/>
+    <w:bookmarkEnd w:id="57"/>
+    <w:bookmarkStart w:id="58" w:name="reproducibility"/>
     <w:p>
       <w:pPr>
         <w:pStyle w:val="Heading1"/>
@@ -10385,8 +10318,8 @@
         </w:pict>
       </w:r>
     </w:p>
-    <w:bookmarkEnd w:id="63"/>
-    <w:bookmarkStart w:id="64" w:name="time-accounting"/>
+    <w:bookmarkEnd w:id="58"/>
+    <w:bookmarkStart w:id="59" w:name="time-accounting"/>
     <w:p>
       <w:pPr>
         <w:pStyle w:val="Heading1"/>
@@ -10616,8 +10549,8 @@
         </w:pict>
       </w:r>
     </w:p>
-    <w:bookmarkEnd w:id="64"/>
-    <w:bookmarkStart w:id="65" w:name="appendix-where-everything-lives"/>
+    <w:bookmarkEnd w:id="59"/>
+    <w:bookmarkStart w:id="60" w:name="appendix-where-everything-lives"/>
     <w:p>
       <w:pPr>
         <w:pStyle w:val="Heading1"/>
@@ -10724,7 +10657,7 @@
         <w:t xml:space="preserve">.</w:t>
       </w:r>
     </w:p>
-    <w:bookmarkEnd w:id="65"/>
+    <w:bookmarkEnd w:id="60"/>
     <w:sectPr>
       <w:pgMar w:bottom="1020" w:left="1134" w:right="1134" w:top="1020"/>
     </w:sectPr>

--- a/writeup/mats12-report.docx
+++ b/writeup/mats12-report.docx
@@ -34,7 +34,7 @@
         <w:t xml:space="preserve">September 2026</w:t>
       </w:r>
     </w:p>
-    <w:bookmarkStart w:id="16" w:name="executive-summary"/>
+    <w:bookmarkStart w:id="17" w:name="executive-summary"/>
     <w:p>
       <w:pPr>
         <w:pStyle w:val="Heading1"/>
@@ -43,12 +43,30 @@
         <w:t xml:space="preserve">Executive summary</w:t>
       </w:r>
     </w:p>
-    <w:bookmarkStart w:id="15" w:name="what-problem-am-i-trying-to-solve"/>
+    <w:bookmarkStart w:id="9" w:name="research-question"/>
     <w:p>
       <w:pPr>
         <w:pStyle w:val="Heading2"/>
       </w:pPr>
       <w:r>
+        <w:t xml:space="preserve">Research Question</w:t>
+      </w:r>
+    </w:p>
+    <w:p>
+      <w:pPr>
+        <w:pStyle w:val="FirstParagraph"/>
+      </w:pPr>
+      <w:r>
+        <w:t xml:space="preserve">J-Lens can show you the vocabulary and the bag of concepts at each step or layer, but is it able to read out the binding information, or is it just predicting what the model is about to answer?</w:t>
+      </w:r>
+    </w:p>
+    <w:bookmarkEnd w:id="9"/>
+    <w:bookmarkStart w:id="16" w:name="what-problem-am-i-trying-to-solve"/>
+    <w:p>
+      <w:pPr>
+        <w:pStyle w:val="Heading2"/>
+      </w:pPr>
+      <w:r>
         <w:t xml:space="preserve">What problem am I trying to solve?</w:t>
       </w:r>
     </w:p>
@@ -57,7 +75,13 @@
         <w:pStyle w:val="FirstParagraph"/>
       </w:pPr>
       <w:r>
-        <w:t xml:space="preserve">J-Lens can show the bag of concepts at each layer, but can it read out the binding, or is it just predicting what the model is about to answer? Each prompt holds two facts, such as</w:t>
+        <w:t xml:space="preserve">How do we know if the thoughts exposed by an interpretability lens are trustworthy enough to reveal what the model actually represents? I built a small task and experiment to measure, audit, and tell the difference between a guess and the actual answer.</w:t>
+      </w:r>
+      <w:r>
+        <w:br/>
+      </w:r>
+      <w:r>
+        <w:t xml:space="preserve">To answer this question, I built a dataset of prompts. Each prompt contains a pair, such as</w:t>
       </w:r>
       <w:r>
         <w:t xml:space="preserve"> </w:t>
@@ -66,7 +90,7 @@
         <w:t xml:space="preserve">“Helen lives in Prague, and Mark lives in Oslo”</w:t>
       </w:r>
       <w:r>
-        <w:t xml:space="preserve">, plus a twin with the pairing swapped. Both cities appear in every prompt, so detecting concepts alone scores 50%, chance. Reading the binding beats that, but so does predicting the answer the model is about to give. My experiment tells the two apart.</w:t>
+        <w:t xml:space="preserve">. For each prompt I swapped pairs changing who goes with what. I then used J-Lens, partway through the computation for the answer, to see if it could tell which city goes with which person. Both cities appear in every prompt, so a method that only detects concepts scores 50%, which is just chance. The intuition says that only binding-access beats chance. However, there is a second way to beat chance, and that is by predicting the answer the model is about to give. My experiment is designed to distinguish between the two.</w:t>
       </w:r>
       <w:r>
         <w:t xml:space="preserve"> </w:t>
@@ -78,7 +102,13 @@
         <w:t xml:space="preserve"> </w:t>
       </w:r>
       <w:r>
-        <w:t xml:space="preserve">I used Qwen3.5-4B with the released pre-fitted J-Lens. The dataset had 50 prompt pairs: 10 for development (40 records) and 40 held out (160 records), not looked at until the layers and positions were frozen. On development records I read the lens at four spots, measured the margin (correct city minus swapped city), and froze the best layer at each spot. While running the lens I also saved the model’s own answer preference at each spot, to later check the lens where the model itself leaned wrong. Then I read the held-out records once at those settings. The logit lens is the same code with the Jacobian switched off.</w:t>
+        <w:t xml:space="preserve">For my experiment I used Qwen3.5-4B with the released pre-fitted J-Lens. Qwen3.5-4B has 32 layers (0-31), with layer 31 being the final answer. J-Lens can read from any of the layers. Using the development dataset, I probed at various points in the prompt: after the facts, during the question, at the question mark, and right before the answer colon. At each of these points I measured the margin. I then froze the layer with the best margin at each position in the sentence. While running the lens I also saved the model’s own answer preference at the same spot, so I could later check the lens on the records where the model itself was leaning wrong.</w:t>
+      </w:r>
+      <w:r>
+        <w:t xml:space="preserve"> </w:t>
+      </w:r>
+      <w:r>
+        <w:t xml:space="preserve">Using the held-out data, I again probed at the frozen layers at each position to measure the margin. A positive value means the lens prefers the correct answer. The magnitude of that number measures how much it’s preferred. Of the 4 positions, the interesting one is just after the model is forced to start answering the question.</w:t>
       </w:r>
       <w:r>
         <w:t xml:space="preserve"> </w:t>
@@ -90,7 +120,7 @@
         <w:t xml:space="preserve"> </w:t>
       </w:r>
       <w:r>
-        <w:t xml:space="preserve">At the relation token J-Lens picked the correct city 0.781 of the time, against a 0.519 shuffled-label control. But the model’s own next-token leaning was already right 0.800 of the time there, so beating the control alone does not show a read.</w:t>
+        <w:t xml:space="preserve">J-Lens scored 0.781 vs 0.519 for a shuffled-label control at the end of the fact token. But the model’s own next-token leaning was already right 0.800 of the time at that same spot. On the records where the model is wrong, the lens reduces to 0.344 and 0.125, well below chance. A probe trained with the answer key read 0.525 at the same spot where J-Lens read 0.781, so there was no binding signal there for it to find. My intuition here tells me the lens was guessing the model’s answer, not reading its memory.</w:t>
       </w:r>
       <w:r>
         <w:br/>
@@ -100,18 +130,18 @@
           <wp:inline>
             <wp:extent cx="4267200" cy="2607733"/>
             <wp:effectExtent b="0" l="0" r="0" t="0"/>
-            <wp:docPr descr="Direction score by position on frozen held-out data (n=160): both lenses rise at the token that pins down the answer and track the model’s own next-token preference; the shuffled-label and random-transport controls stay at chance." title="" id="10" name="Picture"/>
+            <wp:docPr descr="Direction score by position on frozen held-out data (n=160): both lenses rise at the token that pins down the answer and track the model’s own next-token preference; the shuffled-label and random-transport controls stay at chance." title="" id="11" name="Picture"/>
             <a:graphic>
               <a:graphicData uri="http://schemas.openxmlformats.org/drawingml/2006/picture">
                 <pic:pic>
                   <pic:nvPicPr>
-                    <pic:cNvPr descr="results/figures/stage3-frac-by-position.png" id="11" name="Picture"/>
+                    <pic:cNvPr descr="results/figures/stage3-frac-by-position.png" id="12" name="Picture"/>
                     <pic:cNvPicPr>
                       <a:picLocks noChangeArrowheads="1" noChangeAspect="1"/>
                     </pic:cNvPicPr>
                   </pic:nvPicPr>
                   <pic:blipFill>
-                    <a:blip r:embed="rId9"/>
+                    <a:blip r:embed="rId10"/>
                     <a:stretch>
                       <a:fillRect/>
                     </a:stretch>
@@ -145,18 +175,18 @@
           <wp:inline>
             <wp:extent cx="4267200" cy="2800349"/>
             <wp:effectExtent b="0" l="0" r="0" t="0"/>
-            <wp:docPr descr="J-Lens accuracy on held-out records, split by whether the model itself was leaning right or wrong. Where the model leaned wrong, every passive readout followed it below chance." title="" id="13" name="Picture"/>
+            <wp:docPr descr="J-Lens accuracy on held-out records, split by whether the model itself was leaning right or wrong. Where the model leaned wrong, every passive readout followed it below chance." title="" id="14" name="Picture"/>
             <a:graphic>
               <a:graphicData uri="http://schemas.openxmlformats.org/drawingml/2006/picture">
                 <pic:pic>
                   <pic:nvPicPr>
-                    <pic:cNvPr descr="results/figures/stage3-discriminating-set.png" id="14" name="Picture"/>
+                    <pic:cNvPr descr="results/figures/stage3-discriminating-set.png" id="15" name="Picture"/>
                     <pic:cNvPicPr>
                       <a:picLocks noChangeArrowheads="1" noChangeAspect="1"/>
                     </pic:cNvPicPr>
                   </pic:nvPicPr>
                   <pic:blipFill>
-                    <a:blip r:embed="rId12"/>
+                    <a:blip r:embed="rId13"/>
                     <a:stretch>
                       <a:fillRect/>
                     </a:stretch>
@@ -192,7 +222,7 @@
         <w:t xml:space="preserve"> </w:t>
       </w:r>
       <w:r>
-        <w:t xml:space="preserve">At the relation token J-Lens scored 0.781 and the logit lens 0.688; at the question mark the logit lens was ahead, 0.738 to 0.669. On picking the right city it is a wash. Where J-Lens clearly wins is ranking: it puts the correct city at rank 35, the logit lens near 1,000.</w:t>
+        <w:t xml:space="preserve">The dataset had 50 prompt pairs: 10 for development (40 records) and 40 held out (160 records), not looked at until the layers and positions were frozen. I ran J-Lens and the logit lens on the held-out records at the frozen positions and layers. The logit lens here is the same code with the Jacobian switched off, so the only thing that differs between the two is the Jacobian. At the relation token J-Lens scored 0.781 and the logit lens 0.688, both against a 0.519 shuffled-label control; at the question mark the logit lens was ahead, 0.738 to 0.669. Both beat the control, but the model’s own next-token leaning was already right 80% of the time at that same spot. So on picking the right city it is a wash. Where J-Lens clearly wins is ranking: it puts the correct city at rank 35 of 248K, the logit lens near 1,000. Even so, it still does not appear to be reading any bindings at these layers.</w:t>
       </w:r>
       <w:r>
         <w:t xml:space="preserve"> </w:t>
@@ -204,7 +234,7 @@
         <w:t xml:space="preserve"> </w:t>
       </w:r>
       <w:r>
-        <w:t xml:space="preserve">First, shuffled labels: I randomly reassigned which city counts as correct (fixed seed) and re-graded. That gave 0.52 and 0.556 at the two spots. Second, a random matrix in place of the J-Lens matrix, same pipeline: direction 0.475-0.537 everywhere and median rank 130K-206K, versus 35 for the real matrix.</w:t>
+        <w:t xml:space="preserve">In experiment 2, I used 2 controls. First I shuffled the labels. I took the 160 held-out records with the lens readings computed. For each record I randomly reassign which city is marked correct (drawn from the pool of 6 cities, using a fixed randomizer seed). Then I re-grade the lens reading against the shuffled key. The results were 0.52 at the relation token, 0.556 at the question mark, and 0.35 on the dev set (smaller number of cities). This rules out the model guessing based on unrelated info. The second control was a random matrix used in place of the prefit J-Lens matrix. I ran the full pipeline with the same prompts and the random matrix using the same positions, layers, activations and scoring. The resulting direction was 0.475-0.537 everywhere, and the correct city was a median rank of 130K-206K out of 248,320, versus 35 for the real matrix.</w:t>
       </w:r>
       <w:r>
         <w:t xml:space="preserve"> </w:t>
@@ -212,11 +242,13 @@
       <w:r>
         <w:t xml:space="preserve">## Experiment 3 — What replaced the causal test</w:t>
       </w:r>
-      <w:r>
-        <w:t xml:space="preserve"> </w:t>
-      </w:r>
-      <w:r>
-        <w:t xml:space="preserve">The causal test could not run: the released code cannot separate the J-Lens part of the residual from the rest. Instead I used the 32 to 40 records where the model’s own guess pointed to the wrong city. A lens that reads binding should still get these right. J-Lens got 0.344 and 0.125, below chance. An answer-key probe read 0.525 there, so no method found binding. So the lens was guessing the model’s answer, not reading its memory.</w:t>
+    </w:p>
+    <w:p>
+      <w:pPr>
+        <w:pStyle w:val="BodyText"/>
+      </w:pPr>
+      <w:r>
+        <w:t xml:space="preserve">The causal test could not run: the released J-Lens code gives no way to separate its part of the residual from the rest. In its place I used the records where the model’s own guess pointed to the wrong city (32 to 40 of the 160). A lens that reads binding should still get these right. J-Lens got 0.344 and 0.125, below chance. A probe trained with the answer key read 0.525 at the same spot, so no method found a binding signal there.</w:t>
       </w:r>
       <w:r>
         <w:t xml:space="preserve"> </w:t>
@@ -234,7 +266,7 @@
         </w:numPr>
       </w:pPr>
       <w:r>
-        <w:t xml:space="preserve">On this task J-Lens does NOT read stored bindings: where the model leaned wrong it followed, 0.344 and 0.125 against 0.500 chance.</w:t>
+        <w:t xml:space="preserve">On the task I tested, J-Lens does NOT read what the model has stored for bindings - it simply guesses what the model is about to say. Where the model leaned wrong, J-Lens followed it: 0.344 and 0.125 against 0.500 chance.</w:t>
       </w:r>
       <w:r>
         <w:br/>
@@ -249,7 +281,7 @@
         </w:numPr>
       </w:pPr>
       <w:r>
-        <w:t xml:space="preserve">Standard scoring misses this; re-scoring only where the model leans wrong shows whether a reading says more than the output.</w:t>
+        <w:t xml:space="preserve">J-Lens scoring used by most does not catch this; my method allows you to measure whether the readings are saying more than the model’s output, making the use of a Lens more trustworthy.</w:t>
       </w:r>
     </w:p>
     <w:p>
@@ -261,7 +293,7 @@
         </w:numPr>
       </w:pPr>
       <w:r>
-        <w:t xml:space="preserve">A probe trained with the answer key read 0.525 at the frozen spot, chance: nothing there for any method to find.</w:t>
+        <w:t xml:space="preserve">A probe trained with the answer key found nothing to read at the frozen position and layers I scored: 0.525, which is chance.</w:t>
       </w:r>
     </w:p>
     <w:p>
@@ -273,7 +305,7 @@
         </w:numPr>
       </w:pPr>
       <w:r>
-        <w:t xml:space="preserve">J-Lens beats the logit lens at ranking the right word: rank 35 versus about 1,000.</w:t>
+        <w:t xml:space="preserve">J-Lens is better than previous lenses at ranking the right words. J-Lens vs Logit Lens had a ranking of 35 vs 1000 out of 248K words.</w:t>
       </w:r>
       <w:r>
         <w:br/>
@@ -281,16 +313,18 @@
       <w:r>
         <w:t xml:space="preserve">## Biggest limitation</w:t>
       </w:r>
-      <w:r>
-        <w:t xml:space="preserve"> </w:t>
-      </w:r>
-      <w:r>
-        <w:t xml:space="preserve">One model, one released lens, one small six-city task. The answer-key probe found nothing at the key position, so the binding may live somewhere I did not read. I did not test whether changing the residual changes the answer.</w:t>
-      </w:r>
-    </w:p>
-    <w:bookmarkEnd w:id="15"/>
+    </w:p>
+    <w:p>
+      <w:pPr>
+        <w:pStyle w:val="FirstParagraph"/>
+      </w:pPr>
+      <w:r>
+        <w:t xml:space="preserve">One model, one released lens, one small task with six cities. At the position that matters most, even a probe trained with the answers found nothing, so I cannot say whether the binding is stored at some layer or position I did not read. I also did not test whether changing the residual changes the answer.</w:t>
+      </w:r>
+    </w:p>
     <w:bookmarkEnd w:id="16"/>
-    <w:bookmarkStart w:id="22" w:name="randomly-selected-raw-examples"/>
+    <w:bookmarkEnd w:id="17"/>
+    <w:bookmarkStart w:id="23" w:name="randomly-selected-raw-examples"/>
     <w:p>
       <w:pPr>
         <w:pStyle w:val="Heading1"/>
@@ -446,7 +480,7 @@
         <w:t xml:space="preserve">committed run output; agent-unverified.</w:t>
       </w:r>
     </w:p>
-    <w:bookmarkStart w:id="17" w:name="example-1-success-real-zero-035-bba-t6"/>
+    <w:bookmarkStart w:id="18" w:name="example-1-success-real-zero-035-bba-t6"/>
     <w:p>
       <w:pPr>
         <w:pStyle w:val="Heading3"/>
@@ -732,8 +766,8 @@
         </w:tc>
       </w:tr>
     </w:tbl>
-    <w:bookmarkEnd w:id="17"/>
-    <w:bookmarkStart w:id="18" w:name="example-2-success-real-zero-047-aba-t6"/>
+    <w:bookmarkEnd w:id="18"/>
+    <w:bookmarkStart w:id="19" w:name="example-2-success-real-zero-047-aba-t6"/>
     <w:p>
       <w:pPr>
         <w:pStyle w:val="Heading3"/>
@@ -1019,8 +1053,8 @@
         </w:tc>
       </w:tr>
     </w:tbl>
-    <w:bookmarkEnd w:id="18"/>
-    <w:bookmarkStart w:id="19" w:name="example-3-failure-real-zero-035-bab-t6"/>
+    <w:bookmarkEnd w:id="19"/>
+    <w:bookmarkStart w:id="20" w:name="example-3-failure-real-zero-035-bab-t6"/>
     <w:p>
       <w:pPr>
         <w:pStyle w:val="Heading3"/>
@@ -1306,8 +1340,8 @@
         </w:tc>
       </w:tr>
     </w:tbl>
-    <w:bookmarkEnd w:id="19"/>
-    <w:bookmarkStart w:id="20" w:name="example-4-failure-real-zero-023-bba-t6"/>
+    <w:bookmarkEnd w:id="20"/>
+    <w:bookmarkStart w:id="21" w:name="example-4-failure-real-zero-023-bba-t6"/>
     <w:p>
       <w:pPr>
         <w:pStyle w:val="Heading3"/>
@@ -1593,8 +1627,8 @@
         </w:tc>
       </w:tr>
     </w:tbl>
-    <w:bookmarkEnd w:id="20"/>
-    <w:bookmarkStart w:id="21" w:name="X08d12fc239e1304c729fa2c498dcd7bd419b671"/>
+    <w:bookmarkEnd w:id="21"/>
+    <w:bookmarkStart w:id="22" w:name="X08d12fc239e1304c729fa2c498dcd7bd419b671"/>
     <w:p>
       <w:pPr>
         <w:pStyle w:val="Heading3"/>
@@ -1887,9 +1921,9 @@
         </w:pict>
       </w:r>
     </w:p>
-    <w:bookmarkEnd w:id="21"/>
     <w:bookmarkEnd w:id="22"/>
-    <w:bookmarkStart w:id="29" w:name="motivation-and-research-question"/>
+    <w:bookmarkEnd w:id="23"/>
+    <w:bookmarkStart w:id="30" w:name="motivation-and-research-question"/>
     <w:p>
       <w:pPr>
         <w:pStyle w:val="Heading1"/>
@@ -1934,7 +1968,7 @@
         <w:t xml:space="preserve">the model’s answer?</w:t>
       </w:r>
     </w:p>
-    <w:bookmarkStart w:id="23" w:name="what-j-lens-is-briefly"/>
+    <w:bookmarkStart w:id="24" w:name="what-j-lens-is-briefly"/>
     <w:p>
       <w:pPr>
         <w:pStyle w:val="Heading2"/>
@@ -1951,8 +1985,8 @@
         <w:t xml:space="preserve">J-Lens is defined from first principles in §2.1.</w:t>
       </w:r>
     </w:p>
-    <w:bookmarkEnd w:id="23"/>
-    <w:bookmarkStart w:id="27" w:name="X44758b870a0731464fb2764574cc64fea7fcb2d"/>
+    <w:bookmarkEnd w:id="24"/>
+    <w:bookmarkStart w:id="28" w:name="X44758b870a0731464fb2764574cc64fea7fcb2d"/>
     <w:p>
       <w:pPr>
         <w:pStyle w:val="Heading2"/>
@@ -2058,18 +2092,18 @@
           <wp:inline>
             <wp:extent cx="4373880" cy="2142308"/>
             <wp:effectExtent b="0" l="0" r="0" t="0"/>
-            <wp:docPr descr="The binding problem: two prompts, the same four concepts, opposite pairings. Only the pairing distinguishes them, so only a reader of the relation can tell them apart." title="" id="25" name="Picture"/>
+            <wp:docPr descr="The binding problem: two prompts, the same four concepts, opposite pairings. Only the pairing distinguishes them, so only a reader of the relation can tell them apart." title="" id="26" name="Picture"/>
             <a:graphic>
               <a:graphicData uri="http://schemas.openxmlformats.org/drawingml/2006/picture">
                 <pic:pic>
                   <pic:nvPicPr>
-                    <pic:cNvPr descr="results/figures/binding-concept/fig1-binding-problem.png" id="26" name="Picture"/>
+                    <pic:cNvPr descr="results/figures/binding-concept/fig1-binding-problem.png" id="27" name="Picture"/>
                     <pic:cNvPicPr>
                       <a:picLocks noChangeArrowheads="1" noChangeAspect="1"/>
                     </pic:cNvPicPr>
                   </pic:nvPicPr>
                   <pic:blipFill>
-                    <a:blip r:embed="rId24"/>
+                    <a:blip r:embed="rId25"/>
                     <a:stretch>
                       <a:fillRect/>
                     </a:stretch>
@@ -2307,8 +2341,8 @@
         <w:t xml:space="preserve">selection, not a linearly decodable stored binding.</w:t>
       </w:r>
     </w:p>
-    <w:bookmarkEnd w:id="27"/>
-    <w:bookmarkStart w:id="28" w:name="the-gap"/>
+    <w:bookmarkEnd w:id="28"/>
+    <w:bookmarkStart w:id="29" w:name="the-gap"/>
     <w:p>
       <w:pPr>
         <w:pStyle w:val="Heading2"/>
@@ -2386,9 +2420,9 @@
         </w:pict>
       </w:r>
     </w:p>
-    <w:bookmarkEnd w:id="28"/>
     <w:bookmarkEnd w:id="29"/>
-    <w:bookmarkStart w:id="42" w:name="method"/>
+    <w:bookmarkEnd w:id="30"/>
+    <w:bookmarkStart w:id="43" w:name="method"/>
     <w:p>
       <w:pPr>
         <w:pStyle w:val="Heading1"/>
@@ -2499,7 +2533,7 @@
         <w:t xml:space="preserve">turns out to be the interesting part, this project has failed.</w:t>
       </w:r>
     </w:p>
-    <w:bookmarkStart w:id="30" w:name="X57525b78a038dd7677b74b2cd929c744f8e7d70"/>
+    <w:bookmarkStart w:id="31" w:name="X57525b78a038dd7677b74b2cd929c744f8e7d70"/>
     <w:p>
       <w:pPr>
         <w:pStyle w:val="Heading2"/>
@@ -2924,8 +2958,8 @@
         <w:t xml:space="preserve">question with no obvious answer in either direction.</w:t>
       </w:r>
     </w:p>
-    <w:bookmarkEnd w:id="30"/>
-    <w:bookmarkStart w:id="31" w:name="substrate-model-lens-and-environment"/>
+    <w:bookmarkEnd w:id="31"/>
+    <w:bookmarkStart w:id="32" w:name="substrate-model-lens-and-environment"/>
     <w:p>
       <w:pPr>
         <w:pStyle w:val="Heading2"/>
@@ -3599,8 +3633,8 @@
         <w:t xml:space="preserve">8.51 GB of 47.7 GB — headroom is not a constraint on this design.</w:t>
       </w:r>
     </w:p>
-    <w:bookmarkEnd w:id="31"/>
-    <w:bookmarkStart w:id="32" w:name="Xe108057b195fe3c9ce8721c4dbab2e15b618e33"/>
+    <w:bookmarkEnd w:id="32"/>
+    <w:bookmarkStart w:id="33" w:name="Xe108057b195fe3c9ce8721c4dbab2e15b618e33"/>
     <w:p>
       <w:pPr>
         <w:pStyle w:val="Heading2"/>
@@ -4228,8 +4262,8 @@
         <w:t xml:space="preserve">, and are never tuned on.</w:t>
       </w:r>
     </w:p>
-    <w:bookmarkEnd w:id="32"/>
-    <w:bookmarkStart w:id="33" w:name="Xca73d2c970aa0db9760c2d5b75ab5af6c348063"/>
+    <w:bookmarkEnd w:id="33"/>
+    <w:bookmarkStart w:id="34" w:name="Xca73d2c970aa0db9760c2d5b75ab5af6c348063"/>
     <w:p>
       <w:pPr>
         <w:pStyle w:val="Heading2"/>
@@ -4602,8 +4636,8 @@
         <w:t xml:space="preserve">contaminated and undetermined references respectively.</w:t>
       </w:r>
     </w:p>
-    <w:bookmarkEnd w:id="33"/>
-    <w:bookmarkStart w:id="41" w:name="arms-metrics-and-controls"/>
+    <w:bookmarkEnd w:id="34"/>
+    <w:bookmarkStart w:id="42" w:name="arms-metrics-and-controls"/>
     <w:p>
       <w:pPr>
         <w:pStyle w:val="Heading2"/>
@@ -4621,18 +4655,18 @@
           <wp:inline>
             <wp:extent cx="4373880" cy="2767148"/>
             <wp:effectExtent b="0" l="0" r="0" t="0"/>
-            <wp:docPr descr="Three instruments on the same residual: the supervised difference-in-means probe as ceiling, J-Lens as the unsupervised reader, and the logit lens as floor." title="" id="35" name="Picture"/>
+            <wp:docPr descr="Three instruments on the same residual: the supervised difference-in-means probe as ceiling, J-Lens as the unsupervised reader, and the logit lens as floor." title="" id="36" name="Picture"/>
             <a:graphic>
               <a:graphicData uri="http://schemas.openxmlformats.org/drawingml/2006/picture">
                 <pic:pic>
                   <pic:nvPicPr>
-                    <pic:cNvPr descr="results/figures/binding-concept/fig3-three-instruments.png" id="36" name="Picture"/>
+                    <pic:cNvPr descr="results/figures/binding-concept/fig3-three-instruments.png" id="37" name="Picture"/>
                     <pic:cNvPicPr>
                       <a:picLocks noChangeArrowheads="1" noChangeAspect="1"/>
                     </pic:cNvPicPr>
                   </pic:nvPicPr>
                   <pic:blipFill>
-                    <a:blip r:embed="rId34"/>
+                    <a:blip r:embed="rId35"/>
                     <a:stretch>
                       <a:fillRect/>
                     </a:stretch>
@@ -4667,7 +4701,7 @@
         <w:t xml:space="preserve">Three instruments on the same residual: the supervised difference-in-means probe as ceiling, J-Lens as the unsupervised reader, and the logit lens as floor.</w:t>
       </w:r>
     </w:p>
-    <w:bookmarkStart w:id="37" w:name="three-arms"/>
+    <w:bookmarkStart w:id="38" w:name="three-arms"/>
     <w:p>
       <w:pPr>
         <w:pStyle w:val="Heading3"/>
@@ -5049,8 +5083,8 @@
         <w:t xml:space="preserve">passive script.)</w:t>
       </w:r>
     </w:p>
-    <w:bookmarkEnd w:id="37"/>
-    <w:bookmarkStart w:id="38" w:name="metrics"/>
+    <w:bookmarkEnd w:id="38"/>
+    <w:bookmarkStart w:id="39" w:name="metrics"/>
     <w:p>
       <w:pPr>
         <w:pStyle w:val="Heading3"/>
@@ -5339,8 +5373,8 @@
         <w:t xml:space="preserve">never form a vocabulary rank and are unaffected.</w:t>
       </w:r>
     </w:p>
-    <w:bookmarkEnd w:id="38"/>
-    <w:bookmarkStart w:id="39" w:name="baselines-and-controls"/>
+    <w:bookmarkEnd w:id="39"/>
+    <w:bookmarkStart w:id="40" w:name="baselines-and-controls"/>
     <w:p>
       <w:pPr>
         <w:pStyle w:val="Heading3"/>
@@ -6300,8 +6334,8 @@
         <w:t xml:space="preserve">11–357 at its selected layers.</w:t>
       </w:r>
     </w:p>
-    <w:bookmarkEnd w:id="39"/>
-    <w:bookmarkStart w:id="40" w:name="Xf1357951e2d3a6b81edaa0ff5b599eb419d4d06"/>
+    <w:bookmarkEnd w:id="40"/>
+    <w:bookmarkStart w:id="41" w:name="Xf1357951e2d3a6b81edaa0ff5b599eb419d4d06"/>
     <w:p>
       <w:pPr>
         <w:pStyle w:val="Heading3"/>
@@ -6418,10 +6452,10 @@
         </w:pict>
       </w:r>
     </w:p>
-    <w:bookmarkEnd w:id="40"/>
     <w:bookmarkEnd w:id="41"/>
     <w:bookmarkEnd w:id="42"/>
-    <w:bookmarkStart w:id="43" w:name="preregistration-and-what-was-frozen-when"/>
+    <w:bookmarkEnd w:id="43"/>
+    <w:bookmarkStart w:id="44" w:name="preregistration-and-what-was-frozen-when"/>
     <w:p>
       <w:pPr>
         <w:pStyle w:val="Heading1"/>
@@ -6809,8 +6843,8 @@
         </w:pict>
       </w:r>
     </w:p>
-    <w:bookmarkEnd w:id="43"/>
-    <w:bookmarkStart w:id="53" w:name="results"/>
+    <w:bookmarkEnd w:id="44"/>
+    <w:bookmarkStart w:id="54" w:name="results"/>
     <w:p>
       <w:pPr>
         <w:pStyle w:val="Heading1"/>
@@ -6819,7 +6853,7 @@
         <w:t xml:space="preserve">4. Results</w:t>
       </w:r>
     </w:p>
-    <w:bookmarkStart w:id="44" w:name="behavioral-eligibility"/>
+    <w:bookmarkStart w:id="45" w:name="behavioral-eligibility"/>
     <w:p>
       <w:pPr>
         <w:pStyle w:val="Heading2"/>
@@ -7105,8 +7139,8 @@
         <w:t xml:space="preserve">already on its way.</w:t>
       </w:r>
     </w:p>
-    <w:bookmarkEnd w:id="44"/>
-    <w:bookmarkStart w:id="49" w:name="X6f6fe317ba0cb18ffb6dfc71314c6d0ee2f4a72"/>
+    <w:bookmarkEnd w:id="45"/>
+    <w:bookmarkStart w:id="50" w:name="X6f6fe317ba0cb18ffb6dfc71314c6d0ee2f4a72"/>
     <w:p>
       <w:pPr>
         <w:pStyle w:val="Heading2"/>
@@ -7414,18 +7448,18 @@
           <wp:inline>
             <wp:extent cx="4373880" cy="2672926"/>
             <wp:effectExtent b="0" l="0" r="0" t="0"/>
-            <wp:docPr descr="Direction score by position on frozen held-out: both lenses rise at the relation-completing token and track the model’s own next-token preference; the randomised transport stays at chance." title="" id="45" name="Picture"/>
+            <wp:docPr descr="Direction score by position on frozen held-out: both lenses rise at the relation-completing token and track the model’s own next-token preference; the randomised transport stays at chance." title="" id="46" name="Picture"/>
             <a:graphic>
               <a:graphicData uri="http://schemas.openxmlformats.org/drawingml/2006/picture">
                 <pic:pic>
                   <pic:nvPicPr>
-                    <pic:cNvPr descr="results/figures/stage3-frac-by-position.png" id="46" name="Picture"/>
+                    <pic:cNvPr descr="results/figures/stage3-frac-by-position.png" id="47" name="Picture"/>
                     <pic:cNvPicPr>
                       <a:picLocks noChangeArrowheads="1" noChangeAspect="1"/>
                     </pic:cNvPicPr>
                   </pic:nvPicPr>
                   <pic:blipFill>
-                    <a:blip r:embed="rId9"/>
+                    <a:blip r:embed="rId10"/>
                     <a:stretch>
                       <a:fillRect/>
                     </a:stretch>
@@ -7850,18 +7884,18 @@
           <wp:inline>
             <wp:extent cx="4373880" cy="2870358"/>
             <wp:effectExtent b="0" l="0" r="0" t="0"/>
-            <wp:docPr descr="On records where the model’s own developing preference is wrong, every passive readout is wrong with it." title="" id="47" name="Picture"/>
+            <wp:docPr descr="On records where the model’s own developing preference is wrong, every passive readout is wrong with it." title="" id="48" name="Picture"/>
             <a:graphic>
               <a:graphicData uri="http://schemas.openxmlformats.org/drawingml/2006/picture">
                 <pic:pic>
                   <pic:nvPicPr>
-                    <pic:cNvPr descr="results/figures/stage3-discriminating-set.png" id="48" name="Picture"/>
+                    <pic:cNvPr descr="results/figures/stage3-discriminating-set.png" id="49" name="Picture"/>
                     <pic:cNvPicPr>
                       <a:picLocks noChangeArrowheads="1" noChangeAspect="1"/>
                     </pic:cNvPicPr>
                   </pic:nvPicPr>
                   <pic:blipFill>
-                    <a:blip r:embed="rId12"/>
+                    <a:blip r:embed="rId13"/>
                     <a:stretch>
                       <a:fillRect/>
                     </a:stretch>
@@ -8333,8 +8367,8 @@
         <w:t xml:space="preserve">instrument, not the model.</w:t>
       </w:r>
     </w:p>
-    <w:bookmarkEnd w:id="49"/>
-    <w:bookmarkStart w:id="50" w:name="layerwise-structure"/>
+    <w:bookmarkEnd w:id="50"/>
+    <w:bookmarkStart w:id="51" w:name="layerwise-structure"/>
     <w:p>
       <w:pPr>
         <w:pStyle w:val="Heading2"/>
@@ -8468,8 +8502,8 @@
         <w:t xml:space="preserve">relation-completing token and is finished by the question mark.</w:t>
       </w:r>
     </w:p>
-    <w:bookmarkEnd w:id="50"/>
-    <w:bookmarkStart w:id="51" w:name="controls"/>
+    <w:bookmarkEnd w:id="51"/>
+    <w:bookmarkStart w:id="52" w:name="controls"/>
     <w:p>
       <w:pPr>
         <w:pStyle w:val="Heading2"/>
@@ -8746,8 +8780,8 @@
         </w:tc>
       </w:tr>
     </w:tbl>
-    <w:bookmarkEnd w:id="51"/>
-    <w:bookmarkStart w:id="52" w:name="causal-arm"/>
+    <w:bookmarkEnd w:id="52"/>
+    <w:bookmarkStart w:id="53" w:name="causal-arm"/>
     <w:p>
       <w:pPr>
         <w:pStyle w:val="Heading2"/>
@@ -8867,9 +8901,9 @@
         </w:pict>
       </w:r>
     </w:p>
-    <w:bookmarkEnd w:id="52"/>
     <w:bookmarkEnd w:id="53"/>
-    <w:bookmarkStart w:id="54" w:name="error-analysis"/>
+    <w:bookmarkEnd w:id="54"/>
+    <w:bookmarkStart w:id="55" w:name="error-analysis"/>
     <w:p>
       <w:pPr>
         <w:pStyle w:val="Heading1"/>
@@ -9026,8 +9060,8 @@
         </w:pict>
       </w:r>
     </w:p>
-    <w:bookmarkEnd w:id="54"/>
-    <w:bookmarkStart w:id="55" w:name="sanity-checks-and-red-teaming"/>
+    <w:bookmarkEnd w:id="55"/>
+    <w:bookmarkStart w:id="56" w:name="sanity-checks-and-red-teaming"/>
     <w:p>
       <w:pPr>
         <w:pStyle w:val="Heading1"/>
@@ -9590,8 +9624,8 @@
         </w:pict>
       </w:r>
     </w:p>
-    <w:bookmarkEnd w:id="55"/>
-    <w:bookmarkStart w:id="56" w:name="limitations"/>
+    <w:bookmarkEnd w:id="56"/>
+    <w:bookmarkStart w:id="57" w:name="limitations"/>
     <w:p>
       <w:pPr>
         <w:pStyle w:val="Heading1"/>
@@ -9723,8 +9757,8 @@
         </w:pict>
       </w:r>
     </w:p>
-    <w:bookmarkEnd w:id="56"/>
-    <w:bookmarkStart w:id="57" w:name="what-i-would-do-next"/>
+    <w:bookmarkEnd w:id="57"/>
+    <w:bookmarkStart w:id="58" w:name="what-i-would-do-next"/>
     <w:p>
       <w:pPr>
         <w:pStyle w:val="Heading1"/>
@@ -9864,8 +9898,8 @@
         </w:pict>
       </w:r>
     </w:p>
-    <w:bookmarkEnd w:id="57"/>
-    <w:bookmarkStart w:id="58" w:name="reproducibility"/>
+    <w:bookmarkEnd w:id="58"/>
+    <w:bookmarkStart w:id="59" w:name="reproducibility"/>
     <w:p>
       <w:pPr>
         <w:pStyle w:val="Heading1"/>
@@ -10318,8 +10352,8 @@
         </w:pict>
       </w:r>
     </w:p>
-    <w:bookmarkEnd w:id="58"/>
-    <w:bookmarkStart w:id="59" w:name="time-accounting"/>
+    <w:bookmarkEnd w:id="59"/>
+    <w:bookmarkStart w:id="60" w:name="time-accounting"/>
     <w:p>
       <w:pPr>
         <w:pStyle w:val="Heading1"/>
@@ -10549,8 +10583,8 @@
         </w:pict>
       </w:r>
     </w:p>
-    <w:bookmarkEnd w:id="59"/>
-    <w:bookmarkStart w:id="60" w:name="appendix-where-everything-lives"/>
+    <w:bookmarkEnd w:id="60"/>
+    <w:bookmarkStart w:id="61" w:name="appendix-where-everything-lives"/>
     <w:p>
       <w:pPr>
         <w:pStyle w:val="Heading1"/>
@@ -10657,7 +10691,7 @@
         <w:t xml:space="preserve">.</w:t>
       </w:r>
     </w:p>
-    <w:bookmarkEnd w:id="60"/>
+    <w:bookmarkEnd w:id="61"/>
     <w:sectPr>
       <w:pgMar w:bottom="1020" w:left="1134" w:right="1134" w:top="1020"/>
     </w:sectPr>

--- a/writeup/mats12-report.docx
+++ b/writeup/mats12-report.docx
@@ -102,13 +102,13 @@
         <w:t xml:space="preserve"> </w:t>
       </w:r>
       <w:r>
-        <w:t xml:space="preserve">For my experiment I used Qwen3.5-4B with the released pre-fitted J-Lens. Qwen3.5-4B has 32 layers (0-31), with layer 31 being the final answer. J-Lens can read from any of the layers. Using the development dataset, I probed at various points in the prompt: after the facts, during the question, at the question mark, and right before the answer colon. At each of these points I measured the margin. I then froze the layer with the best margin at each position in the sentence. While running the lens I also saved the model’s own answer preference at the same spot, so I could later check the lens on the records where the model itself was leaning wrong.</w:t>
-      </w:r>
-      <w:r>
-        <w:t xml:space="preserve"> </w:t>
-      </w:r>
-      <w:r>
-        <w:t xml:space="preserve">Using the held-out data, I again probed at the frozen layers at each position to measure the margin. A positive value means the lens prefers the correct answer. The magnitude of that number measures how much it’s preferred. Of the 4 positions, the interesting one is just after the model is forced to start answering the question.</w:t>
+        <w:t xml:space="preserve">For my experiment I used Qwen3.5-4B with the released pre-fitted J-Lens. Qwen3.5-4B has 32 layers; J-Lens can read from layers 0-30. Using the development dataset, I probed at various points in the prompt: after the facts, during the question, at the question mark, and right before the answer colon. At each of these points I measured the margin. I then froze the layer with the best margin at each position in the sentence. While running the lens I also saved the model’s own answer preference at the same spot, so I could later check the lens on the records where the model itself was leaning wrong.</w:t>
+      </w:r>
+      <w:r>
+        <w:t xml:space="preserve"> </w:t>
+      </w:r>
+      <w:r>
+        <w:t xml:space="preserve">Using the held-out data, I again probed at the frozen layers at each position to measure the margin. A positive value means the lens prefers the correct answer. The magnitude of that number measures how much it’s preferred. Of the 4 positions, the interesting one is the word in the question that first pins down the answer.</w:t>
       </w:r>
       <w:r>
         <w:t xml:space="preserve"> </w:t>
@@ -120,7 +120,7 @@
         <w:t xml:space="preserve"> </w:t>
       </w:r>
       <w:r>
-        <w:t xml:space="preserve">J-Lens scored 0.781 vs 0.519 for a shuffled-label control at the end of the fact token. But the model’s own next-token leaning was already right 0.800 of the time at that same spot. On the records where the model is wrong, the lens reduces to 0.344 and 0.125, well below chance. A probe trained with the answer key read 0.525 at the same spot where J-Lens read 0.781, so there was no binding signal there for it to find. My intuition here tells me the lens was guessing the model’s answer, not reading its memory.</w:t>
+        <w:t xml:space="preserve">J-Lens scored 0.781 vs 0.519 for a shuffled-label control at the relation token. But the model’s own next-token leaning was already right 0.800 of the time at that same spot. On the records where the model is wrong, the lens reduces to 0.344 and 0.125, to chance and below. A probe trained with the answer key read 0.525 at the same spot where J-Lens read 0.781, so there was no binding signal there for it to find. The simplest explanation that fits all three numbers is that the lens was guessing the model’s answer, not reading its memory.</w:t>
       </w:r>
       <w:r>
         <w:br/>
@@ -222,7 +222,7 @@
         <w:t xml:space="preserve"> </w:t>
       </w:r>
       <w:r>
-        <w:t xml:space="preserve">The dataset had 50 prompt pairs: 10 for development (40 records) and 40 held out (160 records), not looked at until the layers and positions were frozen. I ran J-Lens and the logit lens on the held-out records at the frozen positions and layers. The logit lens here is the same code with the Jacobian switched off, so the only thing that differs between the two is the Jacobian. At the relation token J-Lens scored 0.781 and the logit lens 0.688, both against a 0.519 shuffled-label control; at the question mark the logit lens was ahead, 0.738 to 0.669. Both beat the control, but the model’s own next-token leaning was already right 80% of the time at that same spot. So on picking the right city it is a wash. Where J-Lens clearly wins is ranking: it puts the correct city at rank 35 of 248K, the logit lens near 1,000. Even so, it still does not appear to be reading any bindings at these layers.</w:t>
+        <w:t xml:space="preserve">The dataset had 50 prompt pairs: 10 for development (40 records) and 40 held out (160 records), not looked at until the layers and positions were frozen. I ran J-Lens and the logit lens on the held-out records at the frozen positions and layers. The logit lens here is the same code with the Jacobian switched off, so the only thing that differs between the two is the Jacobian. At the relation token J-Lens scored 0.781 and the logit lens 0.688, both against a 0.519 shuffled-label control; at the question mark the logit lens was ahead, 0.738 to 0.669. The model’s own next-token leaning was already right 80% of the time at that same spot. So on picking the right city it is a wash. Where J-Lens clearly wins is ranking: it puts the correct city at rank 35 of 248K, the logit lens near 1,000. Even so, it still does not appear to be reading any bindings at these layers.</w:t>
       </w:r>
       <w:r>
         <w:t xml:space="preserve"> </w:t>
@@ -234,7 +234,7 @@
         <w:t xml:space="preserve"> </w:t>
       </w:r>
       <w:r>
-        <w:t xml:space="preserve">In experiment 2, I used 2 controls. First I shuffled the labels. I took the 160 held-out records with the lens readings computed. For each record I randomly reassign which city is marked correct (drawn from the pool of 6 cities, using a fixed randomizer seed). Then I re-grade the lens reading against the shuffled key. The results were 0.52 at the relation token, 0.556 at the question mark, and 0.35 on the dev set (smaller number of cities). This rules out the model guessing based on unrelated info. The second control was a random matrix used in place of the prefit J-Lens matrix. I ran the full pipeline with the same prompts and the random matrix using the same positions, layers, activations and scoring. The resulting direction was 0.475-0.537 everywhere, and the correct city was a median rank of 130K-206K out of 248,320, versus 35 for the real matrix.</w:t>
+        <w:t xml:space="preserve">In experiment 2, I used 2 controls. First I shuffled the labels. I took the 160 held-out records with the lens readings computed. For each record I randomly reassign which city is marked correct (drawn from the pool of 6 cities, using a fixed randomizer seed). Then I re-grade the lens reading against the shuffled key. The results were 0.52 at the relation token, 0.556 at the question mark, and 0.35 on the dev set. This rules out a scoring step that scores high without the real answer key. The second control was a random matrix used in place of the prefit J-Lens matrix. I ran the full pipeline with the same prompts and the random matrix using the same positions, layers, activations and scoring. The resulting direction was 0.475-0.537 everywhere, and the correct city was a median rank of 130K-206K out of 248,320, versus 35 for the real matrix. So the trained matrix is what does the work.</w:t>
       </w:r>
       <w:r>
         <w:t xml:space="preserve"> </w:t>
@@ -248,7 +248,7 @@
         <w:pStyle w:val="BodyText"/>
       </w:pPr>
       <w:r>
-        <w:t xml:space="preserve">The causal test could not run: the released J-Lens code gives no way to separate its part of the residual from the rest. In its place I used the records where the model’s own guess pointed to the wrong city (32 to 40 of the 160). A lens that reads binding should still get these right. J-Lens got 0.344 and 0.125, below chance. A probe trained with the answer key read 0.525 at the same spot, so no method found a binding signal there.</w:t>
+        <w:t xml:space="preserve">My original plan was to create a test that changes the part of the model’s internal state J-Lens reads and checks whether the model’s answer changes. The piece it needs wasn’t in the released code, and building it was out of scope for 20 hours. So instead, I used the records where the model was already leaning toward the wrong city. I then graded the lens readings I already had on just those records. The intuition here is that the correct answer is still sitting in the prompt, however if the lens still gets it wrong, it’s tending to follow the lean of the model, vs reading any binding information that is likely not present. I used the records where the model’s own guess pointed to the wrong city (32 records at the relation token, 40 at the question mark). A lens that reads binding should still get these right. J-Lens got 0.344 and 0.125, chance and below. A probe trained with the answer key read 0.525 at the same spot, so no method found a binding signal there. The simplest explanation that fits all three numbers is that the lens was guessing the model’s answer, not reading its memory.</w:t>
       </w:r>
       <w:r>
         <w:t xml:space="preserve"> </w:t>
@@ -281,7 +281,7 @@
         </w:numPr>
       </w:pPr>
       <w:r>
-        <w:t xml:space="preserve">J-Lens scoring used by most does not catch this; my method allows you to measure whether the readings are saying more than the model’s output, making the use of a Lens more trustworthy.</w:t>
+        <w:t xml:space="preserve">The standard way of scoring a lens does not catch this; my method allows you to measure whether the readings are saying more than the model’s output, making the use of a Lens more trustworthy.</w:t>
       </w:r>
     </w:p>
     <w:p>
@@ -305,7 +305,7 @@
         </w:numPr>
       </w:pPr>
       <w:r>
-        <w:t xml:space="preserve">J-Lens is better than previous lenses at ranking the right words. J-Lens vs Logit Lens had a ranking of 35 vs 1000 out of 248K words.</w:t>
+        <w:t xml:space="preserve">J-Lens is better than the logit lens at ranking the right words. J-Lens vs Logit Lens had a ranking of 35 vs 1000 out of 248K words.</w:t>
       </w:r>
       <w:r>
         <w:br/>
@@ -319,7 +319,7 @@
         <w:pStyle w:val="FirstParagraph"/>
       </w:pPr>
       <w:r>
-        <w:t xml:space="preserve">One model, one released lens, one small task with six cities. At the position that matters most, even a probe trained with the answers found nothing, so I cannot say whether the binding is stored at some layer or position I did not read. I also did not test whether changing the residual changes the answer.</w:t>
+        <w:t xml:space="preserve">One model, one released lens, one small task with six cities. At the position that matters most, even a probe trained with the answers found nothing, so I cannot say whether the binding is stored at some layer or position I did not read. I also did not test whether changing the residual changes the answer, so my claims are correlation only.</w:t>
       </w:r>
     </w:p>
     <w:bookmarkEnd w:id="16"/>

--- a/writeup/mats12-report.docx
+++ b/writeup/mats12-report.docx
@@ -34,7 +34,7 @@
         <w:t xml:space="preserve">September 2026</w:t>
       </w:r>
     </w:p>
-    <w:bookmarkStart w:id="17" w:name="executive-summary"/>
+    <w:bookmarkStart w:id="24" w:name="executive-summary"/>
     <w:p>
       <w:pPr>
         <w:pStyle w:val="Heading1"/>
@@ -61,7 +61,7 @@
       </w:r>
     </w:p>
     <w:bookmarkEnd w:id="9"/>
-    <w:bookmarkStart w:id="16" w:name="what-problem-am-i-trying-to-solve"/>
+    <w:bookmarkStart w:id="10" w:name="what-problem-am-i-trying-to-solve"/>
     <w:p>
       <w:pPr>
         <w:pStyle w:val="Heading2"/>
@@ -77,9 +77,11 @@
       <w:r>
         <w:t xml:space="preserve">How do we know if the thoughts exposed by an interpretability lens are trustworthy enough to reveal what the model actually represents? I built a small task and experiment to measure, audit, and tell the difference between a guess and the actual answer.</w:t>
       </w:r>
-      <w:r>
-        <w:br/>
-      </w:r>
+    </w:p>
+    <w:p>
+      <w:pPr>
+        <w:pStyle w:val="BodyText"/>
+      </w:pPr>
       <w:r>
         <w:t xml:space="preserve">To answer this question, I built a dataset of prompts. Each prompt contains a pair, such as</w:t>
       </w:r>
@@ -92,56 +94,72 @@
       <w:r>
         <w:t xml:space="preserve">. For each prompt I swapped pairs changing who goes with what. I then used J-Lens, partway through the computation for the answer, to see if it could tell which city goes with which person. Both cities appear in every prompt, so a method that only detects concepts scores 50%, which is just chance. The intuition says that only binding-access beats chance. However, there is a second way to beat chance, and that is by predicting the answer the model is about to give. My experiment is designed to distinguish between the two.</w:t>
       </w:r>
-      <w:r>
-        <w:t xml:space="preserve"> </w:t>
-      </w:r>
-      <w:r>
-        <w:t xml:space="preserve">## Methodology</w:t>
-      </w:r>
-      <w:r>
-        <w:t xml:space="preserve"> </w:t>
-      </w:r>
+    </w:p>
+    <w:bookmarkEnd w:id="10"/>
+    <w:bookmarkStart w:id="11" w:name="methodology"/>
+    <w:p>
+      <w:pPr>
+        <w:pStyle w:val="Heading2"/>
+      </w:pPr>
+      <w:r>
+        <w:t xml:space="preserve">Methodology</w:t>
+      </w:r>
+    </w:p>
+    <w:p>
+      <w:pPr>
+        <w:pStyle w:val="FirstParagraph"/>
+      </w:pPr>
       <w:r>
         <w:t xml:space="preserve">For my experiment I used Qwen3.5-4B with the released pre-fitted J-Lens. Qwen3.5-4B has 32 layers; J-Lens can read from layers 0-30. Using the development dataset, I probed at various points in the prompt: after the facts, during the question, at the question mark, and right before the answer colon. At each of these points I measured the margin. I then froze the layer with the best margin at each position in the sentence. While running the lens I also saved the model’s own answer preference at the same spot, so I could later check the lens on the records where the model itself was leaning wrong.</w:t>
       </w:r>
-      <w:r>
-        <w:t xml:space="preserve"> </w:t>
-      </w:r>
+    </w:p>
+    <w:p>
+      <w:pPr>
+        <w:pStyle w:val="BodyText"/>
+      </w:pPr>
       <w:r>
         <w:t xml:space="preserve">Using the held-out data, I again probed at the frozen layers at each position to measure the margin. A positive value means the lens prefers the correct answer. The magnitude of that number measures how much it’s preferred. Of the 4 positions, the interesting one is the word in the question that first pins down the answer.</w:t>
       </w:r>
-      <w:r>
-        <w:t xml:space="preserve"> </w:t>
-      </w:r>
-      <w:r>
-        <w:t xml:space="preserve">## Results</w:t>
-      </w:r>
-      <w:r>
-        <w:t xml:space="preserve"> </w:t>
-      </w:r>
+    </w:p>
+    <w:bookmarkEnd w:id="11"/>
+    <w:bookmarkStart w:id="15" w:name="results"/>
+    <w:p>
+      <w:pPr>
+        <w:pStyle w:val="Heading2"/>
+      </w:pPr>
+      <w:r>
+        <w:t xml:space="preserve">Results</w:t>
+      </w:r>
+    </w:p>
+    <w:p>
+      <w:pPr>
+        <w:pStyle w:val="FirstParagraph"/>
+      </w:pPr>
       <w:r>
         <w:t xml:space="preserve">J-Lens scored 0.781 vs 0.519 for a shuffled-label control at the relation token. But the model’s own next-token leaning was already right 0.800 of the time at that same spot. On the records where the model is wrong, the lens reduces to 0.344 and 0.125, to chance and below. A probe trained with the answer key read 0.525 at the same spot where J-Lens read 0.781, so there was no binding signal there for it to find. The simplest explanation that fits all three numbers is that the lens was guessing the model’s answer, not reading its memory.</w:t>
       </w:r>
-      <w:r>
-        <w:br/>
-      </w:r>
+    </w:p>
+    <w:p>
+      <w:pPr>
+        <w:pStyle w:val="CaptionedFigure"/>
+      </w:pPr>
       <w:r>
         <w:drawing>
           <wp:inline>
             <wp:extent cx="4267200" cy="2607733"/>
             <wp:effectExtent b="0" l="0" r="0" t="0"/>
-            <wp:docPr descr="Direction score by position on frozen held-out data (n=160): both lenses rise at the token that pins down the answer and track the model’s own next-token preference; the shuffled-label and random-transport controls stay at chance." title="" id="11" name="Picture"/>
+            <wp:docPr descr="Figure 1. Direction score by position on frozen held-out data (n=160): both lenses rise at the token that pins down the answer and track the model’s own next-token preference; the shuffled-label and random-transport controls stay at chance." title="" id="13" name="Picture"/>
             <a:graphic>
               <a:graphicData uri="http://schemas.openxmlformats.org/drawingml/2006/picture">
                 <pic:pic>
                   <pic:nvPicPr>
-                    <pic:cNvPr descr="results/figures/stage3-frac-by-position.png" id="12" name="Picture"/>
+                    <pic:cNvPr descr="results/figures/stage3-frac-by-position.png" id="14" name="Picture"/>
                     <pic:cNvPicPr>
                       <a:picLocks noChangeArrowheads="1" noChangeAspect="1"/>
                     </pic:cNvPicPr>
                   </pic:nvPicPr>
                   <pic:blipFill>
-                    <a:blip r:embed="rId10"/>
+                    <a:blip r:embed="rId12"/>
                     <a:stretch>
                       <a:fillRect/>
                     </a:stretch>
@@ -167,26 +185,90 @@
           </wp:inline>
         </w:drawing>
       </w:r>
-      <w:r>
-        <w:t xml:space="preserve"> </w:t>
-      </w:r>
+    </w:p>
+    <w:p>
+      <w:pPr>
+        <w:pStyle w:val="ImageCaption"/>
+      </w:pPr>
+      <w:r>
+        <w:t xml:space="preserve">Figure 1. Direction score by position on frozen held-out data (n=160): both lenses rise at the token that pins down the answer and track the model’s own next-token preference; the shuffled-label and random-transport controls stay at chance.</w:t>
+      </w:r>
+    </w:p>
+    <w:bookmarkEnd w:id="15"/>
+    <w:bookmarkStart w:id="16" w:name="X4a6fd96a50095f0c1c76a4f92280384136ed846"/>
+    <w:p>
+      <w:pPr>
+        <w:pStyle w:val="Heading2"/>
+      </w:pPr>
+      <w:r>
+        <w:t xml:space="preserve">Experiment 1 — Does J-Lens beat the logit lens at binding?</w:t>
+      </w:r>
+    </w:p>
+    <w:p>
+      <w:pPr>
+        <w:pStyle w:val="FirstParagraph"/>
+      </w:pPr>
+      <w:r>
+        <w:t xml:space="preserve">The dataset had 50 prompt pairs: 10 for development (40 records) and 40 held out (160 records), not looked at until the layers and positions were frozen. I ran J-Lens and the logit lens on the held-out records at the frozen positions and layers. The logit lens here is the same code with the Jacobian switched off, so the only thing that differs between the two is the Jacobian. At the relation token J-Lens scored 0.781 and the logit lens 0.688, both against a 0.519 shuffled-label control; at the question mark the logit lens was ahead, 0.738 to 0.669. The model’s own next-token leaning was already right 80% of the time at that same spot. So on picking the right city it is a wash. Where J-Lens clearly wins is ranking: it puts the correct city at rank 35 of 248K, the logit lens near 1,000. Even so, it still does not appear to be reading any bindings at these layers.</w:t>
+      </w:r>
+    </w:p>
+    <w:bookmarkEnd w:id="16"/>
+    <w:bookmarkStart w:id="17" w:name="experiment-2-do-the-controls-hold"/>
+    <w:p>
+      <w:pPr>
+        <w:pStyle w:val="Heading2"/>
+      </w:pPr>
+      <w:r>
+        <w:t xml:space="preserve">Experiment 2 — Do the controls hold?</w:t>
+      </w:r>
+    </w:p>
+    <w:p>
+      <w:pPr>
+        <w:pStyle w:val="FirstParagraph"/>
+      </w:pPr>
+      <w:r>
+        <w:t xml:space="preserve">In experiment 2, I used 2 controls. First I shuffled the labels. I took the 160 held-out records with the lens readings computed. For each record I randomly reassign which city is marked correct (drawn from the pool of 6 cities, using a fixed randomizer seed). Then I re-grade the lens reading against the shuffled key. The results were 0.52 at the relation token, 0.556 at the question mark, and 0.35 on the dev set. This rules out a scoring step that scores high without the real answer key. The second control was a random matrix used in place of the prefit J-Lens matrix. I ran the full pipeline with the same prompts and the random matrix using the same positions, layers, activations and scoring. The resulting direction was 0.475-0.537 everywhere, and the correct city was a median rank of 130K-206K out of 248,320, versus 35 for the real matrix. So the trained matrix is what does the work.</w:t>
+      </w:r>
+    </w:p>
+    <w:bookmarkEnd w:id="17"/>
+    <w:bookmarkStart w:id="21" w:name="X444d33cdc79da0ce4be1444b3a46153c51831c6"/>
+    <w:p>
+      <w:pPr>
+        <w:pStyle w:val="Heading2"/>
+      </w:pPr>
+      <w:r>
+        <w:t xml:space="preserve">Experiment 3 — What replaced the causal test</w:t>
+      </w:r>
+    </w:p>
+    <w:p>
+      <w:pPr>
+        <w:pStyle w:val="FirstParagraph"/>
+      </w:pPr>
+      <w:r>
+        <w:t xml:space="preserve">My original plan was to create a test that changes the part of the model’s internal state J-Lens reads and checks whether the model’s answer changes. The piece it needs wasn’t in the released code, and building it was out of scope for 20 hours. So instead, I used the records where the model was already leaning toward the wrong city. I then graded the lens readings I already had on just those records. The intuition here is that the correct answer is still sitting in the prompt, however if the lens still gets it wrong, it’s tending to follow the lean of the model, vs reading any binding information that is likely not present. I used the records where the model’s own guess pointed to the wrong city (32 records at the relation token, 40 at the question mark). A lens that reads binding should still get these right. J-Lens got 0.344 and 0.125, chance and below. A probe trained with the answer key read 0.525 at the same spot, so no method found a binding signal there. The simplest explanation that fits all three numbers is that the lens was guessing the model’s answer, not reading its memory.</w:t>
+      </w:r>
+    </w:p>
+    <w:p>
+      <w:pPr>
+        <w:pStyle w:val="CaptionedFigure"/>
+      </w:pPr>
       <w:r>
         <w:drawing>
           <wp:inline>
             <wp:extent cx="4267200" cy="2800349"/>
             <wp:effectExtent b="0" l="0" r="0" t="0"/>
-            <wp:docPr descr="J-Lens accuracy on held-out records, split by whether the model itself was leaning right or wrong. Where the model leaned wrong, every passive readout followed it below chance." title="" id="14" name="Picture"/>
+            <wp:docPr descr="Figure 2. J-Lens accuracy on held-out records, split by whether the model itself was leaning right or wrong. Where the model leaned wrong, every passive readout followed it below chance." title="" id="19" name="Picture"/>
             <a:graphic>
               <a:graphicData uri="http://schemas.openxmlformats.org/drawingml/2006/picture">
                 <pic:pic>
                   <pic:nvPicPr>
-                    <pic:cNvPr descr="results/figures/stage3-discriminating-set.png" id="15" name="Picture"/>
+                    <pic:cNvPr descr="results/figures/stage3-discriminating-set.png" id="20" name="Picture"/>
                     <pic:cNvPicPr>
                       <a:picLocks noChangeArrowheads="1" noChangeAspect="1"/>
                     </pic:cNvPicPr>
                   </pic:nvPicPr>
                   <pic:blipFill>
-                    <a:blip r:embed="rId13"/>
+                    <a:blip r:embed="rId18"/>
                     <a:stretch>
                       <a:fillRect/>
                     </a:stretch>
@@ -212,49 +294,23 @@
           </wp:inline>
         </w:drawing>
       </w:r>
-      <w:r>
-        <w:t xml:space="preserve"> </w:t>
-      </w:r>
-      <w:r>
-        <w:t xml:space="preserve">## Experiment 1 — Does J-Lens beat the logit lens at binding?</w:t>
-      </w:r>
-      <w:r>
-        <w:t xml:space="preserve"> </w:t>
-      </w:r>
-      <w:r>
-        <w:t xml:space="preserve">The dataset had 50 prompt pairs: 10 for development (40 records) and 40 held out (160 records), not looked at until the layers and positions were frozen. I ran J-Lens and the logit lens on the held-out records at the frozen positions and layers. The logit lens here is the same code with the Jacobian switched off, so the only thing that differs between the two is the Jacobian. At the relation token J-Lens scored 0.781 and the logit lens 0.688, both against a 0.519 shuffled-label control; at the question mark the logit lens was ahead, 0.738 to 0.669. The model’s own next-token leaning was already right 80% of the time at that same spot. So on picking the right city it is a wash. Where J-Lens clearly wins is ranking: it puts the correct city at rank 35 of 248K, the logit lens near 1,000. Even so, it still does not appear to be reading any bindings at these layers.</w:t>
-      </w:r>
-      <w:r>
-        <w:t xml:space="preserve"> </w:t>
-      </w:r>
-      <w:r>
-        <w:t xml:space="preserve">## Experiment 2 — Do the controls hold?</w:t>
-      </w:r>
-      <w:r>
-        <w:t xml:space="preserve"> </w:t>
-      </w:r>
-      <w:r>
-        <w:t xml:space="preserve">In experiment 2, I used 2 controls. First I shuffled the labels. I took the 160 held-out records with the lens readings computed. For each record I randomly reassign which city is marked correct (drawn from the pool of 6 cities, using a fixed randomizer seed). Then I re-grade the lens reading against the shuffled key. The results were 0.52 at the relation token, 0.556 at the question mark, and 0.35 on the dev set. This rules out a scoring step that scores high without the real answer key. The second control was a random matrix used in place of the prefit J-Lens matrix. I ran the full pipeline with the same prompts and the random matrix using the same positions, layers, activations and scoring. The resulting direction was 0.475-0.537 everywhere, and the correct city was a median rank of 130K-206K out of 248,320, versus 35 for the real matrix. So the trained matrix is what does the work.</w:t>
-      </w:r>
-      <w:r>
-        <w:t xml:space="preserve"> </w:t>
-      </w:r>
-      <w:r>
-        <w:t xml:space="preserve">## Experiment 3 — What replaced the causal test</w:t>
-      </w:r>
-    </w:p>
-    <w:p>
-      <w:pPr>
-        <w:pStyle w:val="BodyText"/>
-      </w:pPr>
-      <w:r>
-        <w:t xml:space="preserve">My original plan was to create a test that changes the part of the model’s internal state J-Lens reads and checks whether the model’s answer changes. The piece it needs wasn’t in the released code, and building it was out of scope for 20 hours. So instead, I used the records where the model was already leaning toward the wrong city. I then graded the lens readings I already had on just those records. The intuition here is that the correct answer is still sitting in the prompt, however if the lens still gets it wrong, it’s tending to follow the lean of the model, vs reading any binding information that is likely not present. I used the records where the model’s own guess pointed to the wrong city (32 records at the relation token, 40 at the question mark). A lens that reads binding should still get these right. J-Lens got 0.344 and 0.125, chance and below. A probe trained with the answer key read 0.525 at the same spot, so no method found a binding signal there. The simplest explanation that fits all three numbers is that the lens was guessing the model’s answer, not reading its memory.</w:t>
-      </w:r>
-      <w:r>
-        <w:t xml:space="preserve"> </w:t>
-      </w:r>
-      <w:r>
-        <w:t xml:space="preserve">## High-level takeaways</w:t>
+    </w:p>
+    <w:p>
+      <w:pPr>
+        <w:pStyle w:val="ImageCaption"/>
+      </w:pPr>
+      <w:r>
+        <w:t xml:space="preserve">Figure 2. J-Lens accuracy on held-out records, split by whether the model itself was leaning right or wrong. Where the model leaned wrong, every passive readout followed it below chance.</w:t>
+      </w:r>
+    </w:p>
+    <w:bookmarkEnd w:id="21"/>
+    <w:bookmarkStart w:id="22" w:name="high-level-takeaways"/>
+    <w:p>
+      <w:pPr>
+        <w:pStyle w:val="Heading2"/>
+      </w:pPr>
+      <w:r>
+        <w:t xml:space="preserve">High-level takeaways</w:t>
       </w:r>
     </w:p>
     <w:p>
@@ -268,9 +324,6 @@
       <w:r>
         <w:t xml:space="preserve">On the task I tested, J-Lens does NOT read what the model has stored for bindings - it simply guesses what the model is about to say. Where the model leaned wrong, J-Lens followed it: 0.344 and 0.125 against 0.500 chance.</w:t>
       </w:r>
-      <w:r>
-        <w:br/>
-      </w:r>
     </w:p>
     <w:p>
       <w:pPr>
@@ -307,11 +360,15 @@
       <w:r>
         <w:t xml:space="preserve">J-Lens is better than the logit lens at ranking the right words. J-Lens vs Logit Lens had a ranking of 35 vs 1000 out of 248K words.</w:t>
       </w:r>
-      <w:r>
-        <w:br/>
-      </w:r>
-      <w:r>
-        <w:t xml:space="preserve">## Biggest limitation</w:t>
+    </w:p>
+    <w:bookmarkEnd w:id="22"/>
+    <w:bookmarkStart w:id="23" w:name="biggest-limitation"/>
+    <w:p>
+      <w:pPr>
+        <w:pStyle w:val="Heading2"/>
+      </w:pPr>
+      <w:r>
+        <w:t xml:space="preserve">Biggest limitation</w:t>
       </w:r>
     </w:p>
     <w:p>
@@ -322,9 +379,9 @@
         <w:t xml:space="preserve">One model, one released lens, one small task with six cities. At the position that matters most, even a probe trained with the answers found nothing, so I cannot say whether the binding is stored at some layer or position I did not read. I also did not test whether changing the residual changes the answer, so my claims are correlation only.</w:t>
       </w:r>
     </w:p>
-    <w:bookmarkEnd w:id="16"/>
-    <w:bookmarkEnd w:id="17"/>
-    <w:bookmarkStart w:id="23" w:name="randomly-selected-raw-examples"/>
+    <w:bookmarkEnd w:id="23"/>
+    <w:bookmarkEnd w:id="24"/>
+    <w:bookmarkStart w:id="30" w:name="randomly-selected-raw-examples"/>
     <w:p>
       <w:pPr>
         <w:pStyle w:val="Heading1"/>
@@ -480,7 +537,7 @@
         <w:t xml:space="preserve">committed run output; agent-unverified.</w:t>
       </w:r>
     </w:p>
-    <w:bookmarkStart w:id="18" w:name="example-1-success-real-zero-035-bba-t6"/>
+    <w:bookmarkStart w:id="25" w:name="example-1-success-real-zero-035-bba-t6"/>
     <w:p>
       <w:pPr>
         <w:pStyle w:val="Heading3"/>
@@ -766,8 +823,8 @@
         </w:tc>
       </w:tr>
     </w:tbl>
-    <w:bookmarkEnd w:id="18"/>
-    <w:bookmarkStart w:id="19" w:name="example-2-success-real-zero-047-aba-t6"/>
+    <w:bookmarkEnd w:id="25"/>
+    <w:bookmarkStart w:id="26" w:name="example-2-success-real-zero-047-aba-t6"/>
     <w:p>
       <w:pPr>
         <w:pStyle w:val="Heading3"/>
@@ -1053,8 +1110,8 @@
         </w:tc>
       </w:tr>
     </w:tbl>
-    <w:bookmarkEnd w:id="19"/>
-    <w:bookmarkStart w:id="20" w:name="example-3-failure-real-zero-035-bab-t6"/>
+    <w:bookmarkEnd w:id="26"/>
+    <w:bookmarkStart w:id="27" w:name="example-3-failure-real-zero-035-bab-t6"/>
     <w:p>
       <w:pPr>
         <w:pStyle w:val="Heading3"/>
@@ -1340,8 +1397,8 @@
         </w:tc>
       </w:tr>
     </w:tbl>
-    <w:bookmarkEnd w:id="20"/>
-    <w:bookmarkStart w:id="21" w:name="example-4-failure-real-zero-023-bba-t6"/>
+    <w:bookmarkEnd w:id="27"/>
+    <w:bookmarkStart w:id="28" w:name="example-4-failure-real-zero-023-bba-t6"/>
     <w:p>
       <w:pPr>
         <w:pStyle w:val="Heading3"/>
@@ -1627,8 +1684,8 @@
         </w:tc>
       </w:tr>
     </w:tbl>
-    <w:bookmarkEnd w:id="21"/>
-    <w:bookmarkStart w:id="22" w:name="X08d12fc239e1304c729fa2c498dcd7bd419b671"/>
+    <w:bookmarkEnd w:id="28"/>
+    <w:bookmarkStart w:id="29" w:name="X08d12fc239e1304c729fa2c498dcd7bd419b671"/>
     <w:p>
       <w:pPr>
         <w:pStyle w:val="Heading3"/>
@@ -1921,9 +1978,9 @@
         </w:pict>
       </w:r>
     </w:p>
-    <w:bookmarkEnd w:id="22"/>
-    <w:bookmarkEnd w:id="23"/>
-    <w:bookmarkStart w:id="30" w:name="motivation-and-research-question"/>
+    <w:bookmarkEnd w:id="29"/>
+    <w:bookmarkEnd w:id="30"/>
+    <w:bookmarkStart w:id="37" w:name="motivation-and-research-question"/>
     <w:p>
       <w:pPr>
         <w:pStyle w:val="Heading1"/>
@@ -1968,7 +2025,7 @@
         <w:t xml:space="preserve">the model’s answer?</w:t>
       </w:r>
     </w:p>
-    <w:bookmarkStart w:id="24" w:name="what-j-lens-is-briefly"/>
+    <w:bookmarkStart w:id="31" w:name="what-j-lens-is-briefly"/>
     <w:p>
       <w:pPr>
         <w:pStyle w:val="Heading2"/>
@@ -1985,8 +2042,8 @@
         <w:t xml:space="preserve">J-Lens is defined from first principles in §2.1.</w:t>
       </w:r>
     </w:p>
-    <w:bookmarkEnd w:id="24"/>
-    <w:bookmarkStart w:id="28" w:name="X44758b870a0731464fb2764574cc64fea7fcb2d"/>
+    <w:bookmarkEnd w:id="31"/>
+    <w:bookmarkStart w:id="35" w:name="X44758b870a0731464fb2764574cc64fea7fcb2d"/>
     <w:p>
       <w:pPr>
         <w:pStyle w:val="Heading2"/>
@@ -2092,18 +2149,18 @@
           <wp:inline>
             <wp:extent cx="4373880" cy="2142308"/>
             <wp:effectExtent b="0" l="0" r="0" t="0"/>
-            <wp:docPr descr="The binding problem: two prompts, the same four concepts, opposite pairings. Only the pairing distinguishes them, so only a reader of the relation can tell them apart." title="" id="26" name="Picture"/>
+            <wp:docPr descr="The binding problem: two prompts, the same four concepts, opposite pairings. Only the pairing distinguishes them, so only a reader of the relation can tell them apart." title="" id="33" name="Picture"/>
             <a:graphic>
               <a:graphicData uri="http://schemas.openxmlformats.org/drawingml/2006/picture">
                 <pic:pic>
                   <pic:nvPicPr>
-                    <pic:cNvPr descr="results/figures/binding-concept/fig1-binding-problem.png" id="27" name="Picture"/>
+                    <pic:cNvPr descr="results/figures/binding-concept/fig1-binding-problem.png" id="34" name="Picture"/>
                     <pic:cNvPicPr>
                       <a:picLocks noChangeArrowheads="1" noChangeAspect="1"/>
                     </pic:cNvPicPr>
                   </pic:nvPicPr>
                   <pic:blipFill>
-                    <a:blip r:embed="rId25"/>
+                    <a:blip r:embed="rId32"/>
                     <a:stretch>
                       <a:fillRect/>
                     </a:stretch>
@@ -2341,8 +2398,8 @@
         <w:t xml:space="preserve">selection, not a linearly decodable stored binding.</w:t>
       </w:r>
     </w:p>
-    <w:bookmarkEnd w:id="28"/>
-    <w:bookmarkStart w:id="29" w:name="the-gap"/>
+    <w:bookmarkEnd w:id="35"/>
+    <w:bookmarkStart w:id="36" w:name="the-gap"/>
     <w:p>
       <w:pPr>
         <w:pStyle w:val="Heading2"/>
@@ -2420,9 +2477,9 @@
         </w:pict>
       </w:r>
     </w:p>
-    <w:bookmarkEnd w:id="29"/>
-    <w:bookmarkEnd w:id="30"/>
-    <w:bookmarkStart w:id="43" w:name="method"/>
+    <w:bookmarkEnd w:id="36"/>
+    <w:bookmarkEnd w:id="37"/>
+    <w:bookmarkStart w:id="50" w:name="method"/>
     <w:p>
       <w:pPr>
         <w:pStyle w:val="Heading1"/>
@@ -2533,7 +2590,7 @@
         <w:t xml:space="preserve">turns out to be the interesting part, this project has failed.</w:t>
       </w:r>
     </w:p>
-    <w:bookmarkStart w:id="31" w:name="X57525b78a038dd7677b74b2cd929c744f8e7d70"/>
+    <w:bookmarkStart w:id="38" w:name="X57525b78a038dd7677b74b2cd929c744f8e7d70"/>
     <w:p>
       <w:pPr>
         <w:pStyle w:val="Heading2"/>
@@ -2958,8 +3015,8 @@
         <w:t xml:space="preserve">question with no obvious answer in either direction.</w:t>
       </w:r>
     </w:p>
-    <w:bookmarkEnd w:id="31"/>
-    <w:bookmarkStart w:id="32" w:name="substrate-model-lens-and-environment"/>
+    <w:bookmarkEnd w:id="38"/>
+    <w:bookmarkStart w:id="39" w:name="substrate-model-lens-and-environment"/>
     <w:p>
       <w:pPr>
         <w:pStyle w:val="Heading2"/>
@@ -3633,8 +3690,8 @@
         <w:t xml:space="preserve">8.51 GB of 47.7 GB — headroom is not a constraint on this design.</w:t>
       </w:r>
     </w:p>
-    <w:bookmarkEnd w:id="32"/>
-    <w:bookmarkStart w:id="33" w:name="Xe108057b195fe3c9ce8721c4dbab2e15b618e33"/>
+    <w:bookmarkEnd w:id="39"/>
+    <w:bookmarkStart w:id="40" w:name="Xe108057b195fe3c9ce8721c4dbab2e15b618e33"/>
     <w:p>
       <w:pPr>
         <w:pStyle w:val="Heading2"/>
@@ -4262,8 +4319,8 @@
         <w:t xml:space="preserve">, and are never tuned on.</w:t>
       </w:r>
     </w:p>
-    <w:bookmarkEnd w:id="33"/>
-    <w:bookmarkStart w:id="34" w:name="Xca73d2c970aa0db9760c2d5b75ab5af6c348063"/>
+    <w:bookmarkEnd w:id="40"/>
+    <w:bookmarkStart w:id="41" w:name="Xca73d2c970aa0db9760c2d5b75ab5af6c348063"/>
     <w:p>
       <w:pPr>
         <w:pStyle w:val="Heading2"/>
@@ -4636,8 +4693,8 @@
         <w:t xml:space="preserve">contaminated and undetermined references respectively.</w:t>
       </w:r>
     </w:p>
-    <w:bookmarkEnd w:id="34"/>
-    <w:bookmarkStart w:id="42" w:name="arms-metrics-and-controls"/>
+    <w:bookmarkEnd w:id="41"/>
+    <w:bookmarkStart w:id="49" w:name="arms-metrics-and-controls"/>
     <w:p>
       <w:pPr>
         <w:pStyle w:val="Heading2"/>
@@ -4655,18 +4712,18 @@
           <wp:inline>
             <wp:extent cx="4373880" cy="2767148"/>
             <wp:effectExtent b="0" l="0" r="0" t="0"/>
-            <wp:docPr descr="Three instruments on the same residual: the supervised difference-in-means probe as ceiling, J-Lens as the unsupervised reader, and the logit lens as floor." title="" id="36" name="Picture"/>
+            <wp:docPr descr="Three instruments on the same residual: the supervised difference-in-means probe as ceiling, J-Lens as the unsupervised reader, and the logit lens as floor." title="" id="43" name="Picture"/>
             <a:graphic>
               <a:graphicData uri="http://schemas.openxmlformats.org/drawingml/2006/picture">
                 <pic:pic>
                   <pic:nvPicPr>
-                    <pic:cNvPr descr="results/figures/binding-concept/fig3-three-instruments.png" id="37" name="Picture"/>
+                    <pic:cNvPr descr="results/figures/binding-concept/fig3-three-instruments.png" id="44" name="Picture"/>
                     <pic:cNvPicPr>
                       <a:picLocks noChangeArrowheads="1" noChangeAspect="1"/>
                     </pic:cNvPicPr>
                   </pic:nvPicPr>
                   <pic:blipFill>
-                    <a:blip r:embed="rId35"/>
+                    <a:blip r:embed="rId42"/>
                     <a:stretch>
                       <a:fillRect/>
                     </a:stretch>
@@ -4701,7 +4758,7 @@
         <w:t xml:space="preserve">Three instruments on the same residual: the supervised difference-in-means probe as ceiling, J-Lens as the unsupervised reader, and the logit lens as floor.</w:t>
       </w:r>
     </w:p>
-    <w:bookmarkStart w:id="38" w:name="three-arms"/>
+    <w:bookmarkStart w:id="45" w:name="three-arms"/>
     <w:p>
       <w:pPr>
         <w:pStyle w:val="Heading3"/>
@@ -5083,8 +5140,8 @@
         <w:t xml:space="preserve">passive script.)</w:t>
       </w:r>
     </w:p>
-    <w:bookmarkEnd w:id="38"/>
-    <w:bookmarkStart w:id="39" w:name="metrics"/>
+    <w:bookmarkEnd w:id="45"/>
+    <w:bookmarkStart w:id="46" w:name="metrics"/>
     <w:p>
       <w:pPr>
         <w:pStyle w:val="Heading3"/>
@@ -5373,8 +5430,8 @@
         <w:t xml:space="preserve">never form a vocabulary rank and are unaffected.</w:t>
       </w:r>
     </w:p>
-    <w:bookmarkEnd w:id="39"/>
-    <w:bookmarkStart w:id="40" w:name="baselines-and-controls"/>
+    <w:bookmarkEnd w:id="46"/>
+    <w:bookmarkStart w:id="47" w:name="baselines-and-controls"/>
     <w:p>
       <w:pPr>
         <w:pStyle w:val="Heading3"/>
@@ -6334,8 +6391,8 @@
         <w:t xml:space="preserve">11–357 at its selected layers.</w:t>
       </w:r>
     </w:p>
-    <w:bookmarkEnd w:id="40"/>
-    <w:bookmarkStart w:id="41" w:name="Xf1357951e2d3a6b81edaa0ff5b599eb419d4d06"/>
+    <w:bookmarkEnd w:id="47"/>
+    <w:bookmarkStart w:id="48" w:name="Xf1357951e2d3a6b81edaa0ff5b599eb419d4d06"/>
     <w:p>
       <w:pPr>
         <w:pStyle w:val="Heading3"/>
@@ -6452,10 +6509,10 @@
         </w:pict>
       </w:r>
     </w:p>
-    <w:bookmarkEnd w:id="41"/>
-    <w:bookmarkEnd w:id="42"/>
-    <w:bookmarkEnd w:id="43"/>
-    <w:bookmarkStart w:id="44" w:name="preregistration-and-what-was-frozen-when"/>
+    <w:bookmarkEnd w:id="48"/>
+    <w:bookmarkEnd w:id="49"/>
+    <w:bookmarkEnd w:id="50"/>
+    <w:bookmarkStart w:id="51" w:name="preregistration-and-what-was-frozen-when"/>
     <w:p>
       <w:pPr>
         <w:pStyle w:val="Heading1"/>
@@ -6843,8 +6900,8 @@
         </w:pict>
       </w:r>
     </w:p>
-    <w:bookmarkEnd w:id="44"/>
-    <w:bookmarkStart w:id="54" w:name="results"/>
+    <w:bookmarkEnd w:id="51"/>
+    <w:bookmarkStart w:id="61" w:name="results-1"/>
     <w:p>
       <w:pPr>
         <w:pStyle w:val="Heading1"/>
@@ -6853,7 +6910,7 @@
         <w:t xml:space="preserve">4. Results</w:t>
       </w:r>
     </w:p>
-    <w:bookmarkStart w:id="45" w:name="behavioral-eligibility"/>
+    <w:bookmarkStart w:id="52" w:name="behavioral-eligibility"/>
     <w:p>
       <w:pPr>
         <w:pStyle w:val="Heading2"/>
@@ -7139,8 +7196,8 @@
         <w:t xml:space="preserve">already on its way.</w:t>
       </w:r>
     </w:p>
-    <w:bookmarkEnd w:id="45"/>
-    <w:bookmarkStart w:id="50" w:name="X6f6fe317ba0cb18ffb6dfc71314c6d0ee2f4a72"/>
+    <w:bookmarkEnd w:id="52"/>
+    <w:bookmarkStart w:id="57" w:name="X6f6fe317ba0cb18ffb6dfc71314c6d0ee2f4a72"/>
     <w:p>
       <w:pPr>
         <w:pStyle w:val="Heading2"/>
@@ -7448,18 +7505,18 @@
           <wp:inline>
             <wp:extent cx="4373880" cy="2672926"/>
             <wp:effectExtent b="0" l="0" r="0" t="0"/>
-            <wp:docPr descr="Direction score by position on frozen held-out: both lenses rise at the relation-completing token and track the model’s own next-token preference; the randomised transport stays at chance." title="" id="46" name="Picture"/>
+            <wp:docPr descr="Direction score by position on frozen held-out: both lenses rise at the relation-completing token and track the model’s own next-token preference; the randomised transport stays at chance." title="" id="53" name="Picture"/>
             <a:graphic>
               <a:graphicData uri="http://schemas.openxmlformats.org/drawingml/2006/picture">
                 <pic:pic>
                   <pic:nvPicPr>
-                    <pic:cNvPr descr="results/figures/stage3-frac-by-position.png" id="47" name="Picture"/>
+                    <pic:cNvPr descr="results/figures/stage3-frac-by-position.png" id="54" name="Picture"/>
                     <pic:cNvPicPr>
                       <a:picLocks noChangeArrowheads="1" noChangeAspect="1"/>
                     </pic:cNvPicPr>
                   </pic:nvPicPr>
                   <pic:blipFill>
-                    <a:blip r:embed="rId10"/>
+                    <a:blip r:embed="rId12"/>
                     <a:stretch>
                       <a:fillRect/>
                     </a:stretch>
@@ -7884,18 +7941,18 @@
           <wp:inline>
             <wp:extent cx="4373880" cy="2870358"/>
             <wp:effectExtent b="0" l="0" r="0" t="0"/>
-            <wp:docPr descr="On records where the model’s own developing preference is wrong, every passive readout is wrong with it." title="" id="48" name="Picture"/>
+            <wp:docPr descr="On records where the model’s own developing preference is wrong, every passive readout is wrong with it." title="" id="55" name="Picture"/>
             <a:graphic>
               <a:graphicData uri="http://schemas.openxmlformats.org/drawingml/2006/picture">
                 <pic:pic>
                   <pic:nvPicPr>
-                    <pic:cNvPr descr="results/figures/stage3-discriminating-set.png" id="49" name="Picture"/>
+                    <pic:cNvPr descr="results/figures/stage3-discriminating-set.png" id="56" name="Picture"/>
                     <pic:cNvPicPr>
                       <a:picLocks noChangeArrowheads="1" noChangeAspect="1"/>
                     </pic:cNvPicPr>
                   </pic:nvPicPr>
                   <pic:blipFill>
-                    <a:blip r:embed="rId13"/>
+                    <a:blip r:embed="rId18"/>
                     <a:stretch>
                       <a:fillRect/>
                     </a:stretch>
@@ -8367,8 +8424,8 @@
         <w:t xml:space="preserve">instrument, not the model.</w:t>
       </w:r>
     </w:p>
-    <w:bookmarkEnd w:id="50"/>
-    <w:bookmarkStart w:id="51" w:name="layerwise-structure"/>
+    <w:bookmarkEnd w:id="57"/>
+    <w:bookmarkStart w:id="58" w:name="layerwise-structure"/>
     <w:p>
       <w:pPr>
         <w:pStyle w:val="Heading2"/>
@@ -8502,8 +8559,8 @@
         <w:t xml:space="preserve">relation-completing token and is finished by the question mark.</w:t>
       </w:r>
     </w:p>
-    <w:bookmarkEnd w:id="51"/>
-    <w:bookmarkStart w:id="52" w:name="controls"/>
+    <w:bookmarkEnd w:id="58"/>
+    <w:bookmarkStart w:id="59" w:name="controls"/>
     <w:p>
       <w:pPr>
         <w:pStyle w:val="Heading2"/>
@@ -8780,8 +8837,8 @@
         </w:tc>
       </w:tr>
     </w:tbl>
-    <w:bookmarkEnd w:id="52"/>
-    <w:bookmarkStart w:id="53" w:name="causal-arm"/>
+    <w:bookmarkEnd w:id="59"/>
+    <w:bookmarkStart w:id="60" w:name="causal-arm"/>
     <w:p>
       <w:pPr>
         <w:pStyle w:val="Heading2"/>
@@ -8901,9 +8958,9 @@
         </w:pict>
       </w:r>
     </w:p>
-    <w:bookmarkEnd w:id="53"/>
-    <w:bookmarkEnd w:id="54"/>
-    <w:bookmarkStart w:id="55" w:name="error-analysis"/>
+    <w:bookmarkEnd w:id="60"/>
+    <w:bookmarkEnd w:id="61"/>
+    <w:bookmarkStart w:id="62" w:name="error-analysis"/>
     <w:p>
       <w:pPr>
         <w:pStyle w:val="Heading1"/>
@@ -9060,8 +9117,8 @@
         </w:pict>
       </w:r>
     </w:p>
-    <w:bookmarkEnd w:id="55"/>
-    <w:bookmarkStart w:id="56" w:name="sanity-checks-and-red-teaming"/>
+    <w:bookmarkEnd w:id="62"/>
+    <w:bookmarkStart w:id="63" w:name="sanity-checks-and-red-teaming"/>
     <w:p>
       <w:pPr>
         <w:pStyle w:val="Heading1"/>
@@ -9624,8 +9681,8 @@
         </w:pict>
       </w:r>
     </w:p>
-    <w:bookmarkEnd w:id="56"/>
-    <w:bookmarkStart w:id="57" w:name="limitations"/>
+    <w:bookmarkEnd w:id="63"/>
+    <w:bookmarkStart w:id="64" w:name="limitations"/>
     <w:p>
       <w:pPr>
         <w:pStyle w:val="Heading1"/>
@@ -9757,8 +9814,8 @@
         </w:pict>
       </w:r>
     </w:p>
-    <w:bookmarkEnd w:id="57"/>
-    <w:bookmarkStart w:id="58" w:name="what-i-would-do-next"/>
+    <w:bookmarkEnd w:id="64"/>
+    <w:bookmarkStart w:id="65" w:name="what-i-would-do-next"/>
     <w:p>
       <w:pPr>
         <w:pStyle w:val="Heading1"/>
@@ -9898,8 +9955,8 @@
         </w:pict>
       </w:r>
     </w:p>
-    <w:bookmarkEnd w:id="58"/>
-    <w:bookmarkStart w:id="59" w:name="reproducibility"/>
+    <w:bookmarkEnd w:id="65"/>
+    <w:bookmarkStart w:id="66" w:name="reproducibility"/>
     <w:p>
       <w:pPr>
         <w:pStyle w:val="Heading1"/>
@@ -10352,8 +10409,8 @@
         </w:pict>
       </w:r>
     </w:p>
-    <w:bookmarkEnd w:id="59"/>
-    <w:bookmarkStart w:id="60" w:name="time-accounting"/>
+    <w:bookmarkEnd w:id="66"/>
+    <w:bookmarkStart w:id="67" w:name="time-accounting"/>
     <w:p>
       <w:pPr>
         <w:pStyle w:val="Heading1"/>
@@ -10583,8 +10640,8 @@
         </w:pict>
       </w:r>
     </w:p>
-    <w:bookmarkEnd w:id="60"/>
-    <w:bookmarkStart w:id="61" w:name="appendix-where-everything-lives"/>
+    <w:bookmarkEnd w:id="67"/>
+    <w:bookmarkStart w:id="68" w:name="appendix-where-everything-lives"/>
     <w:p>
       <w:pPr>
         <w:pStyle w:val="Heading1"/>
@@ -10691,7 +10748,7 @@
         <w:t xml:space="preserve">.</w:t>
       </w:r>
     </w:p>
-    <w:bookmarkEnd w:id="61"/>
+    <w:bookmarkEnd w:id="68"/>
     <w:sectPr>
       <w:pgMar w:bottom="1020" w:left="1134" w:right="1134" w:top="1020"/>
     </w:sectPr>

--- a/writeup/mats12-report.docx
+++ b/writeup/mats12-report.docx
@@ -34,7 +34,7 @@
         <w:t xml:space="preserve">September 2026</w:t>
       </w:r>
     </w:p>
-    <w:bookmarkStart w:id="24" w:name="executive-summary"/>
+    <w:bookmarkStart w:id="30" w:name="executive-summary"/>
     <w:p>
       <w:pPr>
         <w:pStyle w:val="Heading1"/>
@@ -96,7 +96,7 @@
       </w:r>
     </w:p>
     <w:bookmarkEnd w:id="10"/>
-    <w:bookmarkStart w:id="11" w:name="methodology"/>
+    <w:bookmarkStart w:id="14" w:name="methodology"/>
     <w:p>
       <w:pPr>
         <w:pStyle w:val="Heading2"/>
@@ -121,8 +121,62 @@
         <w:t xml:space="preserve">Using the held-out data, I again probed at the frozen layers at each position to measure the margin. A positive value means the lens prefers the correct answer. The magnitude of that number measures how much it’s preferred. Of the 4 positions, the interesting one is the word in the question that first pins down the answer.</w:t>
       </w:r>
     </w:p>
+    <w:bookmarkStart w:id="11" w:name="X4a6fd96a50095f0c1c76a4f92280384136ed846"/>
+    <w:p>
+      <w:pPr>
+        <w:pStyle w:val="Heading3"/>
+      </w:pPr>
+      <w:r>
+        <w:t xml:space="preserve">Experiment 1 — Does J-Lens beat the logit lens at binding?</w:t>
+      </w:r>
+    </w:p>
+    <w:p>
+      <w:pPr>
+        <w:pStyle w:val="FirstParagraph"/>
+      </w:pPr>
+      <w:r>
+        <w:t xml:space="preserve">The dataset had 50 prompt pairs: 10 for development (40 records) and 40 held out (160 records), not looked at until the layers and positions were frozen. I ran J-Lens and the logit lens on the held-out records at the frozen positions and layers. The logit lens here is the same code with the Jacobian switched off, so the only thing that differs between the two is the Jacobian.</w:t>
+      </w:r>
+    </w:p>
     <w:bookmarkEnd w:id="11"/>
-    <w:bookmarkStart w:id="15" w:name="results"/>
+    <w:bookmarkStart w:id="12" w:name="experiment-2-do-the-controls-hold"/>
+    <w:p>
+      <w:pPr>
+        <w:pStyle w:val="Heading3"/>
+      </w:pPr>
+      <w:r>
+        <w:t xml:space="preserve">Experiment 2 — Do the controls hold?</w:t>
+      </w:r>
+    </w:p>
+    <w:p>
+      <w:pPr>
+        <w:pStyle w:val="FirstParagraph"/>
+      </w:pPr>
+      <w:r>
+        <w:t xml:space="preserve">In experiment 2, I used 2 controls. First I shuffled the labels. I took the 160 held-out records with the lens readings computed. For each record I randomly reassign which city is marked correct (drawn from the pool of 6 cities, using a fixed randomizer seed). Then I re-grade the lens reading against the shuffled key. The second control was a random matrix used in place of the prefit J-Lens matrix. I ran the full pipeline with the same prompts and the random matrix using the same positions, layers, activations and scoring.</w:t>
+      </w:r>
+    </w:p>
+    <w:bookmarkEnd w:id="12"/>
+    <w:bookmarkStart w:id="13" w:name="X444d33cdc79da0ce4be1444b3a46153c51831c6"/>
+    <w:p>
+      <w:pPr>
+        <w:pStyle w:val="Heading3"/>
+      </w:pPr>
+      <w:r>
+        <w:t xml:space="preserve">Experiment 3 — What replaced the causal test</w:t>
+      </w:r>
+    </w:p>
+    <w:p>
+      <w:pPr>
+        <w:pStyle w:val="FirstParagraph"/>
+      </w:pPr>
+      <w:r>
+        <w:t xml:space="preserve">My original plan was to create a test that changes the part of the model’s internal state J-Lens reads and checks whether the model’s answer changes. The piece it needs wasn’t in the released code, and building it was out of scope for 20 hours. So instead, I used the records where the model was already leaning toward the wrong city. I then graded the lens readings I already had on just those records. The intuition here is that the correct answer is still sitting in the prompt, however if the lens still gets it wrong, it’s tending to follow the lean of the model, vs reading any binding information that is likely not present.</w:t>
+      </w:r>
+    </w:p>
+    <w:bookmarkEnd w:id="13"/>
+    <w:bookmarkEnd w:id="14"/>
+    <w:bookmarkStart w:id="27" w:name="results"/>
     <w:p>
       <w:pPr>
         <w:pStyle w:val="Heading2"/>
@@ -137,6 +191,23 @@
       </w:pPr>
       <w:r>
         <w:t xml:space="preserve">J-Lens scored 0.781 vs 0.519 for a shuffled-label control at the relation token. But the model’s own next-token leaning was already right 0.800 of the time at that same spot. On the records where the model is wrong, the lens reduces to 0.344 and 0.125, to chance and below. A probe trained with the answer key read 0.525 at the same spot where J-Lens read 0.781, so there was no binding signal there for it to find. The simplest explanation that fits all three numbers is that the lens was guessing the model’s answer, not reading its memory.</w:t>
+      </w:r>
+    </w:p>
+    <w:bookmarkStart w:id="18" w:name="X37e29ec4fcbb26b6a24c8fbd0d64dce820a33b3"/>
+    <w:p>
+      <w:pPr>
+        <w:pStyle w:val="Heading3"/>
+      </w:pPr>
+      <w:r>
+        <w:t xml:space="preserve">Experiment 1 — Does J-Lens beat the logit lens at binding?</w:t>
+      </w:r>
+    </w:p>
+    <w:p>
+      <w:pPr>
+        <w:pStyle w:val="FirstParagraph"/>
+      </w:pPr>
+      <w:r>
+        <w:t xml:space="preserve">At the relation token J-Lens scored 0.781 and the logit lens 0.688, both against a 0.519 shuffled-label control; at the question mark the logit lens was ahead, 0.738 to 0.669. The model’s own next-token leaning was already right 80% of the time at that same spot. So on picking the right city it is a wash. Where J-Lens clearly wins is ranking: it puts the correct city at rank 35 of 248K, the logit lens near 1,000. Even so, it still does not appear to be reading any bindings at these layers.</w:t>
       </w:r>
     </w:p>
     <w:p>
@@ -148,18 +219,18 @@
           <wp:inline>
             <wp:extent cx="4267200" cy="2607733"/>
             <wp:effectExtent b="0" l="0" r="0" t="0"/>
-            <wp:docPr descr="Figure 1. Direction score by position on frozen held-out data (n=160): both lenses rise at the token that pins down the answer and track the model’s own next-token preference; the shuffled-label and random-transport controls stay at chance." title="" id="13" name="Picture"/>
+            <wp:docPr descr="Figure 1. Direction score by position on frozen held-out data (n=160): both lenses rise at the token that pins down the answer and track the model’s own next-token preference; the shuffled-label and random-transport controls stay at chance." title="" id="16" name="Picture"/>
             <a:graphic>
               <a:graphicData uri="http://schemas.openxmlformats.org/drawingml/2006/picture">
                 <pic:pic>
                   <pic:nvPicPr>
-                    <pic:cNvPr descr="results/figures/stage3-frac-by-position.png" id="14" name="Picture"/>
+                    <pic:cNvPr descr="results/figures/stage3-frac-by-position.png" id="17" name="Picture"/>
                     <pic:cNvPicPr>
                       <a:picLocks noChangeArrowheads="1" noChangeAspect="1"/>
                     </pic:cNvPicPr>
                   </pic:nvPicPr>
                   <pic:blipFill>
-                    <a:blip r:embed="rId12"/>
+                    <a:blip r:embed="rId15"/>
                     <a:stretch>
                       <a:fillRect/>
                     </a:stretch>
@@ -194,14 +265,14 @@
         <w:t xml:space="preserve">Figure 1. Direction score by position on frozen held-out data (n=160): both lenses rise at the token that pins down the answer and track the model’s own next-token preference; the shuffled-label and random-transport controls stay at chance.</w:t>
       </w:r>
     </w:p>
-    <w:bookmarkEnd w:id="15"/>
-    <w:bookmarkStart w:id="16" w:name="X4a6fd96a50095f0c1c76a4f92280384136ed846"/>
-    <w:p>
-      <w:pPr>
-        <w:pStyle w:val="Heading2"/>
-      </w:pPr>
-      <w:r>
-        <w:t xml:space="preserve">Experiment 1 — Does J-Lens beat the logit lens at binding?</w:t>
+    <w:bookmarkEnd w:id="18"/>
+    <w:bookmarkStart w:id="22" w:name="experiment-2-do-the-controls-hold-1"/>
+    <w:p>
+      <w:pPr>
+        <w:pStyle w:val="Heading3"/>
+      </w:pPr>
+      <w:r>
+        <w:t xml:space="preserve">Experiment 2 — Do the controls hold?</w:t>
       </w:r>
     </w:p>
     <w:p>
@@ -209,43 +280,7 @@
         <w:pStyle w:val="FirstParagraph"/>
       </w:pPr>
       <w:r>
-        <w:t xml:space="preserve">The dataset had 50 prompt pairs: 10 for development (40 records) and 40 held out (160 records), not looked at until the layers and positions were frozen. I ran J-Lens and the logit lens on the held-out records at the frozen positions and layers. The logit lens here is the same code with the Jacobian switched off, so the only thing that differs between the two is the Jacobian. At the relation token J-Lens scored 0.781 and the logit lens 0.688, both against a 0.519 shuffled-label control; at the question mark the logit lens was ahead, 0.738 to 0.669. The model’s own next-token leaning was already right 80% of the time at that same spot. So on picking the right city it is a wash. Where J-Lens clearly wins is ranking: it puts the correct city at rank 35 of 248K, the logit lens near 1,000. Even so, it still does not appear to be reading any bindings at these layers.</w:t>
-      </w:r>
-    </w:p>
-    <w:bookmarkEnd w:id="16"/>
-    <w:bookmarkStart w:id="17" w:name="experiment-2-do-the-controls-hold"/>
-    <w:p>
-      <w:pPr>
-        <w:pStyle w:val="Heading2"/>
-      </w:pPr>
-      <w:r>
-        <w:t xml:space="preserve">Experiment 2 — Do the controls hold?</w:t>
-      </w:r>
-    </w:p>
-    <w:p>
-      <w:pPr>
-        <w:pStyle w:val="FirstParagraph"/>
-      </w:pPr>
-      <w:r>
-        <w:t xml:space="preserve">In experiment 2, I used 2 controls. First I shuffled the labels. I took the 160 held-out records with the lens readings computed. For each record I randomly reassign which city is marked correct (drawn from the pool of 6 cities, using a fixed randomizer seed). Then I re-grade the lens reading against the shuffled key. The results were 0.52 at the relation token, 0.556 at the question mark, and 0.35 on the dev set. This rules out a scoring step that scores high without the real answer key. The second control was a random matrix used in place of the prefit J-Lens matrix. I ran the full pipeline with the same prompts and the random matrix using the same positions, layers, activations and scoring. The resulting direction was 0.475-0.537 everywhere, and the correct city was a median rank of 130K-206K out of 248,320, versus 35 for the real matrix. So the trained matrix is what does the work.</w:t>
-      </w:r>
-    </w:p>
-    <w:bookmarkEnd w:id="17"/>
-    <w:bookmarkStart w:id="21" w:name="X444d33cdc79da0ce4be1444b3a46153c51831c6"/>
-    <w:p>
-      <w:pPr>
-        <w:pStyle w:val="Heading2"/>
-      </w:pPr>
-      <w:r>
-        <w:t xml:space="preserve">Experiment 3 — What replaced the causal test</w:t>
-      </w:r>
-    </w:p>
-    <w:p>
-      <w:pPr>
-        <w:pStyle w:val="FirstParagraph"/>
-      </w:pPr>
-      <w:r>
-        <w:t xml:space="preserve">My original plan was to create a test that changes the part of the model’s internal state J-Lens reads and checks whether the model’s answer changes. The piece it needs wasn’t in the released code, and building it was out of scope for 20 hours. So instead, I used the records where the model was already leaning toward the wrong city. I then graded the lens readings I already had on just those records. The intuition here is that the correct answer is still sitting in the prompt, however if the lens still gets it wrong, it’s tending to follow the lean of the model, vs reading any binding information that is likely not present. I used the records where the model’s own guess pointed to the wrong city (32 records at the relation token, 40 at the question mark). A lens that reads binding should still get these right. J-Lens got 0.344 and 0.125, chance and below. A probe trained with the answer key read 0.525 at the same spot, so no method found a binding signal there. The simplest explanation that fits all three numbers is that the lens was guessing the model’s answer, not reading its memory.</w:t>
+        <w:t xml:space="preserve">With the shuffled labels, the results were 0.52 at the relation token, 0.556 at the question mark, and 0.35 on the dev set. This rules out a scoring step that scores high without the real answer key. With the random matrix, the resulting direction was 0.475-0.537 everywhere, and the correct city was a median rank of 130K-206K out of 248,320, versus 35 for the real matrix. So the trained matrix is what does the work.</w:t>
       </w:r>
     </w:p>
     <w:p>
@@ -255,20 +290,93 @@
       <w:r>
         <w:drawing>
           <wp:inline>
-            <wp:extent cx="4267200" cy="2800349"/>
+            <wp:extent cx="4267200" cy="2489199"/>
             <wp:effectExtent b="0" l="0" r="0" t="0"/>
-            <wp:docPr descr="Figure 2. J-Lens accuracy on held-out records, split by whether the model itself was leaning right or wrong. Where the model leaned wrong, every passive readout followed it below chance." title="" id="19" name="Picture"/>
+            <wp:docPr descr="Figure 2. Experiment 2 controls on frozen held-out data (n=160): shuffling the answer key drops J-Lens to chance, and a random matrix in place of the trained one drops both the direction score to chance and the median rank of the correct city from about a hundred to over a hundred thousand." title="" id="20" name="Picture"/>
             <a:graphic>
               <a:graphicData uri="http://schemas.openxmlformats.org/drawingml/2006/picture">
                 <pic:pic>
                   <pic:nvPicPr>
-                    <pic:cNvPr descr="results/figures/stage3-discriminating-set.png" id="20" name="Picture"/>
+                    <pic:cNvPr descr="results/figures/stage3-controls.png" id="21" name="Picture"/>
                     <pic:cNvPicPr>
                       <a:picLocks noChangeArrowheads="1" noChangeAspect="1"/>
                     </pic:cNvPicPr>
                   </pic:nvPicPr>
                   <pic:blipFill>
-                    <a:blip r:embed="rId18"/>
+                    <a:blip r:embed="rId19"/>
+                    <a:stretch>
+                      <a:fillRect/>
+                    </a:stretch>
+                  </pic:blipFill>
+                  <pic:spPr bwMode="auto">
+                    <a:xfrm>
+                      <a:off x="0" y="0"/>
+                      <a:ext cx="4267200" cy="2489199"/>
+                    </a:xfrm>
+                    <a:prstGeom prst="rect">
+                      <a:avLst/>
+                    </a:prstGeom>
+                    <a:noFill/>
+                    <a:ln w="9525">
+                      <a:noFill/>
+                      <a:headEnd/>
+                      <a:tailEnd/>
+                    </a:ln>
+                  </pic:spPr>
+                </pic:pic>
+              </a:graphicData>
+            </a:graphic>
+          </wp:inline>
+        </w:drawing>
+      </w:r>
+    </w:p>
+    <w:p>
+      <w:pPr>
+        <w:pStyle w:val="ImageCaption"/>
+      </w:pPr>
+      <w:r>
+        <w:t xml:space="preserve">Figure 2. Experiment 2 controls on frozen held-out data (n=160): shuffling the answer key drops J-Lens to chance, and a random matrix in place of the trained one drops both the direction score to chance and the median rank of the correct city from about a hundred to over a hundred thousand.</w:t>
+      </w:r>
+    </w:p>
+    <w:bookmarkEnd w:id="22"/>
+    <w:bookmarkStart w:id="26" w:name="Xc1b240b072d38eb22c13024c193503c134e0f50"/>
+    <w:p>
+      <w:pPr>
+        <w:pStyle w:val="Heading3"/>
+      </w:pPr>
+      <w:r>
+        <w:t xml:space="preserve">Experiment 3 — What replaced the causal test</w:t>
+      </w:r>
+    </w:p>
+    <w:p>
+      <w:pPr>
+        <w:pStyle w:val="FirstParagraph"/>
+      </w:pPr>
+      <w:r>
+        <w:t xml:space="preserve">I used the records where the model’s own guess pointed to the wrong city (32 records at the relation token, 40 at the question mark). A lens that reads binding should still get these right. J-Lens got 0.344 and 0.125, chance and below. A probe trained with the answer key read 0.525 at the same spot, so no method found a binding signal there. The simplest explanation that fits all three numbers is that the lens was guessing the model’s answer, not reading its memory.</w:t>
+      </w:r>
+    </w:p>
+    <w:p>
+      <w:pPr>
+        <w:pStyle w:val="CaptionedFigure"/>
+      </w:pPr>
+      <w:r>
+        <w:drawing>
+          <wp:inline>
+            <wp:extent cx="4267200" cy="2800349"/>
+            <wp:effectExtent b="0" l="0" r="0" t="0"/>
+            <wp:docPr descr="Figure 3. J-Lens accuracy on held-out records, split by whether the model itself was leaning right or wrong. Where the model leaned wrong, every passive readout followed it below chance." title="" id="24" name="Picture"/>
+            <a:graphic>
+              <a:graphicData uri="http://schemas.openxmlformats.org/drawingml/2006/picture">
+                <pic:pic>
+                  <pic:nvPicPr>
+                    <pic:cNvPr descr="results/figures/stage3-discriminating-set.png" id="25" name="Picture"/>
+                    <pic:cNvPicPr>
+                      <a:picLocks noChangeArrowheads="1" noChangeAspect="1"/>
+                    </pic:cNvPicPr>
+                  </pic:nvPicPr>
+                  <pic:blipFill>
+                    <a:blip r:embed="rId23"/>
                     <a:stretch>
                       <a:fillRect/>
                     </a:stretch>
@@ -300,11 +408,12 @@
         <w:pStyle w:val="ImageCaption"/>
       </w:pPr>
       <w:r>
-        <w:t xml:space="preserve">Figure 2. J-Lens accuracy on held-out records, split by whether the model itself was leaning right or wrong. Where the model leaned wrong, every passive readout followed it below chance.</w:t>
-      </w:r>
-    </w:p>
-    <w:bookmarkEnd w:id="21"/>
-    <w:bookmarkStart w:id="22" w:name="high-level-takeaways"/>
+        <w:t xml:space="preserve">Figure 3. J-Lens accuracy on held-out records, split by whether the model itself was leaning right or wrong. Where the model leaned wrong, every passive readout followed it below chance.</w:t>
+      </w:r>
+    </w:p>
+    <w:bookmarkEnd w:id="26"/>
+    <w:bookmarkEnd w:id="27"/>
+    <w:bookmarkStart w:id="28" w:name="high-level-takeaways"/>
     <w:p>
       <w:pPr>
         <w:pStyle w:val="Heading2"/>
@@ -361,8 +470,8 @@
         <w:t xml:space="preserve">J-Lens is better than the logit lens at ranking the right words. J-Lens vs Logit Lens had a ranking of 35 vs 1000 out of 248K words.</w:t>
       </w:r>
     </w:p>
-    <w:bookmarkEnd w:id="22"/>
-    <w:bookmarkStart w:id="23" w:name="biggest-limitation"/>
+    <w:bookmarkEnd w:id="28"/>
+    <w:bookmarkStart w:id="29" w:name="biggest-limitation"/>
     <w:p>
       <w:pPr>
         <w:pStyle w:val="Heading2"/>
@@ -379,9 +488,9 @@
         <w:t xml:space="preserve">One model, one released lens, one small task with six cities. At the position that matters most, even a probe trained with the answers found nothing, so I cannot say whether the binding is stored at some layer or position I did not read. I also did not test whether changing the residual changes the answer, so my claims are correlation only.</w:t>
       </w:r>
     </w:p>
-    <w:bookmarkEnd w:id="23"/>
-    <w:bookmarkEnd w:id="24"/>
-    <w:bookmarkStart w:id="30" w:name="randomly-selected-raw-examples"/>
+    <w:bookmarkEnd w:id="29"/>
+    <w:bookmarkEnd w:id="30"/>
+    <w:bookmarkStart w:id="36" w:name="randomly-selected-raw-examples"/>
     <w:p>
       <w:pPr>
         <w:pStyle w:val="Heading1"/>
@@ -537,7 +646,7 @@
         <w:t xml:space="preserve">committed run output; agent-unverified.</w:t>
       </w:r>
     </w:p>
-    <w:bookmarkStart w:id="25" w:name="example-1-success-real-zero-035-bba-t6"/>
+    <w:bookmarkStart w:id="31" w:name="example-1-success-real-zero-035-bba-t6"/>
     <w:p>
       <w:pPr>
         <w:pStyle w:val="Heading3"/>
@@ -823,8 +932,8 @@
         </w:tc>
       </w:tr>
     </w:tbl>
-    <w:bookmarkEnd w:id="25"/>
-    <w:bookmarkStart w:id="26" w:name="example-2-success-real-zero-047-aba-t6"/>
+    <w:bookmarkEnd w:id="31"/>
+    <w:bookmarkStart w:id="32" w:name="example-2-success-real-zero-047-aba-t6"/>
     <w:p>
       <w:pPr>
         <w:pStyle w:val="Heading3"/>
@@ -1110,8 +1219,8 @@
         </w:tc>
       </w:tr>
     </w:tbl>
-    <w:bookmarkEnd w:id="26"/>
-    <w:bookmarkStart w:id="27" w:name="example-3-failure-real-zero-035-bab-t6"/>
+    <w:bookmarkEnd w:id="32"/>
+    <w:bookmarkStart w:id="33" w:name="example-3-failure-real-zero-035-bab-t6"/>
     <w:p>
       <w:pPr>
         <w:pStyle w:val="Heading3"/>
@@ -1397,8 +1506,8 @@
         </w:tc>
       </w:tr>
     </w:tbl>
-    <w:bookmarkEnd w:id="27"/>
-    <w:bookmarkStart w:id="28" w:name="example-4-failure-real-zero-023-bba-t6"/>
+    <w:bookmarkEnd w:id="33"/>
+    <w:bookmarkStart w:id="34" w:name="example-4-failure-real-zero-023-bba-t6"/>
     <w:p>
       <w:pPr>
         <w:pStyle w:val="Heading3"/>
@@ -1684,8 +1793,8 @@
         </w:tc>
       </w:tr>
     </w:tbl>
-    <w:bookmarkEnd w:id="28"/>
-    <w:bookmarkStart w:id="29" w:name="X08d12fc239e1304c729fa2c498dcd7bd419b671"/>
+    <w:bookmarkEnd w:id="34"/>
+    <w:bookmarkStart w:id="35" w:name="X08d12fc239e1304c729fa2c498dcd7bd419b671"/>
     <w:p>
       <w:pPr>
         <w:pStyle w:val="Heading3"/>
@@ -1978,9 +2087,9 @@
         </w:pict>
       </w:r>
     </w:p>
-    <w:bookmarkEnd w:id="29"/>
-    <w:bookmarkEnd w:id="30"/>
-    <w:bookmarkStart w:id="37" w:name="motivation-and-research-question"/>
+    <w:bookmarkEnd w:id="35"/>
+    <w:bookmarkEnd w:id="36"/>
+    <w:bookmarkStart w:id="43" w:name="motivation-and-research-question"/>
     <w:p>
       <w:pPr>
         <w:pStyle w:val="Heading1"/>
@@ -2025,7 +2134,7 @@
         <w:t xml:space="preserve">the model’s answer?</w:t>
       </w:r>
     </w:p>
-    <w:bookmarkStart w:id="31" w:name="what-j-lens-is-briefly"/>
+    <w:bookmarkStart w:id="37" w:name="what-j-lens-is-briefly"/>
     <w:p>
       <w:pPr>
         <w:pStyle w:val="Heading2"/>
@@ -2042,8 +2151,8 @@
         <w:t xml:space="preserve">J-Lens is defined from first principles in §2.1.</w:t>
       </w:r>
     </w:p>
-    <w:bookmarkEnd w:id="31"/>
-    <w:bookmarkStart w:id="35" w:name="X44758b870a0731464fb2764574cc64fea7fcb2d"/>
+    <w:bookmarkEnd w:id="37"/>
+    <w:bookmarkStart w:id="41" w:name="X44758b870a0731464fb2764574cc64fea7fcb2d"/>
     <w:p>
       <w:pPr>
         <w:pStyle w:val="Heading2"/>
@@ -2149,18 +2258,18 @@
           <wp:inline>
             <wp:extent cx="4373880" cy="2142308"/>
             <wp:effectExtent b="0" l="0" r="0" t="0"/>
-            <wp:docPr descr="The binding problem: two prompts, the same four concepts, opposite pairings. Only the pairing distinguishes them, so only a reader of the relation can tell them apart." title="" id="33" name="Picture"/>
+            <wp:docPr descr="The binding problem: two prompts, the same four concepts, opposite pairings. Only the pairing distinguishes them, so only a reader of the relation can tell them apart." title="" id="39" name="Picture"/>
             <a:graphic>
               <a:graphicData uri="http://schemas.openxmlformats.org/drawingml/2006/picture">
                 <pic:pic>
                   <pic:nvPicPr>
-                    <pic:cNvPr descr="results/figures/binding-concept/fig1-binding-problem.png" id="34" name="Picture"/>
+                    <pic:cNvPr descr="results/figures/binding-concept/fig1-binding-problem.png" id="40" name="Picture"/>
                     <pic:cNvPicPr>
                       <a:picLocks noChangeArrowheads="1" noChangeAspect="1"/>
                     </pic:cNvPicPr>
                   </pic:nvPicPr>
                   <pic:blipFill>
-                    <a:blip r:embed="rId32"/>
+                    <a:blip r:embed="rId38"/>
                     <a:stretch>
                       <a:fillRect/>
                     </a:stretch>
@@ -2398,8 +2507,8 @@
         <w:t xml:space="preserve">selection, not a linearly decodable stored binding.</w:t>
       </w:r>
     </w:p>
-    <w:bookmarkEnd w:id="35"/>
-    <w:bookmarkStart w:id="36" w:name="the-gap"/>
+    <w:bookmarkEnd w:id="41"/>
+    <w:bookmarkStart w:id="42" w:name="the-gap"/>
     <w:p>
       <w:pPr>
         <w:pStyle w:val="Heading2"/>
@@ -2477,9 +2586,9 @@
         </w:pict>
       </w:r>
     </w:p>
-    <w:bookmarkEnd w:id="36"/>
-    <w:bookmarkEnd w:id="37"/>
-    <w:bookmarkStart w:id="50" w:name="method"/>
+    <w:bookmarkEnd w:id="42"/>
+    <w:bookmarkEnd w:id="43"/>
+    <w:bookmarkStart w:id="56" w:name="method"/>
     <w:p>
       <w:pPr>
         <w:pStyle w:val="Heading1"/>
@@ -2590,7 +2699,7 @@
         <w:t xml:space="preserve">turns out to be the interesting part, this project has failed.</w:t>
       </w:r>
     </w:p>
-    <w:bookmarkStart w:id="38" w:name="X57525b78a038dd7677b74b2cd929c744f8e7d70"/>
+    <w:bookmarkStart w:id="44" w:name="X57525b78a038dd7677b74b2cd929c744f8e7d70"/>
     <w:p>
       <w:pPr>
         <w:pStyle w:val="Heading2"/>
@@ -3015,8 +3124,8 @@
         <w:t xml:space="preserve">question with no obvious answer in either direction.</w:t>
       </w:r>
     </w:p>
-    <w:bookmarkEnd w:id="38"/>
-    <w:bookmarkStart w:id="39" w:name="substrate-model-lens-and-environment"/>
+    <w:bookmarkEnd w:id="44"/>
+    <w:bookmarkStart w:id="45" w:name="substrate-model-lens-and-environment"/>
     <w:p>
       <w:pPr>
         <w:pStyle w:val="Heading2"/>
@@ -3690,8 +3799,8 @@
         <w:t xml:space="preserve">8.51 GB of 47.7 GB — headroom is not a constraint on this design.</w:t>
       </w:r>
     </w:p>
-    <w:bookmarkEnd w:id="39"/>
-    <w:bookmarkStart w:id="40" w:name="Xe108057b195fe3c9ce8721c4dbab2e15b618e33"/>
+    <w:bookmarkEnd w:id="45"/>
+    <w:bookmarkStart w:id="46" w:name="Xe108057b195fe3c9ce8721c4dbab2e15b618e33"/>
     <w:p>
       <w:pPr>
         <w:pStyle w:val="Heading2"/>
@@ -4319,8 +4428,8 @@
         <w:t xml:space="preserve">, and are never tuned on.</w:t>
       </w:r>
     </w:p>
-    <w:bookmarkEnd w:id="40"/>
-    <w:bookmarkStart w:id="41" w:name="Xca73d2c970aa0db9760c2d5b75ab5af6c348063"/>
+    <w:bookmarkEnd w:id="46"/>
+    <w:bookmarkStart w:id="47" w:name="Xca73d2c970aa0db9760c2d5b75ab5af6c348063"/>
     <w:p>
       <w:pPr>
         <w:pStyle w:val="Heading2"/>
@@ -4693,8 +4802,8 @@
         <w:t xml:space="preserve">contaminated and undetermined references respectively.</w:t>
       </w:r>
     </w:p>
-    <w:bookmarkEnd w:id="41"/>
-    <w:bookmarkStart w:id="49" w:name="arms-metrics-and-controls"/>
+    <w:bookmarkEnd w:id="47"/>
+    <w:bookmarkStart w:id="55" w:name="arms-metrics-and-controls"/>
     <w:p>
       <w:pPr>
         <w:pStyle w:val="Heading2"/>
@@ -4712,18 +4821,18 @@
           <wp:inline>
             <wp:extent cx="4373880" cy="2767148"/>
             <wp:effectExtent b="0" l="0" r="0" t="0"/>
-            <wp:docPr descr="Three instruments on the same residual: the supervised difference-in-means probe as ceiling, J-Lens as the unsupervised reader, and the logit lens as floor." title="" id="43" name="Picture"/>
+            <wp:docPr descr="Three instruments on the same residual: the supervised difference-in-means probe as ceiling, J-Lens as the unsupervised reader, and the logit lens as floor." title="" id="49" name="Picture"/>
             <a:graphic>
               <a:graphicData uri="http://schemas.openxmlformats.org/drawingml/2006/picture">
                 <pic:pic>
                   <pic:nvPicPr>
-                    <pic:cNvPr descr="results/figures/binding-concept/fig3-three-instruments.png" id="44" name="Picture"/>
+                    <pic:cNvPr descr="results/figures/binding-concept/fig3-three-instruments.png" id="50" name="Picture"/>
                     <pic:cNvPicPr>
                       <a:picLocks noChangeArrowheads="1" noChangeAspect="1"/>
                     </pic:cNvPicPr>
                   </pic:nvPicPr>
                   <pic:blipFill>
-                    <a:blip r:embed="rId42"/>
+                    <a:blip r:embed="rId48"/>
                     <a:stretch>
                       <a:fillRect/>
                     </a:stretch>
@@ -4758,7 +4867,7 @@
         <w:t xml:space="preserve">Three instruments on the same residual: the supervised difference-in-means probe as ceiling, J-Lens as the unsupervised reader, and the logit lens as floor.</w:t>
       </w:r>
     </w:p>
-    <w:bookmarkStart w:id="45" w:name="three-arms"/>
+    <w:bookmarkStart w:id="51" w:name="three-arms"/>
     <w:p>
       <w:pPr>
         <w:pStyle w:val="Heading3"/>
@@ -5140,8 +5249,8 @@
         <w:t xml:space="preserve">passive script.)</w:t>
       </w:r>
     </w:p>
-    <w:bookmarkEnd w:id="45"/>
-    <w:bookmarkStart w:id="46" w:name="metrics"/>
+    <w:bookmarkEnd w:id="51"/>
+    <w:bookmarkStart w:id="52" w:name="metrics"/>
     <w:p>
       <w:pPr>
         <w:pStyle w:val="Heading3"/>
@@ -5430,8 +5539,8 @@
         <w:t xml:space="preserve">never form a vocabulary rank and are unaffected.</w:t>
       </w:r>
     </w:p>
-    <w:bookmarkEnd w:id="46"/>
-    <w:bookmarkStart w:id="47" w:name="baselines-and-controls"/>
+    <w:bookmarkEnd w:id="52"/>
+    <w:bookmarkStart w:id="53" w:name="baselines-and-controls"/>
     <w:p>
       <w:pPr>
         <w:pStyle w:val="Heading3"/>
@@ -6391,8 +6500,8 @@
         <w:t xml:space="preserve">11–357 at its selected layers.</w:t>
       </w:r>
     </w:p>
-    <w:bookmarkEnd w:id="47"/>
-    <w:bookmarkStart w:id="48" w:name="Xf1357951e2d3a6b81edaa0ff5b599eb419d4d06"/>
+    <w:bookmarkEnd w:id="53"/>
+    <w:bookmarkStart w:id="54" w:name="Xf1357951e2d3a6b81edaa0ff5b599eb419d4d06"/>
     <w:p>
       <w:pPr>
         <w:pStyle w:val="Heading3"/>
@@ -6509,10 +6618,10 @@
         </w:pict>
       </w:r>
     </w:p>
-    <w:bookmarkEnd w:id="48"/>
-    <w:bookmarkEnd w:id="49"/>
-    <w:bookmarkEnd w:id="50"/>
-    <w:bookmarkStart w:id="51" w:name="preregistration-and-what-was-frozen-when"/>
+    <w:bookmarkEnd w:id="54"/>
+    <w:bookmarkEnd w:id="55"/>
+    <w:bookmarkEnd w:id="56"/>
+    <w:bookmarkStart w:id="57" w:name="preregistration-and-what-was-frozen-when"/>
     <w:p>
       <w:pPr>
         <w:pStyle w:val="Heading1"/>
@@ -6900,8 +7009,8 @@
         </w:pict>
       </w:r>
     </w:p>
-    <w:bookmarkEnd w:id="51"/>
-    <w:bookmarkStart w:id="61" w:name="results-1"/>
+    <w:bookmarkEnd w:id="57"/>
+    <w:bookmarkStart w:id="67" w:name="results-1"/>
     <w:p>
       <w:pPr>
         <w:pStyle w:val="Heading1"/>
@@ -6910,7 +7019,7 @@
         <w:t xml:space="preserve">4. Results</w:t>
       </w:r>
     </w:p>
-    <w:bookmarkStart w:id="52" w:name="behavioral-eligibility"/>
+    <w:bookmarkStart w:id="58" w:name="behavioral-eligibility"/>
     <w:p>
       <w:pPr>
         <w:pStyle w:val="Heading2"/>
@@ -7196,8 +7305,8 @@
         <w:t xml:space="preserve">already on its way.</w:t>
       </w:r>
     </w:p>
-    <w:bookmarkEnd w:id="52"/>
-    <w:bookmarkStart w:id="57" w:name="X6f6fe317ba0cb18ffb6dfc71314c6d0ee2f4a72"/>
+    <w:bookmarkEnd w:id="58"/>
+    <w:bookmarkStart w:id="63" w:name="X6f6fe317ba0cb18ffb6dfc71314c6d0ee2f4a72"/>
     <w:p>
       <w:pPr>
         <w:pStyle w:val="Heading2"/>
@@ -7505,18 +7614,18 @@
           <wp:inline>
             <wp:extent cx="4373880" cy="2672926"/>
             <wp:effectExtent b="0" l="0" r="0" t="0"/>
-            <wp:docPr descr="Direction score by position on frozen held-out: both lenses rise at the relation-completing token and track the model’s own next-token preference; the randomised transport stays at chance." title="" id="53" name="Picture"/>
+            <wp:docPr descr="Direction score by position on frozen held-out: both lenses rise at the relation-completing token and track the model’s own next-token preference; the randomised transport stays at chance." title="" id="59" name="Picture"/>
             <a:graphic>
               <a:graphicData uri="http://schemas.openxmlformats.org/drawingml/2006/picture">
                 <pic:pic>
                   <pic:nvPicPr>
-                    <pic:cNvPr descr="results/figures/stage3-frac-by-position.png" id="54" name="Picture"/>
+                    <pic:cNvPr descr="results/figures/stage3-frac-by-position.png" id="60" name="Picture"/>
                     <pic:cNvPicPr>
                       <a:picLocks noChangeArrowheads="1" noChangeAspect="1"/>
                     </pic:cNvPicPr>
                   </pic:nvPicPr>
                   <pic:blipFill>
-                    <a:blip r:embed="rId12"/>
+                    <a:blip r:embed="rId15"/>
                     <a:stretch>
                       <a:fillRect/>
                     </a:stretch>
@@ -7941,18 +8050,18 @@
           <wp:inline>
             <wp:extent cx="4373880" cy="2870358"/>
             <wp:effectExtent b="0" l="0" r="0" t="0"/>
-            <wp:docPr descr="On records where the model’s own developing preference is wrong, every passive readout is wrong with it." title="" id="55" name="Picture"/>
+            <wp:docPr descr="On records where the model’s own developing preference is wrong, every passive readout is wrong with it." title="" id="61" name="Picture"/>
             <a:graphic>
               <a:graphicData uri="http://schemas.openxmlformats.org/drawingml/2006/picture">
                 <pic:pic>
                   <pic:nvPicPr>
-                    <pic:cNvPr descr="results/figures/stage3-discriminating-set.png" id="56" name="Picture"/>
+                    <pic:cNvPr descr="results/figures/stage3-discriminating-set.png" id="62" name="Picture"/>
                     <pic:cNvPicPr>
                       <a:picLocks noChangeArrowheads="1" noChangeAspect="1"/>
                     </pic:cNvPicPr>
                   </pic:nvPicPr>
                   <pic:blipFill>
-                    <a:blip r:embed="rId18"/>
+                    <a:blip r:embed="rId23"/>
                     <a:stretch>
                       <a:fillRect/>
                     </a:stretch>
@@ -8424,8 +8533,8 @@
         <w:t xml:space="preserve">instrument, not the model.</w:t>
       </w:r>
     </w:p>
-    <w:bookmarkEnd w:id="57"/>
-    <w:bookmarkStart w:id="58" w:name="layerwise-structure"/>
+    <w:bookmarkEnd w:id="63"/>
+    <w:bookmarkStart w:id="64" w:name="layerwise-structure"/>
     <w:p>
       <w:pPr>
         <w:pStyle w:val="Heading2"/>
@@ -8559,8 +8668,8 @@
         <w:t xml:space="preserve">relation-completing token and is finished by the question mark.</w:t>
       </w:r>
     </w:p>
-    <w:bookmarkEnd w:id="58"/>
-    <w:bookmarkStart w:id="59" w:name="controls"/>
+    <w:bookmarkEnd w:id="64"/>
+    <w:bookmarkStart w:id="65" w:name="controls"/>
     <w:p>
       <w:pPr>
         <w:pStyle w:val="Heading2"/>
@@ -8837,8 +8946,8 @@
         </w:tc>
       </w:tr>
     </w:tbl>
-    <w:bookmarkEnd w:id="59"/>
-    <w:bookmarkStart w:id="60" w:name="causal-arm"/>
+    <w:bookmarkEnd w:id="65"/>
+    <w:bookmarkStart w:id="66" w:name="causal-arm"/>
     <w:p>
       <w:pPr>
         <w:pStyle w:val="Heading2"/>
@@ -8958,9 +9067,9 @@
         </w:pict>
       </w:r>
     </w:p>
-    <w:bookmarkEnd w:id="60"/>
-    <w:bookmarkEnd w:id="61"/>
-    <w:bookmarkStart w:id="62" w:name="error-analysis"/>
+    <w:bookmarkEnd w:id="66"/>
+    <w:bookmarkEnd w:id="67"/>
+    <w:bookmarkStart w:id="68" w:name="error-analysis"/>
     <w:p>
       <w:pPr>
         <w:pStyle w:val="Heading1"/>
@@ -9117,8 +9226,8 @@
         </w:pict>
       </w:r>
     </w:p>
-    <w:bookmarkEnd w:id="62"/>
-    <w:bookmarkStart w:id="63" w:name="sanity-checks-and-red-teaming"/>
+    <w:bookmarkEnd w:id="68"/>
+    <w:bookmarkStart w:id="69" w:name="sanity-checks-and-red-teaming"/>
     <w:p>
       <w:pPr>
         <w:pStyle w:val="Heading1"/>
@@ -9681,8 +9790,8 @@
         </w:pict>
       </w:r>
     </w:p>
-    <w:bookmarkEnd w:id="63"/>
-    <w:bookmarkStart w:id="64" w:name="limitations"/>
+    <w:bookmarkEnd w:id="69"/>
+    <w:bookmarkStart w:id="70" w:name="limitations"/>
     <w:p>
       <w:pPr>
         <w:pStyle w:val="Heading1"/>
@@ -9814,8 +9923,8 @@
         </w:pict>
       </w:r>
     </w:p>
-    <w:bookmarkEnd w:id="64"/>
-    <w:bookmarkStart w:id="65" w:name="what-i-would-do-next"/>
+    <w:bookmarkEnd w:id="70"/>
+    <w:bookmarkStart w:id="71" w:name="what-i-would-do-next"/>
     <w:p>
       <w:pPr>
         <w:pStyle w:val="Heading1"/>
@@ -9955,8 +10064,8 @@
         </w:pict>
       </w:r>
     </w:p>
-    <w:bookmarkEnd w:id="65"/>
-    <w:bookmarkStart w:id="66" w:name="reproducibility"/>
+    <w:bookmarkEnd w:id="71"/>
+    <w:bookmarkStart w:id="72" w:name="reproducibility"/>
     <w:p>
       <w:pPr>
         <w:pStyle w:val="Heading1"/>
@@ -10409,8 +10518,8 @@
         </w:pict>
       </w:r>
     </w:p>
-    <w:bookmarkEnd w:id="66"/>
-    <w:bookmarkStart w:id="67" w:name="time-accounting"/>
+    <w:bookmarkEnd w:id="72"/>
+    <w:bookmarkStart w:id="73" w:name="time-accounting"/>
     <w:p>
       <w:pPr>
         <w:pStyle w:val="Heading1"/>
@@ -10640,8 +10749,8 @@
         </w:pict>
       </w:r>
     </w:p>
-    <w:bookmarkEnd w:id="67"/>
-    <w:bookmarkStart w:id="68" w:name="appendix-where-everything-lives"/>
+    <w:bookmarkEnd w:id="73"/>
+    <w:bookmarkStart w:id="74" w:name="appendix-where-everything-lives"/>
     <w:p>
       <w:pPr>
         <w:pStyle w:val="Heading1"/>
@@ -10748,7 +10857,7 @@
         <w:t xml:space="preserve">.</w:t>
       </w:r>
     </w:p>
-    <w:bookmarkEnd w:id="68"/>
+    <w:bookmarkEnd w:id="74"/>
     <w:sectPr>
       <w:pgMar w:bottom="1020" w:left="1134" w:right="1134" w:top="1020"/>
     </w:sectPr>

--- a/writeup/mats12-report.docx
+++ b/writeup/mats12-report.docx
@@ -490,7 +490,7 @@
     </w:p>
     <w:bookmarkEnd w:id="29"/>
     <w:bookmarkEnd w:id="30"/>
-    <w:bookmarkStart w:id="36" w:name="randomly-selected-raw-examples"/>
+    <w:bookmarkStart w:id="31" w:name="randomly-selected-raw-examples"/>
     <w:p>
       <w:pPr>
         <w:pStyle w:val="Heading1"/>
@@ -504,7 +504,7 @@
         <w:pStyle w:val="FirstParagraph"/>
       </w:pPr>
       <w:r>
-        <w:t xml:space="preserve">Examples below are drawn with</w:t>
+        <w:t xml:space="preserve">Drawn with</w:t>
       </w:r>
       <w:r>
         <w:t xml:space="preserve"> </w:t>
@@ -519,21 +519,13 @@
         <w:t xml:space="preserve"> </w:t>
       </w:r>
       <w:r>
-        <w:t xml:space="preserve">from the held-out set; they are</w:t>
-      </w:r>
-      <w:r>
-        <w:t xml:space="preserve"> </w:t>
-      </w:r>
-      <w:r>
-        <w:t xml:space="preserve">randomly selected, not chosen.</w:t>
-      </w:r>
-    </w:p>
-    <w:p>
-      <w:pPr>
-        <w:pStyle w:val="BodyText"/>
-      </w:pPr>
-      <w:r>
-        <w:t xml:space="preserve">Selection rule, stated before the draw: a</w:t>
+        <w:t xml:space="preserve">from the held-out set — randomly selected, not</w:t>
+      </w:r>
+      <w:r>
+        <w:t xml:space="preserve"> </w:t>
+      </w:r>
+      <w:r>
+        <w:t xml:space="preserve">chosen. Rule, stated before the draw: a</w:t>
       </w:r>
       <w:r>
         <w:t xml:space="preserve"> </w:t>
@@ -601,31 +593,13 @@
         <w:t xml:space="preserve"> </w:t>
       </w:r>
       <w:r>
-        <w:t xml:space="preserve">call (smallest absolute margin, deterministic). The readout columns are ranks</w:t>
-      </w:r>
-      <w:r>
-        <w:t xml:space="preserve"> </w:t>
-      </w:r>
-      <w:r>
-        <w:t xml:space="preserve">of the correct and role-swapped intermediate in each lens’s vocabulary</w:t>
-      </w:r>
-      <w:r>
-        <w:t xml:space="preserve"> </w:t>
-      </w:r>
-      <w:r>
-        <w:t xml:space="preserve">readout (the pipeline stores ranks and margins, not top-k dumps). Only the</w:t>
-      </w:r>
-      <w:r>
-        <w:t xml:space="preserve"> </w:t>
-      </w:r>
-      <w:r>
-        <w:t xml:space="preserve">two primary positions are shown; all four positions per record are in the run</w:t>
-      </w:r>
-      <w:r>
-        <w:t xml:space="preserve"> </w:t>
-      </w:r>
-      <w:r>
-        <w:t xml:space="preserve">outputs and in</w:t>
+        <w:t xml:space="preserve">call (smallest absolute margin, deterministic). Ranks and other positions</w:t>
+      </w:r>
+      <w:r>
+        <w:t xml:space="preserve"> </w:t>
+      </w:r>
+      <w:r>
+        <w:t xml:space="preserve">are in</w:t>
       </w:r>
       <w:r>
         <w:t xml:space="preserve"> </w:t>
@@ -637,76 +611,7 @@
         <w:t xml:space="preserve">writeup/main-full.md</w:t>
       </w:r>
       <w:r>
-        <w:t xml:space="preserve">. All numbers agent-derived from the</w:t>
-      </w:r>
-      <w:r>
-        <w:t xml:space="preserve"> </w:t>
-      </w:r>
-      <w:r>
-        <w:t xml:space="preserve">committed run output; agent-unverified.</w:t>
-      </w:r>
-    </w:p>
-    <w:bookmarkStart w:id="31" w:name="example-1-success-real-zero-035-bba-t6"/>
-    <w:p>
-      <w:pPr>
-        <w:pStyle w:val="Heading3"/>
-      </w:pPr>
-      <w:r>
-        <w:t xml:space="preserve">Example 1 — success (</w:t>
-      </w:r>
-      <w:r>
-        <w:rPr>
-          <w:rStyle w:val="VerbatimChar"/>
-        </w:rPr>
-        <w:t xml:space="preserve">real-zero-035-BBA</w:t>
-      </w:r>
-      <w:r>
-        <w:t xml:space="preserve">, T6)</w:t>
-      </w:r>
-    </w:p>
-    <w:p>
-      <w:pPr>
-        <w:pStyle w:val="BlockText"/>
-      </w:pPr>
-      <w:r>
-        <w:t xml:space="preserve">Facts: Clara paints at Bristol. Anna paints at Seattle. Bristol stores granite. Seattle stores bronze. What is stored where Anna paints? Answer:</w:t>
-      </w:r>
-    </w:p>
-    <w:p>
-      <w:pPr>
-        <w:pStyle w:val="FirstParagraph"/>
-      </w:pPr>
-      <w:r>
-        <w:t xml:space="preserve">Correct intermediate</w:t>
-      </w:r>
-      <w:r>
-        <w:t xml:space="preserve"> </w:t>
-      </w:r>
-      <w:r>
-        <w:rPr>
-          <w:b/>
-          <w:bCs/>
-        </w:rPr>
-        <w:t xml:space="preserve">Seattle</w:t>
-      </w:r>
-      <w:r>
-        <w:t xml:space="preserve"> </w:t>
-      </w:r>
-      <w:r>
-        <w:t xml:space="preserve">-&gt; answer</w:t>
-      </w:r>
-      <w:r>
-        <w:t xml:space="preserve"> </w:t>
-      </w:r>
-      <w:r>
-        <w:rPr>
-          <w:b/>
-          <w:bCs/>
-        </w:rPr>
-        <w:t xml:space="preserve">bronze</w:t>
-      </w:r>
-      <w:r>
-        <w:t xml:space="preserve">; role-swapped alternative Bristol -&gt; granite.</w:t>
+        <w:t xml:space="preserve">. All numbers agent-derived; agent-unverified.</w:t>
       </w:r>
     </w:p>
     <w:tbl>
@@ -735,62 +640,62 @@
               <w:pStyle w:val="Compact"/>
             </w:pPr>
             <w:r>
-              <w:t xml:space="preserve">position</w:t>
-            </w:r>
-          </w:p>
-        </w:tc>
-        <w:tc>
-          <w:tcPr/>
-          <w:p>
-            <w:pPr>
-              <w:pStyle w:val="Compact"/>
-            </w:pPr>
-            <w:r>
-              <w:t xml:space="preserve">J-Lens margin</w:t>
-            </w:r>
-          </w:p>
-        </w:tc>
-        <w:tc>
-          <w:tcPr/>
-          <w:p>
-            <w:pPr>
-              <w:pStyle w:val="Compact"/>
-            </w:pPr>
-            <w:r>
-              <w:t xml:space="preserve">J-Lens rank (corr/alt)</w:t>
-            </w:r>
-          </w:p>
-        </w:tc>
-        <w:tc>
-          <w:tcPr/>
-          <w:p>
-            <w:pPr>
-              <w:pStyle w:val="Compact"/>
-            </w:pPr>
-            <w:r>
-              <w:t xml:space="preserve">logit-lens margin</w:t>
-            </w:r>
-          </w:p>
-        </w:tc>
-        <w:tc>
-          <w:tcPr/>
-          <w:p>
-            <w:pPr>
-              <w:pStyle w:val="Compact"/>
-            </w:pPr>
-            <w:r>
-              <w:t xml:space="preserve">logit-lens rank (corr/alt)</w:t>
-            </w:r>
-          </w:p>
-        </w:tc>
-        <w:tc>
-          <w:tcPr/>
-          <w:p>
-            <w:pPr>
-              <w:pStyle w:val="Compact"/>
-            </w:pPr>
-            <w:r>
-              <w:t xml:space="preserve">model (shadow) margin</w:t>
+              <w:t xml:space="preserve"># (record, T)</w:t>
+            </w:r>
+          </w:p>
+        </w:tc>
+        <w:tc>
+          <w:tcPr/>
+          <w:p>
+            <w:pPr>
+              <w:pStyle w:val="Compact"/>
+            </w:pPr>
+            <w:r>
+              <w:t xml:space="preserve">Prompt</w:t>
+            </w:r>
+          </w:p>
+        </w:tc>
+        <w:tc>
+          <w:tcPr/>
+          <w:p>
+            <w:pPr>
+              <w:pStyle w:val="Compact"/>
+            </w:pPr>
+            <w:r>
+              <w:t xml:space="preserve">Correct -&gt; answer / swapped</w:t>
+            </w:r>
+          </w:p>
+        </w:tc>
+        <w:tc>
+          <w:tcPr/>
+          <w:p>
+            <w:pPr>
+              <w:pStyle w:val="Compact"/>
+            </w:pPr>
+            <w:r>
+              <w:t xml:space="preserve">J-Lens relcomp / qmark</w:t>
+            </w:r>
+          </w:p>
+        </w:tc>
+        <w:tc>
+          <w:tcPr/>
+          <w:p>
+            <w:pPr>
+              <w:pStyle w:val="Compact"/>
+            </w:pPr>
+            <w:r>
+              <w:t xml:space="preserve">logit lens relcomp / qmark</w:t>
+            </w:r>
+          </w:p>
+        </w:tc>
+        <w:tc>
+          <w:tcPr/>
+          <w:p>
+            <w:pPr>
+              <w:pStyle w:val="Compact"/>
+            </w:pPr>
+            <w:r>
+              <w:t xml:space="preserve">model relcomp / qmark</w:t>
             </w:r>
           </w:p>
         </w:tc>
@@ -803,62 +708,97 @@
               <w:pStyle w:val="Compact"/>
             </w:pPr>
             <w:r>
-              <w:t xml:space="preserve">relcomp</w:t>
-            </w:r>
-          </w:p>
-        </w:tc>
-        <w:tc>
-          <w:tcPr/>
-          <w:p>
-            <w:pPr>
-              <w:pStyle w:val="Compact"/>
-            </w:pPr>
-            <w:r>
-              <w:t xml:space="preserve">+0.188</w:t>
-            </w:r>
-          </w:p>
-        </w:tc>
-        <w:tc>
-          <w:tcPr/>
-          <w:p>
-            <w:pPr>
-              <w:pStyle w:val="Compact"/>
-            </w:pPr>
-            <w:r>
-              <w:t xml:space="preserve">256 / 279</w:t>
-            </w:r>
-          </w:p>
-        </w:tc>
-        <w:tc>
-          <w:tcPr/>
-          <w:p>
-            <w:pPr>
-              <w:pStyle w:val="Compact"/>
-            </w:pPr>
-            <w:r>
-              <w:t xml:space="preserve">+0.203</w:t>
-            </w:r>
-          </w:p>
-        </w:tc>
-        <w:tc>
-          <w:tcPr/>
-          <w:p>
-            <w:pPr>
-              <w:pStyle w:val="Compact"/>
-            </w:pPr>
-            <w:r>
-              <w:t xml:space="preserve">1233 / 1687</w:t>
-            </w:r>
-          </w:p>
-        </w:tc>
-        <w:tc>
-          <w:tcPr/>
-          <w:p>
-            <w:pPr>
-              <w:pStyle w:val="Compact"/>
-            </w:pPr>
-            <w:r>
-              <w:t xml:space="preserve">+0.625</w:t>
+              <w:t xml:space="preserve">1 success (</w:t>
+            </w:r>
+            <w:r>
+              <w:rPr>
+                <w:rStyle w:val="VerbatimChar"/>
+              </w:rPr>
+              <w:t xml:space="preserve">real-zero-035-BBA</w:t>
+            </w:r>
+            <w:r>
+              <w:t xml:space="preserve">, T6)</w:t>
+            </w:r>
+          </w:p>
+        </w:tc>
+        <w:tc>
+          <w:tcPr/>
+          <w:p>
+            <w:pPr>
+              <w:pStyle w:val="Compact"/>
+            </w:pPr>
+            <w:r>
+              <w:t xml:space="preserve">Facts: Clara paints at Bristol. Anna paints at Seattle. Bristol stores granite. Seattle stores bronze. What is stored where Anna paints? Answer:</w:t>
+            </w:r>
+          </w:p>
+        </w:tc>
+        <w:tc>
+          <w:tcPr/>
+          <w:p>
+            <w:pPr>
+              <w:pStyle w:val="Compact"/>
+            </w:pPr>
+            <w:r>
+              <w:rPr>
+                <w:b/>
+                <w:bCs/>
+              </w:rPr>
+              <w:t xml:space="preserve">Seattle</w:t>
+            </w:r>
+            <w:r>
+              <w:t xml:space="preserve"> </w:t>
+            </w:r>
+            <w:r>
+              <w:t xml:space="preserve">-&gt;</w:t>
+            </w:r>
+            <w:r>
+              <w:t xml:space="preserve"> </w:t>
+            </w:r>
+            <w:r>
+              <w:rPr>
+                <w:b/>
+                <w:bCs/>
+              </w:rPr>
+              <w:t xml:space="preserve">bronze</w:t>
+            </w:r>
+            <w:r>
+              <w:t xml:space="preserve"> </w:t>
+            </w:r>
+            <w:r>
+              <w:t xml:space="preserve">/ Bristol -&gt; granite</w:t>
+            </w:r>
+          </w:p>
+        </w:tc>
+        <w:tc>
+          <w:tcPr/>
+          <w:p>
+            <w:pPr>
+              <w:pStyle w:val="Compact"/>
+            </w:pPr>
+            <w:r>
+              <w:t xml:space="preserve">+0.188 / +7.375</w:t>
+            </w:r>
+          </w:p>
+        </w:tc>
+        <w:tc>
+          <w:tcPr/>
+          <w:p>
+            <w:pPr>
+              <w:pStyle w:val="Compact"/>
+            </w:pPr>
+            <w:r>
+              <w:t xml:space="preserve">+0.203 / +7.578</w:t>
+            </w:r>
+          </w:p>
+        </w:tc>
+        <w:tc>
+          <w:tcPr/>
+          <w:p>
+            <w:pPr>
+              <w:pStyle w:val="Compact"/>
+            </w:pPr>
+            <w:r>
+              <w:t xml:space="preserve">+0.625 / +5.625</w:t>
             </w:r>
           </w:p>
         </w:tc>
@@ -871,213 +811,97 @@
               <w:pStyle w:val="Compact"/>
             </w:pPr>
             <w:r>
-              <w:t xml:space="preserve">qmark</w:t>
-            </w:r>
-          </w:p>
-        </w:tc>
-        <w:tc>
-          <w:tcPr/>
-          <w:p>
-            <w:pPr>
-              <w:pStyle w:val="Compact"/>
-            </w:pPr>
-            <w:r>
-              <w:t xml:space="preserve">+7.375</w:t>
-            </w:r>
-          </w:p>
-        </w:tc>
-        <w:tc>
-          <w:tcPr/>
-          <w:p>
-            <w:pPr>
-              <w:pStyle w:val="Compact"/>
-            </w:pPr>
-            <w:r>
-              <w:t xml:space="preserve">62 / 3315</w:t>
-            </w:r>
-          </w:p>
-        </w:tc>
-        <w:tc>
-          <w:tcPr/>
-          <w:p>
-            <w:pPr>
-              <w:pStyle w:val="Compact"/>
-            </w:pPr>
-            <w:r>
-              <w:t xml:space="preserve">+7.578</w:t>
-            </w:r>
-          </w:p>
-        </w:tc>
-        <w:tc>
-          <w:tcPr/>
-          <w:p>
-            <w:pPr>
-              <w:pStyle w:val="Compact"/>
-            </w:pPr>
-            <w:r>
-              <w:t xml:space="preserve">40 / 56275</w:t>
-            </w:r>
-          </w:p>
-        </w:tc>
-        <w:tc>
-          <w:tcPr/>
-          <w:p>
-            <w:pPr>
-              <w:pStyle w:val="Compact"/>
-            </w:pPr>
-            <w:r>
-              <w:t xml:space="preserve">+5.625</w:t>
-            </w:r>
-          </w:p>
-        </w:tc>
-      </w:tr>
-    </w:tbl>
-    <w:bookmarkEnd w:id="31"/>
-    <w:bookmarkStart w:id="32" w:name="example-2-success-real-zero-047-aba-t6"/>
-    <w:p>
-      <w:pPr>
-        <w:pStyle w:val="Heading3"/>
-      </w:pPr>
-      <w:r>
-        <w:t xml:space="preserve">Example 2 — success (</w:t>
-      </w:r>
-      <w:r>
-        <w:rPr>
-          <w:rStyle w:val="VerbatimChar"/>
-        </w:rPr>
-        <w:t xml:space="preserve">real-zero-047-ABA</w:t>
-      </w:r>
-      <w:r>
-        <w:t xml:space="preserve">, T6)</w:t>
-      </w:r>
-    </w:p>
-    <w:p>
-      <w:pPr>
-        <w:pStyle w:val="BlockText"/>
-      </w:pPr>
-      <w:r>
-        <w:t xml:space="preserve">Facts: Victor paints at Dublin. Simon paints at Seattle. Seattle stores wool. Dublin stores rubber. What is stored where Simon paints? Answer:</w:t>
-      </w:r>
-    </w:p>
-    <w:p>
-      <w:pPr>
-        <w:pStyle w:val="FirstParagraph"/>
-      </w:pPr>
-      <w:r>
-        <w:t xml:space="preserve">Correct intermediate</w:t>
-      </w:r>
-      <w:r>
-        <w:t xml:space="preserve"> </w:t>
-      </w:r>
-      <w:r>
-        <w:rPr>
-          <w:b/>
-          <w:bCs/>
-        </w:rPr>
-        <w:t xml:space="preserve">Seattle</w:t>
-      </w:r>
-      <w:r>
-        <w:t xml:space="preserve"> </w:t>
-      </w:r>
-      <w:r>
-        <w:t xml:space="preserve">-&gt; answer</w:t>
-      </w:r>
-      <w:r>
-        <w:t xml:space="preserve"> </w:t>
-      </w:r>
-      <w:r>
-        <w:rPr>
-          <w:b/>
-          <w:bCs/>
-        </w:rPr>
-        <w:t xml:space="preserve">wool</w:t>
-      </w:r>
-      <w:r>
-        <w:t xml:space="preserve">; role-swapped alternative Dublin -&gt; rubber.</w:t>
-      </w:r>
-    </w:p>
-    <w:tbl>
-      <w:tblPr>
-        <w:tblStyle w:val="Table"/>
-        <w:tblW w:type="pct" w:w="5000"/>
-        <w:tblLayout w:type="fixed"/>
-        <w:tblLook w:firstRow="1" w:lastRow="0" w:firstColumn="0" w:lastColumn="0" w:noHBand="0" w:noVBand="0" w:val="0020"/>
-      </w:tblPr>
-      <w:tblGrid>
-        <w:gridCol w:w="1320"/>
-        <w:gridCol w:w="1320"/>
-        <w:gridCol w:w="1320"/>
-        <w:gridCol w:w="1320"/>
-        <w:gridCol w:w="1320"/>
-        <w:gridCol w:w="1320"/>
-      </w:tblGrid>
-      <w:tr>
-        <w:trPr>
-          <w:tblHeader w:val="on"/>
-        </w:trPr>
-        <w:tc>
-          <w:tcPr/>
-          <w:p>
-            <w:pPr>
-              <w:pStyle w:val="Compact"/>
-            </w:pPr>
-            <w:r>
-              <w:t xml:space="preserve">position</w:t>
-            </w:r>
-          </w:p>
-        </w:tc>
-        <w:tc>
-          <w:tcPr/>
-          <w:p>
-            <w:pPr>
-              <w:pStyle w:val="Compact"/>
-            </w:pPr>
-            <w:r>
-              <w:t xml:space="preserve">J-Lens margin</w:t>
-            </w:r>
-          </w:p>
-        </w:tc>
-        <w:tc>
-          <w:tcPr/>
-          <w:p>
-            <w:pPr>
-              <w:pStyle w:val="Compact"/>
-            </w:pPr>
-            <w:r>
-              <w:t xml:space="preserve">J-Lens rank (corr/alt)</w:t>
-            </w:r>
-          </w:p>
-        </w:tc>
-        <w:tc>
-          <w:tcPr/>
-          <w:p>
-            <w:pPr>
-              <w:pStyle w:val="Compact"/>
-            </w:pPr>
-            <w:r>
-              <w:t xml:space="preserve">logit-lens margin</w:t>
-            </w:r>
-          </w:p>
-        </w:tc>
-        <w:tc>
-          <w:tcPr/>
-          <w:p>
-            <w:pPr>
-              <w:pStyle w:val="Compact"/>
-            </w:pPr>
-            <w:r>
-              <w:t xml:space="preserve">logit-lens rank (corr/alt)</w:t>
-            </w:r>
-          </w:p>
-        </w:tc>
-        <w:tc>
-          <w:tcPr/>
-          <w:p>
-            <w:pPr>
-              <w:pStyle w:val="Compact"/>
-            </w:pPr>
-            <w:r>
-              <w:t xml:space="preserve">model (shadow) margin</w:t>
+              <w:t xml:space="preserve">2 success (</w:t>
+            </w:r>
+            <w:r>
+              <w:rPr>
+                <w:rStyle w:val="VerbatimChar"/>
+              </w:rPr>
+              <w:t xml:space="preserve">real-zero-047-ABA</w:t>
+            </w:r>
+            <w:r>
+              <w:t xml:space="preserve">, T6)</w:t>
+            </w:r>
+          </w:p>
+        </w:tc>
+        <w:tc>
+          <w:tcPr/>
+          <w:p>
+            <w:pPr>
+              <w:pStyle w:val="Compact"/>
+            </w:pPr>
+            <w:r>
+              <w:t xml:space="preserve">Facts: Victor paints at Dublin. Simon paints at Seattle. Seattle stores wool. Dublin stores rubber. What is stored where Simon paints? Answer:</w:t>
+            </w:r>
+          </w:p>
+        </w:tc>
+        <w:tc>
+          <w:tcPr/>
+          <w:p>
+            <w:pPr>
+              <w:pStyle w:val="Compact"/>
+            </w:pPr>
+            <w:r>
+              <w:rPr>
+                <w:b/>
+                <w:bCs/>
+              </w:rPr>
+              <w:t xml:space="preserve">Seattle</w:t>
+            </w:r>
+            <w:r>
+              <w:t xml:space="preserve"> </w:t>
+            </w:r>
+            <w:r>
+              <w:t xml:space="preserve">-&gt;</w:t>
+            </w:r>
+            <w:r>
+              <w:t xml:space="preserve"> </w:t>
+            </w:r>
+            <w:r>
+              <w:rPr>
+                <w:b/>
+                <w:bCs/>
+              </w:rPr>
+              <w:t xml:space="preserve">wool</w:t>
+            </w:r>
+            <w:r>
+              <w:t xml:space="preserve"> </w:t>
+            </w:r>
+            <w:r>
+              <w:t xml:space="preserve">/ Dublin -&gt; rubber</w:t>
+            </w:r>
+          </w:p>
+        </w:tc>
+        <w:tc>
+          <w:tcPr/>
+          <w:p>
+            <w:pPr>
+              <w:pStyle w:val="Compact"/>
+            </w:pPr>
+            <w:r>
+              <w:t xml:space="preserve">+4.156 / +6.531</w:t>
+            </w:r>
+          </w:p>
+        </w:tc>
+        <w:tc>
+          <w:tcPr/>
+          <w:p>
+            <w:pPr>
+              <w:pStyle w:val="Compact"/>
+            </w:pPr>
+            <w:r>
+              <w:t xml:space="preserve">+3.609 / +4.938</w:t>
+            </w:r>
+          </w:p>
+        </w:tc>
+        <w:tc>
+          <w:tcPr/>
+          <w:p>
+            <w:pPr>
+              <w:pStyle w:val="Compact"/>
+            </w:pPr>
+            <w:r>
+              <w:t xml:space="preserve">+3.500 / +2.188</w:t>
             </w:r>
           </w:p>
         </w:tc>
@@ -1090,62 +914,97 @@
               <w:pStyle w:val="Compact"/>
             </w:pPr>
             <w:r>
-              <w:t xml:space="preserve">relcomp</w:t>
-            </w:r>
-          </w:p>
-        </w:tc>
-        <w:tc>
-          <w:tcPr/>
-          <w:p>
-            <w:pPr>
-              <w:pStyle w:val="Compact"/>
-            </w:pPr>
-            <w:r>
-              <w:t xml:space="preserve">+4.156</w:t>
-            </w:r>
-          </w:p>
-        </w:tc>
-        <w:tc>
-          <w:tcPr/>
-          <w:p>
-            <w:pPr>
-              <w:pStyle w:val="Compact"/>
-            </w:pPr>
-            <w:r>
-              <w:t xml:space="preserve">106 / 1502</w:t>
-            </w:r>
-          </w:p>
-        </w:tc>
-        <w:tc>
-          <w:tcPr/>
-          <w:p>
-            <w:pPr>
-              <w:pStyle w:val="Compact"/>
-            </w:pPr>
-            <w:r>
-              <w:t xml:space="preserve">+3.609</w:t>
-            </w:r>
-          </w:p>
-        </w:tc>
-        <w:tc>
-          <w:tcPr/>
-          <w:p>
-            <w:pPr>
-              <w:pStyle w:val="Compact"/>
-            </w:pPr>
-            <w:r>
-              <w:t xml:space="preserve">255 / 26145</w:t>
-            </w:r>
-          </w:p>
-        </w:tc>
-        <w:tc>
-          <w:tcPr/>
-          <w:p>
-            <w:pPr>
-              <w:pStyle w:val="Compact"/>
-            </w:pPr>
-            <w:r>
-              <w:t xml:space="preserve">+3.500</w:t>
+              <w:t xml:space="preserve">3 failure (</w:t>
+            </w:r>
+            <w:r>
+              <w:rPr>
+                <w:rStyle w:val="VerbatimChar"/>
+              </w:rPr>
+              <w:t xml:space="preserve">real-zero-035-BAB</w:t>
+            </w:r>
+            <w:r>
+              <w:t xml:space="preserve">, T6)</w:t>
+            </w:r>
+          </w:p>
+        </w:tc>
+        <w:tc>
+          <w:tcPr/>
+          <w:p>
+            <w:pPr>
+              <w:pStyle w:val="Compact"/>
+            </w:pPr>
+            <w:r>
+              <w:t xml:space="preserve">Facts: Anna paints at Seattle. Clara paints at Bristol. Bristol stores granite. Seattle stores bronze. What is stored where Anna paints? Answer:</w:t>
+            </w:r>
+          </w:p>
+        </w:tc>
+        <w:tc>
+          <w:tcPr/>
+          <w:p>
+            <w:pPr>
+              <w:pStyle w:val="Compact"/>
+            </w:pPr>
+            <w:r>
+              <w:rPr>
+                <w:b/>
+                <w:bCs/>
+              </w:rPr>
+              <w:t xml:space="preserve">Seattle</w:t>
+            </w:r>
+            <w:r>
+              <w:t xml:space="preserve"> </w:t>
+            </w:r>
+            <w:r>
+              <w:t xml:space="preserve">-&gt;</w:t>
+            </w:r>
+            <w:r>
+              <w:t xml:space="preserve"> </w:t>
+            </w:r>
+            <w:r>
+              <w:rPr>
+                <w:b/>
+                <w:bCs/>
+              </w:rPr>
+              <w:t xml:space="preserve">bronze</w:t>
+            </w:r>
+            <w:r>
+              <w:t xml:space="preserve"> </w:t>
+            </w:r>
+            <w:r>
+              <w:t xml:space="preserve">/ Bristol -&gt; granite</w:t>
+            </w:r>
+          </w:p>
+        </w:tc>
+        <w:tc>
+          <w:tcPr/>
+          <w:p>
+            <w:pPr>
+              <w:pStyle w:val="Compact"/>
+            </w:pPr>
+            <w:r>
+              <w:t xml:space="preserve">-0.688 / +0.312</w:t>
+            </w:r>
+          </w:p>
+        </w:tc>
+        <w:tc>
+          <w:tcPr/>
+          <w:p>
+            <w:pPr>
+              <w:pStyle w:val="Compact"/>
+            </w:pPr>
+            <w:r>
+              <w:t xml:space="preserve">-0.625 / +2.312</w:t>
+            </w:r>
+          </w:p>
+        </w:tc>
+        <w:tc>
+          <w:tcPr/>
+          <w:p>
+            <w:pPr>
+              <w:pStyle w:val="Compact"/>
+            </w:pPr>
+            <w:r>
+              <w:t xml:space="preserve">-0.125 / +1.875</w:t>
             </w:r>
           </w:p>
         </w:tc>
@@ -1158,213 +1017,97 @@
               <w:pStyle w:val="Compact"/>
             </w:pPr>
             <w:r>
-              <w:t xml:space="preserve">qmark</w:t>
-            </w:r>
-          </w:p>
-        </w:tc>
-        <w:tc>
-          <w:tcPr/>
-          <w:p>
-            <w:pPr>
-              <w:pStyle w:val="Compact"/>
-            </w:pPr>
-            <w:r>
-              <w:t xml:space="preserve">+6.531</w:t>
-            </w:r>
-          </w:p>
-        </w:tc>
-        <w:tc>
-          <w:tcPr/>
-          <w:p>
-            <w:pPr>
-              <w:pStyle w:val="Compact"/>
-            </w:pPr>
-            <w:r>
-              <w:t xml:space="preserve">26 / 718</w:t>
-            </w:r>
-          </w:p>
-        </w:tc>
-        <w:tc>
-          <w:tcPr/>
-          <w:p>
-            <w:pPr>
-              <w:pStyle w:val="Compact"/>
-            </w:pPr>
-            <w:r>
-              <w:t xml:space="preserve">+4.938</w:t>
-            </w:r>
-          </w:p>
-        </w:tc>
-        <w:tc>
-          <w:tcPr/>
-          <w:p>
-            <w:pPr>
-              <w:pStyle w:val="Compact"/>
-            </w:pPr>
-            <w:r>
-              <w:t xml:space="preserve">49 / 6785</w:t>
-            </w:r>
-          </w:p>
-        </w:tc>
-        <w:tc>
-          <w:tcPr/>
-          <w:p>
-            <w:pPr>
-              <w:pStyle w:val="Compact"/>
-            </w:pPr>
-            <w:r>
-              <w:t xml:space="preserve">+2.188</w:t>
-            </w:r>
-          </w:p>
-        </w:tc>
-      </w:tr>
-    </w:tbl>
-    <w:bookmarkEnd w:id="32"/>
-    <w:bookmarkStart w:id="33" w:name="example-3-failure-real-zero-035-bab-t6"/>
-    <w:p>
-      <w:pPr>
-        <w:pStyle w:val="Heading3"/>
-      </w:pPr>
-      <w:r>
-        <w:t xml:space="preserve">Example 3 — failure (</w:t>
-      </w:r>
-      <w:r>
-        <w:rPr>
-          <w:rStyle w:val="VerbatimChar"/>
-        </w:rPr>
-        <w:t xml:space="preserve">real-zero-035-BAB</w:t>
-      </w:r>
-      <w:r>
-        <w:t xml:space="preserve">, T6)</w:t>
-      </w:r>
-    </w:p>
-    <w:p>
-      <w:pPr>
-        <w:pStyle w:val="BlockText"/>
-      </w:pPr>
-      <w:r>
-        <w:t xml:space="preserve">Facts: Anna paints at Seattle. Clara paints at Bristol. Bristol stores granite. Seattle stores bronze. What is stored where Anna paints? Answer:</w:t>
-      </w:r>
-    </w:p>
-    <w:p>
-      <w:pPr>
-        <w:pStyle w:val="FirstParagraph"/>
-      </w:pPr>
-      <w:r>
-        <w:t xml:space="preserve">Correct intermediate</w:t>
-      </w:r>
-      <w:r>
-        <w:t xml:space="preserve"> </w:t>
-      </w:r>
-      <w:r>
-        <w:rPr>
-          <w:b/>
-          <w:bCs/>
-        </w:rPr>
-        <w:t xml:space="preserve">Seattle</w:t>
-      </w:r>
-      <w:r>
-        <w:t xml:space="preserve"> </w:t>
-      </w:r>
-      <w:r>
-        <w:t xml:space="preserve">-&gt; answer</w:t>
-      </w:r>
-      <w:r>
-        <w:t xml:space="preserve"> </w:t>
-      </w:r>
-      <w:r>
-        <w:rPr>
-          <w:b/>
-          <w:bCs/>
-        </w:rPr>
-        <w:t xml:space="preserve">bronze</w:t>
-      </w:r>
-      <w:r>
-        <w:t xml:space="preserve">; role-swapped alternative Bristol -&gt; granite.</w:t>
-      </w:r>
-    </w:p>
-    <w:tbl>
-      <w:tblPr>
-        <w:tblStyle w:val="Table"/>
-        <w:tblW w:type="pct" w:w="5000"/>
-        <w:tblLayout w:type="fixed"/>
-        <w:tblLook w:firstRow="1" w:lastRow="0" w:firstColumn="0" w:lastColumn="0" w:noHBand="0" w:noVBand="0" w:val="0020"/>
-      </w:tblPr>
-      <w:tblGrid>
-        <w:gridCol w:w="1320"/>
-        <w:gridCol w:w="1320"/>
-        <w:gridCol w:w="1320"/>
-        <w:gridCol w:w="1320"/>
-        <w:gridCol w:w="1320"/>
-        <w:gridCol w:w="1320"/>
-      </w:tblGrid>
-      <w:tr>
-        <w:trPr>
-          <w:tblHeader w:val="on"/>
-        </w:trPr>
-        <w:tc>
-          <w:tcPr/>
-          <w:p>
-            <w:pPr>
-              <w:pStyle w:val="Compact"/>
-            </w:pPr>
-            <w:r>
-              <w:t xml:space="preserve">position</w:t>
-            </w:r>
-          </w:p>
-        </w:tc>
-        <w:tc>
-          <w:tcPr/>
-          <w:p>
-            <w:pPr>
-              <w:pStyle w:val="Compact"/>
-            </w:pPr>
-            <w:r>
-              <w:t xml:space="preserve">J-Lens margin</w:t>
-            </w:r>
-          </w:p>
-        </w:tc>
-        <w:tc>
-          <w:tcPr/>
-          <w:p>
-            <w:pPr>
-              <w:pStyle w:val="Compact"/>
-            </w:pPr>
-            <w:r>
-              <w:t xml:space="preserve">J-Lens rank (corr/alt)</w:t>
-            </w:r>
-          </w:p>
-        </w:tc>
-        <w:tc>
-          <w:tcPr/>
-          <w:p>
-            <w:pPr>
-              <w:pStyle w:val="Compact"/>
-            </w:pPr>
-            <w:r>
-              <w:t xml:space="preserve">logit-lens margin</w:t>
-            </w:r>
-          </w:p>
-        </w:tc>
-        <w:tc>
-          <w:tcPr/>
-          <w:p>
-            <w:pPr>
-              <w:pStyle w:val="Compact"/>
-            </w:pPr>
-            <w:r>
-              <w:t xml:space="preserve">logit-lens rank (corr/alt)</w:t>
-            </w:r>
-          </w:p>
-        </w:tc>
-        <w:tc>
-          <w:tcPr/>
-          <w:p>
-            <w:pPr>
-              <w:pStyle w:val="Compact"/>
-            </w:pPr>
-            <w:r>
-              <w:t xml:space="preserve">model (shadow) margin</w:t>
+              <w:t xml:space="preserve">4 failure (</w:t>
+            </w:r>
+            <w:r>
+              <w:rPr>
+                <w:rStyle w:val="VerbatimChar"/>
+              </w:rPr>
+              <w:t xml:space="preserve">real-zero-023-BBA</w:t>
+            </w:r>
+            <w:r>
+              <w:t xml:space="preserve">, T6)</w:t>
+            </w:r>
+          </w:p>
+        </w:tc>
+        <w:tc>
+          <w:tcPr/>
+          <w:p>
+            <w:pPr>
+              <w:pStyle w:val="Compact"/>
+            </w:pPr>
+            <w:r>
+              <w:t xml:space="preserve">Facts: Alice paints at Bristol. Anna paints at Athens. Bristol stores rubber. Athens stores linen. What is stored where Anna paints? Answer:</w:t>
+            </w:r>
+          </w:p>
+        </w:tc>
+        <w:tc>
+          <w:tcPr/>
+          <w:p>
+            <w:pPr>
+              <w:pStyle w:val="Compact"/>
+            </w:pPr>
+            <w:r>
+              <w:rPr>
+                <w:b/>
+                <w:bCs/>
+              </w:rPr>
+              <w:t xml:space="preserve">Athens</w:t>
+            </w:r>
+            <w:r>
+              <w:t xml:space="preserve"> </w:t>
+            </w:r>
+            <w:r>
+              <w:t xml:space="preserve">-&gt;</w:t>
+            </w:r>
+            <w:r>
+              <w:t xml:space="preserve"> </w:t>
+            </w:r>
+            <w:r>
+              <w:rPr>
+                <w:b/>
+                <w:bCs/>
+              </w:rPr>
+              <w:t xml:space="preserve">linen</w:t>
+            </w:r>
+            <w:r>
+              <w:t xml:space="preserve"> </w:t>
+            </w:r>
+            <w:r>
+              <w:t xml:space="preserve">/ Bristol -&gt; rubber</w:t>
+            </w:r>
+          </w:p>
+        </w:tc>
+        <w:tc>
+          <w:tcPr/>
+          <w:p>
+            <w:pPr>
+              <w:pStyle w:val="Compact"/>
+            </w:pPr>
+            <w:r>
+              <w:t xml:space="preserve">-0.500 / +7.500</w:t>
+            </w:r>
+          </w:p>
+        </w:tc>
+        <w:tc>
+          <w:tcPr/>
+          <w:p>
+            <w:pPr>
+              <w:pStyle w:val="Compact"/>
+            </w:pPr>
+            <w:r>
+              <w:t xml:space="preserve">-0.188 / +7.453</w:t>
+            </w:r>
+          </w:p>
+        </w:tc>
+        <w:tc>
+          <w:tcPr/>
+          <w:p>
+            <w:pPr>
+              <w:pStyle w:val="Compact"/>
+            </w:pPr>
+            <w:r>
+              <w:t xml:space="preserve">-0.562 / +4.438</w:t>
             </w:r>
           </w:p>
         </w:tc>
@@ -1377,704 +1120,97 @@
               <w:pStyle w:val="Compact"/>
             </w:pPr>
             <w:r>
-              <w:t xml:space="preserve">relcomp</w:t>
-            </w:r>
-          </w:p>
-        </w:tc>
-        <w:tc>
-          <w:tcPr/>
-          <w:p>
-            <w:pPr>
-              <w:pStyle w:val="Compact"/>
-            </w:pPr>
-            <w:r>
-              <w:t xml:space="preserve">-0.688</w:t>
-            </w:r>
-          </w:p>
-        </w:tc>
-        <w:tc>
-          <w:tcPr/>
-          <w:p>
-            <w:pPr>
-              <w:pStyle w:val="Compact"/>
-            </w:pPr>
-            <w:r>
-              <w:t xml:space="preserve">162 / 121</w:t>
-            </w:r>
-          </w:p>
-        </w:tc>
-        <w:tc>
-          <w:tcPr/>
-          <w:p>
-            <w:pPr>
-              <w:pStyle w:val="Compact"/>
-            </w:pPr>
-            <w:r>
-              <w:t xml:space="preserve">-0.625</w:t>
-            </w:r>
-          </w:p>
-        </w:tc>
-        <w:tc>
-          <w:tcPr/>
-          <w:p>
-            <w:pPr>
-              <w:pStyle w:val="Compact"/>
-            </w:pPr>
-            <w:r>
-              <w:t xml:space="preserve">473 / 230</w:t>
-            </w:r>
-          </w:p>
-        </w:tc>
-        <w:tc>
-          <w:tcPr/>
-          <w:p>
-            <w:pPr>
-              <w:pStyle w:val="Compact"/>
-            </w:pPr>
-            <w:r>
-              <w:t xml:space="preserve">-0.125</w:t>
-            </w:r>
-          </w:p>
-        </w:tc>
-      </w:tr>
-      <w:tr>
-        <w:tc>
-          <w:tcPr/>
-          <w:p>
-            <w:pPr>
-              <w:pStyle w:val="Compact"/>
-            </w:pPr>
-            <w:r>
-              <w:t xml:space="preserve">qmark</w:t>
-            </w:r>
-          </w:p>
-        </w:tc>
-        <w:tc>
-          <w:tcPr/>
-          <w:p>
-            <w:pPr>
-              <w:pStyle w:val="Compact"/>
-            </w:pPr>
-            <w:r>
-              <w:t xml:space="preserve">+0.312</w:t>
-            </w:r>
-          </w:p>
-        </w:tc>
-        <w:tc>
-          <w:tcPr/>
-          <w:p>
-            <w:pPr>
-              <w:pStyle w:val="Compact"/>
-            </w:pPr>
-            <w:r>
-              <w:t xml:space="preserve">370 / 440</w:t>
-            </w:r>
-          </w:p>
-        </w:tc>
-        <w:tc>
-          <w:tcPr/>
-          <w:p>
-            <w:pPr>
-              <w:pStyle w:val="Compact"/>
-            </w:pPr>
-            <w:r>
-              <w:t xml:space="preserve">+2.312</w:t>
-            </w:r>
-          </w:p>
-        </w:tc>
-        <w:tc>
-          <w:tcPr/>
-          <w:p>
-            <w:pPr>
-              <w:pStyle w:val="Compact"/>
-            </w:pPr>
-            <w:r>
-              <w:t xml:space="preserve">256 / 3638</w:t>
-            </w:r>
-          </w:p>
-        </w:tc>
-        <w:tc>
-          <w:tcPr/>
-          <w:p>
-            <w:pPr>
-              <w:pStyle w:val="Compact"/>
-            </w:pPr>
-            <w:r>
-              <w:t xml:space="preserve">+1.875</w:t>
-            </w:r>
-          </w:p>
-        </w:tc>
-      </w:tr>
-    </w:tbl>
-    <w:bookmarkEnd w:id="33"/>
-    <w:bookmarkStart w:id="34" w:name="example-4-failure-real-zero-023-bba-t6"/>
-    <w:p>
-      <w:pPr>
-        <w:pStyle w:val="Heading3"/>
-      </w:pPr>
-      <w:r>
-        <w:t xml:space="preserve">Example 4 — failure (</w:t>
-      </w:r>
-      <w:r>
-        <w:rPr>
-          <w:rStyle w:val="VerbatimChar"/>
-        </w:rPr>
-        <w:t xml:space="preserve">real-zero-023-BBA</w:t>
-      </w:r>
-      <w:r>
-        <w:t xml:space="preserve">, T6)</w:t>
-      </w:r>
-    </w:p>
-    <w:p>
-      <w:pPr>
-        <w:pStyle w:val="BlockText"/>
-      </w:pPr>
-      <w:r>
-        <w:t xml:space="preserve">Facts: Alice paints at Bristol. Anna paints at Athens. Bristol stores rubber. Athens stores linen. What is stored where Anna paints? Answer:</w:t>
-      </w:r>
-    </w:p>
-    <w:p>
-      <w:pPr>
-        <w:pStyle w:val="FirstParagraph"/>
-      </w:pPr>
-      <w:r>
-        <w:t xml:space="preserve">Correct intermediate</w:t>
-      </w:r>
-      <w:r>
-        <w:t xml:space="preserve"> </w:t>
-      </w:r>
-      <w:r>
-        <w:rPr>
-          <w:b/>
-          <w:bCs/>
-        </w:rPr>
-        <w:t xml:space="preserve">Athens</w:t>
-      </w:r>
-      <w:r>
-        <w:t xml:space="preserve"> </w:t>
-      </w:r>
-      <w:r>
-        <w:t xml:space="preserve">-&gt; answer</w:t>
-      </w:r>
-      <w:r>
-        <w:t xml:space="preserve"> </w:t>
-      </w:r>
-      <w:r>
-        <w:rPr>
-          <w:b/>
-          <w:bCs/>
-        </w:rPr>
-        <w:t xml:space="preserve">linen</w:t>
-      </w:r>
-      <w:r>
-        <w:t xml:space="preserve">; role-swapped alternative Bristol -&gt; rubber.</w:t>
-      </w:r>
-    </w:p>
-    <w:tbl>
-      <w:tblPr>
-        <w:tblStyle w:val="Table"/>
-        <w:tblW w:type="pct" w:w="5000"/>
-        <w:tblLayout w:type="fixed"/>
-        <w:tblLook w:firstRow="1" w:lastRow="0" w:firstColumn="0" w:lastColumn="0" w:noHBand="0" w:noVBand="0" w:val="0020"/>
-      </w:tblPr>
-      <w:tblGrid>
-        <w:gridCol w:w="1320"/>
-        <w:gridCol w:w="1320"/>
-        <w:gridCol w:w="1320"/>
-        <w:gridCol w:w="1320"/>
-        <w:gridCol w:w="1320"/>
-        <w:gridCol w:w="1320"/>
-      </w:tblGrid>
-      <w:tr>
-        <w:trPr>
-          <w:tblHeader w:val="on"/>
-        </w:trPr>
-        <w:tc>
-          <w:tcPr/>
-          <w:p>
-            <w:pPr>
-              <w:pStyle w:val="Compact"/>
-            </w:pPr>
-            <w:r>
-              <w:t xml:space="preserve">position</w:t>
-            </w:r>
-          </w:p>
-        </w:tc>
-        <w:tc>
-          <w:tcPr/>
-          <w:p>
-            <w:pPr>
-              <w:pStyle w:val="Compact"/>
-            </w:pPr>
-            <w:r>
-              <w:t xml:space="preserve">J-Lens margin</w:t>
-            </w:r>
-          </w:p>
-        </w:tc>
-        <w:tc>
-          <w:tcPr/>
-          <w:p>
-            <w:pPr>
-              <w:pStyle w:val="Compact"/>
-            </w:pPr>
-            <w:r>
-              <w:t xml:space="preserve">J-Lens rank (corr/alt)</w:t>
-            </w:r>
-          </w:p>
-        </w:tc>
-        <w:tc>
-          <w:tcPr/>
-          <w:p>
-            <w:pPr>
-              <w:pStyle w:val="Compact"/>
-            </w:pPr>
-            <w:r>
-              <w:t xml:space="preserve">logit-lens margin</w:t>
-            </w:r>
-          </w:p>
-        </w:tc>
-        <w:tc>
-          <w:tcPr/>
-          <w:p>
-            <w:pPr>
-              <w:pStyle w:val="Compact"/>
-            </w:pPr>
-            <w:r>
-              <w:t xml:space="preserve">logit-lens rank (corr/alt)</w:t>
-            </w:r>
-          </w:p>
-        </w:tc>
-        <w:tc>
-          <w:tcPr/>
-          <w:p>
-            <w:pPr>
-              <w:pStyle w:val="Compact"/>
-            </w:pPr>
-            <w:r>
-              <w:t xml:space="preserve">model (shadow) margin</w:t>
-            </w:r>
-          </w:p>
-        </w:tc>
-      </w:tr>
-      <w:tr>
-        <w:tc>
-          <w:tcPr/>
-          <w:p>
-            <w:pPr>
-              <w:pStyle w:val="Compact"/>
-            </w:pPr>
-            <w:r>
-              <w:t xml:space="preserve">relcomp</w:t>
-            </w:r>
-          </w:p>
-        </w:tc>
-        <w:tc>
-          <w:tcPr/>
-          <w:p>
-            <w:pPr>
-              <w:pStyle w:val="Compact"/>
-            </w:pPr>
-            <w:r>
-              <w:t xml:space="preserve">-0.500</w:t>
-            </w:r>
-          </w:p>
-        </w:tc>
-        <w:tc>
-          <w:tcPr/>
-          <w:p>
-            <w:pPr>
-              <w:pStyle w:val="Compact"/>
-            </w:pPr>
-            <w:r>
-              <w:t xml:space="preserve">416 / 293</w:t>
-            </w:r>
-          </w:p>
-        </w:tc>
-        <w:tc>
-          <w:tcPr/>
-          <w:p>
-            <w:pPr>
-              <w:pStyle w:val="Compact"/>
-            </w:pPr>
-            <w:r>
-              <w:t xml:space="preserve">-0.188</w:t>
-            </w:r>
-          </w:p>
-        </w:tc>
-        <w:tc>
-          <w:tcPr/>
-          <w:p>
-            <w:pPr>
-              <w:pStyle w:val="Compact"/>
-            </w:pPr>
-            <w:r>
-              <w:t xml:space="preserve">1365 / 1057</w:t>
-            </w:r>
-          </w:p>
-        </w:tc>
-        <w:tc>
-          <w:tcPr/>
-          <w:p>
-            <w:pPr>
-              <w:pStyle w:val="Compact"/>
-            </w:pPr>
-            <w:r>
-              <w:t xml:space="preserve">-0.562</w:t>
-            </w:r>
-          </w:p>
-        </w:tc>
-      </w:tr>
-      <w:tr>
-        <w:tc>
-          <w:tcPr/>
-          <w:p>
-            <w:pPr>
-              <w:pStyle w:val="Compact"/>
-            </w:pPr>
-            <w:r>
-              <w:t xml:space="preserve">qmark</w:t>
-            </w:r>
-          </w:p>
-        </w:tc>
-        <w:tc>
-          <w:tcPr/>
-          <w:p>
-            <w:pPr>
-              <w:pStyle w:val="Compact"/>
-            </w:pPr>
-            <w:r>
-              <w:t xml:space="preserve">+7.500</w:t>
-            </w:r>
-          </w:p>
-        </w:tc>
-        <w:tc>
-          <w:tcPr/>
-          <w:p>
-            <w:pPr>
-              <w:pStyle w:val="Compact"/>
-            </w:pPr>
-            <w:r>
-              <w:t xml:space="preserve">57 / 4011</w:t>
-            </w:r>
-          </w:p>
-        </w:tc>
-        <w:tc>
-          <w:tcPr/>
-          <w:p>
-            <w:pPr>
-              <w:pStyle w:val="Compact"/>
-            </w:pPr>
-            <w:r>
-              <w:t xml:space="preserve">+7.453</w:t>
-            </w:r>
-          </w:p>
-        </w:tc>
-        <w:tc>
-          <w:tcPr/>
-          <w:p>
-            <w:pPr>
-              <w:pStyle w:val="Compact"/>
-            </w:pPr>
-            <w:r>
-              <w:t xml:space="preserve">26 / 32028</w:t>
-            </w:r>
-          </w:p>
-        </w:tc>
-        <w:tc>
-          <w:tcPr/>
-          <w:p>
-            <w:pPr>
-              <w:pStyle w:val="Compact"/>
-            </w:pPr>
-            <w:r>
-              <w:t xml:space="preserve">+4.438</w:t>
-            </w:r>
-          </w:p>
-        </w:tc>
-      </w:tr>
-    </w:tbl>
-    <w:bookmarkEnd w:id="34"/>
-    <w:bookmarkStart w:id="35" w:name="X08d12fc239e1304c729fa2c498dcd7bd419b671"/>
-    <w:p>
-      <w:pPr>
-        <w:pStyle w:val="Heading3"/>
-      </w:pPr>
-      <w:r>
-        <w:t xml:space="preserve">Example 5 — closest call (</w:t>
-      </w:r>
-      <w:r>
-        <w:rPr>
-          <w:rStyle w:val="VerbatimChar"/>
-        </w:rPr>
-        <w:t xml:space="preserve">real-zero-038-ABA</w:t>
-      </w:r>
-      <w:r>
-        <w:t xml:space="preserve">, T3)</w:t>
-      </w:r>
-    </w:p>
-    <w:p>
-      <w:pPr>
-        <w:pStyle w:val="BlockText"/>
-      </w:pPr>
-      <w:r>
-        <w:t xml:space="preserve">Facts: Sarah studies at Athens. Iris studies at Bristol. Bristol teaches linen. Athens teaches timber. What is taught where Iris studies? Answer:</w:t>
-      </w:r>
-    </w:p>
-    <w:p>
-      <w:pPr>
-        <w:pStyle w:val="FirstParagraph"/>
-      </w:pPr>
-      <w:r>
-        <w:t xml:space="preserve">Correct intermediate</w:t>
-      </w:r>
-      <w:r>
-        <w:t xml:space="preserve"> </w:t>
-      </w:r>
-      <w:r>
-        <w:rPr>
-          <w:b/>
-          <w:bCs/>
-        </w:rPr>
-        <w:t xml:space="preserve">Bristol</w:t>
-      </w:r>
-      <w:r>
-        <w:t xml:space="preserve"> </w:t>
-      </w:r>
-      <w:r>
-        <w:t xml:space="preserve">-&gt; answer</w:t>
-      </w:r>
-      <w:r>
-        <w:t xml:space="preserve"> </w:t>
-      </w:r>
-      <w:r>
-        <w:rPr>
-          <w:b/>
-          <w:bCs/>
-        </w:rPr>
-        <w:t xml:space="preserve">linen</w:t>
-      </w:r>
-      <w:r>
-        <w:t xml:space="preserve">; role-swapped alternative Athens -&gt; timber.</w:t>
-      </w:r>
-    </w:p>
-    <w:tbl>
-      <w:tblPr>
-        <w:tblStyle w:val="Table"/>
-        <w:tblW w:type="pct" w:w="5000"/>
-        <w:tblLayout w:type="fixed"/>
-        <w:tblLook w:firstRow="1" w:lastRow="0" w:firstColumn="0" w:lastColumn="0" w:noHBand="0" w:noVBand="0" w:val="0020"/>
-      </w:tblPr>
-      <w:tblGrid>
-        <w:gridCol w:w="1320"/>
-        <w:gridCol w:w="1320"/>
-        <w:gridCol w:w="1320"/>
-        <w:gridCol w:w="1320"/>
-        <w:gridCol w:w="1320"/>
-        <w:gridCol w:w="1320"/>
-      </w:tblGrid>
-      <w:tr>
-        <w:trPr>
-          <w:tblHeader w:val="on"/>
-        </w:trPr>
-        <w:tc>
-          <w:tcPr/>
-          <w:p>
-            <w:pPr>
-              <w:pStyle w:val="Compact"/>
-            </w:pPr>
-            <w:r>
-              <w:t xml:space="preserve">position</w:t>
-            </w:r>
-          </w:p>
-        </w:tc>
-        <w:tc>
-          <w:tcPr/>
-          <w:p>
-            <w:pPr>
-              <w:pStyle w:val="Compact"/>
-            </w:pPr>
-            <w:r>
-              <w:t xml:space="preserve">J-Lens margin</w:t>
-            </w:r>
-          </w:p>
-        </w:tc>
-        <w:tc>
-          <w:tcPr/>
-          <w:p>
-            <w:pPr>
-              <w:pStyle w:val="Compact"/>
-            </w:pPr>
-            <w:r>
-              <w:t xml:space="preserve">J-Lens rank (corr/alt)</w:t>
-            </w:r>
-          </w:p>
-        </w:tc>
-        <w:tc>
-          <w:tcPr/>
-          <w:p>
-            <w:pPr>
-              <w:pStyle w:val="Compact"/>
-            </w:pPr>
-            <w:r>
-              <w:t xml:space="preserve">logit-lens margin</w:t>
-            </w:r>
-          </w:p>
-        </w:tc>
-        <w:tc>
-          <w:tcPr/>
-          <w:p>
-            <w:pPr>
-              <w:pStyle w:val="Compact"/>
-            </w:pPr>
-            <w:r>
-              <w:t xml:space="preserve">logit-lens rank (corr/alt)</w:t>
-            </w:r>
-          </w:p>
-        </w:tc>
-        <w:tc>
-          <w:tcPr/>
-          <w:p>
-            <w:pPr>
-              <w:pStyle w:val="Compact"/>
-            </w:pPr>
-            <w:r>
-              <w:t xml:space="preserve">model (shadow) margin</w:t>
-            </w:r>
-          </w:p>
-        </w:tc>
-      </w:tr>
-      <w:tr>
-        <w:tc>
-          <w:tcPr/>
-          <w:p>
-            <w:pPr>
-              <w:pStyle w:val="Compact"/>
-            </w:pPr>
-            <w:r>
-              <w:t xml:space="preserve">relcomp</w:t>
-            </w:r>
-          </w:p>
-        </w:tc>
-        <w:tc>
-          <w:tcPr/>
-          <w:p>
-            <w:pPr>
-              <w:pStyle w:val="Compact"/>
-            </w:pPr>
-            <w:r>
-              <w:t xml:space="preserve">+0.000</w:t>
-            </w:r>
-          </w:p>
-        </w:tc>
-        <w:tc>
-          <w:tcPr/>
-          <w:p>
-            <w:pPr>
-              <w:pStyle w:val="Compact"/>
-            </w:pPr>
-            <w:r>
-              <w:t xml:space="preserve">143 / 143</w:t>
-            </w:r>
-          </w:p>
-        </w:tc>
-        <w:tc>
-          <w:tcPr/>
-          <w:p>
-            <w:pPr>
-              <w:pStyle w:val="Compact"/>
-            </w:pPr>
-            <w:r>
-              <w:t xml:space="preserve">-0.094</w:t>
-            </w:r>
-          </w:p>
-        </w:tc>
-        <w:tc>
-          <w:tcPr/>
-          <w:p>
-            <w:pPr>
-              <w:pStyle w:val="Compact"/>
-            </w:pPr>
-            <w:r>
-              <w:t xml:space="preserve">321 / 284</w:t>
-            </w:r>
-          </w:p>
-        </w:tc>
-        <w:tc>
-          <w:tcPr/>
-          <w:p>
-            <w:pPr>
-              <w:pStyle w:val="Compact"/>
-            </w:pPr>
-            <w:r>
-              <w:t xml:space="preserve">+0.125</w:t>
-            </w:r>
-          </w:p>
-        </w:tc>
-      </w:tr>
-      <w:tr>
-        <w:tc>
-          <w:tcPr/>
-          <w:p>
-            <w:pPr>
-              <w:pStyle w:val="Compact"/>
-            </w:pPr>
-            <w:r>
-              <w:t xml:space="preserve">qmark</w:t>
-            </w:r>
-          </w:p>
-        </w:tc>
-        <w:tc>
-          <w:tcPr/>
-          <w:p>
-            <w:pPr>
-              <w:pStyle w:val="Compact"/>
-            </w:pPr>
-            <w:r>
-              <w:t xml:space="preserve">+5.375</w:t>
-            </w:r>
-          </w:p>
-        </w:tc>
-        <w:tc>
-          <w:tcPr/>
-          <w:p>
-            <w:pPr>
-              <w:pStyle w:val="Compact"/>
-            </w:pPr>
-            <w:r>
-              <w:t xml:space="preserve">95 / 1576</w:t>
-            </w:r>
-          </w:p>
-        </w:tc>
-        <w:tc>
-          <w:tcPr/>
-          <w:p>
-            <w:pPr>
-              <w:pStyle w:val="Compact"/>
-            </w:pPr>
-            <w:r>
-              <w:t xml:space="preserve">+0.844</w:t>
-            </w:r>
-          </w:p>
-        </w:tc>
-        <w:tc>
-          <w:tcPr/>
-          <w:p>
-            <w:pPr>
-              <w:pStyle w:val="Compact"/>
-            </w:pPr>
-            <w:r>
-              <w:t xml:space="preserve">139 / 299</w:t>
-            </w:r>
-          </w:p>
-        </w:tc>
-        <w:tc>
-          <w:tcPr/>
-          <w:p>
-            <w:pPr>
-              <w:pStyle w:val="Compact"/>
-            </w:pPr>
-            <w:r>
-              <w:t xml:space="preserve">+1.500</w:t>
+              <w:t xml:space="preserve">5 closest call (</w:t>
+            </w:r>
+            <w:r>
+              <w:rPr>
+                <w:rStyle w:val="VerbatimChar"/>
+              </w:rPr>
+              <w:t xml:space="preserve">real-zero-038-ABA</w:t>
+            </w:r>
+            <w:r>
+              <w:t xml:space="preserve">, T3)</w:t>
+            </w:r>
+          </w:p>
+        </w:tc>
+        <w:tc>
+          <w:tcPr/>
+          <w:p>
+            <w:pPr>
+              <w:pStyle w:val="Compact"/>
+            </w:pPr>
+            <w:r>
+              <w:t xml:space="preserve">Facts: Sarah studies at Athens. Iris studies at Bristol. Bristol teaches linen. Athens teaches timber. What is taught where Iris studies? Answer:</w:t>
+            </w:r>
+          </w:p>
+        </w:tc>
+        <w:tc>
+          <w:tcPr/>
+          <w:p>
+            <w:pPr>
+              <w:pStyle w:val="Compact"/>
+            </w:pPr>
+            <w:r>
+              <w:rPr>
+                <w:b/>
+                <w:bCs/>
+              </w:rPr>
+              <w:t xml:space="preserve">Bristol</w:t>
+            </w:r>
+            <w:r>
+              <w:t xml:space="preserve"> </w:t>
+            </w:r>
+            <w:r>
+              <w:t xml:space="preserve">-&gt;</w:t>
+            </w:r>
+            <w:r>
+              <w:t xml:space="preserve"> </w:t>
+            </w:r>
+            <w:r>
+              <w:rPr>
+                <w:b/>
+                <w:bCs/>
+              </w:rPr>
+              <w:t xml:space="preserve">linen</w:t>
+            </w:r>
+            <w:r>
+              <w:t xml:space="preserve"> </w:t>
+            </w:r>
+            <w:r>
+              <w:t xml:space="preserve">/ Athens -&gt; timber</w:t>
+            </w:r>
+          </w:p>
+        </w:tc>
+        <w:tc>
+          <w:tcPr/>
+          <w:p>
+            <w:pPr>
+              <w:pStyle w:val="Compact"/>
+            </w:pPr>
+            <w:r>
+              <w:t xml:space="preserve">+0.000 / +5.375</w:t>
+            </w:r>
+          </w:p>
+        </w:tc>
+        <w:tc>
+          <w:tcPr/>
+          <w:p>
+            <w:pPr>
+              <w:pStyle w:val="Compact"/>
+            </w:pPr>
+            <w:r>
+              <w:t xml:space="preserve">-0.094 / +0.844</w:t>
+            </w:r>
+          </w:p>
+        </w:tc>
+        <w:tc>
+          <w:tcPr/>
+          <w:p>
+            <w:pPr>
+              <w:pStyle w:val="Compact"/>
+            </w:pPr>
+            <w:r>
+              <w:t xml:space="preserve">+0.125 / +1.500</w:t>
             </w:r>
           </w:p>
         </w:tc>
@@ -2087,9 +1223,8 @@
         </w:pict>
       </w:r>
     </w:p>
-    <w:bookmarkEnd w:id="35"/>
-    <w:bookmarkEnd w:id="36"/>
-    <w:bookmarkStart w:id="43" w:name="motivation-and-research-question"/>
+    <w:bookmarkEnd w:id="31"/>
+    <w:bookmarkStart w:id="38" w:name="motivation-and-research-question"/>
     <w:p>
       <w:pPr>
         <w:pStyle w:val="Heading1"/>
@@ -2134,7 +1269,7 @@
         <w:t xml:space="preserve">the model’s answer?</w:t>
       </w:r>
     </w:p>
-    <w:bookmarkStart w:id="37" w:name="what-j-lens-is-briefly"/>
+    <w:bookmarkStart w:id="32" w:name="what-j-lens-is-briefly"/>
     <w:p>
       <w:pPr>
         <w:pStyle w:val="Heading2"/>
@@ -2151,8 +1286,8 @@
         <w:t xml:space="preserve">J-Lens is defined from first principles in §2.1.</w:t>
       </w:r>
     </w:p>
-    <w:bookmarkEnd w:id="37"/>
-    <w:bookmarkStart w:id="41" w:name="X44758b870a0731464fb2764574cc64fea7fcb2d"/>
+    <w:bookmarkEnd w:id="32"/>
+    <w:bookmarkStart w:id="36" w:name="X44758b870a0731464fb2764574cc64fea7fcb2d"/>
     <w:p>
       <w:pPr>
         <w:pStyle w:val="Heading2"/>
@@ -2166,13 +1301,7 @@
         <w:pStyle w:val="FirstParagraph"/>
       </w:pPr>
       <w:r>
-        <w:t xml:space="preserve">The question is not whether the model represents Paris; it is whether the</w:t>
-      </w:r>
-      <w:r>
-        <w:t xml:space="preserve"> </w:t>
-      </w:r>
-      <w:r>
-        <w:t xml:space="preserve">model represents</w:t>
+        <w:t xml:space="preserve">The question is whether the model represents</w:t>
       </w:r>
       <w:r>
         <w:t xml:space="preserve"> </w:t>
@@ -2185,16 +1314,7 @@
         <w:t xml:space="preserve">Paris-as-the-city-attached-to-Arin</w:t>
       </w:r>
       <w:r>
-        <w:t xml:space="preserve"> </w:t>
-      </w:r>
-      <w:r>
-        <w:t xml:space="preserve">— and whether an</w:t>
-      </w:r>
-      <w:r>
-        <w:t xml:space="preserve"> </w:t>
-      </w:r>
-      <w:r>
-        <w:t xml:space="preserve">unsupervised readout can see the difference. Two prompts —</w:t>
+        <w:t xml:space="preserve">, not whether it represents Paris:</w:t>
       </w:r>
     </w:p>
     <w:p>
@@ -2216,37 +1336,13 @@
         <w:pStyle w:val="FirstParagraph"/>
       </w:pPr>
       <w:r>
-        <w:t xml:space="preserve">— contain exactly the same four concepts. Only the pairing differs, and the</w:t>
-      </w:r>
-      <w:r>
-        <w:t xml:space="preserve"> </w:t>
-      </w:r>
-      <w:r>
-        <w:t xml:space="preserve">pairing is the binding. Every record in the dataset therefore carries a</w:t>
-      </w:r>
-      <w:r>
-        <w:t xml:space="preserve"> </w:t>
-      </w:r>
-      <w:r>
-        <w:t xml:space="preserve">role-swapped twin: both cities are in the context, equally salient, so a</w:t>
-      </w:r>
-      <w:r>
-        <w:t xml:space="preserve"> </w:t>
-      </w:r>
-      <w:r>
-        <w:t xml:space="preserve">bag-of-concepts readout scores exactly chance (frac = 0.500) by construction,</w:t>
-      </w:r>
-      <w:r>
-        <w:t xml:space="preserve"> </w:t>
-      </w:r>
-      <w:r>
-        <w:t xml:space="preserve">and only a readout that has recovered the relation can beat it. The distractor</w:t>
-      </w:r>
-      <w:r>
-        <w:t xml:space="preserve"> </w:t>
-      </w:r>
-      <w:r>
-        <w:t xml:space="preserve">is the experiment.</w:t>
+        <w:t xml:space="preserve">Only the pairing differs, and the pairing is the binding; every record</w:t>
+      </w:r>
+      <w:r>
+        <w:t xml:space="preserve"> </w:t>
+      </w:r>
+      <w:r>
+        <w:t xml:space="preserve">carries such a role-swapped twin.</w:t>
       </w:r>
     </w:p>
     <w:p>
@@ -2258,18 +1354,18 @@
           <wp:inline>
             <wp:extent cx="4373880" cy="2142308"/>
             <wp:effectExtent b="0" l="0" r="0" t="0"/>
-            <wp:docPr descr="The binding problem: two prompts, the same four concepts, opposite pairings. Only the pairing distinguishes them, so only a reader of the relation can tell them apart." title="" id="39" name="Picture"/>
+            <wp:docPr descr="The binding problem: two prompts, the same four concepts, opposite pairings. Only the pairing distinguishes them, so only a reader of the relation can tell them apart." title="" id="34" name="Picture"/>
             <a:graphic>
               <a:graphicData uri="http://schemas.openxmlformats.org/drawingml/2006/picture">
                 <pic:pic>
                   <pic:nvPicPr>
-                    <pic:cNvPr descr="results/figures/binding-concept/fig1-binding-problem.png" id="40" name="Picture"/>
+                    <pic:cNvPr descr="results/figures/binding-concept/fig1-binding-problem.png" id="35" name="Picture"/>
                     <pic:cNvPicPr>
                       <a:picLocks noChangeArrowheads="1" noChangeAspect="1"/>
                     </pic:cNvPicPr>
                   </pic:nvPicPr>
                   <pic:blipFill>
-                    <a:blip r:embed="rId38"/>
+                    <a:blip r:embed="rId33"/>
                     <a:stretch>
                       <a:fillRect/>
                     </a:stretch>
@@ -2309,49 +1405,16 @@
         <w:pStyle w:val="BodyText"/>
       </w:pPr>
       <w:r>
-        <w:t xml:space="preserve">Binding is structurally awkward for a lens. A lens maps a residual vector to</w:t>
-      </w:r>
-      <w:r>
-        <w:t xml:space="preserve"> </w:t>
-      </w:r>
-      <w:r>
-        <w:t xml:space="preserve">a ranking over vocabulary items, and vocabulary items are identities — no</w:t>
-      </w:r>
-      <w:r>
-        <w:t xml:space="preserve"> </w:t>
-      </w:r>
-      <w:r>
-        <w:t xml:space="preserve">token means</w:t>
-      </w:r>
-      <w:r>
-        <w:t xml:space="preserve"> </w:t>
-      </w:r>
-      <w:r>
-        <w:t xml:space="preserve">“the-city-attached-to-Arin.”</w:t>
-      </w:r>
-      <w:r>
-        <w:t xml:space="preserve"> </w:t>
-      </w:r>
-      <w:r>
-        <w:t xml:space="preserve">A token-ranking instrument can only</w:t>
-      </w:r>
-      <w:r>
-        <w:t xml:space="preserve"> </w:t>
-      </w:r>
-      <w:r>
-        <w:t xml:space="preserve">express a binding by ranking Paris above Tokyo, once the model has resolved</w:t>
-      </w:r>
-      <w:r>
-        <w:t xml:space="preserve"> </w:t>
-      </w:r>
-      <w:r>
-        <w:t xml:space="preserve">the relation into a selection. That yields three phases at the readout</w:t>
-      </w:r>
-      <w:r>
-        <w:t xml:space="preserve"> </w:t>
-      </w:r>
-      <w:r>
-        <w:t xml:space="preserve">positions:</w:t>
+        <w:t xml:space="preserve">No token means</w:t>
+      </w:r>
+      <w:r>
+        <w:t xml:space="preserve"> </w:t>
+      </w:r>
+      <w:r>
+        <w:t xml:space="preserve">“the-city-attached-to-Arin”</w:t>
+      </w:r>
+      <w:r>
+        <w:t xml:space="preserve">, so three phases follow:</w:t>
       </w:r>
       <w:r>
         <w:t xml:space="preserve"> </w:t>
@@ -2364,25 +1427,13 @@
         <w:t xml:space="preserve">before the query</w:t>
       </w:r>
       <w:r>
-        <w:t xml:space="preserve">, both bindings are stored, neither selected —</w:t>
-      </w:r>
-      <w:r>
-        <w:t xml:space="preserve"> </w:t>
-      </w:r>
-      <w:r>
-        <w:t xml:space="preserve">“correct intermediate”</w:t>
-      </w:r>
-      <w:r>
-        <w:t xml:space="preserve"> </w:t>
-      </w:r>
-      <w:r>
-        <w:t xml:space="preserve">is undefined, chance is the correct expected value, and</w:t>
-      </w:r>
-      <w:r>
-        <w:t xml:space="preserve"> </w:t>
-      </w:r>
-      <w:r>
-        <w:t xml:space="preserve">the Stage 2 prequery frac of 0.550 is the control passing;</w:t>
+        <w:t xml:space="preserve">, both bindings stored, neither selected — chance is</w:t>
+      </w:r>
+      <w:r>
+        <w:t xml:space="preserve"> </w:t>
+      </w:r>
+      <w:r>
+        <w:t xml:space="preserve">correct;</w:t>
       </w:r>
       <w:r>
         <w:t xml:space="preserve"> </w:t>
@@ -2392,69 +1443,35 @@
           <w:b/>
           <w:bCs/>
         </w:rPr>
-        <w:t xml:space="preserve">during the</w:t>
+        <w:t xml:space="preserve">during the query</w:t>
+      </w:r>
+      <w:r>
+        <w:t xml:space="preserve">, the only span where a binding could be</w:t>
+      </w:r>
+      <w:r>
+        <w:t xml:space="preserve"> </w:t>
+      </w:r>
+      <w:r>
+        <w:t xml:space="preserve">determined but not yet emitted;</w:t>
+      </w:r>
+      <w:r>
+        <w:t xml:space="preserve"> </w:t>
       </w:r>
       <w:r>
         <w:rPr>
           <w:b/>
           <w:bCs/>
         </w:rPr>
-        <w:t xml:space="preserve"> </w:t>
-      </w:r>
-      <w:r>
-        <w:rPr>
-          <w:b/>
-          <w:bCs/>
-        </w:rPr>
-        <w:t xml:space="preserve">query</w:t>
-      </w:r>
-      <w:r>
-        <w:t xml:space="preserve">, the model resolves which binding the question selects — the only span</w:t>
-      </w:r>
-      <w:r>
-        <w:t xml:space="preserve"> </w:t>
-      </w:r>
-      <w:r>
-        <w:t xml:space="preserve">where a binding could be determined but not yet emitted;</w:t>
-      </w:r>
-      <w:r>
-        <w:t xml:space="preserve"> </w:t>
-      </w:r>
-      <w:r>
-        <w:rPr>
-          <w:b/>
-          <w:bCs/>
-        </w:rPr>
-        <w:t xml:space="preserve">at the final</w:t>
-      </w:r>
-      <w:r>
-        <w:rPr>
-          <w:b/>
-          <w:bCs/>
-        </w:rPr>
-        <w:t xml:space="preserve"> </w:t>
-      </w:r>
-      <w:r>
-        <w:rPr>
-          <w:b/>
-          <w:bCs/>
-        </w:rPr>
-        <w:t xml:space="preserve">token</w:t>
-      </w:r>
-      <w:r>
-        <w:t xml:space="preserve">, the answer is already forming, and a directional readout is dominated</w:t>
-      </w:r>
-      <w:r>
-        <w:t xml:space="preserve"> </w:t>
-      </w:r>
-      <w:r>
-        <w:t xml:space="preserve">by the output shadow (the model itself prefers the correct intermediate on</w:t>
-      </w:r>
-      <w:r>
-        <w:t xml:space="preserve"> </w:t>
-      </w:r>
-      <w:r>
-        <w:t xml:space="preserve">92.5% of records; J-Lens couples to the model’s own margin at r = 0.771).</w:t>
+        <w:t xml:space="preserve">at the final token</w:t>
+      </w:r>
+      <w:r>
+        <w:t xml:space="preserve">, the output shadow</w:t>
+      </w:r>
+      <w:r>
+        <w:t xml:space="preserve"> </w:t>
+      </w:r>
+      <w:r>
+        <w:t xml:space="preserve">dominates.</w:t>
       </w:r>
     </w:p>
     <w:p>
@@ -2462,53 +1479,35 @@
         <w:pStyle w:val="BodyText"/>
       </w:pPr>
       <w:r>
-        <w:t xml:space="preserve">Stage 3 (§4.2) read the middle phase at frozen settings, with a supervised</w:t>
-      </w:r>
-      <w:r>
-        <w:t xml:space="preserve"> </w:t>
-      </w:r>
-      <w:r>
-        <w:t xml:space="preserve">difference-in-means probe on the same grid as a reference. The measured</w:t>
-      </w:r>
-      <w:r>
-        <w:t xml:space="preserve"> </w:t>
-      </w:r>
-      <w:r>
-        <w:t xml:space="preserve">answer: on this task the query window is not shadow-free either. The model’s</w:t>
-      </w:r>
-      <w:r>
-        <w:t xml:space="preserve"> </w:t>
-      </w:r>
-      <w:r>
-        <w:t xml:space="preserve">own next-token preference is already directional inside it (frac 0.800 at the</w:t>
-      </w:r>
-      <w:r>
-        <w:t xml:space="preserve"> </w:t>
-      </w:r>
-      <w:r>
-        <w:t xml:space="preserve">relation-completing token, 0.731 at the question mark), both lenses track it</w:t>
-      </w:r>
-      <w:r>
-        <w:t xml:space="preserve"> </w:t>
-      </w:r>
-      <w:r>
-        <w:t xml:space="preserve">at r = 0.88–0.92, and the supervised probe reads chance (0.525) at the</w:t>
-      </w:r>
-      <w:r>
-        <w:t xml:space="preserve"> </w:t>
-      </w:r>
-      <w:r>
-        <w:t xml:space="preserve">relation-completing token — the window carries the model’s developing</w:t>
-      </w:r>
-      <w:r>
-        <w:t xml:space="preserve"> </w:t>
-      </w:r>
-      <w:r>
-        <w:t xml:space="preserve">selection, not a linearly decodable stored binding.</w:t>
-      </w:r>
-    </w:p>
-    <w:bookmarkEnd w:id="41"/>
-    <w:bookmarkStart w:id="42" w:name="the-gap"/>
+        <w:t xml:space="preserve">Stage 3 (§4.2) read the middle phase. Measured answer: it is not shadow-free</w:t>
+      </w:r>
+      <w:r>
+        <w:t xml:space="preserve"> </w:t>
+      </w:r>
+      <w:r>
+        <w:t xml:space="preserve">either — the model’s next-token preference is already directional there</w:t>
+      </w:r>
+      <w:r>
+        <w:t xml:space="preserve"> </w:t>
+      </w:r>
+      <w:r>
+        <w:t xml:space="preserve">(0.800 / 0.731 at the two primary positions), both lenses track it, and a</w:t>
+      </w:r>
+      <w:r>
+        <w:t xml:space="preserve"> </w:t>
+      </w:r>
+      <w:r>
+        <w:t xml:space="preserve">supervised probe reads chance (0.525) at the relation-completing token: the</w:t>
+      </w:r>
+      <w:r>
+        <w:t xml:space="preserve"> </w:t>
+      </w:r>
+      <w:r>
+        <w:t xml:space="preserve">model’s developing selection, not a stored binding.</w:t>
+      </w:r>
+    </w:p>
+    <w:bookmarkEnd w:id="36"/>
+    <w:bookmarkStart w:id="37" w:name="the-gap"/>
     <w:p>
       <w:pPr>
         <w:pStyle w:val="Heading2"/>
@@ -2522,25 +1521,13 @@
         <w:pStyle w:val="FirstParagraph"/>
       </w:pPr>
       <w:r>
-        <w:t xml:space="preserve">The J-Lens release names the bag-of-concepts limitation itself: a readout can</w:t>
-      </w:r>
-      <w:r>
-        <w:t xml:space="preserve"> </w:t>
-      </w:r>
-      <w:r>
-        <w:t xml:space="preserve">list the right concepts without showing which entity fills which role. What no</w:t>
-      </w:r>
-      <w:r>
-        <w:t xml:space="preserve"> </w:t>
-      </w:r>
-      <w:r>
-        <w:t xml:space="preserve">one had done is quantify that limitation on a matched-pair task, against</w:t>
-      </w:r>
-      <w:r>
-        <w:t xml:space="preserve"> </w:t>
-      </w:r>
-      <w:r>
-        <w:t xml:space="preserve">baselines — or separate</w:t>
+        <w:t xml:space="preserve">Nobody had quantified the bag-of-concepts limitation on a matched-pair task,</w:t>
+      </w:r>
+      <w:r>
+        <w:t xml:space="preserve"> </w:t>
+      </w:r>
+      <w:r>
+        <w:t xml:space="preserve">or separated</w:t>
       </w:r>
       <w:r>
         <w:t xml:space="preserve"> </w:t>
@@ -2558,25 +1545,10 @@
         <w:t xml:space="preserve"> </w:t>
       </w:r>
       <w:r>
-        <w:t xml:space="preserve">“predicts the upcoming</w:t>
-      </w:r>
-      <w:r>
-        <w:t xml:space="preserve"> </w:t>
-      </w:r>
-      <w:r>
-        <w:t xml:space="preserve">output,”</w:t>
-      </w:r>
-      <w:r>
-        <w:t xml:space="preserve"> </w:t>
-      </w:r>
-      <w:r>
-        <w:t xml:space="preserve">two accounts that agree everywhere except where the model is wrong.</w:t>
-      </w:r>
-      <w:r>
-        <w:t xml:space="preserve"> </w:t>
-      </w:r>
-      <w:r>
-        <w:t xml:space="preserve">That separation is what this project supplies.</w:t>
+        <w:t xml:space="preserve">“predicts the upcoming output”</w:t>
+      </w:r>
+      <w:r>
+        <w:t xml:space="preserve">.</w:t>
       </w:r>
     </w:p>
     <w:p>
@@ -2586,9 +1558,9 @@
         </w:pict>
       </w:r>
     </w:p>
-    <w:bookmarkEnd w:id="42"/>
-    <w:bookmarkEnd w:id="43"/>
-    <w:bookmarkStart w:id="56" w:name="method"/>
+    <w:bookmarkEnd w:id="37"/>
+    <w:bookmarkEnd w:id="38"/>
+    <w:bookmarkStart w:id="47" w:name="method"/>
     <w:p>
       <w:pPr>
         <w:pStyle w:val="Heading1"/>
@@ -2627,31 +1599,150 @@
         <w:t xml:space="preserve"> </w:t>
       </w:r>
       <w:r>
-        <w:t xml:space="preserve">controlled, not because the circuit behind it is interesting. Nothing below is</w:t>
-      </w:r>
-      <w:r>
-        <w:t xml:space="preserve"> </w:t>
-      </w:r>
-      <w:r>
-        <w:t xml:space="preserve">offered as a finding about how Qwen3.5-4B does relational reasoning, and no</w:t>
-      </w:r>
-      <w:r>
-        <w:t xml:space="preserve"> </w:t>
-      </w:r>
-      <w:r>
-        <w:t xml:space="preserve">claim here extends past a stated layer band and a single token position. The</w:t>
-      </w:r>
-      <w:r>
-        <w:t xml:space="preserve"> </w:t>
-      </w:r>
-      <w:r>
-        <w:t xml:space="preserve">synthetic templates and the small invented vocabulary are the point rather than</w:t>
-      </w:r>
-      <w:r>
-        <w:t xml:space="preserve"> </w:t>
-      </w:r>
-      <w:r>
-        <w:t xml:space="preserve">a concession: to ask whether a readout distinguishes</w:t>
+        <w:t xml:space="preserve">controlled, not because the circuit behind it is interesting. If the</w:t>
+      </w:r>
+      <w:r>
+        <w:t xml:space="preserve"> </w:t>
+      </w:r>
+      <w:r>
+        <w:t xml:space="preserve">instrument turns out to be the interesting part, this project has failed.</w:t>
+      </w:r>
+    </w:p>
+    <w:bookmarkStart w:id="39" w:name="X57525b78a038dd7677b74b2cd929c744f8e7d70"/>
+    <w:p>
+      <w:pPr>
+        <w:pStyle w:val="Heading2"/>
+      </w:pPr>
+      <w:r>
+        <w:t xml:space="preserve">2.1 What J-Lens computes, and why a first-order readout is the thing in question</w:t>
+      </w:r>
+    </w:p>
+    <w:p>
+      <w:pPr>
+        <w:pStyle w:val="FirstParagraph"/>
+      </w:pPr>
+      <w:r>
+        <w:t xml:space="preserve">Write</w:t>
+      </w:r>
+      <w:r>
+        <w:t xml:space="preserve"> </w:t>
+      </w:r>
+      <w:r>
+        <w:rPr>
+          <w:rStyle w:val="VerbatimChar"/>
+        </w:rPr>
+        <w:t xml:space="preserve">h_l[t]</w:t>
+      </w:r>
+      <w:r>
+        <w:t xml:space="preserve"> </w:t>
+      </w:r>
+      <w:r>
+        <w:t xml:space="preserve">for the residual at layer</w:t>
+      </w:r>
+      <w:r>
+        <w:t xml:space="preserve"> </w:t>
+      </w:r>
+      <w:r>
+        <w:rPr>
+          <w:rStyle w:val="VerbatimChar"/>
+        </w:rPr>
+        <w:t xml:space="preserve">l</w:t>
+      </w:r>
+      <w:r>
+        <w:t xml:space="preserve">, position</w:t>
+      </w:r>
+      <w:r>
+        <w:t xml:space="preserve"> </w:t>
+      </w:r>
+      <w:r>
+        <w:rPr>
+          <w:rStyle w:val="VerbatimChar"/>
+        </w:rPr>
+        <w:t xml:space="preserve">t</w:t>
+      </w:r>
+      <w:r>
+        <w:t xml:space="preserve">, and</w:t>
+      </w:r>
+      <w:r>
+        <w:t xml:space="preserve"> </w:t>
+      </w:r>
+      <w:r>
+        <w:rPr>
+          <w:rStyle w:val="VerbatimChar"/>
+        </w:rPr>
+        <w:t xml:space="preserve">unembed(·)</w:t>
+      </w:r>
+      <w:r>
+        <w:t xml:space="preserve"> </w:t>
+      </w:r>
+      <w:r>
+        <w:t xml:space="preserve">for the model’s output map. The</w:t>
+      </w:r>
+      <w:r>
+        <w:t xml:space="preserve"> </w:t>
+      </w:r>
+      <w:r>
+        <w:rPr>
+          <w:b/>
+          <w:bCs/>
+        </w:rPr>
+        <w:t xml:space="preserve">logit lens</w:t>
+      </w:r>
+      <w:r>
+        <w:t xml:space="preserve"> </w:t>
+      </w:r>
+      <w:r>
+        <w:t xml:space="preserve">reads</w:t>
+      </w:r>
+      <w:r>
+        <w:t xml:space="preserve"> </w:t>
+      </w:r>
+      <w:r>
+        <w:rPr>
+          <w:rStyle w:val="VerbatimChar"/>
+        </w:rPr>
+        <w:t xml:space="preserve">unembed(h_l[t])</w:t>
+      </w:r>
+      <w:r>
+        <w:t xml:space="preserve"> </w:t>
+      </w:r>
+      <w:r>
+        <w:t xml:space="preserve">directly;</w:t>
+      </w:r>
+      <w:r>
+        <w:t xml:space="preserve"> </w:t>
+      </w:r>
+      <w:r>
+        <w:rPr>
+          <w:b/>
+          <w:bCs/>
+        </w:rPr>
+        <w:t xml:space="preserve">J-Lens</w:t>
+      </w:r>
+      <w:r>
+        <w:t xml:space="preserve"> </w:t>
+      </w:r>
+      <w:r>
+        <w:t xml:space="preserve">first fits, per layer, an average input-output Jacobian</w:t>
+      </w:r>
+    </w:p>
+    <w:p>
+      <w:pPr>
+        <w:pStyle w:val="SourceCode"/>
+      </w:pPr>
+      <w:r>
+        <w:rPr>
+          <w:rStyle w:val="VerbatimChar"/>
+        </w:rPr>
+        <w:t xml:space="preserve">J_l  ~=  E_x [ d h_L[t] / d h_l[t] ]</w:t>
+      </w:r>
+    </w:p>
+    <w:p>
+      <w:pPr>
+        <w:pStyle w:val="FirstParagraph"/>
+      </w:pPr>
+      <w:r>
+        <w:t xml:space="preserve">— a learned linear</w:t>
       </w:r>
       <w:r>
         <w:t xml:space="preserve"> </w:t>
@@ -2661,13 +1752,115 @@
           <w:i/>
           <w:iCs/>
         </w:rPr>
-        <w:t xml:space="preserve">which entity fills which</w:t>
+        <w:t xml:space="preserve">transport</w:t>
+      </w:r>
+      <w:r>
+        <w:t xml:space="preserve"> </w:t>
+      </w:r>
+      <w:r>
+        <w:t xml:space="preserve">into the final-layer basis — and reads</w:t>
+      </w:r>
+      <w:r>
+        <w:t xml:space="preserve"> </w:t>
+      </w:r>
+      <w:r>
+        <w:rPr>
+          <w:rStyle w:val="VerbatimChar"/>
+        </w:rPr>
+        <w:t xml:space="preserve">unembed(J_l @ h_l[t])</w:t>
+      </w:r>
+      <w:r>
+        <w:t xml:space="preserve">. In the pinned reference implementation, the same</w:t>
+      </w:r>
+      <w:r>
+        <w:t xml:space="preserve"> </w:t>
+      </w:r>
+      <w:r>
+        <w:t xml:space="preserve">code with</w:t>
+      </w:r>
+      <w:r>
+        <w:t xml:space="preserve"> </w:t>
+      </w:r>
+      <w:r>
+        <w:rPr>
+          <w:rStyle w:val="VerbatimChar"/>
+        </w:rPr>
+        <w:t xml:space="preserve">use_jacobian=False</w:t>
+      </w:r>
+      <w:r>
+        <w:t xml:space="preserve"> </w:t>
+      </w:r>
+      <w:r>
+        <w:t xml:space="preserve">substitutes the identity for</w:t>
+      </w:r>
+      <w:r>
+        <w:t xml:space="preserve"> </w:t>
+      </w:r>
+      <w:r>
+        <w:rPr>
+          <w:rStyle w:val="VerbatimChar"/>
+        </w:rPr>
+        <w:t xml:space="preserve">J_l</w:t>
+      </w:r>
+      <w:r>
+        <w:t xml:space="preserve">, yielding</w:t>
+      </w:r>
+      <w:r>
+        <w:t xml:space="preserve"> </w:t>
+      </w:r>
+      <w:r>
+        <w:t xml:space="preserve">the logit lens through the</w:t>
+      </w:r>
+      <w:r>
+        <w:t xml:space="preserve"> </w:t>
       </w:r>
       <w:r>
         <w:rPr>
           <w:i/>
           <w:iCs/>
         </w:rPr>
+        <w:t xml:space="preserve">identical</w:t>
+      </w:r>
+      <w:r>
+        <w:t xml:space="preserve"> </w:t>
+      </w:r>
+      <w:r>
+        <w:t xml:space="preserve">extraction and decoding path — the</w:t>
+      </w:r>
+      <w:r>
+        <w:t xml:space="preserve"> </w:t>
+      </w:r>
+      <w:r>
+        <w:t xml:space="preserve">comparison isolates the learned transport alone (Control 1).</w:t>
+      </w:r>
+    </w:p>
+    <w:p>
+      <w:pPr>
+        <w:pStyle w:val="BodyText"/>
+      </w:pPr>
+      <w:r>
+        <w:rPr>
+          <w:b/>
+          <w:bCs/>
+        </w:rPr>
+        <w:t xml:space="preserve">Why test it.</w:t>
+      </w:r>
+      <w:r>
+        <w:t xml:space="preserve"> </w:t>
+      </w:r>
+      <w:r>
+        <w:rPr>
+          <w:rStyle w:val="VerbatimChar"/>
+        </w:rPr>
+        <w:t xml:space="preserve">J_l</w:t>
+      </w:r>
+      <w:r>
+        <w:t xml:space="preserve"> </w:t>
+      </w:r>
+      <w:r>
+        <w:t xml:space="preserve">is a</w:t>
+      </w:r>
+      <w:r>
         <w:t xml:space="preserve"> </w:t>
       </w:r>
       <w:r>
@@ -2675,37 +1868,29 @@
           <w:i/>
           <w:iCs/>
         </w:rPr>
-        <w:t xml:space="preserve">role</w:t>
-      </w:r>
-      <w:r>
-        <w:t xml:space="preserve">, you need two stimuli whose entity inventories are identical and whose</w:t>
-      </w:r>
-      <w:r>
-        <w:t xml:space="preserve"> </w:t>
-      </w:r>
-      <w:r>
-        <w:t xml:space="preserve">bindings are not, and natural text does not supply matched pairs like that. A</w:t>
-      </w:r>
-      <w:r>
-        <w:t xml:space="preserve"> </w:t>
-      </w:r>
-      <w:r>
-        <w:t xml:space="preserve">method evaluation legitimately wants a controlled stimulus. If the instrument</w:t>
-      </w:r>
-      <w:r>
-        <w:t xml:space="preserve"> </w:t>
-      </w:r>
-      <w:r>
-        <w:t xml:space="preserve">turns out to be the interesting part, this project has failed.</w:t>
-      </w:r>
-    </w:p>
-    <w:bookmarkStart w:id="44" w:name="X57525b78a038dd7677b74b2cd929c744f8e7d70"/>
+        <w:t xml:space="preserve">first-order</w:t>
+      </w:r>
+      <w:r>
+        <w:t xml:space="preserve"> </w:t>
+      </w:r>
+      <w:r>
+        <w:t xml:space="preserve">object — an averaged linear</w:t>
+      </w:r>
+      <w:r>
+        <w:t xml:space="preserve"> </w:t>
+      </w:r>
+      <w:r>
+        <w:t xml:space="preserve">approximation of a non-linear map — while binding is conjunctive.</w:t>
+      </w:r>
+    </w:p>
+    <w:bookmarkEnd w:id="39"/>
+    <w:bookmarkStart w:id="40" w:name="substrate-model-lens-and-environment"/>
     <w:p>
       <w:pPr>
         <w:pStyle w:val="Heading2"/>
       </w:pPr>
       <w:r>
-        <w:t xml:space="preserve">2.1 What J-Lens computes, and why a first-order readout is the thing in question</w:t>
+        <w:t xml:space="preserve">2.2 Substrate: model, lens, and environment</w:t>
       </w:r>
     </w:p>
     <w:p>
@@ -2713,451 +1898,7 @@
         <w:pStyle w:val="FirstParagraph"/>
       </w:pPr>
       <w:r>
-        <w:t xml:space="preserve">Write</w:t>
-      </w:r>
-      <w:r>
-        <w:t xml:space="preserve"> </w:t>
-      </w:r>
-      <w:r>
-        <w:rPr>
-          <w:rStyle w:val="VerbatimChar"/>
-        </w:rPr>
-        <w:t xml:space="preserve">h_l[t]</w:t>
-      </w:r>
-      <w:r>
-        <w:t xml:space="preserve"> </w:t>
-      </w:r>
-      <w:r>
-        <w:t xml:space="preserve">for the residual stream at layer</w:t>
-      </w:r>
-      <w:r>
-        <w:t xml:space="preserve"> </w:t>
-      </w:r>
-      <w:r>
-        <w:rPr>
-          <w:rStyle w:val="VerbatimChar"/>
-        </w:rPr>
-        <w:t xml:space="preserve">l</w:t>
-      </w:r>
-      <w:r>
-        <w:t xml:space="preserve">, token position</w:t>
-      </w:r>
-      <w:r>
-        <w:t xml:space="preserve"> </w:t>
-      </w:r>
-      <w:r>
-        <w:rPr>
-          <w:rStyle w:val="VerbatimChar"/>
-        </w:rPr>
-        <w:t xml:space="preserve">t</w:t>
-      </w:r>
-      <w:r>
-        <w:t xml:space="preserve">, and</w:t>
-      </w:r>
-      <w:r>
-        <w:t xml:space="preserve"> </w:t>
-      </w:r>
-      <w:r>
-        <w:rPr>
-          <w:rStyle w:val="VerbatimChar"/>
-        </w:rPr>
-        <w:t xml:space="preserve">unembed(·)</w:t>
-      </w:r>
-      <w:r>
-        <w:t xml:space="preserve"> </w:t>
-      </w:r>
-      <w:r>
-        <w:t xml:space="preserve">for the model’s own output map (final normalisation plus</w:t>
-      </w:r>
-      <w:r>
-        <w:t xml:space="preserve"> </w:t>
-      </w:r>
-      <w:r>
-        <w:rPr>
-          <w:rStyle w:val="VerbatimChar"/>
-        </w:rPr>
-        <w:t xml:space="preserve">W_U</w:t>
-      </w:r>
-      <w:r>
-        <w:t xml:space="preserve">).</w:t>
-      </w:r>
-      <w:r>
-        <w:t xml:space="preserve"> </w:t>
-      </w:r>
-      <w:r>
-        <w:t xml:space="preserve">The</w:t>
-      </w:r>
-      <w:r>
-        <w:t xml:space="preserve"> </w:t>
-      </w:r>
-      <w:r>
-        <w:rPr>
-          <w:b/>
-          <w:bCs/>
-        </w:rPr>
-        <w:t xml:space="preserve">logit lens</w:t>
-      </w:r>
-      <w:r>
-        <w:t xml:space="preserve"> </w:t>
-      </w:r>
-      <w:r>
-        <w:t xml:space="preserve">applies the output map to an intermediate residual directly</w:t>
-      </w:r>
-      <w:r>
-        <w:t xml:space="preserve"> </w:t>
-      </w:r>
-      <w:r>
-        <w:t xml:space="preserve">—</w:t>
-      </w:r>
-      <w:r>
-        <w:t xml:space="preserve"> </w:t>
-      </w:r>
-      <w:r>
-        <w:rPr>
-          <w:rStyle w:val="VerbatimChar"/>
-        </w:rPr>
-        <w:t xml:space="preserve">unembed(h_l[t])</w:t>
-      </w:r>
-      <w:r>
-        <w:t xml:space="preserve"> </w:t>
-      </w:r>
-      <w:r>
-        <w:t xml:space="preserve">— assuming the layer-</w:t>
-      </w:r>
-      <w:r>
-        <w:rPr>
-          <w:rStyle w:val="VerbatimChar"/>
-        </w:rPr>
-        <w:t xml:space="preserve">l</w:t>
-      </w:r>
-      <w:r>
-        <w:t xml:space="preserve"> </w:t>
-      </w:r>
-      <w:r>
-        <w:t xml:space="preserve">basis is already close enough to</w:t>
-      </w:r>
-      <w:r>
-        <w:t xml:space="preserve"> </w:t>
-      </w:r>
-      <w:r>
-        <w:t xml:space="preserve">the final-layer basis to be read.</w:t>
-      </w:r>
-      <w:r>
-        <w:t xml:space="preserve"> </w:t>
-      </w:r>
-      <w:r>
-        <w:rPr>
-          <w:b/>
-          <w:bCs/>
-        </w:rPr>
-        <w:t xml:space="preserve">J-Lens</w:t>
-      </w:r>
-      <w:r>
-        <w:t xml:space="preserve"> </w:t>
-      </w:r>
-      <w:r>
-        <w:t xml:space="preserve">does not assume that: it fits, per</w:t>
-      </w:r>
-      <w:r>
-        <w:t xml:space="preserve"> </w:t>
-      </w:r>
-      <w:r>
-        <w:t xml:space="preserve">layer, an average input-output Jacobian</w:t>
-      </w:r>
-    </w:p>
-    <w:p>
-      <w:pPr>
-        <w:pStyle w:val="SourceCode"/>
-      </w:pPr>
-      <w:r>
-        <w:rPr>
-          <w:rStyle w:val="VerbatimChar"/>
-        </w:rPr>
-        <w:t xml:space="preserve">J_l  ~=  E_x [ d h_L[t] / d h_l[t] ]</w:t>
-      </w:r>
-    </w:p>
-    <w:p>
-      <w:pPr>
-        <w:pStyle w:val="FirstParagraph"/>
-      </w:pPr>
-      <w:r>
-        <w:t xml:space="preserve">— a learned</w:t>
-      </w:r>
-      <w:r>
-        <w:t xml:space="preserve"> </w:t>
-      </w:r>
-      <w:r>
-        <w:rPr>
-          <w:rStyle w:val="VerbatimChar"/>
-        </w:rPr>
-        <w:t xml:space="preserve">d_model x d_model</w:t>
-      </w:r>
-      <w:r>
-        <w:t xml:space="preserve"> </w:t>
-      </w:r>
-      <w:r>
-        <w:t xml:space="preserve">linear</w:t>
-      </w:r>
-      <w:r>
-        <w:t xml:space="preserve"> </w:t>
-      </w:r>
-      <w:r>
-        <w:rPr>
-          <w:i/>
-          <w:iCs/>
-        </w:rPr>
-        <w:t xml:space="preserve">transport</w:t>
-      </w:r>
-      <w:r>
-        <w:t xml:space="preserve"> </w:t>
-      </w:r>
-      <w:r>
-        <w:t xml:space="preserve">into the final-layer basis</w:t>
-      </w:r>
-      <w:r>
-        <w:t xml:space="preserve"> </w:t>
-      </w:r>
-      <w:r>
-        <w:t xml:space="preserve">— and reads</w:t>
-      </w:r>
-      <w:r>
-        <w:t xml:space="preserve"> </w:t>
-      </w:r>
-      <w:r>
-        <w:rPr>
-          <w:rStyle w:val="VerbatimChar"/>
-        </w:rPr>
-        <w:t xml:space="preserve">unembed(J_l @ h_l[t])</w:t>
-      </w:r>
-      <w:r>
-        <w:t xml:space="preserve">. In the pinned reference implementation,</w:t>
-      </w:r>
-      <w:r>
-        <w:t xml:space="preserve"> </w:t>
-      </w:r>
-      <w:r>
-        <w:t xml:space="preserve">calling the same code with</w:t>
-      </w:r>
-      <w:r>
-        <w:t xml:space="preserve"> </w:t>
-      </w:r>
-      <w:r>
-        <w:rPr>
-          <w:rStyle w:val="VerbatimChar"/>
-        </w:rPr>
-        <w:t xml:space="preserve">use_jacobian=False</w:t>
-      </w:r>
-      <w:r>
-        <w:t xml:space="preserve"> </w:t>
-      </w:r>
-      <w:r>
-        <w:t xml:space="preserve">substitutes the identity for</w:t>
-      </w:r>
-      <w:r>
-        <w:t xml:space="preserve"> </w:t>
-      </w:r>
-      <w:r>
-        <w:rPr>
-          <w:rStyle w:val="VerbatimChar"/>
-        </w:rPr>
-        <w:t xml:space="preserve">J_l</w:t>
-      </w:r>
-      <w:r>
-        <w:t xml:space="preserve"> </w:t>
-      </w:r>
-      <w:r>
-        <w:t xml:space="preserve">and yields the logit lens through the</w:t>
-      </w:r>
-      <w:r>
-        <w:t xml:space="preserve"> </w:t>
-      </w:r>
-      <w:r>
-        <w:rPr>
-          <w:i/>
-          <w:iCs/>
-        </w:rPr>
-        <w:t xml:space="preserve">identical</w:t>
-      </w:r>
-      <w:r>
-        <w:t xml:space="preserve"> </w:t>
-      </w:r>
-      <w:r>
-        <w:t xml:space="preserve">extraction, hooking</w:t>
-      </w:r>
-      <w:r>
-        <w:t xml:space="preserve"> </w:t>
-      </w:r>
-      <w:r>
-        <w:t xml:space="preserve">and decoding path — so the J-Lens-versus-logit-lens comparison isolates</w:t>
-      </w:r>
-      <w:r>
-        <w:t xml:space="preserve"> </w:t>
-      </w:r>
-      <w:r>
-        <w:t xml:space="preserve">exactly one thing, the learned transport, and cannot be contaminated by a</w:t>
-      </w:r>
-      <w:r>
-        <w:t xml:space="preserve"> </w:t>
-      </w:r>
-      <w:r>
-        <w:t xml:space="preserve">difference in capture, indexing or scoring (Control 1 in §2.5).</w:t>
-      </w:r>
-    </w:p>
-    <w:p>
-      <w:pPr>
-        <w:pStyle w:val="BodyText"/>
-      </w:pPr>
-      <w:r>
-        <w:rPr>
-          <w:b/>
-          <w:bCs/>
-        </w:rPr>
-        <w:t xml:space="preserve">Why this is worth testing.</w:t>
-      </w:r>
-      <w:r>
-        <w:t xml:space="preserve"> </w:t>
-      </w:r>
-      <w:r>
-        <w:rPr>
-          <w:rStyle w:val="VerbatimChar"/>
-        </w:rPr>
-        <w:t xml:space="preserve">J_l</w:t>
-      </w:r>
-      <w:r>
-        <w:t xml:space="preserve"> </w:t>
-      </w:r>
-      <w:r>
-        <w:t xml:space="preserve">is a</w:t>
-      </w:r>
-      <w:r>
-        <w:t xml:space="preserve"> </w:t>
-      </w:r>
-      <w:r>
-        <w:rPr>
-          <w:i/>
-          <w:iCs/>
-        </w:rPr>
-        <w:t xml:space="preserve">first-order</w:t>
-      </w:r>
-      <w:r>
-        <w:t xml:space="preserve"> </w:t>
-      </w:r>
-      <w:r>
-        <w:t xml:space="preserve">object: an averaged</w:t>
-      </w:r>
-      <w:r>
-        <w:t xml:space="preserve"> </w:t>
-      </w:r>
-      <w:r>
-        <w:t xml:space="preserve">linear approximation of a map that is not linear.</w:t>
-      </w:r>
-      <w:r>
-        <w:t xml:space="preserve"> </w:t>
-      </w:r>
-      <w:r>
-        <w:t xml:space="preserve">“Open Problems in</w:t>
-      </w:r>
-      <w:r>
-        <w:t xml:space="preserve"> </w:t>
-      </w:r>
-      <w:r>
-        <w:t xml:space="preserve">Mechanistic Interpretability”</w:t>
-      </w:r>
-      <w:r>
-        <w:t xml:space="preserve"> </w:t>
-      </w:r>
-      <w:r>
-        <w:t xml:space="preserve">asks how attribution methods can capture</w:t>
-      </w:r>
-      <w:r>
-        <w:t xml:space="preserve"> </w:t>
-      </w:r>
-      <w:r>
-        <w:t xml:space="preserve">“higher-order effects beyond first-order approximations of model behavior.”</w:t>
-      </w:r>
-      <w:r>
-        <w:t xml:space="preserve"> </w:t>
-      </w:r>
-      <w:r>
-        <w:t xml:space="preserve">Binding is a conjunctive property — not of Arin being present or Luma being</w:t>
-      </w:r>
-      <w:r>
-        <w:t xml:space="preserve"> </w:t>
-      </w:r>
-      <w:r>
-        <w:t xml:space="preserve">present, but of the pairing between them — so this project tests an instance</w:t>
-      </w:r>
-      <w:r>
-        <w:t xml:space="preserve"> </w:t>
-      </w:r>
-      <w:r>
-        <w:t xml:space="preserve">of that open problem: does an averaged first-order readout preserve structure</w:t>
-      </w:r>
-      <w:r>
-        <w:t xml:space="preserve"> </w:t>
-      </w:r>
-      <w:r>
-        <w:t xml:space="preserve">that is, by construction, not carried by either constituent alone? I am not</w:t>
-      </w:r>
-      <w:r>
-        <w:t xml:space="preserve"> </w:t>
-      </w:r>
-      <w:r>
-        <w:t xml:space="preserve">claiming binding is literally a second-order Taylor term; the claim is the</w:t>
-      </w:r>
-      <w:r>
-        <w:t xml:space="preserve"> </w:t>
-      </w:r>
-      <w:r>
-        <w:t xml:space="preserve">weaker, testable one — whether a single averaged linear operator, applied</w:t>
-      </w:r>
-      <w:r>
-        <w:t xml:space="preserve"> </w:t>
-      </w:r>
-      <w:r>
-        <w:t xml:space="preserve">identically to every input, preserves a conjunctive property is an empirical</w:t>
-      </w:r>
-      <w:r>
-        <w:t xml:space="preserve"> </w:t>
-      </w:r>
-      <w:r>
-        <w:t xml:space="preserve">question with no obvious answer in either direction.</w:t>
-      </w:r>
-    </w:p>
-    <w:bookmarkEnd w:id="44"/>
-    <w:bookmarkStart w:id="45" w:name="substrate-model-lens-and-environment"/>
-    <w:p>
-      <w:pPr>
-        <w:pStyle w:val="Heading2"/>
-      </w:pPr>
-      <w:r>
-        <w:t xml:space="preserve">2.2 Substrate: model, lens, and environment</w:t>
-      </w:r>
-    </w:p>
-    <w:p>
-      <w:pPr>
-        <w:pStyle w:val="FirstParagraph"/>
-      </w:pPr>
-      <w:r>
-        <w:t xml:space="preserve">Every identifier below is taken from</w:t>
-      </w:r>
-      <w:r>
-        <w:t xml:space="preserve"> </w:t>
-      </w:r>
-      <w:r>
-        <w:rPr>
-          <w:rStyle w:val="VerbatimChar"/>
-        </w:rPr>
-        <w:t xml:space="preserve">results/design-verification/environment-manifest.md</w:t>
-      </w:r>
-      <w:r>
-        <w:t xml:space="preserve">,</w:t>
-      </w:r>
-      <w:r>
-        <w:t xml:space="preserve"> </w:t>
-      </w:r>
-      <w:r>
-        <w:t xml:space="preserve">which records them as verified on the execution GPU rather than from memory.</w:t>
+        <w:t xml:space="preserve">Identifiers verified on the execution GPU.</w:t>
       </w:r>
     </w:p>
     <w:tbl>
@@ -3510,333 +2251,77 @@
         <w:pStyle w:val="BodyText"/>
       </w:pPr>
       <w:r>
+        <w:t xml:space="preserve">The lens is a generic wikitext fit — hence the coverage control in §2.5.</w:t>
+      </w:r>
+      <w:r>
+        <w:t xml:space="preserve"> </w:t>
+      </w:r>
+      <w:r>
         <w:rPr>
           <w:b/>
           <w:bCs/>
         </w:rPr>
-        <w:t xml:space="preserve">Provenance and compatibility.</w:t>
-      </w:r>
-      <w:r>
-        <w:t xml:space="preserve"> </w:t>
-      </w:r>
-      <w:r>
-        <w:t xml:space="preserve">The lens was fit by Neuronpedia with</w:t>
-      </w:r>
-      <w:r>
-        <w:t xml:space="preserve"> </w:t>
-      </w:r>
-      <w:r>
-        <w:rPr>
-          <w:rStyle w:val="VerbatimChar"/>
-        </w:rPr>
-        <w:t xml:space="preserve">fit_lens.py Qwen/Qwen3.5-4B</w:t>
-      </w:r>
-      <w:r>
-        <w:t xml:space="preserve"> </w:t>
-      </w:r>
-      <w:r>
-        <w:t xml:space="preserve">on</w:t>
-      </w:r>
-      <w:r>
-        <w:t xml:space="preserve"> </w:t>
-      </w:r>
-      <w:r>
-        <w:rPr>
-          <w:rStyle w:val="VerbatimChar"/>
-        </w:rPr>
-        <w:t xml:space="preserve">Salesforce/wikitext</w:t>
-      </w:r>
-      <w:r>
-        <w:t xml:space="preserve"> </w:t>
-      </w:r>
-      <w:r>
-        <w:t xml:space="preserve">(train split,</w:t>
-      </w:r>
-      <w:r>
-        <w:t xml:space="preserve"> </w:t>
-      </w:r>
-      <w:r>
-        <w:rPr>
-          <w:rStyle w:val="VerbatimChar"/>
-        </w:rPr>
-        <w:t xml:space="preserve">max_seq_len=128</w:t>
-      </w:r>
-      <w:r>
-        <w:t xml:space="preserve">, bfloat16) — a generic-corpus lens, not fit on anything</w:t>
-      </w:r>
-      <w:r>
-        <w:t xml:space="preserve"> </w:t>
-      </w:r>
-      <w:r>
-        <w:t xml:space="preserve">resembling this task’s prompts, which is why the coverage control in §2.5</w:t>
-      </w:r>
-      <w:r>
-        <w:t xml:space="preserve"> </w:t>
-      </w:r>
-      <w:r>
-        <w:t xml:space="preserve">exists. One ambiguity resolved rather than glossed: the lens directory’s</w:t>
-      </w:r>
-      <w:r>
-        <w:t xml:space="preserve"> </w:t>
-      </w:r>
-      <w:r>
-        <w:rPr>
-          <w:rStyle w:val="VerbatimChar"/>
-        </w:rPr>
-        <w:t xml:space="preserve">config.yaml</w:t>
-      </w:r>
-      <w:r>
-        <w:t xml:space="preserve"> </w:t>
-      </w:r>
-      <w:r>
-        <w:t xml:space="preserve">describes its</w:t>
-      </w:r>
-      <w:r>
-        <w:t xml:space="preserve"> </w:t>
-      </w:r>
-      <w:r>
-        <w:rPr>
-          <w:i/>
-          <w:iCs/>
-        </w:rPr>
-        <w:t xml:space="preserve">other</w:t>
-      </w:r>
-      <w:r>
-        <w:t xml:space="preserve"> </w:t>
-      </w:r>
-      <w:r>
-        <w:t xml:space="preserve">checkpoint (</w:t>
-      </w:r>
-      <w:r>
-        <w:rPr>
-          <w:rStyle w:val="VerbatimChar"/>
-        </w:rPr>
-        <w:t xml:space="preserve">prompts_fitted: 417</w:t>
-      </w:r>
-      <w:r>
-        <w:t xml:space="preserve">); the</w:t>
-      </w:r>
-      <w:r>
-        <w:t xml:space="preserve"> </w:t>
-      </w:r>
-      <w:r>
-        <w:t xml:space="preserve">loaded</w:t>
-      </w:r>
-      <w:r>
-        <w:t xml:space="preserve"> </w:t>
-      </w:r>
-      <w:r>
-        <w:rPr>
-          <w:rStyle w:val="VerbatimChar"/>
-        </w:rPr>
-        <w:t xml:space="preserve">..._n1000.pt</w:t>
-      </w:r>
-      <w:r>
-        <w:t xml:space="preserve"> </w:t>
-      </w:r>
-      <w:r>
-        <w:t xml:space="preserve">reports</w:t>
-      </w:r>
-      <w:r>
-        <w:t xml:space="preserve"> </w:t>
-      </w:r>
-      <w:r>
-        <w:rPr>
-          <w:rStyle w:val="VerbatimChar"/>
-        </w:rPr>
-        <w:t xml:space="preserve">n_prompts=1000</w:t>
-      </w:r>
-      <w:r>
-        <w:t xml:space="preserve"> </w:t>
-      </w:r>
-      <w:r>
-        <w:t xml:space="preserve">internally and is the</w:t>
-      </w:r>
-      <w:r>
-        <w:t xml:space="preserve"> </w:t>
-      </w:r>
-      <w:r>
-        <w:t xml:space="preserve">checkpoint the reference walkthrough selects. Compatibility was asserted on</w:t>
-      </w:r>
-      <w:r>
-        <w:t xml:space="preserve"> </w:t>
-      </w:r>
-      <w:r>
-        <w:t xml:space="preserve">the execution GPU, not assumed (</w:t>
-      </w:r>
-      <w:r>
-        <w:rPr>
-          <w:rStyle w:val="VerbatimChar"/>
-        </w:rPr>
-        <w:t xml:space="preserve">COMPAT_ASSERTIONS: PASS</w:t>
-      </w:r>
-      <w:r>
-        <w:t xml:space="preserve">): the lens records</w:t>
-      </w:r>
-      <w:r>
-        <w:t xml:space="preserve"> </w:t>
-      </w:r>
-      <w:r>
-        <w:t xml:space="preserve">this exact model ID,</w:t>
-      </w:r>
-      <w:r>
-        <w:t xml:space="preserve"> </w:t>
-      </w:r>
-      <w:r>
-        <w:rPr>
-          <w:rStyle w:val="VerbatimChar"/>
-        </w:rPr>
-        <w:t xml:space="preserve">d_model</w:t>
-      </w:r>
-      <w:r>
-        <w:t xml:space="preserve"> </w:t>
-      </w:r>
-      <w:r>
-        <w:t xml:space="preserve">2560 == 2560,</w:t>
-      </w:r>
-      <w:r>
-        <w:t xml:space="preserve"> </w:t>
-      </w:r>
-      <w:r>
-        <w:rPr>
-          <w:rStyle w:val="VerbatimChar"/>
-        </w:rPr>
-        <w:t xml:space="preserve">max(source_layers)</w:t>
-      </w:r>
-      <w:r>
-        <w:t xml:space="preserve"> </w:t>
-      </w:r>
-      <w:r>
-        <w:t xml:space="preserve">30 &lt; 32.</w:t>
-      </w:r>
-    </w:p>
-    <w:p>
-      <w:pPr>
-        <w:pStyle w:val="BodyText"/>
-      </w:pPr>
+        <w:t xml:space="preserve">Activations are read from the HuggingFace modules directly; TransformerLens</w:t>
+      </w:r>
       <w:r>
         <w:rPr>
           <w:b/>
           <w:bCs/>
         </w:rPr>
-        <w:t xml:space="preserve">Activations are read from the HuggingFace modules directly; TransformerLens</w:t>
+        <w:t xml:space="preserve"> </w:t>
       </w:r>
       <w:r>
         <w:rPr>
           <w:b/>
           <w:bCs/>
         </w:rPr>
-        <w:t xml:space="preserve"> </w:t>
-      </w:r>
+        <w:t xml:space="preserve">is not in the path</w:t>
+      </w:r>
+      <w:r>
+        <w:t xml:space="preserve"> </w:t>
+      </w:r>
+      <w:r>
+        <w:t xml:space="preserve">— the lens was fit on HF-native activations.</w:t>
+      </w:r>
+    </w:p>
+    <w:bookmarkEnd w:id="40"/>
+    <w:bookmarkStart w:id="41" w:name="Xe108057b195fe3c9ce8721c4dbab2e15b618e33"/>
+    <w:p>
+      <w:pPr>
+        <w:pStyle w:val="Heading2"/>
+      </w:pPr>
+      <w:r>
+        <w:t xml:space="preserve">2.3 Dataset: matched pairs, and the order-reversed variant</w:t>
+      </w:r>
+    </w:p>
+    <w:p>
+      <w:pPr>
+        <w:pStyle w:val="FirstParagraph"/>
+      </w:pPr>
       <w:r>
         <w:rPr>
           <w:b/>
           <w:bCs/>
         </w:rPr>
-        <w:t xml:space="preserve">is not in the path.</w:t>
-      </w:r>
-      <w:r>
-        <w:t xml:space="preserve"> </w:t>
-      </w:r>
-      <w:r>
-        <w:rPr>
-          <w:rStyle w:val="VerbatimChar"/>
-        </w:rPr>
-        <w:t xml:space="preserve">HookedTransformer.from_pretrained</w:t>
-      </w:r>
-      <w:r>
-        <w:t xml:space="preserve"> </w:t>
-      </w:r>
-      <w:r>
-        <w:t xml:space="preserve">folds LayerNorm and</w:t>
-      </w:r>
-      <w:r>
-        <w:t xml:space="preserve"> </w:t>
-      </w:r>
-      <w:r>
-        <w:t xml:space="preserve">centers weights by default; a lens fit on HF-native activations handed</w:t>
-      </w:r>
-      <w:r>
-        <w:t xml:space="preserve"> </w:t>
-      </w:r>
-      <w:r>
-        <w:t xml:space="preserve">processed activations returns wrong numbers without raising. The HF path the</w:t>
-      </w:r>
-      <w:r>
-        <w:t xml:space="preserve"> </w:t>
-      </w:r>
-      <w:r>
-        <w:t xml:space="preserve">lens was fit through is the path used.</w:t>
-      </w:r>
-    </w:p>
-    <w:p>
-      <w:pPr>
-        <w:pStyle w:val="BodyText"/>
-      </w:pPr>
-      <w:r>
-        <w:rPr>
-          <w:b/>
-          <w:bCs/>
-        </w:rPr>
-        <w:t xml:space="preserve">Hardware.</w:t>
-      </w:r>
-      <w:r>
-        <w:t xml:space="preserve"> </w:t>
-      </w:r>
-      <w:r>
-        <w:t xml:space="preserve">VT ARC Falcon, NVIDIA L40S, CUDA 13.0, PyTorch 2.13.0+cu130,</w:t>
-      </w:r>
-      <w:r>
-        <w:t xml:space="preserve"> </w:t>
-      </w:r>
-      <w:r>
-        <w:t xml:space="preserve">transformers 5.16.1, Python 3.12.3. Model load 13.6 s; peak GPU allocation</w:t>
-      </w:r>
-      <w:r>
-        <w:t xml:space="preserve"> </w:t>
-      </w:r>
-      <w:r>
-        <w:t xml:space="preserve">8.51 GB of 47.7 GB — headroom is not a constraint on this design.</w:t>
-      </w:r>
-    </w:p>
-    <w:bookmarkEnd w:id="45"/>
-    <w:bookmarkStart w:id="46" w:name="Xe108057b195fe3c9ce8721c4dbab2e15b618e33"/>
-    <w:p>
-      <w:pPr>
-        <w:pStyle w:val="Heading2"/>
-      </w:pPr>
-      <w:r>
-        <w:t xml:space="preserve">2.3 Dataset: matched pairs, and the order-reversed variant</w:t>
-      </w:r>
-    </w:p>
-    <w:p>
-      <w:pPr>
-        <w:pStyle w:val="FirstParagraph"/>
-      </w:pPr>
-      <w:r>
-        <w:rPr>
-          <w:b/>
-          <w:bCs/>
-        </w:rPr>
         <w:t xml:space="preserve">The paired construction is the whole method.</w:t>
       </w:r>
       <w:r>
         <w:t xml:space="preserve"> </w:t>
       </w:r>
       <w:r>
-        <w:t xml:space="preserve">Each item is a pair of prompts</w:t>
-      </w:r>
-      <w:r>
-        <w:t xml:space="preserve"> </w:t>
-      </w:r>
-      <w:r>
-        <w:t xml:space="preserve">built from an identical inventory of entities, relations and answer candidates.</w:t>
-      </w:r>
-      <w:r>
-        <w:t xml:space="preserve"> </w:t>
-      </w:r>
-      <w:r>
-        <w:t xml:space="preserve">Only the binding differs.</w:t>
+        <w:t xml:space="preserve">Each item is a pair of</w:t>
+      </w:r>
+      <w:r>
+        <w:t xml:space="preserve"> </w:t>
+      </w:r>
+      <w:r>
+        <w:t xml:space="preserve">prompts with identical entities, relations and answer candidates; only the</w:t>
+      </w:r>
+      <w:r>
+        <w:t xml:space="preserve"> </w:t>
+      </w:r>
+      <w:r>
+        <w:t xml:space="preserve">binding differs.</w:t>
       </w:r>
     </w:p>
     <w:tbl>
@@ -4008,13 +2493,308 @@
         <w:pStyle w:val="BodyText"/>
       </w:pPr>
       <w:r>
-        <w:t xml:space="preserve">The two prompts contain the same four proper nouns, the same two relations and</w:t>
-      </w:r>
-      <w:r>
-        <w:t xml:space="preserve"> </w:t>
-      </w:r>
-      <w:r>
-        <w:t xml:space="preserve">the same two answer candidates. Any readout that responds to</w:t>
+        <w:rPr>
+          <w:b/>
+          <w:bCs/>
+        </w:rPr>
+        <w:t xml:space="preserve">The order-reversed variant dissociates role from linear position.</w:t>
+      </w:r>
+      <w:r>
+        <w:t xml:space="preserve"> </w:t>
+      </w:r>
+      <w:r>
+        <w:t xml:space="preserve">Each</w:t>
+      </w:r>
+      <w:r>
+        <w:t xml:space="preserve"> </w:t>
+      </w:r>
+      <w:r>
+        <w:t xml:space="preserve">item is also rendered fact-order-reversed and both renderings scored: a</w:t>
+      </w:r>
+      <w:r>
+        <w:t xml:space="preserve"> </w:t>
+      </w:r>
+      <w:r>
+        <w:t xml:space="preserve">position-tracking readout falls to floor across the reversal; a</w:t>
+      </w:r>
+      <w:r>
+        <w:t xml:space="preserve"> </w:t>
+      </w:r>
+      <w:r>
+        <w:t xml:space="preserve">role-tracking one is invariant.</w:t>
+      </w:r>
+    </w:p>
+    <w:p>
+      <w:pPr>
+        <w:pStyle w:val="BodyText"/>
+      </w:pPr>
+      <w:r>
+        <w:rPr>
+          <w:b/>
+          <w:bCs/>
+        </w:rPr>
+        <w:t xml:space="preserve">Templates and eligibility.</w:t>
+      </w:r>
+      <w:r>
+        <w:t xml:space="preserve"> </w:t>
+      </w:r>
+      <w:r>
+        <w:t xml:space="preserve">Six templates (T1–T6), seed 20260827; every</w:t>
+      </w:r>
+      <w:r>
+        <w:t xml:space="preserve"> </w:t>
+      </w:r>
+      <w:r>
+        <w:t xml:space="preserve">scored intermediate, answer and entity is a single token. Both variants</w:t>
+      </w:r>
+      <w:r>
+        <w:t xml:space="preserve"> </w:t>
+      </w:r>
+      <w:r>
+        <w:t xml:space="preserve">must be answered correctly by the unmodified model under greedy decoding —</w:t>
+      </w:r>
+      <w:r>
+        <w:t xml:space="preserve"> </w:t>
+      </w:r>
+      <w:r>
+        <w:t xml:space="preserve">screened first (</w:t>
+      </w:r>
+      <w:r>
+        <w:rPr>
+          <w:rStyle w:val="VerbatimChar"/>
+        </w:rPr>
+        <w:t xml:space="preserve">results/runs/20260827T090437Z-eligibility-screen/</w:t>
+      </w:r>
+      <w:r>
+        <w:t xml:space="preserve">):</w:t>
+      </w:r>
+      <w:r>
+        <w:t xml:space="preserve"> </w:t>
+      </w:r>
+      <w:r>
+        <w:rPr>
+          <w:rStyle w:val="VerbatimChar"/>
+        </w:rPr>
+        <w:t xml:space="preserve">pair_eligibility(AB) = 0.900</w:t>
+      </w:r>
+      <w:r>
+        <w:t xml:space="preserve"> </w:t>
+      </w:r>
+      <w:r>
+        <w:t xml:space="preserve">against the pre-registered</w:t>
+      </w:r>
+      <w:r>
+        <w:t xml:space="preserve"> </w:t>
+      </w:r>
+      <w:r>
+        <w:t xml:space="preserve">0.80 threshold.</w:t>
+      </w:r>
+      <w:r>
+        <w:t xml:space="preserve"> </w:t>
+      </w:r>
+      <w:r>
+        <w:rPr>
+          <w:rStyle w:val="VerbatimChar"/>
+        </w:rPr>
+        <w:t xml:space="preserve">[agent-unverified]</w:t>
+      </w:r>
+    </w:p>
+    <w:p>
+      <w:pPr>
+        <w:pStyle w:val="BodyText"/>
+      </w:pPr>
+      <w:r>
+        <w:rPr>
+          <w:b/>
+          <w:bCs/>
+        </w:rPr>
+        <w:t xml:space="preserve">Split.</w:t>
+      </w:r>
+      <w:r>
+        <w:t xml:space="preserve"> </w:t>
+      </w:r>
+      <w:r>
+        <w:t xml:space="preserve">10 development pairs, 40 held-out.</w:t>
+      </w:r>
+      <w:r>
+        <w:t xml:space="preserve"> </w:t>
+      </w:r>
+      <w:r>
+        <w:rPr>
+          <w:b/>
+          <w:bCs/>
+        </w:rPr>
+        <w:t xml:space="preserve">The 40 held-out pairs are</w:t>
+      </w:r>
+      <w:r>
+        <w:rPr>
+          <w:b/>
+          <w:bCs/>
+        </w:rPr>
+        <w:t xml:space="preserve"> </w:t>
+      </w:r>
+      <w:r>
+        <w:rPr>
+          <w:b/>
+          <w:bCs/>
+        </w:rPr>
+        <w:t xml:space="preserve">not looked at, in any form, until after the Hour 7 freeze</w:t>
+      </w:r>
+      <w:r>
+        <w:t xml:space="preserve">, and are never</w:t>
+      </w:r>
+      <w:r>
+        <w:t xml:space="preserve"> </w:t>
+      </w:r>
+      <w:r>
+        <w:t xml:space="preserve">tuned on.</w:t>
+      </w:r>
+    </w:p>
+    <w:bookmarkEnd w:id="41"/>
+    <w:bookmarkStart w:id="42" w:name="Xca73d2c970aa0db9760c2d5b75ab5af6c348063"/>
+    <w:p>
+      <w:pPr>
+        <w:pStyle w:val="Heading2"/>
+      </w:pPr>
+      <w:r>
+        <w:t xml:space="preserve">2.4 Observation point and the layer-selection rule</w:t>
+      </w:r>
+    </w:p>
+    <w:p>
+      <w:pPr>
+        <w:pStyle w:val="FirstParagraph"/>
+      </w:pPr>
+      <w:r>
+        <w:rPr>
+          <w:b/>
+          <w:bCs/>
+        </w:rPr>
+        <w:t xml:space="preserve">The layer band is not pre-declared; the selection rule is</w:t>
+      </w:r>
+      <w:r>
+        <w:t xml:space="preserve">, frozen at Hour</w:t>
+      </w:r>
+      <w:r>
+        <w:t xml:space="preserve"> </w:t>
+      </w:r>
+      <w:r>
+        <w:t xml:space="preserve">7 before any held-out prompt was scored: sweep all 31 source layers on</w:t>
+      </w:r>
+      <w:r>
+        <w:t xml:space="preserve"> </w:t>
+      </w:r>
+      <w:r>
+        <w:t xml:space="preserve">development pairs; take the argmax of mean paired J-Lens margin; score every</w:t>
+      </w:r>
+      <w:r>
+        <w:t xml:space="preserve"> </w:t>
+      </w:r>
+      <w:r>
+        <w:t xml:space="preserve">arm at layers selected on J-Lens; publish the full curve.</w:t>
+      </w:r>
+    </w:p>
+    <w:p>
+      <w:pPr>
+        <w:pStyle w:val="BodyText"/>
+      </w:pPr>
+      <w:r>
+        <w:rPr>
+          <w:b/>
+          <w:bCs/>
+        </w:rPr>
+        <w:t xml:space="preserve">Result, and a deviation stated.</w:t>
+      </w:r>
+      <w:r>
+        <w:t xml:space="preserve"> </w:t>
+      </w:r>
+      <w:r>
+        <w:t xml:space="preserve">The written rule also allowed growing a</w:t>
+      </w:r>
+      <w:r>
+        <w:t xml:space="preserve"> </w:t>
+      </w:r>
+      <w:r>
+        <w:t xml:space="preserve">band of near-peak layers; the implemented pipeline scores at the single</w:t>
+      </w:r>
+      <w:r>
+        <w:t xml:space="preserve"> </w:t>
+      </w:r>
+      <w:r>
+        <w:t xml:space="preserve">selected layer per position — a simplification made before any held-out</w:t>
+      </w:r>
+      <w:r>
+        <w:t xml:space="preserve"> </w:t>
+      </w:r>
+      <w:r>
+        <w:t xml:space="preserve">contact, applied identically to every arm, recorded here rather than silently</w:t>
+      </w:r>
+      <w:r>
+        <w:t xml:space="preserve"> </w:t>
+      </w:r>
+      <w:r>
+        <w:t xml:space="preserve">reconciled. Selected layers, frozen in</w:t>
+      </w:r>
+      <w:r>
+        <w:t xml:space="preserve"> </w:t>
+      </w:r>
+      <w:r>
+        <w:rPr>
+          <w:rStyle w:val="VerbatimChar"/>
+        </w:rPr>
+        <w:t xml:space="preserve">experiments/stage3/freeze.json</w:t>
+      </w:r>
+      <w:r>
+        <w:t xml:space="preserve">:</w:t>
+      </w:r>
+      <w:r>
+        <w:t xml:space="preserve"> </w:t>
+      </w:r>
+      <w:r>
+        <w:t xml:space="preserve">J-Lens L30 at the relation-completing token, L27 at the question mark.</w:t>
+      </w:r>
+    </w:p>
+    <w:p>
+      <w:pPr>
+        <w:pStyle w:val="BodyText"/>
+      </w:pPr>
+      <w:r>
+        <w:rPr>
+          <w:b/>
+          <w:bCs/>
+        </w:rPr>
+        <w:t xml:space="preserve">The final prompt token — where the method’s own authors score — did not</w:t>
+      </w:r>
+      <w:r>
+        <w:rPr>
+          <w:b/>
+          <w:bCs/>
+        </w:rPr>
+        <w:t xml:space="preserve"> </w:t>
+      </w:r>
+      <w:r>
+        <w:rPr>
+          <w:b/>
+          <w:bCs/>
+        </w:rPr>
+        <w:t xml:space="preserve">survive as primary.</w:t>
+      </w:r>
+      <w:r>
+        <w:t xml:space="preserve"> </w:t>
+      </w:r>
+      <w:r>
+        <w:t xml:space="preserve">It is output-contaminated (§4.2), and the pre-query</w:t>
+      </w:r>
+      <w:r>
+        <w:t xml:space="preserve"> </w:t>
+      </w:r>
+      <w:r>
+        <w:t xml:space="preserve">token precedes the question naming a subject, so its chance-level score is</w:t>
+      </w:r>
+      <w:r>
+        <w:t xml:space="preserve"> </w:t>
+      </w:r>
+      <w:r>
+        <w:t xml:space="preserve">the control</w:t>
       </w:r>
       <w:r>
         <w:t xml:space="preserve"> </w:t>
@@ -4024,786 +2804,70 @@
           <w:i/>
           <w:iCs/>
         </w:rPr>
-        <w:t xml:space="preserve">which concepts are</w:t>
-      </w:r>
-      <w:r>
-        <w:rPr>
-          <w:i/>
-          <w:iCs/>
-        </w:rPr>
-        <w:t xml:space="preserve"> </w:t>
-      </w:r>
-      <w:r>
-        <w:rPr>
-          <w:i/>
-          <w:iCs/>
-        </w:rPr>
-        <w:t xml:space="preserve">present</w:t>
-      </w:r>
-      <w:r>
-        <w:t xml:space="preserve"> </w:t>
-      </w:r>
-      <w:r>
-        <w:t xml:space="preserve">returns the same thing for both. So a readout can only score above</w:t>
-      </w:r>
-      <w:r>
-        <w:t xml:space="preserve"> </w:t>
-      </w:r>
-      <w:r>
-        <w:t xml:space="preserve">floor on the metric in 2.5 by representing which entity is bound to which — that</w:t>
-      </w:r>
-      <w:r>
-        <w:t xml:space="preserve"> </w:t>
-      </w:r>
-      <w:r>
-        <w:t xml:space="preserve">is what makes the pair, and not the individual prompt, the unit of analysis.</w:t>
-      </w:r>
-    </w:p>
-    <w:p>
-      <w:pPr>
-        <w:pStyle w:val="BodyText"/>
-      </w:pPr>
+        <w:t xml:space="preserve">passing</w:t>
+      </w:r>
+      <w:r>
+        <w:t xml:space="preserve">. A position sweep over the query window, decision rule</w:t>
+      </w:r>
+      <w:r>
+        <w:t xml:space="preserve"> </w:t>
+      </w:r>
+      <w:r>
+        <w:t xml:space="preserve">committed before the sweep job (Hour 3), moved the primary positions to the</w:t>
+      </w:r>
+      <w:r>
+        <w:t xml:space="preserve"> </w:t>
+      </w:r>
       <w:r>
         <w:rPr>
           <w:b/>
           <w:bCs/>
         </w:rPr>
-        <w:t xml:space="preserve">The order-reversed variant dissociates role from linear position.</w:t>
-      </w:r>
-      <w:r>
-        <w:t xml:space="preserve"> </w:t>
-      </w:r>
-      <w:r>
-        <w:t xml:space="preserve">In</w:t>
-      </w:r>
-      <w:r>
-        <w:t xml:space="preserve"> </w:t>
-      </w:r>
-      <w:r>
-        <w:t xml:space="preserve">Variant A the correct intermediate is also the first-mentioned location; in</w:t>
-      </w:r>
-      <w:r>
-        <w:t xml:space="preserve"> </w:t>
-      </w:r>
-      <w:r>
-        <w:t xml:space="preserve">Variant B it is the second. A readout that merely prefers the first-mentioned</w:t>
-      </w:r>
-      <w:r>
-        <w:t xml:space="preserve"> </w:t>
-      </w:r>
-      <w:r>
-        <w:t xml:space="preserve">location would therefore look like it had learned binding — and on IOI,</w:t>
-      </w:r>
-      <w:r>
-        <w:t xml:space="preserve"> </w:t>
-      </w:r>
-      <w:r>
-        <w:t xml:space="preserve">positional signal dominated token signal roughly 3:1. Each item is rendered</w:t>
-      </w:r>
-      <w:r>
-        <w:t xml:space="preserve"> </w:t>
-      </w:r>
-      <w:r>
-        <w:t xml:space="preserve">twice, canonical and fact-order-reversed; the binding is unchanged, the linear</w:t>
-      </w:r>
-      <w:r>
-        <w:t xml:space="preserve"> </w:t>
-      </w:r>
-      <w:r>
-        <w:t xml:space="preserve">position of the correct intermediate moves, and both renderings are scored. A</w:t>
-      </w:r>
-      <w:r>
-        <w:t xml:space="preserve"> </w:t>
-      </w:r>
-      <w:r>
-        <w:t xml:space="preserve">position-tracking readout scores at floor across the reversal; a role-tracking</w:t>
-      </w:r>
-      <w:r>
-        <w:t xml:space="preserve"> </w:t>
-      </w:r>
-      <w:r>
-        <w:t xml:space="preserve">readout is invariant to it.</w:t>
-      </w:r>
-    </w:p>
-    <w:p>
-      <w:pPr>
-        <w:pStyle w:val="BodyText"/>
-      </w:pPr>
+        <w:t xml:space="preserve">relation-completing token</w:t>
+      </w:r>
+      <w:r>
+        <w:t xml:space="preserve"> </w:t>
+      </w:r>
+      <w:r>
+        <w:t xml:space="preserve">and the</w:t>
+      </w:r>
+      <w:r>
+        <w:t xml:space="preserve"> </w:t>
+      </w:r>
       <w:r>
         <w:rPr>
           <w:b/>
           <w:bCs/>
         </w:rPr>
-        <w:t xml:space="preserve">Templates, tokenization, indexing.</w:t>
-      </w:r>
-      <w:r>
-        <w:t xml:space="preserve"> </w:t>
-      </w:r>
-      <w:r>
-        <w:t xml:space="preserve">Six relation templates (T1–T6),</w:t>
-      </w:r>
-      <w:r>
-        <w:t xml:space="preserve"> </w:t>
-      </w:r>
-      <w:r>
-        <w:t xml:space="preserve">generated with seed 20260827 by the committed generator</w:t>
-      </w:r>
-      <w:r>
-        <w:t xml:space="preserve"> </w:t>
-      </w:r>
-      <w:r>
-        <w:t xml:space="preserve">(</w:t>
+        <w:t xml:space="preserve">question mark</w:t>
+      </w:r>
+      <w:r>
+        <w:t xml:space="preserve">, frozen in</w:t>
+      </w:r>
+      <w:r>
+        <w:t xml:space="preserve"> </w:t>
       </w:r>
       <w:r>
         <w:rPr>
           <w:rStyle w:val="VerbatimChar"/>
         </w:rPr>
-        <w:t xml:space="preserve">src/make_dataset.py</w:t>
-      </w:r>
-      <w:r>
-        <w:t xml:space="preserve">). Every scored intermediate and answer is a single</w:t>
-      </w:r>
-      <w:r>
-        <w:t xml:space="preserve"> </w:t>
-      </w:r>
-      <w:r>
-        <w:t xml:space="preserve">token under</w:t>
-      </w:r>
-      <w:r>
-        <w:t xml:space="preserve"> </w:t>
-      </w:r>
-      <w:r>
-        <w:rPr>
-          <w:rStyle w:val="VerbatimChar"/>
-        </w:rPr>
-        <w:t xml:space="preserve">Qwen2Tokenizer</w:t>
-      </w:r>
-      <w:r>
-        <w:t xml:space="preserve"> </w:t>
-      </w:r>
-      <w:r>
-        <w:t xml:space="preserve">in the exact surface form in which it is scored</w:t>
-      </w:r>
-      <w:r>
-        <w:t xml:space="preserve"> </w:t>
-      </w:r>
-      <w:r>
-        <w:t xml:space="preserve">(leading whitespace changes tokenization, so the spaced form is checked);</w:t>
-      </w:r>
-      <w:r>
-        <w:t xml:space="preserve"> </w:t>
-      </w:r>
-      <w:r>
-        <w:t xml:space="preserve">entity names are checked too, since a multi-token name smears the concept</w:t>
-      </w:r>
-      <w:r>
-        <w:t xml:space="preserve"> </w:t>
-      </w:r>
-      <w:r>
-        <w:t xml:space="preserve">across positions. Batches are left-padded, and the index</w:t>
-      </w:r>
-      <w:r>
-        <w:t xml:space="preserve"> </w:t>
-      </w:r>
-      <w:r>
-        <w:rPr>
-          <w:rStyle w:val="VerbatimChar"/>
-        </w:rPr>
-        <w:t xml:space="preserve">-1</w:t>
-      </w:r>
-      <w:r>
-        <w:t xml:space="preserve"> </w:t>
-      </w:r>
-      <w:r>
-        <w:t xml:space="preserve">convention is</w:t>
-      </w:r>
-      <w:r>
-        <w:t xml:space="preserve"> </w:t>
-      </w:r>
-      <w:r>
-        <w:t xml:space="preserve">verified on a batch of mixed lengths rather than assumed.</w:t>
-      </w:r>
-    </w:p>
-    <w:p>
-      <w:pPr>
-        <w:pStyle w:val="BodyText"/>
-      </w:pPr>
-      <w:r>
-        <w:rPr>
-          <w:b/>
-          <w:bCs/>
-        </w:rPr>
-        <w:t xml:space="preserve">Behavioral eligibility, screened first.</w:t>
-      </w:r>
-      <w:r>
-        <w:t xml:space="preserve"> </w:t>
-      </w:r>
-      <w:r>
-        <w:t xml:space="preserve">Before any lens work, both</w:t>
-      </w:r>
-      <w:r>
-        <w:t xml:space="preserve"> </w:t>
-      </w:r>
-      <w:r>
-        <w:t xml:space="preserve">variants of a pair must be answered correctly by the unmodified model under</w:t>
-      </w:r>
-      <w:r>
-        <w:t xml:space="preserve"> </w:t>
-      </w:r>
-      <w:r>
-        <w:t xml:space="preserve">deterministic (greedy) decoding. Nonce entities plus invented predicates plus</w:t>
-      </w:r>
-      <w:r>
-        <w:t xml:space="preserve"> </w:t>
-      </w:r>
-      <w:r>
-        <w:t xml:space="preserve">a chained two-hop query is close to the opposite of IOI’s</w:t>
-      </w:r>
-      <w:r>
-        <w:t xml:space="preserve"> </w:t>
-      </w:r>
-      <w:r>
-        <w:t xml:space="preserve">“common grammatical</w:t>
-      </w:r>
-      <w:r>
-        <w:t xml:space="preserve"> </w:t>
-      </w:r>
-      <w:r>
-        <w:t xml:space="preserve">structure,”</w:t>
-      </w:r>
-      <w:r>
-        <w:t xml:space="preserve"> </w:t>
-      </w:r>
-      <w:r>
-        <w:t xml:space="preserve">and a 4B model might simply not do the task — the</w:t>
-      </w:r>
-      <w:r>
-        <w:t xml:space="preserve"> </w:t>
-      </w:r>
-      <w:r>
-        <w:t xml:space="preserve">highest-probability, lowest-cost failure in the design, so it was de-risked</w:t>
-      </w:r>
-      <w:r>
-        <w:t xml:space="preserve"> </w:t>
-      </w:r>
-      <w:r>
-        <w:t xml:space="preserve">first. Result (</w:t>
-      </w:r>
-      <w:r>
-        <w:rPr>
-          <w:rStyle w:val="VerbatimChar"/>
-        </w:rPr>
-        <w:t xml:space="preserve">results/runs/20260827T090437Z-eligibility-screen/</w:t>
-      </w:r>
-      <w:r>
-        <w:t xml:space="preserve">): real</w:t>
-      </w:r>
-      <w:r>
-        <w:t xml:space="preserve"> </w:t>
-      </w:r>
-      <w:r>
-        <w:t xml:space="preserve">lexicon, zero-shot,</w:t>
-      </w:r>
-      <w:r>
-        <w:t xml:space="preserve"> </w:t>
-      </w:r>
-      <w:r>
-        <w:rPr>
-          <w:rStyle w:val="VerbatimChar"/>
-        </w:rPr>
-        <w:t xml:space="preserve">pair_eligibility(AB) = 0.900</w:t>
-      </w:r>
-      <w:r>
-        <w:t xml:space="preserve"> </w:t>
-      </w:r>
-      <w:r>
-        <w:t xml:space="preserve">against the pre-registered</w:t>
-      </w:r>
-      <w:r>
-        <w:t xml:space="preserve"> </w:t>
-      </w:r>
-      <w:r>
-        <w:t xml:space="preserve">0.80 threshold;</w:t>
-      </w:r>
-      <w:r>
-        <w:t xml:space="preserve"> </w:t>
-      </w:r>
-      <w:r>
-        <w:rPr>
-          <w:rStyle w:val="VerbatimChar"/>
-        </w:rPr>
-        <w:t xml:space="preserve">alt_answer_rate = 0.000</w:t>
-      </w:r>
-      <w:r>
-        <w:t xml:space="preserve">;</w:t>
-      </w:r>
-      <w:r>
-        <w:t xml:space="preserve"> </w:t>
-      </w:r>
-      <w:r>
-        <w:rPr>
-          <w:rStyle w:val="VerbatimChar"/>
-        </w:rPr>
-        <w:t xml:space="preserve">fact_order_gap = −0.033</w:t>
-      </w:r>
-      <w:r>
-        <w:t xml:space="preserve">. Few-shot</w:t>
-      </w:r>
-      <w:r>
-        <w:t xml:space="preserve"> </w:t>
-      </w:r>
-      <w:r>
-        <w:t xml:space="preserve">was dropped because it scores worse under content-based scoring (0.750) than</w:t>
-      </w:r>
-      <w:r>
-        <w:t xml:space="preserve"> </w:t>
-      </w:r>
-      <w:r>
-        <w:t xml:space="preserve">zero-shot (0.950).</w:t>
-      </w:r>
-      <w:r>
-        <w:t xml:space="preserve"> </w:t>
-      </w:r>
-      <w:r>
-        <w:rPr>
-          <w:rStyle w:val="VerbatimChar"/>
-        </w:rPr>
-        <w:t xml:space="preserve">[agent-unverified]</w:t>
-      </w:r>
-    </w:p>
-    <w:p>
-      <w:pPr>
-        <w:pStyle w:val="BodyText"/>
-      </w:pPr>
-      <w:r>
-        <w:rPr>
-          <w:b/>
-          <w:bCs/>
-        </w:rPr>
-        <w:t xml:space="preserve">Split.</w:t>
-      </w:r>
-      <w:r>
-        <w:t xml:space="preserve"> </w:t>
-      </w:r>
-      <w:r>
-        <w:t xml:space="preserve">10 development pairs and 40 held-out pairs, spread across the</w:t>
-      </w:r>
-      <w:r>
-        <w:t xml:space="preserve"> </w:t>
-      </w:r>
-      <w:r>
-        <w:t xml:space="preserve">templates. Development pairs carry all debugging, all pipeline validation and</w:t>
-      </w:r>
-      <w:r>
-        <w:t xml:space="preserve"> </w:t>
-      </w:r>
-      <w:r>
-        <w:t xml:space="preserve">the layer selection in §2.4.</w:t>
-      </w:r>
-      <w:r>
-        <w:t xml:space="preserve"> </w:t>
-      </w:r>
-      <w:r>
-        <w:rPr>
-          <w:b/>
-          <w:bCs/>
-        </w:rPr>
-        <w:t xml:space="preserve">The 40 held-out pairs are not looked at, in</w:t>
-      </w:r>
-      <w:r>
-        <w:rPr>
-          <w:b/>
-          <w:bCs/>
-        </w:rPr>
-        <w:t xml:space="preserve"> </w:t>
-      </w:r>
-      <w:r>
-        <w:rPr>
-          <w:b/>
-          <w:bCs/>
-        </w:rPr>
-        <w:t xml:space="preserve">any form, until after the Hour 7 freeze</w:t>
-      </w:r>
-      <w:r>
-        <w:t xml:space="preserve">, and are never tuned on.</w:t>
-      </w:r>
-    </w:p>
-    <w:bookmarkEnd w:id="46"/>
-    <w:bookmarkStart w:id="47" w:name="Xca73d2c970aa0db9760c2d5b75ab5af6c348063"/>
-    <w:p>
-      <w:pPr>
-        <w:pStyle w:val="Heading2"/>
-      </w:pPr>
-      <w:r>
-        <w:t xml:space="preserve">2.4 Observation point and the layer-selection rule</w:t>
-      </w:r>
-    </w:p>
-    <w:p>
-      <w:pPr>
-        <w:pStyle w:val="FirstParagraph"/>
-      </w:pPr>
-      <w:r>
-        <w:rPr>
-          <w:b/>
-          <w:bCs/>
-        </w:rPr>
-        <w:t xml:space="preserve">Observation point: the residual stream at the final prompt token</w:t>
-      </w:r>
-      <w:r>
-        <w:t xml:space="preserve"> </w:t>
-      </w:r>
-      <w:r>
-        <w:t xml:space="preserve">— the</w:t>
-      </w:r>
-      <w:r>
-        <w:t xml:space="preserve"> </w:t>
-      </w:r>
-      <w:r>
-        <w:t xml:space="preserve">position the method’s own authors score at. The reference repository’s</w:t>
-      </w:r>
-      <w:r>
-        <w:t xml:space="preserve"> </w:t>
-      </w:r>
-      <w:r>
-        <w:t xml:space="preserve">lens-quality evaluation (</w:t>
-      </w:r>
-      <w:r>
-        <w:rPr>
-          <w:rStyle w:val="VerbatimChar"/>
-        </w:rPr>
-        <w:t xml:space="preserve">data/evaluations/lens-eval-multihop.json</w:t>
-      </w:r>
-      <w:r>
-        <w:t xml:space="preserve">) reads the</w:t>
-      </w:r>
-      <w:r>
-        <w:t xml:space="preserve"> </w:t>
-      </w:r>
-      <w:r>
-        <w:t xml:space="preserve">single token immediately preceding</w:t>
-      </w:r>
-      <w:r>
-        <w:t xml:space="preserve"> </w:t>
-      </w:r>
-      <w:r>
-        <w:rPr>
-          <w:rStyle w:val="VerbatimChar"/>
-        </w:rPr>
-        <w:t xml:space="preserve">target</w:t>
-      </w:r>
-      <w:r>
-        <w:t xml:space="preserve">, so a reader who doubts the</w:t>
-      </w:r>
-      <w:r>
-        <w:t xml:space="preserve"> </w:t>
-      </w:r>
-      <w:r>
-        <w:t xml:space="preserve">position can check it against the reference eval rather than my judgement.</w:t>
-      </w:r>
-    </w:p>
-    <w:p>
-      <w:pPr>
-        <w:pStyle w:val="BodyText"/>
-      </w:pPr>
-      <w:r>
-        <w:rPr>
-          <w:b/>
-          <w:bCs/>
-        </w:rPr>
-        <w:t xml:space="preserve">The layer band is not pre-declared; the selection rule is</w:t>
-      </w:r>
-      <w:r>
-        <w:t xml:space="preserve"> </w:t>
-      </w:r>
-      <w:r>
-        <w:t xml:space="preserve">— pre-declaring</w:t>
-      </w:r>
-      <w:r>
-        <w:t xml:space="preserve"> </w:t>
-      </w:r>
-      <w:r>
-        <w:t xml:space="preserve">a band from depths measured in a 12-layer model risks scoring a 32-layer model</w:t>
-      </w:r>
-      <w:r>
-        <w:t xml:space="preserve"> </w:t>
-      </w:r>
-      <w:r>
-        <w:t xml:space="preserve">at the wrong depth and calling that a method failure. The rule, frozen at Hour</w:t>
-      </w:r>
-      <w:r>
-        <w:t xml:space="preserve"> </w:t>
-      </w:r>
-      <w:r>
-        <w:t xml:space="preserve">7 before any held-out prompt was scored: sweep all 31 source layers on</w:t>
-      </w:r>
-      <w:r>
-        <w:t xml:space="preserve"> </w:t>
-      </w:r>
-      <w:r>
-        <w:t xml:space="preserve">development pairs; score each by the mean paired J-Lens margin (§2.5); take</w:t>
-      </w:r>
-      <w:r>
-        <w:t xml:space="preserve"> </w:t>
-      </w:r>
-      <w:r>
-        <w:t xml:space="preserve">the argmax; score every arm at layers selected on J-Lens — the choice that</w:t>
-      </w:r>
-      <w:r>
-        <w:t xml:space="preserve"> </w:t>
-      </w:r>
-      <w:r>
-        <w:t xml:space="preserve">disadvantages J-Lens least, so if it loses, it loses on ground chosen in its</w:t>
-      </w:r>
-      <w:r>
-        <w:t xml:space="preserve"> </w:t>
-      </w:r>
-      <w:r>
-        <w:t xml:space="preserve">favour; publish the full 31-layer development curve, so a reader can see</w:t>
-      </w:r>
-      <w:r>
-        <w:t xml:space="preserve"> </w:t>
-      </w:r>
-      <w:r>
-        <w:t xml:space="preserve">whether the selection sat on a plateau or a spike.</w:t>
-      </w:r>
-    </w:p>
-    <w:p>
-      <w:pPr>
-        <w:pStyle w:val="BodyText"/>
-      </w:pPr>
-      <w:r>
-        <w:rPr>
-          <w:b/>
-          <w:bCs/>
-        </w:rPr>
-        <w:t xml:space="preserve">Result, and a deviation stated.</w:t>
-      </w:r>
-      <w:r>
-        <w:t xml:space="preserve"> </w:t>
-      </w:r>
-      <w:r>
-        <w:t xml:space="preserve">The written rule also allowed growing a</w:t>
-      </w:r>
-      <w:r>
-        <w:t xml:space="preserve"> </w:t>
-      </w:r>
-      <w:r>
-        <w:t xml:space="preserve">band of near-peak layers; the implemented pipeline scores at the single</w:t>
-      </w:r>
-      <w:r>
-        <w:t xml:space="preserve"> </w:t>
-      </w:r>
-      <w:r>
-        <w:t xml:space="preserve">selected layer per position — a simplification made before any held-out</w:t>
-      </w:r>
-      <w:r>
-        <w:t xml:space="preserve"> </w:t>
-      </w:r>
-      <w:r>
-        <w:t xml:space="preserve">contact, applied identically to every arm, recorded here rather than silently</w:t>
-      </w:r>
-      <w:r>
-        <w:t xml:space="preserve"> </w:t>
-      </w:r>
-      <w:r>
-        <w:t xml:space="preserve">reconciled. Selected layers, identical on both clusters at every position</w:t>
-      </w:r>
-      <w:r>
-        <w:t xml:space="preserve"> </w:t>
-      </w:r>
-      <w:r>
-        <w:t xml:space="preserve">carrying signal, frozen in</w:t>
-      </w:r>
-      <w:r>
-        <w:t xml:space="preserve"> </w:t>
-      </w:r>
-      <w:r>
-        <w:rPr>
-          <w:rStyle w:val="VerbatimChar"/>
-        </w:rPr>
-        <w:t xml:space="preserve">experiments/stage3/freeze.json</w:t>
-      </w:r>
-      <w:r>
-        <w:t xml:space="preserve">: J-Lens L30 at</w:t>
-      </w:r>
-      <w:r>
-        <w:t xml:space="preserve"> </w:t>
-      </w:r>
-      <w:r>
-        <w:t xml:space="preserve">the relation-completing token, L27 at the question mark, L27 at the final</w:t>
-      </w:r>
-      <w:r>
-        <w:t xml:space="preserve"> </w:t>
-      </w:r>
-      <w:r>
-        <w:t xml:space="preserve">token, L25 at prequery; logit lens L30/L29/L30/L24. Where no layer carries</w:t>
-      </w:r>
-      <w:r>
-        <w:t xml:space="preserve"> </w:t>
-      </w:r>
-      <w:r>
-        <w:t xml:space="preserve">signal the argmax selects noise and different GPUs round differently (q00:</w:t>
-      </w:r>
-      <w:r>
-        <w:t xml:space="preserve"> </w:t>
-      </w:r>
-      <w:r>
-        <w:t xml:space="preserve">L29 vs L28, median rank swinging 5,186 → 29,916) — visible because the full</w:t>
-      </w:r>
-      <w:r>
-        <w:t xml:space="preserve"> </w:t>
-      </w:r>
-      <w:r>
-        <w:t xml:space="preserve">curve is published.</w:t>
-      </w:r>
-    </w:p>
-    <w:p>
-      <w:pPr>
-        <w:pStyle w:val="BodyText"/>
-      </w:pPr>
-      <w:r>
-        <w:rPr>
-          <w:b/>
-          <w:bCs/>
-        </w:rPr>
-        <w:t xml:space="preserve">The observation point evolved, under pre-registration, and the final token</w:t>
-      </w:r>
-      <w:r>
-        <w:rPr>
-          <w:b/>
-          <w:bCs/>
-        </w:rPr>
-        <w:t xml:space="preserve"> </w:t>
-      </w:r>
-      <w:r>
-        <w:rPr>
-          <w:b/>
-          <w:bCs/>
-        </w:rPr>
-        <w:t xml:space="preserve">did not survive as primary.</w:t>
-      </w:r>
-      <w:r>
-        <w:t xml:space="preserve"> </w:t>
-      </w:r>
-      <w:r>
-        <w:t xml:space="preserve">Verification showed the final prompt token is</w:t>
-      </w:r>
-      <w:r>
-        <w:t xml:space="preserve"> </w:t>
-      </w:r>
-      <w:r>
-        <w:t xml:space="preserve">output-contaminated (38/40 dev generations name the intermediate; §4.2), and</w:t>
-      </w:r>
-      <w:r>
-        <w:t xml:space="preserve"> </w:t>
-      </w:r>
-      <w:r>
-        <w:t xml:space="preserve">the pre-query token precedes the question naming a subject, so no entity is</w:t>
-      </w:r>
-      <w:r>
-        <w:t xml:space="preserve"> </w:t>
-      </w:r>
-      <w:r>
-        <w:t xml:space="preserve">yet the correct intermediate there — its chance-level score is the control</w:t>
-      </w:r>
-      <w:r>
-        <w:t xml:space="preserve"> </w:t>
-      </w:r>
-      <w:r>
-        <w:rPr>
-          <w:i/>
-          <w:iCs/>
-        </w:rPr>
-        <w:t xml:space="preserve">passing</w:t>
-      </w:r>
-      <w:r>
-        <w:t xml:space="preserve">. A position sweep over the query window, with its decision rule</w:t>
-      </w:r>
-      <w:r>
-        <w:t xml:space="preserve"> </w:t>
-      </w:r>
-      <w:r>
-        <w:t xml:space="preserve">committed before the sweep job was submitted (learning log, Hour 3), moved the</w:t>
-      </w:r>
-      <w:r>
-        <w:t xml:space="preserve"> </w:t>
-      </w:r>
-      <w:r>
-        <w:t xml:space="preserve">primary positions to the</w:t>
-      </w:r>
-      <w:r>
-        <w:t xml:space="preserve"> </w:t>
-      </w:r>
-      <w:r>
-        <w:rPr>
-          <w:b/>
-          <w:bCs/>
-        </w:rPr>
-        <w:t xml:space="preserve">relation-completing token</w:t>
-      </w:r>
-      <w:r>
-        <w:t xml:space="preserve"> </w:t>
-      </w:r>
-      <w:r>
-        <w:t xml:space="preserve">and the</w:t>
-      </w:r>
-      <w:r>
-        <w:t xml:space="preserve"> </w:t>
-      </w:r>
-      <w:r>
-        <w:rPr>
-          <w:b/>
-          <w:bCs/>
-        </w:rPr>
-        <w:t xml:space="preserve">question</w:t>
-      </w:r>
-      <w:r>
-        <w:rPr>
-          <w:b/>
-          <w:bCs/>
-        </w:rPr>
-        <w:t xml:space="preserve"> </w:t>
-      </w:r>
-      <w:r>
-        <w:rPr>
-          <w:b/>
-          <w:bCs/>
-        </w:rPr>
-        <w:t xml:space="preserve">mark</w:t>
-      </w:r>
-      <w:r>
-        <w:t xml:space="preserve">, frozen by anchor in</w:t>
-      </w:r>
-      <w:r>
-        <w:t xml:space="preserve"> </w:t>
-      </w:r>
-      <w:r>
-        <w:rPr>
-          <w:rStyle w:val="VerbatimChar"/>
-        </w:rPr>
         <w:t xml:space="preserve">results/stage2/FREEZE.md</w:t>
       </w:r>
       <w:r>
         <w:t xml:space="preserve"> </w:t>
       </w:r>
       <w:r>
-        <w:t xml:space="preserve">before any code that</w:t>
-      </w:r>
-      <w:r>
-        <w:t xml:space="preserve"> </w:t>
-      </w:r>
-      <w:r>
-        <w:t xml:space="preserve">reads held-out was committed. Final and pre-query are retained as the</w:t>
-      </w:r>
-      <w:r>
-        <w:t xml:space="preserve"> </w:t>
-      </w:r>
-      <w:r>
-        <w:t xml:space="preserve">contaminated and undetermined references respectively.</w:t>
-      </w:r>
-    </w:p>
-    <w:bookmarkEnd w:id="47"/>
-    <w:bookmarkStart w:id="55" w:name="arms-metrics-and-controls"/>
+        <w:t xml:space="preserve">before any</w:t>
+      </w:r>
+      <w:r>
+        <w:t xml:space="preserve"> </w:t>
+      </w:r>
+      <w:r>
+        <w:t xml:space="preserve">held-out-reading code.</w:t>
+      </w:r>
+    </w:p>
+    <w:bookmarkEnd w:id="42"/>
+    <w:bookmarkStart w:id="46" w:name="arms-metrics-and-controls"/>
     <w:p>
       <w:pPr>
         <w:pStyle w:val="Heading2"/>
@@ -4821,18 +2885,18 @@
           <wp:inline>
             <wp:extent cx="4373880" cy="2767148"/>
             <wp:effectExtent b="0" l="0" r="0" t="0"/>
-            <wp:docPr descr="Three instruments on the same residual: the supervised difference-in-means probe as ceiling, J-Lens as the unsupervised reader, and the logit lens as floor." title="" id="49" name="Picture"/>
+            <wp:docPr descr="Three instruments on the same residual: the supervised difference-in-means probe as ceiling, J-Lens as the unsupervised reader, and the logit lens as floor." title="" id="44" name="Picture"/>
             <a:graphic>
               <a:graphicData uri="http://schemas.openxmlformats.org/drawingml/2006/picture">
                 <pic:pic>
                   <pic:nvPicPr>
-                    <pic:cNvPr descr="results/figures/binding-concept/fig3-three-instruments.png" id="50" name="Picture"/>
+                    <pic:cNvPr descr="results/figures/binding-concept/fig3-three-instruments.png" id="45" name="Picture"/>
                     <pic:cNvPicPr>
                       <a:picLocks noChangeArrowheads="1" noChangeAspect="1"/>
                     </pic:cNvPicPr>
                   </pic:nvPicPr>
                   <pic:blipFill>
-                    <a:blip r:embed="rId48"/>
+                    <a:blip r:embed="rId43"/>
                     <a:stretch>
                       <a:fillRect/>
                     </a:stretch>
@@ -4867,18 +2931,9 @@
         <w:t xml:space="preserve">Three instruments on the same residual: the supervised difference-in-means probe as ceiling, J-Lens as the unsupervised reader, and the logit lens as floor.</w:t>
       </w:r>
     </w:p>
-    <w:bookmarkStart w:id="51" w:name="three-arms"/>
-    <w:p>
-      <w:pPr>
-        <w:pStyle w:val="Heading3"/>
-      </w:pPr>
-      <w:r>
-        <w:t xml:space="preserve">Three arms</w:t>
-      </w:r>
-    </w:p>
-    <w:p>
-      <w:pPr>
-        <w:pStyle w:val="FirstParagraph"/>
+    <w:p>
+      <w:pPr>
+        <w:pStyle w:val="BodyText"/>
       </w:pPr>
       <w:r>
         <w:rPr>
@@ -4930,34 +2985,10 @@
         <w:t xml:space="preserve">use_jacobian=False</w:t>
       </w:r>
       <w:r>
-        <w:t xml:space="preserve">: the identity</w:t>
-      </w:r>
-      <w:r>
-        <w:t xml:space="preserve"> </w:t>
-      </w:r>
-      <w:r>
-        <w:t xml:space="preserve">substituted for</w:t>
-      </w:r>
-      <w:r>
-        <w:t xml:space="preserve"> </w:t>
-      </w:r>
-      <w:r>
-        <w:rPr>
-          <w:rStyle w:val="VerbatimChar"/>
-        </w:rPr>
-        <w:t xml:space="preserve">J_l</w:t>
-      </w:r>
-      <w:r>
-        <w:t xml:space="preserve"> </w:t>
-      </w:r>
-      <w:r>
-        <w:t xml:space="preserve">through the identical extraction path (§2.1). Isolates</w:t>
-      </w:r>
-      <w:r>
-        <w:t xml:space="preserve"> </w:t>
-      </w:r>
-      <w:r>
-        <w:t xml:space="preserve">the learned transport and nothing else.</w:t>
+        <w:t xml:space="preserve"> </w:t>
+      </w:r>
+      <w:r>
+        <w:t xml:space="preserve">(§2.1).</w:t>
       </w:r>
     </w:p>
     <w:p>
@@ -4975,91 +3006,46 @@
         <w:t xml:space="preserve"> </w:t>
       </w:r>
       <w:r>
-        <w:t xml:space="preserve">A two-arm comparison</w:t>
-      </w:r>
-      <w:r>
-        <w:t xml:space="preserve"> </w:t>
-      </w:r>
-      <w:r>
-        <w:t xml:space="preserve">is uninformative: if J-Lens beats logit lens, that may only say logit lens</w:t>
-      </w:r>
-      <w:r>
-        <w:t xml:space="preserve"> </w:t>
-      </w:r>
-      <w:r>
-        <w:t xml:space="preserve">does not work on Qwen3.5; if both sit at floor,</w:t>
-      </w:r>
-      <w:r>
-        <w:t xml:space="preserve"> </w:t>
-      </w:r>
-      <w:r>
-        <w:t xml:space="preserve">“J-Lens cannot read binding”</w:t>
-      </w:r>
-      <w:r>
-        <w:t xml:space="preserve"> </w:t>
-      </w:r>
-      <w:r>
-        <w:t xml:space="preserve">and</w:t>
-      </w:r>
-      <w:r>
-        <w:t xml:space="preserve"> </w:t>
-      </w:r>
-      <w:r>
-        <w:t xml:space="preserve">“binding is not linearly there at all”</w:t>
-      </w:r>
-      <w:r>
-        <w:t xml:space="preserve"> </w:t>
-      </w:r>
-      <w:r>
-        <w:t xml:space="preserve">produce identical numbers. Arm 3</w:t>
-      </w:r>
-      <w:r>
-        <w:t xml:space="preserve"> </w:t>
-      </w:r>
-      <w:r>
-        <w:t xml:space="preserve">separates them cheaply: a nearest-centroid (isotropic LDA) readout over the</w:t>
-      </w:r>
-      <w:r>
-        <w:t xml:space="preserve"> </w:t>
-      </w:r>
-      <w:r>
-        <w:t xml:space="preserve">closed set of intermediate tokens — dev-mean centering, per-class centroids,</w:t>
-      </w:r>
-      <w:r>
-        <w:t xml:space="preserve"> </w:t>
-      </w:r>
-      <w:r>
-        <w:t xml:space="preserve">score</w:t>
-      </w:r>
-      <w:r>
-        <w:t xml:space="preserve"> </w:t>
-      </w:r>
-      <w:r>
-        <w:rPr>
-          <w:rStyle w:val="VerbatimChar"/>
-        </w:rPr>
-        <w:t xml:space="preserve">dot(x, mu_v) - 0.5*||mu_v||^2</w:t>
-      </w:r>
-      <w:r>
-        <w:t xml:space="preserve">, margin = score(correct) −</w:t>
-      </w:r>
-      <w:r>
-        <w:t xml:space="preserve"> </w:t>
-      </w:r>
-      <w:r>
-        <w:t xml:space="preserve">score(alternative); twenty lines, no optimiser. Centroids are fit on</w:t>
-      </w:r>
-      <w:r>
-        <w:t xml:space="preserve"> </w:t>
-      </w:r>
-      <w:r>
-        <w:t xml:space="preserve">development prompts only and applied unchanged to held-out (leave-one-pair-out</w:t>
-      </w:r>
-      <w:r>
-        <w:t xml:space="preserve"> </w:t>
-      </w:r>
-      <w:r>
-        <w:t xml:space="preserve">reported as a memorisation check). It is a</w:t>
+        <w:t xml:space="preserve">Separates</w:t>
+      </w:r>
+      <w:r>
+        <w:t xml:space="preserve"> </w:t>
+      </w:r>
+      <w:r>
+        <w:t xml:space="preserve">“J-Lens</w:t>
+      </w:r>
+      <w:r>
+        <w:t xml:space="preserve"> </w:t>
+      </w:r>
+      <w:r>
+        <w:t xml:space="preserve">cannot read binding”</w:t>
+      </w:r>
+      <w:r>
+        <w:t xml:space="preserve"> </w:t>
+      </w:r>
+      <w:r>
+        <w:t xml:space="preserve">from</w:t>
+      </w:r>
+      <w:r>
+        <w:t xml:space="preserve"> </w:t>
+      </w:r>
+      <w:r>
+        <w:t xml:space="preserve">“binding is not linearly there”</w:t>
+      </w:r>
+      <w:r>
+        <w:t xml:space="preserve">: a</w:t>
+      </w:r>
+      <w:r>
+        <w:t xml:space="preserve"> </w:t>
+      </w:r>
+      <w:r>
+        <w:t xml:space="preserve">nearest-centroid readout over the closed set of intermediate tokens, fit on</w:t>
+      </w:r>
+      <w:r>
+        <w:t xml:space="preserve"> </w:t>
+      </w:r>
+      <w:r>
+        <w:t xml:space="preserve">development prompts only and applied unchanged to held-out — a</w:t>
       </w:r>
       <w:r>
         <w:t xml:space="preserve"> </w:t>
@@ -5069,70 +3055,49 @@
           <w:i/>
           <w:iCs/>
         </w:rPr>
-        <w:t xml:space="preserve">reference level</w:t>
-      </w:r>
-      <w:r>
-        <w:t xml:space="preserve">, not a ceiling —</w:t>
-      </w:r>
-      <w:r>
-        <w:t xml:space="preserve"> </w:t>
-      </w:r>
-      <w:r>
-        <w:t xml:space="preserve">it under-estimates linear availability and over-states what an unsupervised</w:t>
-      </w:r>
-      <w:r>
-        <w:t xml:space="preserve"> </w:t>
-      </w:r>
-      <w:r>
-        <w:t xml:space="preserve">readout should reach. Near floor, the conclusion is about the model or layer;</w:t>
-      </w:r>
-      <w:r>
-        <w:t xml:space="preserve"> </w:t>
-      </w:r>
-      <w:r>
-        <w:t xml:space="preserve">high while both lenses sit at floor, about the readouts.</w:t>
-      </w:r>
-    </w:p>
-    <w:p>
-      <w:pPr>
-        <w:pStyle w:val="BodyText"/>
-      </w:pPr>
+        <w:t xml:space="preserve">reference</w:t>
+      </w:r>
+      <w:r>
+        <w:rPr>
+          <w:i/>
+          <w:iCs/>
+        </w:rPr>
+        <w:t xml:space="preserve"> </w:t>
+      </w:r>
+      <w:r>
+        <w:rPr>
+          <w:i/>
+          <w:iCs/>
+        </w:rPr>
+        <w:t xml:space="preserve">level</w:t>
+      </w:r>
+      <w:r>
+        <w:t xml:space="preserve">, not a ceiling. It transfers</w:t>
+      </w:r>
+      <w:r>
+        <w:t xml:space="preserve"> </w:t>
+      </w:r>
+      <w:r>
+        <w:t xml:space="preserve">dev→held-out unchanged:</w:t>
+      </w:r>
+      <w:r>
+        <w:t xml:space="preserve"> </w:t>
+      </w:r>
       <w:r>
         <w:rPr>
           <w:b/>
           <w:bCs/>
         </w:rPr>
-        <w:t xml:space="preserve">Arm 3 result.</w:t>
-      </w:r>
-      <w:r>
-        <w:t xml:space="preserve"> </w:t>
-      </w:r>
-      <w:r>
-        <w:t xml:space="preserve">A first run was uninterpretable (fourteen classes over ten</w:t>
-      </w:r>
-      <w:r>
-        <w:t xml:space="preserve"> </w:t>
-      </w:r>
-      <w:r>
-        <w:t xml:space="preserve">pairs left nine without leave-one-pair-out support), which forced the shared</w:t>
-      </w:r>
-      <w:r>
-        <w:t xml:space="preserve"> </w:t>
-      </w:r>
-      <w:r>
-        <w:t xml:space="preserve">six-word vocabulary now used by both splits — a dataset fix, recorded as such.</w:t>
-      </w:r>
-      <w:r>
-        <w:t xml:space="preserve"> </w:t>
-      </w:r>
-      <w:r>
-        <w:t xml:space="preserve">Regenerated, it scores all records (LOO 0.625–0.650 at the final token across</w:t>
-      </w:r>
-      <w:r>
-        <w:t xml:space="preserve"> </w:t>
-      </w:r>
-      <w:r>
-        <w:t xml:space="preserve">three GPU runs) and transfers dev→held-out unchanged:</w:t>
+        <w:t xml:space="preserve">0.725 → 0.731 at the question mark</w:t>
+      </w:r>
+      <w:r>
+        <w:t xml:space="preserve">, exactly</w:t>
+      </w:r>
+      <w:r>
+        <w:t xml:space="preserve"> </w:t>
+      </w:r>
+      <w:r>
+        <w:t xml:space="preserve">the model’s next-token preference rate there, and</w:t>
       </w:r>
       <w:r>
         <w:t xml:space="preserve"> </w:t>
@@ -5142,7 +3107,7 @@
           <w:b/>
           <w:bCs/>
         </w:rPr>
-        <w:t xml:space="preserve">0.725 → 0.731 at the</w:t>
+        <w:t xml:space="preserve">0.525 at the</w:t>
       </w:r>
       <w:r>
         <w:rPr>
@@ -5156,131 +3121,90 @@
           <w:b/>
           <w:bCs/>
         </w:rPr>
-        <w:t xml:space="preserve">question mark</w:t>
-      </w:r>
-      <w:r>
-        <w:t xml:space="preserve"> </w:t>
-      </w:r>
-      <w:r>
-        <w:t xml:space="preserve">— exactly the model’s own next-token preference rate at that</w:t>
-      </w:r>
-      <w:r>
-        <w:t xml:space="preserve"> </w:t>
-      </w:r>
-      <w:r>
-        <w:t xml:space="preserve">position — and</w:t>
-      </w:r>
-      <w:r>
-        <w:t xml:space="preserve"> </w:t>
-      </w:r>
+        <w:t xml:space="preserve">relation-completing token where J-Lens reads 0.781</w:t>
+      </w:r>
+      <w:r>
+        <w:t xml:space="preserve">.</w:t>
+      </w:r>
+    </w:p>
+    <w:p>
+      <w:pPr>
+        <w:pStyle w:val="BodyText"/>
+      </w:pPr>
       <w:r>
         <w:rPr>
           <w:b/>
           <w:bCs/>
         </w:rPr>
-        <w:t xml:space="preserve">0.525 at the relation-completing token where J-Lens reads</w:t>
+        <w:t xml:space="preserve">Metrics.</w:t>
+      </w:r>
+      <w:r>
+        <w:t xml:space="preserve"> </w:t>
+      </w:r>
+      <w:r>
+        <w:t xml:space="preserve">(a)</w:t>
+      </w:r>
+      <w:r>
+        <w:t xml:space="preserve"> </w:t>
+      </w:r>
+      <w:r>
+        <w:rPr>
+          <w:i/>
+          <w:iCs/>
+        </w:rPr>
+        <w:t xml:space="preserve">Pairwise binding success</w:t>
+      </w:r>
+      <w:r>
+        <w:t xml:space="preserve">, binary and conjunctive: a pair</w:t>
+      </w:r>
+      <w:r>
+        <w:t xml:space="preserve"> </w:t>
+      </w:r>
+      <w:r>
+        <w:t xml:space="preserve">succeeds only if the readout prefers the correct intermediate in Variant A</w:t>
+      </w:r>
+      <w:r>
+        <w:t xml:space="preserve"> </w:t>
+      </w:r>
+      <w:r>
+        <w:rPr>
+          <w:i/>
+          <w:iCs/>
+        </w:rPr>
+        <w:t xml:space="preserve">and</w:t>
+      </w:r>
+      <w:r>
+        <w:t xml:space="preserve"> </w:t>
+      </w:r>
+      <w:r>
+        <w:t xml:space="preserve">reverses in Variant B.</w:t>
+      </w:r>
+      <w:r>
+        <w:t xml:space="preserve"> </w:t>
       </w:r>
       <w:r>
         <w:rPr>
           <w:b/>
           <w:bCs/>
         </w:rPr>
-        <w:t xml:space="preserve"> </w:t>
+        <w:t xml:space="preserve">Any readout responding only to concept</w:t>
       </w:r>
       <w:r>
         <w:rPr>
           <w:b/>
           <w:bCs/>
         </w:rPr>
-        <w:t xml:space="preserve">0.781</w:t>
-      </w:r>
-      <w:r>
-        <w:t xml:space="preserve">. Both numbers are load-bearing in §4.2. (The Stage 1 manifests emit</w:t>
-      </w:r>
-      <w:r>
-        <w:t xml:space="preserve"> </w:t>
-      </w:r>
-      <w:r>
-        <w:rPr>
-          <w:rStyle w:val="VerbatimChar"/>
-        </w:rPr>
-        <w:t xml:space="preserve">jlens</w:t>
-      </w:r>
-      <w:r>
-        <w:t xml:space="preserve">,</w:t>
-      </w:r>
-      <w:r>
-        <w:t xml:space="preserve"> </w:t>
-      </w:r>
-      <w:r>
-        <w:rPr>
-          <w:rStyle w:val="VerbatimChar"/>
-        </w:rPr>
-        <w:t xml:space="preserve">logitlens</w:t>
-      </w:r>
-      <w:r>
-        <w:t xml:space="preserve"> </w:t>
-      </w:r>
-      <w:r>
-        <w:t xml:space="preserve">and</w:t>
-      </w:r>
-      <w:r>
-        <w:t xml:space="preserve"> </w:t>
-      </w:r>
-      <w:r>
-        <w:rPr>
-          <w:rStyle w:val="VerbatimChar"/>
-        </w:rPr>
-        <w:t xml:space="preserve">jlens_random_transport</w:t>
-      </w:r>
-      <w:r>
-        <w:t xml:space="preserve">; the last is control 8a run</w:t>
-      </w:r>
-      <w:r>
-        <w:t xml:space="preserve"> </w:t>
-      </w:r>
-      <w:r>
-        <w:t xml:space="preserve">through the same harness, not a fourth arm, and arm 3 runs outside the Stage 1</w:t>
-      </w:r>
-      <w:r>
-        <w:t xml:space="preserve"> </w:t>
-      </w:r>
-      <w:r>
-        <w:t xml:space="preserve">passive script.)</w:t>
-      </w:r>
-    </w:p>
-    <w:bookmarkEnd w:id="51"/>
-    <w:bookmarkStart w:id="52" w:name="metrics"/>
-    <w:p>
-      <w:pPr>
-        <w:pStyle w:val="Heading3"/>
-      </w:pPr>
-      <w:r>
-        <w:t xml:space="preserve">Metrics</w:t>
-      </w:r>
-    </w:p>
-    <w:p>
-      <w:pPr>
-        <w:pStyle w:val="FirstParagraph"/>
-      </w:pPr>
+        <w:t xml:space="preserve"> </w:t>
+      </w:r>
       <w:r>
         <w:rPr>
           <w:b/>
           <w:bCs/>
         </w:rPr>
-        <w:t xml:space="preserve">(a) Pairwise binding success — binary, conjunctive.</w:t>
-      </w:r>
-      <w:r>
-        <w:t xml:space="preserve"> </w:t>
-      </w:r>
-      <w:r>
-        <w:t xml:space="preserve">A pair succeeds only</w:t>
-      </w:r>
-      <w:r>
-        <w:t xml:space="preserve"> </w:t>
-      </w:r>
-      <w:r>
-        <w:t xml:space="preserve">if the readout prefers the correct intermediate in Variant A</w:t>
+        <w:t xml:space="preserve">presence scores exactly zero</w:t>
+      </w:r>
+      <w:r>
+        <w:t xml:space="preserve">. (b)</w:t>
       </w:r>
       <w:r>
         <w:t xml:space="preserve"> </w:t>
@@ -5290,214 +3214,24 @@
           <w:i/>
           <w:iCs/>
         </w:rPr>
-        <w:t xml:space="preserve">and</w:t>
-      </w:r>
-      <w:r>
-        <w:t xml:space="preserve"> </w:t>
-      </w:r>
-      <w:r>
-        <w:t xml:space="preserve">the</w:t>
-      </w:r>
-      <w:r>
-        <w:t xml:space="preserve"> </w:t>
-      </w:r>
-      <w:r>
-        <w:t xml:space="preserve">ordering reverses correctly in Variant B. Because the two variants have</w:t>
-      </w:r>
-      <w:r>
-        <w:t xml:space="preserve"> </w:t>
-      </w:r>
-      <w:r>
-        <w:t xml:space="preserve">identical entity inventories,</w:t>
-      </w:r>
-      <w:r>
-        <w:t xml:space="preserve"> </w:t>
-      </w:r>
-      <w:r>
-        <w:rPr>
-          <w:b/>
-          <w:bCs/>
-        </w:rPr>
-        <w:t xml:space="preserve">any readout that responds only to concept</w:t>
-      </w:r>
-      <w:r>
-        <w:rPr>
-          <w:b/>
-          <w:bCs/>
-        </w:rPr>
-        <w:t xml:space="preserve"> </w:t>
-      </w:r>
-      <w:r>
-        <w:rPr>
-          <w:b/>
-          <w:bCs/>
-        </w:rPr>
-        <w:t xml:space="preserve">presence scores exactly zero on this metric</w:t>
-      </w:r>
-      <w:r>
-        <w:t xml:space="preserve"> </w:t>
-      </w:r>
-      <w:r>
-        <w:t xml:space="preserve">— it must return the same</w:t>
-      </w:r>
-      <w:r>
-        <w:t xml:space="preserve"> </w:t>
-      </w:r>
-      <w:r>
-        <w:t xml:space="preserve">preference for both variants, and one of them is wrong. An independent</w:t>
-      </w:r>
-      <w:r>
-        <w:t xml:space="preserve"> </w:t>
-      </w:r>
-      <w:r>
-        <w:t xml:space="preserve">unbiased coin scores 25%. Both floors are reported; which one is the relevant</w:t>
-      </w:r>
-      <w:r>
-        <w:t xml:space="preserve"> </w:t>
-      </w:r>
-      <w:r>
-        <w:t xml:space="preserve">null depends on the failure mode being argued against.</w:t>
-      </w:r>
-    </w:p>
-    <w:p>
-      <w:pPr>
-        <w:pStyle w:val="BodyText"/>
-      </w:pPr>
-      <w:r>
-        <w:rPr>
-          <w:b/>
-          <w:bCs/>
-        </w:rPr>
-        <w:t xml:space="preserve">(b) Paired binding margin — continuous.</w:t>
-      </w:r>
-      <w:r>
-        <w:t xml:space="preserve"> </w:t>
-      </w:r>
-      <w:r>
-        <w:rPr>
-          <w:rStyle w:val="VerbatimChar"/>
-        </w:rPr>
-        <w:t xml:space="preserve">m(p, l) = s_l(correct) − s_l(alternative)</w:t>
-      </w:r>
-      <w:r>
-        <w:t xml:space="preserve">, averaged over the two variants of a pair. For arms 1 and 2,</w:t>
-      </w:r>
-      <w:r>
-        <w:t xml:space="preserve"> </w:t>
-      </w:r>
-      <w:r>
-        <w:rPr>
-          <w:rStyle w:val="VerbatimChar"/>
-        </w:rPr>
-        <w:t xml:space="preserve">s_l</w:t>
-      </w:r>
-      <w:r>
-        <w:t xml:space="preserve"> </w:t>
-      </w:r>
-      <w:r>
-        <w:t xml:space="preserve">is the raw pre-softmax logit in the model’s own unembedding basis — the</w:t>
-      </w:r>
-      <w:r>
-        <w:t xml:space="preserve"> </w:t>
-      </w:r>
-      <w:r>
-        <w:t xml:space="preserve">direct analogue of IOI’s logit difference; for arm 3, the nearest-centroid</w:t>
-      </w:r>
-      <w:r>
-        <w:t xml:space="preserve"> </w:t>
-      </w:r>
-      <w:r>
-        <w:t xml:space="preserve">score. Margins are comparable within an arm, never across arms (the arms do</w:t>
-      </w:r>
-      <w:r>
-        <w:t xml:space="preserve"> </w:t>
-      </w:r>
-      <w:r>
-        <w:t xml:space="preserve">not share units): cross-arm comparison uses the sign-based accuracy in (a) and</w:t>
-      </w:r>
-      <w:r>
-        <w:t xml:space="preserve"> </w:t>
-      </w:r>
-      <w:r>
-        <w:t xml:space="preserve">a standardised effect size (</w:t>
-      </w:r>
-      <w:r>
-        <w:rPr>
-          <w:rStyle w:val="VerbatimChar"/>
-        </w:rPr>
-        <w:t xml:space="preserve">mean(M) / sd(M)</w:t>
-      </w:r>
-      <w:r>
-        <w:t xml:space="preserve"> </w:t>
-      </w:r>
-      <w:r>
-        <w:t xml:space="preserve">within arm) only.</w:t>
-      </w:r>
-    </w:p>
-    <w:p>
-      <w:pPr>
-        <w:pStyle w:val="BodyText"/>
-      </w:pPr>
-      <w:r>
-        <w:rPr>
-          <w:b/>
-          <w:bCs/>
-        </w:rPr>
-        <w:t xml:space="preserve">(c) Recall@10</w:t>
-      </w:r>
-      <w:r>
-        <w:t xml:space="preserve">, pre-registered, secondary.</w:t>
-      </w:r>
-      <w:r>
-        <w:t xml:space="preserve"> </w:t>
-      </w:r>
-      <w:r>
-        <w:rPr>
-          <w:b/>
-          <w:bCs/>
-        </w:rPr>
-        <w:t xml:space="preserve">Uncertainty:</w:t>
-      </w:r>
-      <w:r>
-        <w:t xml:space="preserve"> </w:t>
-      </w:r>
-      <w:r>
-        <w:t xml:space="preserve">paired</w:t>
-      </w:r>
-      <w:r>
-        <w:t xml:space="preserve"> </w:t>
-      </w:r>
-      <w:r>
-        <w:t xml:space="preserve">bootstrap resampling</w:t>
-      </w:r>
-      <w:r>
-        <w:t xml:space="preserve"> </w:t>
+        <w:t xml:space="preserve">Paired</w:t>
       </w:r>
       <w:r>
         <w:rPr>
           <w:i/>
           <w:iCs/>
         </w:rPr>
-        <w:t xml:space="preserve">pairs</w:t>
-      </w:r>
-      <w:r>
-        <w:t xml:space="preserve">, 10,000 resamples, seed in the run manifest, 95%</w:t>
-      </w:r>
-      <w:r>
-        <w:t xml:space="preserve"> </w:t>
-      </w:r>
-      <w:r>
-        <w:t xml:space="preserve">intervals throughout.</w:t>
-      </w:r>
-      <w:r>
-        <w:t xml:space="preserve"> </w:t>
-      </w:r>
-      <w:r>
-        <w:rPr>
-          <w:b/>
-          <w:bCs/>
-        </w:rPr>
-        <w:t xml:space="preserve">Rank width (blocker B4):</w:t>
+        <w:t xml:space="preserve"> </w:t>
+      </w:r>
+      <w:r>
+        <w:rPr>
+          <w:i/>
+          <w:iCs/>
+        </w:rPr>
+        <w:t xml:space="preserve">binding margin</w:t>
+      </w:r>
+      <w:r>
+        <w:t xml:space="preserve">,</w:t>
       </w:r>
       <w:r>
         <w:t xml:space="preserve"> </w:t>
@@ -5506,47 +3240,38 @@
         <w:rPr>
           <w:rStyle w:val="VerbatimChar"/>
         </w:rPr>
-        <w:t xml:space="preserve">len(tokenizer) = 248077</w:t>
-      </w:r>
-      <w:r>
-        <w:t xml:space="preserve"> </w:t>
-      </w:r>
-      <w:r>
-        <w:t xml:space="preserve">but the unembedding is 248,320 wide, so ~243 output ids have no tokenizer</w:t>
-      </w:r>
-      <w:r>
-        <w:t xml:space="preserve"> </w:t>
-      </w:r>
-      <w:r>
-        <w:t xml:space="preserve">string. All rank metrics use the full 248,320 width — the conservative choice,</w:t>
-      </w:r>
-      <w:r>
-        <w:t xml:space="preserve"> </w:t>
-      </w:r>
-      <w:r>
-        <w:t xml:space="preserve">since the unaddressable ids can only worsen a correct token’s rank — with the</w:t>
-      </w:r>
-      <w:r>
-        <w:t xml:space="preserve"> </w:t>
-      </w:r>
-      <w:r>
-        <w:t xml:space="preserve">tokenizer-width ranking reported as a robustness line. Metrics (a) and (b)</w:t>
-      </w:r>
-      <w:r>
-        <w:t xml:space="preserve"> </w:t>
-      </w:r>
-      <w:r>
-        <w:t xml:space="preserve">never form a vocabulary rank and are unaffected.</w:t>
-      </w:r>
-    </w:p>
-    <w:bookmarkEnd w:id="52"/>
-    <w:bookmarkStart w:id="53" w:name="baselines-and-controls"/>
-    <w:p>
-      <w:pPr>
-        <w:pStyle w:val="Heading3"/>
-      </w:pPr>
-      <w:r>
-        <w:t xml:space="preserve">Baselines and controls</w:t>
+        <w:t xml:space="preserve">m(p, l) = s_l(correct) − s_l(alternative)</w:t>
+      </w:r>
+      <w:r>
+        <w:t xml:space="preserve"> </w:t>
+      </w:r>
+      <w:r>
+        <w:t xml:space="preserve">averaged over the pair;</w:t>
+      </w:r>
+      <w:r>
+        <w:t xml:space="preserve"> </w:t>
+      </w:r>
+      <w:r>
+        <w:t xml:space="preserve">comparable within an arm, never across. (c)</w:t>
+      </w:r>
+      <w:r>
+        <w:t xml:space="preserve"> </w:t>
+      </w:r>
+      <w:r>
+        <w:rPr>
+          <w:i/>
+          <w:iCs/>
+        </w:rPr>
+        <w:t xml:space="preserve">Recall@10</w:t>
+      </w:r>
+      <w:r>
+        <w:t xml:space="preserve">, secondary. Paired</w:t>
+      </w:r>
+      <w:r>
+        <w:t xml:space="preserve"> </w:t>
+      </w:r>
+      <w:r>
+        <w:t xml:space="preserve">bootstrap over pairs throughout.</w:t>
       </w:r>
     </w:p>
     <w:tbl>
@@ -5619,177 +3344,6 @@
               <w:pStyle w:val="Compact"/>
             </w:pPr>
             <w:r>
-              <w:t xml:space="preserve">1</w:t>
-            </w:r>
-          </w:p>
-        </w:tc>
-        <w:tc>
-          <w:tcPr/>
-          <w:p>
-            <w:pPr>
-              <w:pStyle w:val="Compact"/>
-            </w:pPr>
-            <w:r>
-              <w:t xml:space="preserve">Logit lens, same code path,</w:t>
-            </w:r>
-            <w:r>
-              <w:t xml:space="preserve"> </w:t>
-            </w:r>
-            <w:r>
-              <w:rPr>
-                <w:rStyle w:val="VerbatimChar"/>
-              </w:rPr>
-              <w:t xml:space="preserve">use_jacobian=False</w:t>
-            </w:r>
-          </w:p>
-        </w:tc>
-        <w:tc>
-          <w:tcPr/>
-          <w:p>
-            <w:pPr>
-              <w:pStyle w:val="Compact"/>
-            </w:pPr>
-            <w:r>
-              <w:t xml:space="preserve">Any advantage comes from the transport</w:t>
-            </w:r>
-            <w:r>
-              <w:t xml:space="preserve"> </w:t>
-            </w:r>
-            <w:r>
-              <w:rPr>
-                <w:rStyle w:val="VerbatimChar"/>
-              </w:rPr>
-              <w:t xml:space="preserve">J_l</w:t>
-            </w:r>
-            <w:r>
-              <w:t xml:space="preserve">, not the pipeline</w:t>
-            </w:r>
-          </w:p>
-        </w:tc>
-        <w:tc>
-          <w:tcPr/>
-          <w:p>
-            <w:pPr>
-              <w:pStyle w:val="Compact"/>
-            </w:pPr>
-            <w:r>
-              <w:t xml:space="preserve">Primary arm</w:t>
-            </w:r>
-          </w:p>
-        </w:tc>
-      </w:tr>
-      <w:tr>
-        <w:tc>
-          <w:tcPr/>
-          <w:p>
-            <w:pPr>
-              <w:pStyle w:val="Compact"/>
-            </w:pPr>
-            <w:r>
-              <w:t xml:space="preserve">2</w:t>
-            </w:r>
-          </w:p>
-        </w:tc>
-        <w:tc>
-          <w:tcPr/>
-          <w:p>
-            <w:pPr>
-              <w:pStyle w:val="Compact"/>
-            </w:pPr>
-            <w:r>
-              <w:t xml:space="preserve">Supervised difference-in-means reference (arm 3)</w:t>
-            </w:r>
-          </w:p>
-        </w:tc>
-        <w:tc>
-          <w:tcPr/>
-          <w:p>
-            <w:pPr>
-              <w:pStyle w:val="Compact"/>
-            </w:pPr>
-            <w:r>
-              <w:t xml:space="preserve">“Neither lens can read binding”</w:t>
-            </w:r>
-            <w:r>
-              <w:t xml:space="preserve"> </w:t>
-            </w:r>
-            <w:r>
-              <w:t xml:space="preserve">confused with</w:t>
-            </w:r>
-            <w:r>
-              <w:t xml:space="preserve"> </w:t>
-            </w:r>
-            <w:r>
-              <w:t xml:space="preserve">“binding is not linearly there”</w:t>
-            </w:r>
-          </w:p>
-        </w:tc>
-        <w:tc>
-          <w:tcPr/>
-          <w:p>
-            <w:pPr>
-              <w:pStyle w:val="Compact"/>
-            </w:pPr>
-            <w:r>
-              <w:t xml:space="preserve">Primary arm</w:t>
-            </w:r>
-          </w:p>
-        </w:tc>
-      </w:tr>
-      <w:tr>
-        <w:tc>
-          <w:tcPr/>
-          <w:p>
-            <w:pPr>
-              <w:pStyle w:val="Compact"/>
-            </w:pPr>
-            <w:r>
-              <w:t xml:space="preserve">3</w:t>
-            </w:r>
-          </w:p>
-        </w:tc>
-        <w:tc>
-          <w:tcPr/>
-          <w:p>
-            <w:pPr>
-              <w:pStyle w:val="Compact"/>
-            </w:pPr>
-            <w:r>
-              <w:t xml:space="preserve">Order-reversed fact rendering</w:t>
-            </w:r>
-          </w:p>
-        </w:tc>
-        <w:tc>
-          <w:tcPr/>
-          <w:p>
-            <w:pPr>
-              <w:pStyle w:val="Compact"/>
-            </w:pPr>
-            <w:r>
-              <w:t xml:space="preserve">A readout that tracks linear position rather than role</w:t>
-            </w:r>
-          </w:p>
-        </w:tc>
-        <w:tc>
-          <w:tcPr/>
-          <w:p>
-            <w:pPr>
-              <w:pStyle w:val="Compact"/>
-            </w:pPr>
-            <w:r>
-              <w:t xml:space="preserve">Applied to every item</w:t>
-            </w:r>
-          </w:p>
-        </w:tc>
-      </w:tr>
-      <w:tr>
-        <w:tc>
-          <w:tcPr/>
-          <w:p>
-            <w:pPr>
-              <w:pStyle w:val="Compact"/>
-            </w:pPr>
-            <w:r>
               <w:t xml:space="preserve">4</w:t>
             </w:r>
           </w:p>
@@ -5824,98 +3378,6 @@
             </w:pPr>
             <w:r>
               <w:t xml:space="preserve">Required before any null</w:t>
-            </w:r>
-          </w:p>
-        </w:tc>
-      </w:tr>
-      <w:tr>
-        <w:tc>
-          <w:tcPr/>
-          <w:p>
-            <w:pPr>
-              <w:pStyle w:val="Compact"/>
-            </w:pPr>
-            <w:r>
-              <w:t xml:space="preserve">5</w:t>
-            </w:r>
-          </w:p>
-        </w:tc>
-        <w:tc>
-          <w:tcPr/>
-          <w:p>
-            <w:pPr>
-              <w:pStyle w:val="Compact"/>
-            </w:pPr>
-            <w:r>
-              <w:t xml:space="preserve">Direct prompting</w:t>
-            </w:r>
-          </w:p>
-        </w:tc>
-        <w:tc>
-          <w:tcPr/>
-          <w:p>
-            <w:pPr>
-              <w:pStyle w:val="Compact"/>
-            </w:pPr>
-            <w:r>
-              <w:t xml:space="preserve">The task being legible without any internal method</w:t>
-            </w:r>
-          </w:p>
-        </w:tc>
-        <w:tc>
-          <w:tcPr/>
-          <w:p>
-            <w:pPr>
-              <w:pStyle w:val="Compact"/>
-            </w:pPr>
-            <w:r>
-              <w:t xml:space="preserve">Held-out</w:t>
-            </w:r>
-          </w:p>
-        </w:tc>
-      </w:tr>
-      <w:tr>
-        <w:tc>
-          <w:tcPr/>
-          <w:p>
-            <w:pPr>
-              <w:pStyle w:val="Compact"/>
-            </w:pPr>
-            <w:r>
-              <w:t xml:space="preserve">6</w:t>
-            </w:r>
-          </w:p>
-        </w:tc>
-        <w:tc>
-          <w:tcPr/>
-          <w:p>
-            <w:pPr>
-              <w:pStyle w:val="Compact"/>
-            </w:pPr>
-            <w:r>
-              <w:t xml:space="preserve">Pair alternative, not arbitrary distractor tokens</w:t>
-            </w:r>
-          </w:p>
-        </w:tc>
-        <w:tc>
-          <w:tcPr/>
-          <w:p>
-            <w:pPr>
-              <w:pStyle w:val="Compact"/>
-            </w:pPr>
-            <w:r>
-              <w:t xml:space="preserve">An easy comparison against irrelevant vocabulary</w:t>
-            </w:r>
-          </w:p>
-        </w:tc>
-        <w:tc>
-          <w:tcPr/>
-          <w:p>
-            <w:pPr>
-              <w:pStyle w:val="Compact"/>
-            </w:pPr>
-            <w:r>
-              <w:t xml:space="preserve">Built into the metric</w:t>
             </w:r>
           </w:p>
         </w:tc>
@@ -6044,109 +3506,15 @@
           </w:p>
         </w:tc>
       </w:tr>
-      <w:tr>
-        <w:tc>
-          <w:tcPr/>
-          <w:p>
-            <w:pPr>
-              <w:pStyle w:val="Compact"/>
-            </w:pPr>
-            <w:r>
-              <w:t xml:space="preserve">9</w:t>
-            </w:r>
-          </w:p>
-        </w:tc>
-        <w:tc>
-          <w:tcPr/>
-          <w:p>
-            <w:pPr>
-              <w:pStyle w:val="Compact"/>
-            </w:pPr>
-            <w:r>
-              <w:t xml:space="preserve">Prompt-template robustness</w:t>
-            </w:r>
-          </w:p>
-        </w:tc>
-        <w:tc>
-          <w:tcPr/>
-          <w:p>
-            <w:pPr>
-              <w:pStyle w:val="Compact"/>
-            </w:pPr>
-            <w:r>
-              <w:t xml:space="preserve">A result specific to one phrasing</w:t>
-            </w:r>
-          </w:p>
-        </w:tc>
-        <w:tc>
-          <w:tcPr/>
-          <w:p>
-            <w:pPr>
-              <w:pStyle w:val="Compact"/>
-            </w:pPr>
-            <w:r>
-              <w:t xml:space="preserve">Wording fixed before held-out</w:t>
-            </w:r>
-          </w:p>
-        </w:tc>
-      </w:tr>
-      <w:tr>
-        <w:tc>
-          <w:tcPr/>
-          <w:p>
-            <w:pPr>
-              <w:pStyle w:val="Compact"/>
-            </w:pPr>
-            <w:r>
-              <w:t xml:space="preserve">10, 11</w:t>
-            </w:r>
-          </w:p>
-        </w:tc>
-        <w:tc>
-          <w:tcPr/>
-          <w:p>
-            <w:pPr>
-              <w:pStyle w:val="Compact"/>
-            </w:pPr>
-            <w:r>
-              <w:t xml:space="preserve">Relation deletion / question truncation</w:t>
-            </w:r>
-          </w:p>
-        </w:tc>
-        <w:tc>
-          <w:tcPr/>
-          <w:p>
-            <w:pPr>
-              <w:pStyle w:val="Compact"/>
-            </w:pPr>
-            <w:r>
-              <w:t xml:space="preserve">Co-occurrence tracking; target-independent selectivity</w:t>
-            </w:r>
-          </w:p>
-        </w:tc>
-        <w:tc>
-          <w:tcPr/>
-          <w:p>
-            <w:pPr>
-              <w:pStyle w:val="Compact"/>
-            </w:pPr>
-            <w:r>
-              <w:rPr>
-                <w:b/>
-                <w:bCs/>
-              </w:rPr>
-              <w:t xml:space="preserve">Cut</w:t>
-            </w:r>
-            <w:r>
-              <w:t xml:space="preserve"> </w:t>
-            </w:r>
-            <w:r>
-              <w:t xml:space="preserve">before any result — see note</w:t>
-            </w:r>
-          </w:p>
-        </w:tc>
-      </w:tr>
     </w:tbl>
+    <w:p>
+      <w:pPr>
+        <w:pStyle w:val="BodyText"/>
+      </w:pPr>
+      <w:r>
+        <w:t xml:space="preserve">Others are reported where they arise.</w:t>
+      </w:r>
+    </w:p>
     <w:p>
       <w:pPr>
         <w:pStyle w:val="BodyText"/>
@@ -6156,19 +3524,165 @@
           <w:b/>
           <w:bCs/>
         </w:rPr>
-        <w:t xml:space="preserve">Control 4 result: PASS.</w:t>
-      </w:r>
-      <w:r>
-        <w:t xml:space="preserve"> </w:t>
-      </w:r>
-      <w:r>
-        <w:t xml:space="preserve">Before any negative result is reported, J-Lens</w:t>
-      </w:r>
-      <w:r>
-        <w:t xml:space="preserve"> </w:t>
-      </w:r>
-      <w:r>
-        <w:t xml:space="preserve">must be shown to recover</w:t>
+        <w:t xml:space="preserve">Control 4: PASS.</w:t>
+      </w:r>
+      <w:r>
+        <w:t xml:space="preserve"> </w:t>
+      </w:r>
+      <w:r>
+        <w:t xml:space="preserve">The reference multihop evaluation through the pinned</w:t>
+      </w:r>
+      <w:r>
+        <w:t xml:space="preserve"> </w:t>
+      </w:r>
+      <w:r>
+        <w:t xml:space="preserve">lens: J-Lens pass@10</w:t>
+      </w:r>
+      <w:r>
+        <w:t xml:space="preserve"> </w:t>
+      </w:r>
+      <w:r>
+        <w:rPr>
+          <w:b/>
+          <w:bCs/>
+        </w:rPr>
+        <w:t xml:space="preserve">0.350</w:t>
+      </w:r>
+      <w:r>
+        <w:t xml:space="preserve"> </w:t>
+      </w:r>
+      <w:r>
+        <w:t xml:space="preserve">against the logit lens’s</w:t>
+      </w:r>
+      <w:r>
+        <w:t xml:space="preserve"> </w:t>
+      </w:r>
+      <w:r>
+        <w:rPr>
+          <w:b/>
+          <w:bCs/>
+        </w:rPr>
+        <w:t xml:space="preserve">0.200</w:t>
+      </w:r>
+      <w:r>
+        <w:t xml:space="preserve"> </w:t>
+      </w:r>
+      <w:r>
+        <w:t xml:space="preserve">through</w:t>
+      </w:r>
+      <w:r>
+        <w:t xml:space="preserve"> </w:t>
+      </w:r>
+      <w:r>
+        <w:t xml:space="preserve">the identical path. The transport is live; the nulls below are not a</w:t>
+      </w:r>
+      <w:r>
+        <w:t xml:space="preserve"> </w:t>
+      </w:r>
+      <w:r>
+        <w:t xml:space="preserve">coverage artifact.</w:t>
+      </w:r>
+    </w:p>
+    <w:p>
+      <w:pPr>
+        <w:pStyle w:val="BodyText"/>
+      </w:pPr>
+      <w:r>
+        <w:rPr>
+          <w:b/>
+          <w:bCs/>
+        </w:rPr>
+        <w:t xml:space="preserve">Controls 10 and 11 (relation deletion, question truncation) were cut</w:t>
+      </w:r>
+      <w:r>
+        <w:rPr>
+          <w:b/>
+          <w:bCs/>
+        </w:rPr>
+        <w:t xml:space="preserve"> </w:t>
+      </w:r>
+      <w:r>
+        <w:rPr>
+          <w:b/>
+          <w:bCs/>
+        </w:rPr>
+        <w:t xml:space="preserve">before any result (2026-08-27).</w:t>
+      </w:r>
+      <w:r>
+        <w:t xml:space="preserve"> </w:t>
+      </w:r>
+      <w:r>
+        <w:t xml:space="preserve">They take the model off-distribution, so a</w:t>
+      </w:r>
+      <w:r>
+        <w:t xml:space="preserve"> </w:t>
+      </w:r>
+      <w:r>
+        <w:t xml:space="preserve">moved readout may only report a broken prompt; the pre-query position</w:t>
+      </w:r>
+      <w:r>
+        <w:t xml:space="preserve"> </w:t>
+      </w:r>
+      <w:r>
+        <w:t xml:space="preserve">performs control 11 in-distribution. The honest</w:t>
+      </w:r>
+      <w:r>
+        <w:t xml:space="preserve"> </w:t>
+      </w:r>
+      <w:r>
+        <w:t xml:space="preserve">cost is control 10, the one control that directly threatens a positive</w:t>
+      </w:r>
+      <w:r>
+        <w:t xml:space="preserve"> </w:t>
+      </w:r>
+      <w:r>
+        <w:t xml:space="preserve">headline; a</w:t>
+      </w:r>
+      <w:r>
+        <w:t xml:space="preserve"> </w:t>
+      </w:r>
+      <w:r>
+        <w:rPr>
+          <w:b/>
+          <w:bCs/>
+        </w:rPr>
+        <w:t xml:space="preserve">resample</w:t>
+      </w:r>
+      <w:r>
+        <w:t xml:space="preserve"> </w:t>
+      </w:r>
+      <w:r>
+        <w:t xml:space="preserve">variant is offered instead but unrun (§7), so the</w:t>
+      </w:r>
+      <w:r>
+        <w:t xml:space="preserve"> </w:t>
+      </w:r>
+      <w:r>
+        <w:t xml:space="preserve">paired margin should not be read as excluding a co-occurrence account.</w:t>
+      </w:r>
+    </w:p>
+    <w:p>
+      <w:pPr>
+        <w:pStyle w:val="BodyText"/>
+      </w:pPr>
+      <w:r>
+        <w:rPr>
+          <w:b/>
+          <w:bCs/>
+        </w:rPr>
+        <w:t xml:space="preserve">Negative controls.</w:t>
+      </w:r>
+      <w:r>
+        <w:t xml:space="preserve"> </w:t>
+      </w:r>
+      <w:r>
+        <w:t xml:space="preserve">No shuffled-corpus control lens is published; the</w:t>
+      </w:r>
+      <w:r>
+        <w:t xml:space="preserve"> </w:t>
+      </w:r>
+      <w:r>
+        <w:t xml:space="preserve">norm-matched random</w:t>
       </w:r>
       <w:r>
         <w:t xml:space="preserve"> </w:t>
@@ -6178,25 +3692,13 @@
           <w:i/>
           <w:iCs/>
         </w:rPr>
-        <w:t xml:space="preserve">something</w:t>
-      </w:r>
-      <w:r>
-        <w:t xml:space="preserve"> </w:t>
-      </w:r>
-      <w:r>
-        <w:t xml:space="preserve">unambiguous through the same prompts and</w:t>
-      </w:r>
-      <w:r>
-        <w:t xml:space="preserve"> </w:t>
-      </w:r>
-      <w:r>
-        <w:t xml:space="preserve">code path. V1 ran the reference multihop evaluation through the pinned lens at</w:t>
-      </w:r>
-      <w:r>
-        <w:t xml:space="preserve"> </w:t>
-      </w:r>
-      <w:r>
-        <w:t xml:space="preserve">Gate 1 (jobs 550510/550548/550555, verdicts in</w:t>
+        <w:t xml:space="preserve">transport</w:t>
+      </w:r>
+      <w:r>
+        <w:t xml:space="preserve"> </w:t>
+      </w:r>
+      <w:r>
+        <w:t xml:space="preserve">(8a, each</w:t>
       </w:r>
       <w:r>
         <w:t xml:space="preserve"> </w:t>
@@ -6205,162 +3707,84 @@
         <w:rPr>
           <w:rStyle w:val="VerbatimChar"/>
         </w:rPr>
-        <w:t xml:space="preserve">results/slurm-logs/README.md</w:t>
-      </w:r>
-      <w:r>
-        <w:t xml:space="preserve">): 8/8 tooling checks pass; J-Lens</w:t>
-      </w:r>
-      <w:r>
-        <w:t xml:space="preserve"> </w:t>
-      </w:r>
-      <w:r>
-        <w:t xml:space="preserve">pass@10 =</w:t>
-      </w:r>
-      <w:r>
-        <w:t xml:space="preserve"> </w:t>
-      </w:r>
+        <w:t xml:space="preserve">J_l</w:t>
+      </w:r>
+      <w:r>
+        <w:t xml:space="preserve"> </w:t>
+      </w:r>
+      <w:r>
+        <w:t xml:space="preserve">replaced by a Gaussian</w:t>
+      </w:r>
+      <w:r>
+        <w:t xml:space="preserve"> </w:t>
+      </w:r>
+      <w:r>
+        <w:t xml:space="preserve">matrix of matched norm) sits at chance everywhere, median rank</w:t>
+      </w:r>
+      <w:r>
+        <w:t xml:space="preserve"> </w:t>
+      </w:r>
+      <w:r>
+        <w:t xml:space="preserve">~130,000–206,000 against the fitted transport’s 11–357.</w:t>
+      </w:r>
+    </w:p>
+    <w:p>
+      <w:pPr>
+        <w:pStyle w:val="BodyText"/>
+      </w:pPr>
       <w:r>
         <w:rPr>
           <w:b/>
           <w:bCs/>
         </w:rPr>
-        <w:t xml:space="preserve">0.350</w:t>
-      </w:r>
-      <w:r>
-        <w:t xml:space="preserve"> </w:t>
-      </w:r>
-      <w:r>
-        <w:t xml:space="preserve">against the logit lens’s</w:t>
-      </w:r>
-      <w:r>
-        <w:t xml:space="preserve"> </w:t>
+        <w:t xml:space="preserve">The causal arm is unavailable, and that is itself a method-evaluation</w:t>
       </w:r>
       <w:r>
         <w:rPr>
           <w:b/>
           <w:bCs/>
         </w:rPr>
-        <w:t xml:space="preserve">0.200</w:t>
-      </w:r>
-      <w:r>
-        <w:t xml:space="preserve"> </w:t>
-      </w:r>
-      <w:r>
-        <w:t xml:space="preserve">through the identical</w:t>
-      </w:r>
-      <w:r>
-        <w:t xml:space="preserve"> </w:t>
-      </w:r>
-      <w:r>
-        <w:t xml:space="preserve">path, with the lens argmax differing from the logit-lens argmax at 29/31</w:t>
-      </w:r>
-      <w:r>
-        <w:t xml:space="preserve"> </w:t>
-      </w:r>
-      <w:r>
-        <w:t xml:space="preserve">layers — the transport is live, so the null results elsewhere in this report</w:t>
-      </w:r>
-      <w:r>
-        <w:t xml:space="preserve"> </w:t>
-      </w:r>
-      <w:r>
-        <w:t xml:space="preserve">are not a coverage artifact.</w:t>
-      </w:r>
-    </w:p>
-    <w:p>
-      <w:pPr>
-        <w:pStyle w:val="BodyText"/>
-      </w:pPr>
+        <w:t xml:space="preserve"> </w:t>
+      </w:r>
       <w:r>
         <w:rPr>
           <w:b/>
           <w:bCs/>
         </w:rPr>
-        <w:t xml:space="preserve">Controls 10 and 11 — cut before any result (2026-08-27), reasoning</w:t>
-      </w:r>
-      <w:r>
-        <w:rPr>
-          <w:b/>
-          <w:bCs/>
-        </w:rPr>
-        <w:t xml:space="preserve"> </w:t>
-      </w:r>
-      <w:r>
-        <w:rPr>
-          <w:b/>
-          <w:bCs/>
-        </w:rPr>
-        <w:t xml:space="preserve">stated.</w:t>
-      </w:r>
-      <w:r>
-        <w:t xml:space="preserve"> </w:t>
-      </w:r>
-      <w:r>
-        <w:t xml:space="preserve">They repeat control 6’s move (perturb the prompt, watch the readout)</w:t>
-      </w:r>
-      <w:r>
-        <w:t xml:space="preserve"> </w:t>
-      </w:r>
-      <w:r>
-        <w:t xml:space="preserve">and take the model off-distribution, so a moved readout may only report a</w:t>
-      </w:r>
-      <w:r>
-        <w:t xml:space="preserve"> </w:t>
-      </w:r>
-      <w:r>
-        <w:t xml:space="preserve">broken prompt. The pre-query position performs control 11 positionally and</w:t>
-      </w:r>
-      <w:r>
-        <w:t xml:space="preserve"> </w:t>
-      </w:r>
-      <w:r>
-        <w:t xml:space="preserve">in-distribution — though it measures concept availability (median rank 346 vs</w:t>
-      </w:r>
-      <w:r>
-        <w:t xml:space="preserve"> </w:t>
-      </w:r>
-      <w:r>
-        <w:t xml:space="preserve">the logit lens’s 78,525), not binding selectivity (correction, 2026-08-29).</w:t>
-      </w:r>
-      <w:r>
-        <w:t xml:space="preserve"> </w:t>
-      </w:r>
-      <w:r>
-        <w:t xml:space="preserve">The honest cost is control 10, the one control that directly threatens a</w:t>
-      </w:r>
-      <w:r>
-        <w:t xml:space="preserve"> </w:t>
-      </w:r>
-      <w:r>
-        <w:t xml:space="preserve">positive headline; offered in its place is a</w:t>
-      </w:r>
-      <w:r>
-        <w:t xml:space="preserve"> </w:t>
-      </w:r>
-      <w:r>
-        <w:rPr>
-          <w:b/>
-          <w:bCs/>
-        </w:rPr>
-        <w:t xml:space="preserve">resample</w:t>
-      </w:r>
-      <w:r>
-        <w:t xml:space="preserve"> </w:t>
-      </w:r>
-      <w:r>
-        <w:t xml:space="preserve">variant (</w:t>
+        <w:t xml:space="preserve">finding.</w:t>
+      </w:r>
+      <w:r>
+        <w:t xml:space="preserve"> </w:t>
+      </w:r>
+      <w:r>
+        <w:t xml:space="preserve">ADR-0005 scoped the project passive-primary; the causal arm (H3)</w:t>
+      </w:r>
+      <w:r>
+        <w:t xml:space="preserve"> </w:t>
+      </w:r>
+      <w:r>
+        <w:t xml:space="preserve">would run only if a faithful sparse non-negative J-space reconstruction</w:t>
+      </w:r>
+      <w:r>
+        <w:t xml:space="preserve"> </w:t>
+      </w:r>
+      <w:r>
+        <w:t xml:space="preserve">existed in the released artifact. It does not: an audit of the pinned vendor</w:t>
+      </w:r>
+      <w:r>
+        <w:t xml:space="preserve"> </w:t>
+      </w:r>
+      <w:r>
+        <w:t xml:space="preserve">tree (</w:t>
       </w:r>
       <w:r>
         <w:rPr>
           <w:rStyle w:val="VerbatimChar"/>
         </w:rPr>
-        <w:t xml:space="preserve">Perth uses granite</w:t>
-      </w:r>
-      <w:r>
-        <w:t xml:space="preserve"> </w:t>
-      </w:r>
-      <w:r>
-        <w:t xml:space="preserve">→</w:t>
+        <w:t xml:space="preserve">scripts/v2_decomposition_audit.sh</w:t>
+      </w:r>
+      <w:r>
+        <w:t xml:space="preserve">, run record</w:t>
       </w:r>
       <w:r>
         <w:t xml:space="preserve"> </w:t>
@@ -6369,246 +3793,40 @@
         <w:rPr>
           <w:rStyle w:val="VerbatimChar"/>
         </w:rPr>
-        <w:t xml:space="preserve">Perth uses basalt</w:t>
-      </w:r>
-      <w:r>
-        <w:t xml:space="preserve">, readout must follow) — in-distribution and</w:t>
-      </w:r>
-      <w:r>
-        <w:t xml:space="preserve"> </w:t>
-      </w:r>
-      <w:r>
-        <w:t xml:space="preserve">sharper than deletion. It has not run (§7), and the paired margin should not</w:t>
-      </w:r>
-      <w:r>
-        <w:t xml:space="preserve"> </w:t>
-      </w:r>
-      <w:r>
-        <w:t xml:space="preserve">be read as excluding a co-occurrence account until it does.</w:t>
-      </w:r>
-    </w:p>
-    <w:p>
-      <w:pPr>
-        <w:pStyle w:val="BodyText"/>
-      </w:pPr>
-      <w:r>
-        <w:rPr>
-          <w:b/>
-          <w:bCs/>
-        </w:rPr>
-        <w:t xml:space="preserve">Negative controls available.</w:t>
-      </w:r>
-      <w:r>
-        <w:t xml:space="preserve"> </w:t>
-      </w:r>
-      <w:r>
-        <w:t xml:space="preserve">No published shuffled-corpus control lens</w:t>
-      </w:r>
-      <w:r>
-        <w:t xml:space="preserve"> </w:t>
-      </w:r>
-      <w:r>
-        <w:t xml:space="preserve">exists — all 40+ released J-Lens checkpoints are wikitext-fit — so the</w:t>
-      </w:r>
-      <w:r>
-        <w:t xml:space="preserve"> </w:t>
-      </w:r>
-      <w:r>
-        <w:t xml:space="preserve">negative controls are label permutation (7) plus a locally implemented</w:t>
-      </w:r>
-      <w:r>
-        <w:t xml:space="preserve"> </w:t>
-      </w:r>
-      <w:r>
-        <w:t xml:space="preserve">norm-matched random</w:t>
-      </w:r>
-      <w:r>
-        <w:t xml:space="preserve"> </w:t>
-      </w:r>
-      <w:r>
-        <w:rPr>
-          <w:i/>
-          <w:iCs/>
-        </w:rPr>
-        <w:t xml:space="preserve">transport</w:t>
-      </w:r>
-      <w:r>
-        <w:t xml:space="preserve"> </w:t>
-      </w:r>
-      <w:r>
-        <w:t xml:space="preserve">(8a): every</w:t>
-      </w:r>
-      <w:r>
-        <w:t xml:space="preserve"> </w:t>
-      </w:r>
-      <w:r>
-        <w:rPr>
-          <w:rStyle w:val="VerbatimChar"/>
-        </w:rPr>
-        <w:t xml:space="preserve">J_l</w:t>
-      </w:r>
-      <w:r>
-        <w:t xml:space="preserve"> </w:t>
-      </w:r>
-      <w:r>
-        <w:t xml:space="preserve">replaced by a Gaussian</w:t>
-      </w:r>
-      <w:r>
-        <w:t xml:space="preserve"> </w:t>
-      </w:r>
-      <w:r>
-        <w:t xml:space="preserve">matrix of matched Frobenius norm, re-run through the identical extraction</w:t>
-      </w:r>
-      <w:r>
-        <w:t xml:space="preserve"> </w:t>
-      </w:r>
-      <w:r>
-        <w:t xml:space="preserve">path.</w:t>
-      </w:r>
-      <w:r>
-        <w:t xml:space="preserve"> </w:t>
-      </w:r>
-      <w:r>
-        <w:rPr>
-          <w:b/>
-          <w:bCs/>
-        </w:rPr>
-        <w:t xml:space="preserve">Result: the control behaves</w:t>
-      </w:r>
-      <w:r>
-        <w:t xml:space="preserve"> </w:t>
-      </w:r>
-      <w:r>
-        <w:t xml:space="preserve">— direction 0.475–0.537 (chance) at</w:t>
-      </w:r>
-      <w:r>
-        <w:t xml:space="preserve"> </w:t>
-      </w:r>
-      <w:r>
-        <w:t xml:space="preserve">every position on both splits and every GPU, median rank of the correct</w:t>
-      </w:r>
-      <w:r>
-        <w:t xml:space="preserve"> </w:t>
-      </w:r>
-      <w:r>
-        <w:t xml:space="preserve">intermediate ~130,000–206,000 of 248,320, against the fitted transport’s</w:t>
-      </w:r>
-      <w:r>
-        <w:t xml:space="preserve"> </w:t>
-      </w:r>
-      <w:r>
-        <w:t xml:space="preserve">11–357 at its selected layers.</w:t>
-      </w:r>
-    </w:p>
-    <w:bookmarkEnd w:id="53"/>
-    <w:bookmarkStart w:id="54" w:name="Xf1357951e2d3a6b81edaa0ff5b599eb419d4d06"/>
-    <w:p>
-      <w:pPr>
-        <w:pStyle w:val="Heading3"/>
-      </w:pPr>
-      <w:r>
-        <w:t xml:space="preserve">The causal arm is unavailable, and that is itself a method-evaluation finding</w:t>
-      </w:r>
-    </w:p>
-    <w:p>
-      <w:pPr>
-        <w:pStyle w:val="FirstParagraph"/>
-      </w:pPr>
-      <w:r>
-        <w:t xml:space="preserve">ADR-0005 scoped this project passive-primary; the causal arm (H3) would run</w:t>
-      </w:r>
-      <w:r>
-        <w:t xml:space="preserve"> </w:t>
-      </w:r>
-      <w:r>
-        <w:t xml:space="preserve">only if a faithful sparse non-negative J-space reconstruction existed in the</w:t>
-      </w:r>
-      <w:r>
-        <w:t xml:space="preserve"> </w:t>
-      </w:r>
-      <w:r>
-        <w:t xml:space="preserve">released artifact. It does not: an audit of the pinned vendor tree</w:t>
-      </w:r>
-      <w:r>
-        <w:t xml:space="preserve"> </w:t>
-      </w:r>
-      <w:r>
-        <w:t xml:space="preserve">(</w:t>
-      </w:r>
-      <w:r>
-        <w:rPr>
-          <w:rStyle w:val="VerbatimChar"/>
-        </w:rPr>
-        <w:t xml:space="preserve">scripts/v2_decomposition_audit.sh</w:t>
-      </w:r>
-      <w:r>
-        <w:t xml:space="preserve">, step 0 of the Stage 1 job; run</w:t>
-      </w:r>
-      <w:r>
-        <w:t xml:space="preserve"> </w:t>
-      </w:r>
-      <w:r>
-        <w:rPr>
-          <w:rStyle w:val="VerbatimChar"/>
-        </w:rPr>
         <w:t xml:space="preserve">results/runs/20260827T153925Z-stage1-passive-readout/</w:t>
       </w:r>
       <w:r>
-        <w:t xml:space="preserve">) found zero matches</w:t>
-      </w:r>
-      <w:r>
-        <w:t xml:space="preserve"> </w:t>
-      </w:r>
-      <w:r>
-        <w:t xml:space="preserve">for sparse / non-negative / NNLS / lasso / dictionary / decomposition /</w:t>
-      </w:r>
-      <w:r>
-        <w:t xml:space="preserve"> </w:t>
-      </w:r>
-      <w:r>
-        <w:t xml:space="preserve">reconstruction across the package, README, walkthrough and tests — full</w:t>
-      </w:r>
-      <w:r>
-        <w:t xml:space="preserve"> </w:t>
-      </w:r>
-      <w:r>
-        <w:t xml:space="preserve">documented negative in</w:t>
-      </w:r>
-      <w:r>
-        <w:t xml:space="preserve"> </w:t>
-      </w:r>
-      <w:r>
-        <w:rPr>
-          <w:rStyle w:val="VerbatimChar"/>
-        </w:rPr>
-        <w:t xml:space="preserve">results/design-verification/v2-decomposition-verification.md</w:t>
-      </w:r>
-      <w:r>
-        <w:t xml:space="preserve">. Stated</w:t>
-      </w:r>
-      <w:r>
-        <w:t xml:space="preserve"> </w:t>
-      </w:r>
-      <w:r>
-        <w:t xml:space="preserve">plainly: the capability the method’s framing implies is not supported by its</w:t>
-      </w:r>
-      <w:r>
-        <w:t xml:space="preserve"> </w:t>
-      </w:r>
-      <w:r>
-        <w:t xml:space="preserve">released artifact. That is reported as a finding about the method under test,</w:t>
-      </w:r>
-      <w:r>
-        <w:t xml:space="preserve"> </w:t>
-      </w:r>
-      <w:r>
-        <w:t xml:space="preserve">not as a gap in execution. Substituting an arbitrary top-token projection and</w:t>
-      </w:r>
-      <w:r>
-        <w:t xml:space="preserve"> </w:t>
-      </w:r>
-      <w:r>
-        <w:t xml:space="preserve">calling it J-space is this project’s declared FAIL condition and was not done.</w:t>
+        <w:t xml:space="preserve">) found no decomposition machinery</w:t>
+      </w:r>
+      <w:r>
+        <w:t xml:space="preserve"> </w:t>
+      </w:r>
+      <w:r>
+        <w:t xml:space="preserve">anywhere. Stated plainly: the</w:t>
+      </w:r>
+      <w:r>
+        <w:t xml:space="preserve"> </w:t>
+      </w:r>
+      <w:r>
+        <w:t xml:space="preserve">capability the method’s framing implies is not supported by its released</w:t>
+      </w:r>
+      <w:r>
+        <w:t xml:space="preserve"> </w:t>
+      </w:r>
+      <w:r>
+        <w:t xml:space="preserve">artifact — a finding about the method under test, not a gap in execution.</w:t>
+      </w:r>
+      <w:r>
+        <w:t xml:space="preserve"> </w:t>
+      </w:r>
+      <w:r>
+        <w:t xml:space="preserve">Substituting an arbitrary top-token projection and calling it J-space is</w:t>
+      </w:r>
+      <w:r>
+        <w:t xml:space="preserve"> </w:t>
+      </w:r>
+      <w:r>
+        <w:t xml:space="preserve">this project’s declared FAIL condition and was not done.</w:t>
       </w:r>
     </w:p>
     <w:p>
@@ -6618,30 +3836,15 @@
         </w:pict>
       </w:r>
     </w:p>
-    <w:bookmarkEnd w:id="54"/>
-    <w:bookmarkEnd w:id="55"/>
-    <w:bookmarkEnd w:id="56"/>
-    <w:bookmarkStart w:id="57" w:name="preregistration-and-what-was-frozen-when"/>
+    <w:bookmarkEnd w:id="46"/>
+    <w:bookmarkEnd w:id="47"/>
+    <w:bookmarkStart w:id="48" w:name="preregistration-and-what-was-frozen-when"/>
     <w:p>
       <w:pPr>
         <w:pStyle w:val="Heading1"/>
       </w:pPr>
       <w:r>
         <w:t xml:space="preserve">3. Preregistration and what was frozen when</w:t>
-      </w:r>
-    </w:p>
-    <w:p>
-      <w:pPr>
-        <w:pStyle w:val="FirstParagraph"/>
-      </w:pPr>
-      <w:r>
-        <w:t xml:space="preserve">Each freeze is a commit that precedes the run it governs; the repository</w:t>
-      </w:r>
-      <w:r>
-        <w:t xml:space="preserve"> </w:t>
-      </w:r>
-      <w:r>
-        <w:t xml:space="preserve">history is the timestamp.</w:t>
       </w:r>
     </w:p>
     <w:tbl>
@@ -6929,7 +4132,7 @@
         <w:pStyle w:val="BodyText"/>
       </w:pPr>
       <w:r>
-        <w:t xml:space="preserve">The held-out split was read</w:t>
+        <w:t xml:space="preserve">Held-out was read</w:t>
       </w:r>
       <w:r>
         <w:t xml:space="preserve"> </w:t>
@@ -6942,64 +4145,28 @@
         <w:t xml:space="preserve">once</w:t>
       </w:r>
       <w:r>
-        <w:t xml:space="preserve">, by job 554591, after all of the above.</w:t>
-      </w:r>
-      <w:r>
-        <w:t xml:space="preserve"> </w:t>
-      </w:r>
-      <w:r>
-        <w:t xml:space="preserve">Contact before the freeze, disclosed in</w:t>
-      </w:r>
-      <w:r>
-        <w:t xml:space="preserve"> </w:t>
-      </w:r>
-      <w:r>
-        <w:rPr>
-          <w:rStyle w:val="VerbatimChar"/>
-        </w:rPr>
-        <w:t xml:space="preserve">FREEZE.md</w:t>
-      </w:r>
-      <w:r>
-        <w:t xml:space="preserve">: its</w:t>
-      </w:r>
-      <w:r>
-        <w:t xml:space="preserve"> </w:t>
-      </w:r>
-      <w:r>
-        <w:rPr>
-          <w:rStyle w:val="VerbatimChar"/>
-        </w:rPr>
-        <w:t xml:space="preserve">_meta</w:t>
-      </w:r>
-      <w:r>
-        <w:t xml:space="preserve"> </w:t>
-      </w:r>
-      <w:r>
-        <w:t xml:space="preserve">header, record</w:t>
-      </w:r>
-      <w:r>
-        <w:t xml:space="preserve"> </w:t>
-      </w:r>
-      <w:r>
-        <w:t xml:space="preserve">count, pair count and template-id set — no prompt, entity or answer. Two</w:t>
-      </w:r>
-      <w:r>
-        <w:t xml:space="preserve"> </w:t>
-      </w:r>
-      <w:r>
-        <w:t xml:space="preserve">pre-registered predictions in the Hour 4 entry were wrong (the output shadow at</w:t>
-      </w:r>
-      <w:r>
-        <w:t xml:space="preserve"> </w:t>
-      </w:r>
-      <w:r>
-        <w:t xml:space="preserve">the window positions is not near zero; see §4.2), and the entry records that</w:t>
-      </w:r>
-      <w:r>
-        <w:t xml:space="preserve"> </w:t>
-      </w:r>
-      <w:r>
-        <w:t xml:space="preserve">rather than the predictions being revised.</w:t>
+        <w:t xml:space="preserve"> </w:t>
+      </w:r>
+      <w:r>
+        <w:t xml:space="preserve">(job 554591) after all of the above. Two</w:t>
+      </w:r>
+      <w:r>
+        <w:t xml:space="preserve"> </w:t>
+      </w:r>
+      <w:r>
+        <w:t xml:space="preserve">pre-registered predictions in the Hour 4 entry were wrong (the output shadow</w:t>
+      </w:r>
+      <w:r>
+        <w:t xml:space="preserve"> </w:t>
+      </w:r>
+      <w:r>
+        <w:t xml:space="preserve">at the window positions is not near zero; §4.2); the entry records that</w:t>
+      </w:r>
+      <w:r>
+        <w:t xml:space="preserve"> </w:t>
+      </w:r>
+      <w:r>
+        <w:t xml:space="preserve">rather than revising them.</w:t>
       </w:r>
     </w:p>
     <w:p>
@@ -7009,8 +4176,8 @@
         </w:pict>
       </w:r>
     </w:p>
-    <w:bookmarkEnd w:id="57"/>
-    <w:bookmarkStart w:id="67" w:name="results-1"/>
+    <w:bookmarkEnd w:id="48"/>
+    <w:bookmarkStart w:id="60" w:name="results-1"/>
     <w:p>
       <w:pPr>
         <w:pStyle w:val="Heading1"/>
@@ -7019,7 +4186,7 @@
         <w:t xml:space="preserve">4. Results</w:t>
       </w:r>
     </w:p>
-    <w:bookmarkStart w:id="58" w:name="behavioral-eligibility"/>
+    <w:bookmarkStart w:id="49" w:name="behavioral-eligibility"/>
     <w:p>
       <w:pPr>
         <w:pStyle w:val="Heading2"/>
@@ -7046,28 +4213,7 @@
         <w:t xml:space="preserve">label</w:t>
       </w:r>
       <w:r>
-        <w:t xml:space="preserve">, not a filter: no record was dropped, and every readout</w:t>
-      </w:r>
-      <w:r>
-        <w:t xml:space="preserve"> </w:t>
-      </w:r>
-      <w:r>
-        <w:t xml:space="preserve">row joins to its behavioural label by</w:t>
-      </w:r>
-      <w:r>
-        <w:t xml:space="preserve"> </w:t>
-      </w:r>
-      <w:r>
-        <w:rPr>
-          <w:rStyle w:val="VerbatimChar"/>
-        </w:rPr>
-        <w:t xml:space="preserve">record_id</w:t>
-      </w:r>
-      <w:r>
-        <w:t xml:space="preserve"> </w:t>
-      </w:r>
-      <w:r>
-        <w:t xml:space="preserve">within the same job.</w:t>
+        <w:t xml:space="preserve">, not a filter: no record was dropped.</w:t>
       </w:r>
     </w:p>
     <w:tbl>
@@ -7240,111 +4386,64 @@
           <w:b/>
           <w:bCs/>
         </w:rPr>
-        <w:t xml:space="preserve">deterministic per GPU architecture and reproducible within</w:t>
-      </w:r>
+        <w:t xml:space="preserve">deterministic per GPU architecture</w:t>
+      </w:r>
+      <w:r>
+        <w:t xml:space="preserve">. This is also control</w:t>
+      </w:r>
+      <w:r>
+        <w:t xml:space="preserve"> </w:t>
+      </w:r>
+      <w:r>
+        <w:t xml:space="preserve">5 —</w:t>
+      </w:r>
+      <w:r>
+        <w:t xml:space="preserve"> </w:t>
+      </w:r>
+      <w:r>
+        <w:t xml:space="preserve">“just ask the model”</w:t>
+      </w:r>
+      <w:r>
+        <w:t xml:space="preserve"> </w:t>
+      </w:r>
+      <w:r>
+        <w:t xml:space="preserve">solves the task at 90–100%.</w:t>
+      </w:r>
+    </w:p>
+    <w:bookmarkEnd w:id="49"/>
+    <w:bookmarkStart w:id="54" w:name="X6f6fe317ba0cb18ffb6dfc71314c6d0ee2f4a72"/>
+    <w:p>
+      <w:pPr>
+        <w:pStyle w:val="Heading2"/>
+      </w:pPr>
+      <w:r>
+        <w:t xml:space="preserve">4.2 Primary result: what the readout is actually reading</w:t>
+      </w:r>
+    </w:p>
+    <w:p>
+      <w:pPr>
+        <w:pStyle w:val="FirstParagraph"/>
+      </w:pPr>
       <w:r>
         <w:rPr>
           <w:b/>
           <w:bCs/>
         </w:rPr>
-        <w:t xml:space="preserve"> </w:t>
+        <w:t xml:space="preserve">(a) At the final token, the</w:t>
       </w:r>
       <w:r>
         <w:rPr>
           <w:b/>
           <w:bCs/>
         </w:rPr>
-        <w:t xml:space="preserve">one</w:t>
-      </w:r>
-      <w:r>
-        <w:t xml:space="preserve"> </w:t>
-      </w:r>
-      <w:r>
-        <w:t xml:space="preserve">(1.000 on every L40S/A30 run, 0.900 on every A100 run): greedy decoding</w:t>
-      </w:r>
-      <w:r>
-        <w:t xml:space="preserve"> </w:t>
-      </w:r>
-      <w:r>
-        <w:t xml:space="preserve">turns last-bit floating-point differences into different tokens, so</w:t>
-      </w:r>
-      <w:r>
-        <w:t xml:space="preserve"> </w:t>
-      </w:r>
-      <w:r>
-        <w:t xml:space="preserve">eligibility percentages always name the architecture. This is also control 5</w:t>
-      </w:r>
-      <w:r>
-        <w:t xml:space="preserve"> </w:t>
-      </w:r>
-      <w:r>
-        <w:t xml:space="preserve">run at full scale —</w:t>
-      </w:r>
-      <w:r>
-        <w:t xml:space="preserve"> </w:t>
-      </w:r>
-      <w:r>
-        <w:t xml:space="preserve">“just ask the model”</w:t>
-      </w:r>
-      <w:r>
-        <w:t xml:space="preserve"> </w:t>
-      </w:r>
-      <w:r>
-        <w:t xml:space="preserve">solves the task at 90–100%, which is</w:t>
-      </w:r>
-      <w:r>
-        <w:t xml:space="preserve"> </w:t>
-      </w:r>
-      <w:r>
-        <w:t xml:space="preserve">precisely what makes a passive readout worth interrogating: the answer is</w:t>
-      </w:r>
-      <w:r>
-        <w:t xml:space="preserve"> </w:t>
-      </w:r>
-      <w:r>
-        <w:t xml:space="preserve">already on its way.</w:t>
-      </w:r>
-    </w:p>
-    <w:bookmarkEnd w:id="58"/>
-    <w:bookmarkStart w:id="63" w:name="X6f6fe317ba0cb18ffb6dfc71314c6d0ee2f4a72"/>
-    <w:p>
-      <w:pPr>
-        <w:pStyle w:val="Heading2"/>
-      </w:pPr>
-      <w:r>
-        <w:t xml:space="preserve">4.2 Primary result: what the readout is actually reading</w:t>
-      </w:r>
-    </w:p>
-    <w:p>
-      <w:pPr>
-        <w:pStyle w:val="FirstParagraph"/>
-      </w:pPr>
-      <w:r>
-        <w:t xml:space="preserve">The result did not survive in the form the project set out to test, and the</w:t>
-      </w:r>
-      <w:r>
-        <w:t xml:space="preserve"> </w:t>
-      </w:r>
-      <w:r>
-        <w:t xml:space="preserve">path from the apparent result to the real one is the finding. Three stages,</w:t>
-      </w:r>
-      <w:r>
-        <w:t xml:space="preserve"> </w:t>
-      </w:r>
-      <w:r>
-        <w:t xml:space="preserve">each with its control.</w:t>
-      </w:r>
-    </w:p>
-    <w:p>
-      <w:pPr>
-        <w:pStyle w:val="BodyText"/>
-      </w:pPr>
+        <w:t xml:space="preserve"> </w:t>
+      </w:r>
       <w:r>
         <w:rPr>
           <w:b/>
           <w:bCs/>
         </w:rPr>
-        <w:t xml:space="preserve">(a) At the final token, the</w:t>
+        <w:t xml:space="preserve">“recovered intermediate”</w:t>
       </w:r>
       <w:r>
         <w:rPr>
@@ -7358,7 +4457,7 @@
           <w:b/>
           <w:bCs/>
         </w:rPr>
-        <w:t xml:space="preserve">“recovered intermediate”</w:t>
+        <w:t xml:space="preserve">is the model’s output</w:t>
       </w:r>
       <w:r>
         <w:rPr>
@@ -7372,237 +4471,147 @@
           <w:b/>
           <w:bCs/>
         </w:rPr>
-        <w:t xml:space="preserve">is the model’s output</w:t>
+        <w:t xml:space="preserve">forming.</w:t>
+      </w:r>
+      <w:r>
+        <w:t xml:space="preserve"> </w:t>
+      </w:r>
+      <w:r>
+        <w:t xml:space="preserve">The first full run looked like a headline: median rank ~35,</w:t>
+      </w:r>
+      <w:r>
+        <w:t xml:space="preserve"> </w:t>
+      </w:r>
+      <w:r>
+        <w:t xml:space="preserve">correct intermediate preferred to its twin on 39/40 dev records. Capturing</w:t>
+      </w:r>
+      <w:r>
+        <w:t xml:space="preserve"> </w:t>
+      </w:r>
+      <w:r>
+        <w:t xml:space="preserve">the model’s own next-token distribution in the same forward pass dissolved</w:t>
+      </w:r>
+      <w:r>
+        <w:t xml:space="preserve"> </w:t>
+      </w:r>
+      <w:r>
+        <w:t xml:space="preserve">it: the model already prefers the correct intermediate on</w:t>
+      </w:r>
+      <w:r>
+        <w:t xml:space="preserve"> </w:t>
       </w:r>
       <w:r>
         <w:rPr>
           <w:b/>
           <w:bCs/>
         </w:rPr>
-        <w:t xml:space="preserve"> </w:t>
-      </w:r>
+        <w:t xml:space="preserve">37/40</w:t>
+      </w:r>
+      <w:r>
+        <w:t xml:space="preserve"> </w:t>
+      </w:r>
+      <w:r>
+        <w:t xml:space="preserve">records</w:t>
+      </w:r>
+      <w:r>
+        <w:t xml:space="preserve"> </w:t>
+      </w:r>
+      <w:r>
+        <w:t xml:space="preserve">(mean margin +2.77, re-derived by hand) and the J-Lens margin tracks the</w:t>
+      </w:r>
+      <w:r>
+        <w:t xml:space="preserve"> </w:t>
+      </w:r>
+      <w:r>
+        <w:t xml:space="preserve">model’s. Reading the residual there is reading the model’s next few words.</w:t>
+      </w:r>
+    </w:p>
+    <w:p>
+      <w:pPr>
+        <w:pStyle w:val="BodyText"/>
+      </w:pPr>
       <w:r>
         <w:rPr>
           <w:b/>
           <w:bCs/>
         </w:rPr>
-        <w:t xml:space="preserve">forming.</w:t>
-      </w:r>
-      <w:r>
-        <w:t xml:space="preserve"> </w:t>
-      </w:r>
-      <w:r>
-        <w:t xml:space="preserve">The first full run looked like a headline: J-Lens places the</w:t>
-      </w:r>
-      <w:r>
-        <w:t xml:space="preserve"> </w:t>
-      </w:r>
-      <w:r>
-        <w:t xml:space="preserve">correct intermediate at median rank ~35 of 248,320 at its selected layer,</w:t>
-      </w:r>
-      <w:r>
-        <w:t xml:space="preserve"> </w:t>
-      </w:r>
-      <w:r>
-        <w:t xml:space="preserve">preferring it to its role-swapped twin on 39/40 dev records. Capturing the</w:t>
-      </w:r>
-      <w:r>
-        <w:t xml:space="preserve"> </w:t>
-      </w:r>
-      <w:r>
-        <w:t xml:space="preserve">model’s own next-token distribution in the same forward pass dissolved it: the</w:t>
-      </w:r>
-      <w:r>
-        <w:t xml:space="preserve"> </w:t>
-      </w:r>
-      <w:r>
-        <w:t xml:space="preserve">model itself already prefers the correct intermediate on</w:t>
-      </w:r>
-      <w:r>
-        <w:t xml:space="preserve"> </w:t>
+        <w:t xml:space="preserve">(b) Direction appears in the query window, where the question is</w:t>
       </w:r>
       <w:r>
         <w:rPr>
           <w:b/>
           <w:bCs/>
         </w:rPr>
-        <w:t xml:space="preserve">37/40</w:t>
-      </w:r>
-      <w:r>
-        <w:t xml:space="preserve"> </w:t>
-      </w:r>
-      <w:r>
-        <w:t xml:space="preserve">records</w:t>
-      </w:r>
-      <w:r>
-        <w:t xml:space="preserve"> </w:t>
-      </w:r>
-      <w:r>
-        <w:t xml:space="preserve">(mean margin +2.77 — independently re-derived by hand,</w:t>
-      </w:r>
-      <w:r>
-        <w:t xml:space="preserve"> </w:t>
-      </w:r>
-      <w:r>
-        <w:rPr>
-          <w:rStyle w:val="VerbatimChar"/>
-        </w:rPr>
-        <w:t xml:space="preserve">results/verification/verify-shadow-554518.out</w:t>
-      </w:r>
-      <w:r>
-        <w:t xml:space="preserve">), 38/40 generations name the</w:t>
-      </w:r>
-      <w:r>
-        <w:t xml:space="preserve"> </w:t>
-      </w:r>
-      <w:r>
-        <w:t xml:space="preserve">intermediate in plain text before answering, and the J-Lens margin tracks the</w:t>
-      </w:r>
-      <w:r>
-        <w:t xml:space="preserve"> </w:t>
-      </w:r>
-      <w:r>
-        <w:t xml:space="preserve">model’s own margin at r = 0.77 against an anchor of 0.81 for a bare logit lens</w:t>
-      </w:r>
-      <w:r>
-        <w:t xml:space="preserve"> </w:t>
-      </w:r>
-      <w:r>
-        <w:t xml:space="preserve">one block below the output. Reading the residual there is reading the model’s</w:t>
-      </w:r>
-      <w:r>
-        <w:t xml:space="preserve"> </w:t>
-      </w:r>
-      <w:r>
-        <w:t xml:space="preserve">next few words.</w:t>
-      </w:r>
-    </w:p>
-    <w:p>
-      <w:pPr>
-        <w:pStyle w:val="BodyText"/>
-      </w:pPr>
+        <w:t xml:space="preserve"> </w:t>
+      </w:r>
       <w:r>
         <w:rPr>
           <w:b/>
           <w:bCs/>
         </w:rPr>
-        <w:t xml:space="preserve">(b) The query window is where the question is well-posed — and direction</w:t>
-      </w:r>
+        <w:t xml:space="preserve">well-posed.</w:t>
+      </w:r>
+      <w:r>
+        <w:t xml:space="preserve"> </w:t>
+      </w:r>
+      <w:r>
+        <w:t xml:space="preserve">Sweeping it (pre-registered rule, both clusters): direction at</w:t>
+      </w:r>
+      <w:r>
+        <w:t xml:space="preserve"> </w:t>
+      </w:r>
+      <w:r>
+        <w:t xml:space="preserve">the relation-completing token (0.775/0.750 against a label-permutation</w:t>
+      </w:r>
+      <w:r>
+        <w:t xml:space="preserve"> </w:t>
+      </w:r>
+      <w:r>
+        <w:t xml:space="preserve">control at 0.350) and the question mark (0.675), not at the subject token.</w:t>
+      </w:r>
+    </w:p>
+    <w:p>
+      <w:pPr>
+        <w:pStyle w:val="BodyText"/>
+      </w:pPr>
       <w:r>
         <w:rPr>
           <w:b/>
           <w:bCs/>
         </w:rPr>
-        <w:t xml:space="preserve"> </w:t>
+        <w:t xml:space="preserve">(c) Frozen held-out confirms the positions; the measured shadow settles</w:t>
       </w:r>
       <w:r>
         <w:rPr>
           <w:b/>
           <w:bCs/>
         </w:rPr>
-        <w:t xml:space="preserve">does appear there.</w:t>
-      </w:r>
-      <w:r>
-        <w:t xml:space="preserve"> </w:t>
-      </w:r>
-      <w:r>
-        <w:t xml:space="preserve">Between the undetermined pre-query position and the</w:t>
-      </w:r>
-      <w:r>
-        <w:t xml:space="preserve"> </w:t>
-      </w:r>
-      <w:r>
-        <w:t xml:space="preserve">contaminated final token lies the span where the binding is determined but not</w:t>
-      </w:r>
-      <w:r>
-        <w:t xml:space="preserve"> </w:t>
-      </w:r>
-      <w:r>
-        <w:t xml:space="preserve">yet emitted. Sweeping it (pre-registered rule, both clusters): direction</w:t>
-      </w:r>
-      <w:r>
-        <w:t xml:space="preserve"> </w:t>
-      </w:r>
-      <w:r>
-        <w:t xml:space="preserve">appears at the token that</w:t>
-      </w:r>
-      <w:r>
-        <w:t xml:space="preserve"> </w:t>
-      </w:r>
-      <w:r>
-        <w:rPr>
-          <w:i/>
-          <w:iCs/>
-        </w:rPr>
-        <w:t xml:space="preserve">completes the relation</w:t>
-      </w:r>
-      <w:r>
-        <w:t xml:space="preserve"> </w:t>
-      </w:r>
-      <w:r>
-        <w:t xml:space="preserve">(” lives”: 0.775/0.750</w:t>
-      </w:r>
-      <w:r>
-        <w:t xml:space="preserve"> </w:t>
-      </w:r>
-      <w:r>
-        <w:t xml:space="preserve">across GPUs against a label-permutation control at 0.350) and at the question</w:t>
-      </w:r>
-      <w:r>
-        <w:t xml:space="preserve"> </w:t>
-      </w:r>
-      <w:r>
-        <w:t xml:space="preserve">mark (0.675), not at the token naming the subject (” Helen” sits at chance</w:t>
-      </w:r>
-      <w:r>
-        <w:t xml:space="preserve"> </w:t>
-      </w:r>
-      <w:r>
-        <w:t xml:space="preserve">with the control above it). The randomised transport stays at chance across</w:t>
-      </w:r>
-      <w:r>
-        <w:t xml:space="preserve"> </w:t>
-      </w:r>
-      <w:r>
-        <w:t xml:space="preserve">the whole window.</w:t>
-      </w:r>
-    </w:p>
-    <w:p>
-      <w:pPr>
-        <w:pStyle w:val="BodyText"/>
-      </w:pPr>
+        <w:t xml:space="preserve"> </w:t>
+      </w:r>
       <w:r>
         <w:rPr>
           <w:b/>
           <w:bCs/>
         </w:rPr>
-        <w:t xml:space="preserve">(c) Frozen held-out confirms the positions — and the measured shadow</w:t>
-      </w:r>
-      <w:r>
-        <w:rPr>
-          <w:b/>
-          <w:bCs/>
-        </w:rPr>
-        <w:t xml:space="preserve"> </w:t>
-      </w:r>
-      <w:r>
-        <w:rPr>
-          <w:b/>
-          <w:bCs/>
-        </w:rPr>
-        <w:t xml:space="preserve">settles the attribution.</w:t>
-      </w:r>
-      <w:r>
-        <w:t xml:space="preserve"> </w:t>
-      </w:r>
-      <w:r>
-        <w:t xml:space="preserve">At frozen anchors and layers, on 160 records the</w:t>
-      </w:r>
-      <w:r>
-        <w:t xml:space="preserve"> </w:t>
-      </w:r>
-      <w:r>
-        <w:t xml:space="preserve">lens had never seen, across six templates:</w:t>
+        <w:t xml:space="preserve">the attribution.</w:t>
+      </w:r>
+      <w:r>
+        <w:t xml:space="preserve"> </w:t>
+      </w:r>
+      <w:r>
+        <w:t xml:space="preserve">On 160 unseen records (job 554591,</w:t>
+      </w:r>
+      <w:r>
+        <w:t xml:space="preserve"> </w:t>
+      </w:r>
+      <w:r>
+        <w:rPr>
+          <w:rStyle w:val="VerbatimChar"/>
+        </w:rPr>
+        <w:t xml:space="preserve">results/runs/20260830T175149Z-stage3-heldout-frozen/</w:t>
+      </w:r>
+      <w:r>
+        <w:t xml:space="preserve">):</w:t>
       </w:r>
     </w:p>
     <w:p>
@@ -7614,12 +4623,12 @@
           <wp:inline>
             <wp:extent cx="4373880" cy="2672926"/>
             <wp:effectExtent b="0" l="0" r="0" t="0"/>
-            <wp:docPr descr="Direction score by position on frozen held-out: both lenses rise at the relation-completing token and track the model’s own next-token preference; the randomised transport stays at chance." title="" id="59" name="Picture"/>
+            <wp:docPr descr="Direction score by position on frozen held-out: both lenses rise at the relation-completing token and track the model’s own next-token preference; the randomised transport stays at chance." title="" id="50" name="Picture"/>
             <a:graphic>
               <a:graphicData uri="http://schemas.openxmlformats.org/drawingml/2006/picture">
                 <pic:pic>
                   <pic:nvPicPr>
-                    <pic:cNvPr descr="results/figures/stage3-frac-by-position.png" id="60" name="Picture"/>
+                    <pic:cNvPr descr="results/figures/stage3-frac-by-position.png" id="51" name="Picture"/>
                     <pic:cNvPicPr>
                       <a:picLocks noChangeArrowheads="1" noChangeAspect="1"/>
                     </pic:cNvPicPr>
@@ -7880,71 +4889,25 @@
           </w:p>
         </w:tc>
       </w:tr>
-      <w:tr>
-        <w:tc>
-          <w:tcPr/>
-          <w:p>
-            <w:pPr>
-              <w:pStyle w:val="Compact"/>
-            </w:pPr>
-            <w:r>
-              <w:t xml:space="preserve">randomised transport</w:t>
-            </w:r>
-          </w:p>
-        </w:tc>
-        <w:tc>
-          <w:tcPr/>
-          <w:p>
-            <w:pPr>
-              <w:pStyle w:val="Compact"/>
-            </w:pPr>
-            <w:r>
-              <w:t xml:space="preserve">0.494–0.537</w:t>
-            </w:r>
-          </w:p>
-        </w:tc>
-        <w:tc>
-          <w:tcPr/>
-          <w:p>
-            <w:pPr>
-              <w:pStyle w:val="Compact"/>
-            </w:pPr>
-            <w:r>
-              <w:t xml:space="preserve">—</w:t>
-            </w:r>
-          </w:p>
-        </w:tc>
-        <w:tc>
-          <w:tcPr/>
-          <w:p>
-            <w:pPr>
-              <w:pStyle w:val="Compact"/>
-            </w:pPr>
-            <w:r>
-              <w:t xml:space="preserve">~131k–171k</w:t>
-            </w:r>
-          </w:p>
-        </w:tc>
-      </w:tr>
     </w:tbl>
     <w:p>
       <w:pPr>
         <w:pStyle w:val="BodyText"/>
       </w:pPr>
       <w:r>
-        <w:t xml:space="preserve">The pre-registered failure condition did not fire: the sweep’s positions are</w:t>
-      </w:r>
-      <w:r>
-        <w:t xml:space="preserve"> </w:t>
-      </w:r>
-      <w:r>
-        <w:t xml:space="preserve">real, not forking paths. But the same run measured, for the first time, the</w:t>
-      </w:r>
-      <w:r>
-        <w:t xml:space="preserve"> </w:t>
-      </w:r>
-      <w:r>
-        <w:t xml:space="preserve">model’s own next-token distribution</w:t>
+        <w:t xml:space="preserve">The pre-registered failure condition did not fire: the positions are real,</w:t>
+      </w:r>
+      <w:r>
+        <w:t xml:space="preserve"> </w:t>
+      </w:r>
+      <w:r>
+        <w:t xml:space="preserve">not forking paths. But the same run measured the model’s own next-token</w:t>
+      </w:r>
+      <w:r>
+        <w:t xml:space="preserve"> </w:t>
+      </w:r>
+      <w:r>
+        <w:t xml:space="preserve">distribution</w:t>
       </w:r>
       <w:r>
         <w:t xml:space="preserve"> </w:t>
@@ -7960,19 +4923,19 @@
         <w:t xml:space="preserve"> </w:t>
       </w:r>
       <w:r>
-        <w:t xml:space="preserve">those positions — and the Hour 4</w:t>
-      </w:r>
-      <w:r>
-        <w:t xml:space="preserve"> </w:t>
-      </w:r>
-      <w:r>
-        <w:t xml:space="preserve">prediction that it would be near zero was wrong. The model already prefers the</w:t>
-      </w:r>
-      <w:r>
-        <w:t xml:space="preserve"> </w:t>
-      </w:r>
-      <w:r>
-        <w:t xml:space="preserve">correct intermediate at</w:t>
+        <w:t xml:space="preserve">those positions, and the Hour 4 prediction that it would</w:t>
+      </w:r>
+      <w:r>
+        <w:t xml:space="preserve"> </w:t>
+      </w:r>
+      <w:r>
+        <w:t xml:space="preserve">be near zero was wrong: the model already prefers the correct intermediate</w:t>
+      </w:r>
+      <w:r>
+        <w:t xml:space="preserve"> </w:t>
+      </w:r>
+      <w:r>
+        <w:t xml:space="preserve">at</w:t>
       </w:r>
       <w:r>
         <w:t xml:space="preserve"> </w:t>
@@ -7988,7 +4951,7 @@
         <w:t xml:space="preserve"> </w:t>
       </w:r>
       <w:r>
-        <w:t xml:space="preserve">(relation-completer) and</w:t>
+        <w:t xml:space="preserve">and</w:t>
       </w:r>
       <w:r>
         <w:t xml:space="preserve"> </w:t>
@@ -8004,25 +4967,13 @@
         <w:t xml:space="preserve"> </w:t>
       </w:r>
       <w:r>
-        <w:t xml:space="preserve">(question</w:t>
-      </w:r>
-      <w:r>
-        <w:t xml:space="preserve"> </w:t>
-      </w:r>
-      <w:r>
-        <w:t xml:space="preserve">mark): it reads ahead, mid-question. That creates, at last, a discriminating</w:t>
-      </w:r>
-      <w:r>
-        <w:t xml:space="preserve"> </w:t>
-      </w:r>
-      <w:r>
-        <w:t xml:space="preserve">set of usable size — 32 and 40 held-out records where the model’s developing</w:t>
-      </w:r>
-      <w:r>
-        <w:t xml:space="preserve"> </w:t>
-      </w:r>
-      <w:r>
-        <w:t xml:space="preserve">preference points the</w:t>
+        <w:t xml:space="preserve">— it reads ahead, mid-question. Hence a</w:t>
+      </w:r>
+      <w:r>
+        <w:t xml:space="preserve"> </w:t>
+      </w:r>
+      <w:r>
+        <w:t xml:space="preserve">discriminating set: held-out records where that preference is</w:t>
       </w:r>
       <w:r>
         <w:t xml:space="preserve"> </w:t>
@@ -8035,10 +4986,7 @@
         <w:t xml:space="preserve">wrong</w:t>
       </w:r>
       <w:r>
-        <w:t xml:space="preserve"> </w:t>
-      </w:r>
-      <w:r>
-        <w:t xml:space="preserve">way — and on it:</w:t>
+        <w:t xml:space="preserve">.</w:t>
       </w:r>
     </w:p>
     <w:p>
@@ -8050,12 +4998,12 @@
           <wp:inline>
             <wp:extent cx="4373880" cy="2870358"/>
             <wp:effectExtent b="0" l="0" r="0" t="0"/>
-            <wp:docPr descr="On records where the model’s own developing preference is wrong, every passive readout is wrong with it." title="" id="61" name="Picture"/>
+            <wp:docPr descr="On records where the model’s own developing preference is wrong, every passive readout is wrong with it." title="" id="52" name="Picture"/>
             <a:graphic>
               <a:graphicData uri="http://schemas.openxmlformats.org/drawingml/2006/picture">
                 <pic:pic>
                   <pic:nvPicPr>
-                    <pic:cNvPr descr="results/figures/stage3-discriminating-set.png" id="62" name="Picture"/>
+                    <pic:cNvPr descr="results/figures/stage3-discriminating-set.png" id="53" name="Picture"/>
                     <pic:cNvPicPr>
                       <a:picLocks noChangeArrowheads="1" noChangeAspect="1"/>
                     </pic:cNvPicPr>
@@ -8328,13 +5276,13 @@
         <w:pStyle w:val="BodyText"/>
       </w:pPr>
       <w:r>
-        <w:t xml:space="preserve">Below chance in every cell. Where the model’s developing preference is wrong</w:t>
-      </w:r>
-      <w:r>
-        <w:t xml:space="preserve"> </w:t>
-      </w:r>
-      <w:r>
-        <w:t xml:space="preserve">about the intermediate, the lens is wrong</w:t>
+        <w:t xml:space="preserve">Below chance in every cell: where the model’s developing preference is</w:t>
+      </w:r>
+      <w:r>
+        <w:t xml:space="preserve"> </w:t>
+      </w:r>
+      <w:r>
+        <w:t xml:space="preserve">wrong, the lens is wrong</w:t>
       </w:r>
       <w:r>
         <w:t xml:space="preserve"> </w:t>
@@ -8350,43 +5298,25 @@
         <w:t xml:space="preserve"> </w:t>
       </w:r>
       <w:r>
-        <w:t xml:space="preserve">it. Arm 3 closes the</w:t>
-      </w:r>
-      <w:r>
-        <w:t xml:space="preserve"> </w:t>
-      </w:r>
-      <w:r>
-        <w:t xml:space="preserve">mechanism: on the same residual at the relation-completer the supervised probe</w:t>
-      </w:r>
-      <w:r>
-        <w:t xml:space="preserve"> </w:t>
-      </w:r>
-      <w:r>
-        <w:t xml:space="preserve">reads nothing (0.525) while J-Lens reads 0.781 — the binding is not linearly</w:t>
-      </w:r>
-      <w:r>
-        <w:t xml:space="preserve"> </w:t>
-      </w:r>
-      <w:r>
-        <w:t xml:space="preserve">present in the residual there; the Jacobian, a linearization of the remaining</w:t>
-      </w:r>
-      <w:r>
-        <w:t xml:space="preserve"> </w:t>
-      </w:r>
-      <w:r>
-        <w:t xml:space="preserve">computation, manufactures the preference from it. At the question mark the</w:t>
-      </w:r>
-      <w:r>
-        <w:t xml:space="preserve"> </w:t>
-      </w:r>
-      <w:r>
-        <w:t xml:space="preserve">supervised probe transfers dev→held-out at 0.725→0.731, exactly the</w:t>
-      </w:r>
-      <w:r>
-        <w:t xml:space="preserve"> </w:t>
-      </w:r>
-      <w:r>
-        <w:t xml:space="preserve">preference rate.</w:t>
+        <w:t xml:space="preserve">it. Arm 3 closes the mechanism: the</w:t>
+      </w:r>
+      <w:r>
+        <w:t xml:space="preserve"> </w:t>
+      </w:r>
+      <w:r>
+        <w:t xml:space="preserve">supervised probe reads nothing at the relation-completer (0.525) while</w:t>
+      </w:r>
+      <w:r>
+        <w:t xml:space="preserve"> </w:t>
+      </w:r>
+      <w:r>
+        <w:t xml:space="preserve">J-Lens reads 0.781 — the binding is not linearly present there; the</w:t>
+      </w:r>
+      <w:r>
+        <w:t xml:space="preserve"> </w:t>
+      </w:r>
+      <w:r>
+        <w:t xml:space="preserve">Jacobian manufactures the preference.</w:t>
       </w:r>
     </w:p>
     <w:p>
@@ -8448,13 +5378,7 @@
         <w:t xml:space="preserve"> </w:t>
       </w:r>
       <w:r>
-        <w:t xml:space="preserve">early/mid positions (pre-query median rank 346–373 against 76,000+; 128 vs 393</w:t>
-      </w:r>
-      <w:r>
-        <w:t xml:space="preserve"> </w:t>
-      </w:r>
-      <w:r>
-        <w:t xml:space="preserve">at the relation-completer), largely gone by the question mark (95 vs 82).</w:t>
+        <w:t xml:space="preserve">early/mid positions, largely gone by the question mark.</w:t>
       </w:r>
     </w:p>
     <w:p>
@@ -8533,8 +5457,8 @@
         <w:t xml:space="preserve">instrument, not the model.</w:t>
       </w:r>
     </w:p>
-    <w:bookmarkEnd w:id="63"/>
-    <w:bookmarkStart w:id="64" w:name="layerwise-structure"/>
+    <w:bookmarkEnd w:id="54"/>
+    <w:bookmarkStart w:id="55" w:name="layerwise-structure"/>
     <w:p>
       <w:pPr>
         <w:pStyle w:val="Heading2"/>
@@ -8548,40 +5472,13 @@
         <w:pStyle w:val="FirstParagraph"/>
       </w:pPr>
       <w:r>
-        <w:t xml:space="preserve">Full 31-layer curves for every arm and position ship in the run records.</w:t>
-      </w:r>
-      <w:r>
-        <w:t xml:space="preserve"> </w:t>
-      </w:r>
-      <w:r>
-        <w:t xml:space="preserve">Selected layers sit inside the fitted range (final-token peak at L27, not the</w:t>
-      </w:r>
-      <w:r>
-        <w:t xml:space="preserve"> </w:t>
-      </w:r>
-      <w:r>
-        <w:t xml:space="preserve">L30 boundary) — mild evidence the selection tracks computation rather than</w:t>
-      </w:r>
-      <w:r>
-        <w:t xml:space="preserve"> </w:t>
-      </w:r>
-      <w:r>
-        <w:t xml:space="preserve">the lens’s edge. One indexing fact, caught by hand-verification and confirmed</w:t>
-      </w:r>
-      <w:r>
-        <w:t xml:space="preserve"> </w:t>
-      </w:r>
-      <w:r>
-        <w:t xml:space="preserve">from vendor source (</w:t>
-      </w:r>
-      <w:r>
-        <w:rPr>
-          <w:rStyle w:val="VerbatimChar"/>
-        </w:rPr>
-        <w:t xml:space="preserve">results/verification/readout-convention.md</w:t>
-      </w:r>
-      <w:r>
-        <w:t xml:space="preserve">): lens layer</w:t>
+        <w:t xml:space="preserve">One indexing fact, caught by hand-verification and confirmed from vendor</w:t>
+      </w:r>
+      <w:r>
+        <w:t xml:space="preserve"> </w:t>
+      </w:r>
+      <w:r>
+        <w:t xml:space="preserve">source: lens layer</w:t>
       </w:r>
       <w:r>
         <w:t xml:space="preserve"> </w:t>
@@ -8626,13 +5523,13 @@
         <w:t xml:space="preserve">i</w:t>
       </w:r>
       <w:r>
-        <w:t xml:space="preserve">, so L30 is the penultimate block —</w:t>
-      </w:r>
-      <w:r>
-        <w:t xml:space="preserve"> </w:t>
-      </w:r>
-      <w:r>
-        <w:t xml:space="preserve">earlier drafts said</w:t>
+        <w:t xml:space="preserve">, so L30 is the</w:t>
+      </w:r>
+      <w:r>
+        <w:t xml:space="preserve"> </w:t>
+      </w:r>
+      <w:r>
+        <w:t xml:space="preserve">penultimate block (earlier drafts said</w:t>
       </w:r>
       <w:r>
         <w:t xml:space="preserve"> </w:t>
@@ -8641,41 +5538,98 @@
         <w:t xml:space="preserve">“last layer”</w:t>
       </w:r>
       <w:r>
-        <w:t xml:space="preserve">; corrected. The gap between the logit lens at</w:t>
-      </w:r>
-      <w:r>
-        <w:t xml:space="preserve"> </w:t>
-      </w:r>
-      <w:r>
-        <w:t xml:space="preserve">L30 and the model’s own distribution therefore isolates the final block: ~11</w:t>
-      </w:r>
-      <w:r>
-        <w:t xml:space="preserve"> </w:t>
-      </w:r>
-      <w:r>
-        <w:t xml:space="preserve">points of direction at the relation-completer (0.688 → 0.800), nothing at the</w:t>
-      </w:r>
-      <w:r>
-        <w:t xml:space="preserve"> </w:t>
-      </w:r>
-      <w:r>
-        <w:t xml:space="preserve">question mark (0.738 → 0.731) — the final selection happens at the</w:t>
-      </w:r>
-      <w:r>
-        <w:t xml:space="preserve"> </w:t>
-      </w:r>
-      <w:r>
-        <w:t xml:space="preserve">relation-completing token and is finished by the question mark.</w:t>
-      </w:r>
-    </w:p>
-    <w:bookmarkEnd w:id="64"/>
-    <w:bookmarkStart w:id="65" w:name="controls"/>
+        <w:t xml:space="preserve">; corrected). The gap</w:t>
+      </w:r>
+      <w:r>
+        <w:t xml:space="preserve"> </w:t>
+      </w:r>
+      <w:r>
+        <w:t xml:space="preserve">between the logit lens at L30 and the model’s own distribution therefore</w:t>
+      </w:r>
+      <w:r>
+        <w:t xml:space="preserve"> </w:t>
+      </w:r>
+      <w:r>
+        <w:t xml:space="preserve">isolates the final block: ~11 points at the relation-completer, nothing at</w:t>
+      </w:r>
+      <w:r>
+        <w:t xml:space="preserve"> </w:t>
+      </w:r>
+      <w:r>
+        <w:t xml:space="preserve">the question mark.</w:t>
+      </w:r>
+    </w:p>
+    <w:bookmarkEnd w:id="55"/>
+    <w:bookmarkStart w:id="58" w:name="controls"/>
     <w:p>
       <w:pPr>
         <w:pStyle w:val="Heading2"/>
       </w:pPr>
       <w:r>
         <w:t xml:space="preserve">4.4 Controls</w:t>
+      </w:r>
+    </w:p>
+    <w:p>
+      <w:pPr>
+        <w:pStyle w:val="CaptionedFigure"/>
+      </w:pPr>
+      <w:r>
+        <w:drawing>
+          <wp:inline>
+            <wp:extent cx="4373880" cy="2551430"/>
+            <wp:effectExtent b="0" l="0" r="0" t="0"/>
+            <wp:docPr descr="Experiment 2 controls on frozen held-out data (n=160): shuffling the answer key drops J-Lens to chance, and a random matrix in place of the trained one drops both the direction score to chance and the median rank of the correct city from about a hundred to over a hundred thousand." title="" id="56" name="Picture"/>
+            <a:graphic>
+              <a:graphicData uri="http://schemas.openxmlformats.org/drawingml/2006/picture">
+                <pic:pic>
+                  <pic:nvPicPr>
+                    <pic:cNvPr descr="results/figures/stage3-controls.png" id="57" name="Picture"/>
+                    <pic:cNvPicPr>
+                      <a:picLocks noChangeArrowheads="1" noChangeAspect="1"/>
+                    </pic:cNvPicPr>
+                  </pic:nvPicPr>
+                  <pic:blipFill>
+                    <a:blip r:embed="rId19"/>
+                    <a:stretch>
+                      <a:fillRect/>
+                    </a:stretch>
+                  </pic:blipFill>
+                  <pic:spPr bwMode="auto">
+                    <a:xfrm>
+                      <a:off x="0" y="0"/>
+                      <a:ext cx="4373880" cy="2551430"/>
+                    </a:xfrm>
+                    <a:prstGeom prst="rect">
+                      <a:avLst/>
+                    </a:prstGeom>
+                    <a:noFill/>
+                    <a:ln w="9525">
+                      <a:noFill/>
+                      <a:headEnd/>
+                      <a:tailEnd/>
+                    </a:ln>
+                  </pic:spPr>
+                </pic:pic>
+              </a:graphicData>
+            </a:graphic>
+          </wp:inline>
+        </w:drawing>
+      </w:r>
+    </w:p>
+    <w:p>
+      <w:pPr>
+        <w:pStyle w:val="ImageCaption"/>
+      </w:pPr>
+      <w:r>
+        <w:t xml:space="preserve">Experiment 2 controls on frozen held-out data (n=160): shuffling the answer key drops J-Lens to chance, and a random matrix in place of the trained one drops both the direction score to chance and the median rank of the correct city from about a hundred to over a hundred thousand.</w:t>
+      </w:r>
+    </w:p>
+    <w:p>
+      <w:pPr>
+        <w:pStyle w:val="BodyText"/>
+      </w:pPr>
+      <w:r>
+        <w:t xml:space="preserve">Remaining outcomes:</w:t>
       </w:r>
     </w:p>
     <w:tbl>
@@ -8724,54 +5678,6 @@
               <w:pStyle w:val="Compact"/>
             </w:pPr>
             <w:r>
-              <w:t xml:space="preserve">1 logit lens, identical path</w:t>
-            </w:r>
-          </w:p>
-        </w:tc>
-        <w:tc>
-          <w:tcPr/>
-          <w:p>
-            <w:pPr>
-              <w:pStyle w:val="Compact"/>
-            </w:pPr>
-            <w:r>
-              <w:t xml:space="preserve">Parity on direction everywhere that matters; J-Lens leads on rank at early/mid positions only</w:t>
-            </w:r>
-          </w:p>
-        </w:tc>
-      </w:tr>
-      <w:tr>
-        <w:tc>
-          <w:tcPr/>
-          <w:p>
-            <w:pPr>
-              <w:pStyle w:val="Compact"/>
-            </w:pPr>
-            <w:r>
-              <w:t xml:space="preserve">2 supervised reference</w:t>
-            </w:r>
-          </w:p>
-        </w:tc>
-        <w:tc>
-          <w:tcPr/>
-          <w:p>
-            <w:pPr>
-              <w:pStyle w:val="Compact"/>
-            </w:pPr>
-            <w:r>
-              <w:t xml:space="preserve">Transfers dev→held-out (0.725→0.731 at qmark = the preference rate); reads nothing at relcomp (0.525)</w:t>
-            </w:r>
-          </w:p>
-        </w:tc>
-      </w:tr>
-      <w:tr>
-        <w:tc>
-          <w:tcPr/>
-          <w:p>
-            <w:pPr>
-              <w:pStyle w:val="Compact"/>
-            </w:pPr>
-            <w:r>
               <w:t xml:space="preserve">3 order-reversed rendering</w:t>
             </w:r>
           </w:p>
@@ -8784,54 +5690,6 @@
             </w:pPr>
             <w:r>
               <w:t xml:space="preserve">Applied to every item; margins flat across all four AB/BA cells</w:t>
-            </w:r>
-          </w:p>
-        </w:tc>
-      </w:tr>
-      <w:tr>
-        <w:tc>
-          <w:tcPr/>
-          <w:p>
-            <w:pPr>
-              <w:pStyle w:val="Compact"/>
-            </w:pPr>
-            <w:r>
-              <w:t xml:space="preserve">4 coverage positive control</w:t>
-            </w:r>
-          </w:p>
-        </w:tc>
-        <w:tc>
-          <w:tcPr/>
-          <w:p>
-            <w:pPr>
-              <w:pStyle w:val="Compact"/>
-            </w:pPr>
-            <w:r>
-              <w:t xml:space="preserve">PASS — reference eval pass@10 0.350 vs 0.200, 8/8 tooling checks</w:t>
-            </w:r>
-          </w:p>
-        </w:tc>
-      </w:tr>
-      <w:tr>
-        <w:tc>
-          <w:tcPr/>
-          <w:p>
-            <w:pPr>
-              <w:pStyle w:val="Compact"/>
-            </w:pPr>
-            <w:r>
-              <w:t xml:space="preserve">5 direct prompting</w:t>
-            </w:r>
-          </w:p>
-        </w:tc>
-        <w:tc>
-          <w:tcPr/>
-          <w:p>
-            <w:pPr>
-              <w:pStyle w:val="Compact"/>
-            </w:pPr>
-            <w:r>
-              <w:t xml:space="preserve">90–100% by architecture (§4.1)</w:t>
             </w:r>
           </w:p>
         </w:tc>
@@ -8873,81 +5731,9 @@
           </w:p>
         </w:tc>
       </w:tr>
-      <w:tr>
-        <w:tc>
-          <w:tcPr/>
-          <w:p>
-            <w:pPr>
-              <w:pStyle w:val="Compact"/>
-            </w:pPr>
-            <w:r>
-              <w:t xml:space="preserve">8a norm-matched random transport</w:t>
-            </w:r>
-          </w:p>
-        </w:tc>
-        <w:tc>
-          <w:tcPr/>
-          <w:p>
-            <w:pPr>
-              <w:pStyle w:val="Compact"/>
-            </w:pPr>
-            <w:r>
-              <w:t xml:space="preserve">Chance direction, rank ~150k, both splits, all GPUs</w:t>
-            </w:r>
-          </w:p>
-        </w:tc>
-      </w:tr>
-      <w:tr>
-        <w:tc>
-          <w:tcPr/>
-          <w:p>
-            <w:pPr>
-              <w:pStyle w:val="Compact"/>
-            </w:pPr>
-            <w:r>
-              <w:t xml:space="preserve">9 template robustness</w:t>
-            </w:r>
-          </w:p>
-        </w:tc>
-        <w:tc>
-          <w:tcPr/>
-          <w:p>
-            <w:pPr>
-              <w:pStyle w:val="Compact"/>
-            </w:pPr>
-            <w:r>
-              <w:t xml:space="preserve">Signal above control on all six templates; T1 (the dev template) inflated — §5</w:t>
-            </w:r>
-          </w:p>
-        </w:tc>
-      </w:tr>
-      <w:tr>
-        <w:tc>
-          <w:tcPr/>
-          <w:p>
-            <w:pPr>
-              <w:pStyle w:val="Compact"/>
-            </w:pPr>
-            <w:r>
-              <w:t xml:space="preserve">10, 11</w:t>
-            </w:r>
-          </w:p>
-        </w:tc>
-        <w:tc>
-          <w:tcPr/>
-          <w:p>
-            <w:pPr>
-              <w:pStyle w:val="Compact"/>
-            </w:pPr>
-            <w:r>
-              <w:t xml:space="preserve">Cut before results, reasoning and correction in §2.5; the resample variant of 10 remains unrun and is listed in §7</w:t>
-            </w:r>
-          </w:p>
-        </w:tc>
-      </w:tr>
     </w:tbl>
-    <w:bookmarkEnd w:id="65"/>
-    <w:bookmarkStart w:id="66" w:name="causal-arm"/>
+    <w:bookmarkEnd w:id="58"/>
+    <w:bookmarkStart w:id="59" w:name="causal-arm"/>
     <w:p>
       <w:pPr>
         <w:pStyle w:val="Heading2"/>
@@ -8961,13 +5747,13 @@
         <w:pStyle w:val="FirstParagraph"/>
       </w:pPr>
       <w:r>
-        <w:t xml:space="preserve">Unavailable, as ADR-0005 anticipated it might be, and for the reason</w:t>
-      </w:r>
-      <w:r>
-        <w:t xml:space="preserve"> </w:t>
-      </w:r>
-      <w:r>
-        <w:t xml:space="preserve">verified rather than assumed: the reference implementation ships</w:t>
+        <w:t xml:space="preserve">Unavailable, for the reason verified in §2.5: the reference implementation</w:t>
+      </w:r>
+      <w:r>
+        <w:t xml:space="preserve"> </w:t>
+      </w:r>
+      <w:r>
+        <w:t xml:space="preserve">ships</w:t>
       </w:r>
       <w:r>
         <w:t xml:space="preserve"> </w:t>
@@ -8977,87 +5763,25 @@
           <w:b/>
           <w:bCs/>
         </w:rPr>
-        <w:t xml:space="preserve">no sparse</w:t>
-      </w:r>
-      <w:r>
-        <w:rPr>
-          <w:b/>
-          <w:bCs/>
-        </w:rPr>
-        <w:t xml:space="preserve"> </w:t>
-      </w:r>
-      <w:r>
-        <w:rPr>
-          <w:b/>
-          <w:bCs/>
-        </w:rPr>
-        <w:t xml:space="preserve">non-negative J-space reconstruction</w:t>
-      </w:r>
-      <w:r>
-        <w:t xml:space="preserve"> </w:t>
-      </w:r>
-      <w:r>
-        <w:t xml:space="preserve">(blocker B2 — zero matches for any</w:t>
-      </w:r>
-      <w:r>
-        <w:t xml:space="preserve"> </w:t>
-      </w:r>
-      <w:r>
-        <w:t xml:space="preserve">decomposition machinery across the vendored package, README, walkthrough and</w:t>
-      </w:r>
-      <w:r>
-        <w:t xml:space="preserve"> </w:t>
-      </w:r>
-      <w:r>
-        <w:t xml:space="preserve">tests;</w:t>
-      </w:r>
-      <w:r>
-        <w:t xml:space="preserve"> </w:t>
-      </w:r>
-      <w:r>
-        <w:rPr>
-          <w:rStyle w:val="VerbatimChar"/>
-        </w:rPr>
-        <w:t xml:space="preserve">results/design-verification/v2-decomposition-verification.md</w:t>
-      </w:r>
-      <w:r>
-        <w:t xml:space="preserve">). No</w:t>
-      </w:r>
-      <w:r>
-        <w:t xml:space="preserve"> </w:t>
-      </w:r>
-      <w:r>
-        <w:t xml:space="preserve">top-token projection was substituted — that is this project’s declared failure</w:t>
-      </w:r>
-      <w:r>
-        <w:t xml:space="preserve"> </w:t>
-      </w:r>
-      <w:r>
-        <w:t xml:space="preserve">condition. The supervised reference (arm 3) carries the</w:t>
-      </w:r>
-      <w:r>
-        <w:t xml:space="preserve"> </w:t>
-      </w:r>
-      <w:r>
-        <w:t xml:space="preserve">“is it linearly there</w:t>
-      </w:r>
-      <w:r>
-        <w:t xml:space="preserve"> </w:t>
-      </w:r>
-      <w:r>
-        <w:t xml:space="preserve">at all”</w:t>
-      </w:r>
-      <w:r>
-        <w:t xml:space="preserve"> </w:t>
-      </w:r>
-      <w:r>
-        <w:t xml:space="preserve">question the causal arm would have addressed more strongly, and</w:t>
-      </w:r>
-      <w:r>
-        <w:t xml:space="preserve"> </w:t>
-      </w:r>
-      <w:r>
-        <w:t xml:space="preserve">activation patching between order-swapped twins is the first item of §8.</w:t>
+        <w:t xml:space="preserve">no sparse non-negative J-space reconstruction</w:t>
+      </w:r>
+      <w:r>
+        <w:t xml:space="preserve"> </w:t>
+      </w:r>
+      <w:r>
+        <w:t xml:space="preserve">(blocker B2). No</w:t>
+      </w:r>
+      <w:r>
+        <w:t xml:space="preserve"> </w:t>
+      </w:r>
+      <w:r>
+        <w:t xml:space="preserve">top-token projection was substituted — that is this project’s declared</w:t>
+      </w:r>
+      <w:r>
+        <w:t xml:space="preserve"> </w:t>
+      </w:r>
+      <w:r>
+        <w:t xml:space="preserve">failure condition.</w:t>
       </w:r>
     </w:p>
     <w:p>
@@ -9067,9 +5791,9 @@
         </w:pict>
       </w:r>
     </w:p>
-    <w:bookmarkEnd w:id="66"/>
-    <w:bookmarkEnd w:id="67"/>
-    <w:bookmarkStart w:id="68" w:name="error-analysis"/>
+    <w:bookmarkEnd w:id="59"/>
+    <w:bookmarkEnd w:id="60"/>
+    <w:bookmarkStart w:id="61" w:name="error-analysis"/>
     <w:p>
       <w:pPr>
         <w:pStyle w:val="Heading1"/>
@@ -9093,31 +5817,13 @@
         <w:t xml:space="preserve"> </w:t>
       </w:r>
       <w:r>
-        <w:t xml:space="preserve">(J-Lens, frozen positions, held-out; n=24–28 per cell):</w:t>
-      </w:r>
-      <w:r>
-        <w:t xml:space="preserve"> </w:t>
-      </w:r>
-      <w:r>
-        <w:t xml:space="preserve">relation-completer T1 0.96, T2 0.79, T4 0.83, T3 0.75, T5 0.68, T6 0.68;</w:t>
-      </w:r>
-      <w:r>
-        <w:t xml:space="preserve"> </w:t>
-      </w:r>
-      <w:r>
-        <w:t xml:space="preserve">question mark T1 0.82, T4 0.75, T2 0.64, T5 0.64, T3 0.62, T6 0.54. The dev</w:t>
-      </w:r>
-      <w:r>
-        <w:t xml:space="preserve"> </w:t>
-      </w:r>
-      <w:r>
-        <w:t xml:space="preserve">template travels with an ~0.15–0.20 bonus; every template still clears its</w:t>
-      </w:r>
-      <w:r>
-        <w:t xml:space="preserve"> </w:t>
-      </w:r>
-      <w:r>
-        <w:t xml:space="preserve">control. Dev-split numbers should be read as the optimistic end of the range.</w:t>
+        <w:t xml:space="preserve">(J-Lens, frozen positions, held-out): every template clears</w:t>
+      </w:r>
+      <w:r>
+        <w:t xml:space="preserve"> </w:t>
+      </w:r>
+      <w:r>
+        <w:t xml:space="preserve">its control; the dev template (T1) carries an ~0.15–0.20 bonus.</w:t>
       </w:r>
     </w:p>
     <w:p>
@@ -9132,91 +5838,31 @@
         <w:t xml:space="preserve">The principled error taxonomy is the discriminating set</w:t>
       </w:r>
       <w:r>
-        <w:t xml:space="preserve"> </w:t>
-      </w:r>
-      <w:r>
-        <w:t xml:space="preserve">— selected by a</w:t>
-      </w:r>
-      <w:r>
-        <w:t xml:space="preserve"> </w:t>
-      </w:r>
-      <w:r>
-        <w:t xml:space="preserve">seed-fixed criterion (the model’s own preference sign), not by narrative</w:t>
-      </w:r>
-      <w:r>
-        <w:t xml:space="preserve"> </w:t>
-      </w:r>
-      <w:r>
-        <w:t xml:space="preserve">appeal: 32 relation-completer and 40 question-mark held-out records where</w:t>
-      </w:r>
-      <w:r>
-        <w:t xml:space="preserve"> </w:t>
-      </w:r>
-      <w:r>
-        <w:t xml:space="preserve">preference and truth diverge, on which every passive readout scores 0.125–</w:t>
-      </w:r>
-      <w:r>
-        <w:t xml:space="preserve"> </w:t>
-      </w:r>
-      <w:r>
-        <w:t xml:space="preserve">0.344. Their record ids and per-record margins are in the Stage 3 run JSON;</w:t>
-      </w:r>
-      <w:r>
-        <w:t xml:space="preserve"> </w:t>
-      </w:r>
-      <w:r>
-        <w:t xml:space="preserve">the three dev cases (</w:t>
-      </w:r>
-      <w:r>
-        <w:rPr>
-          <w:rStyle w:val="VerbatimChar"/>
-        </w:rPr>
-        <w:t xml:space="preserve">real-zero-002-BAB</w:t>
-      </w:r>
-      <w:r>
-        <w:t xml:space="preserve">,</w:t>
-      </w:r>
-      <w:r>
-        <w:t xml:space="preserve"> </w:t>
-      </w:r>
-      <w:r>
-        <w:rPr>
-          <w:rStyle w:val="VerbatimChar"/>
-        </w:rPr>
-        <w:t xml:space="preserve">-004-BBA</w:t>
-      </w:r>
-      <w:r>
-        <w:t xml:space="preserve">,</w:t>
-      </w:r>
-      <w:r>
-        <w:t xml:space="preserve"> </w:t>
-      </w:r>
-      <w:r>
-        <w:rPr>
-          <w:rStyle w:val="VerbatimChar"/>
-        </w:rPr>
-        <w:t xml:space="preserve">-009-AAB</w:t>
-      </w:r>
-      <w:r>
-        <w:t xml:space="preserve">) were</w:t>
-      </w:r>
-      <w:r>
-        <w:t xml:space="preserve"> </w:t>
-      </w:r>
-      <w:r>
-        <w:t xml:space="preserve">additionally hand-verified. The failure mode is uniform: the readout follows</w:t>
-      </w:r>
-      <w:r>
-        <w:t xml:space="preserve"> </w:t>
-      </w:r>
-      <w:r>
-        <w:t xml:space="preserve">the preference. No second failure mode was found — which is itself the</w:t>
-      </w:r>
-      <w:r>
-        <w:t xml:space="preserve"> </w:t>
-      </w:r>
-      <w:r>
-        <w:t xml:space="preserve">finding, since a latent-binding reader should have produced one.</w:t>
+        <w:t xml:space="preserve">, selected by a</w:t>
+      </w:r>
+      <w:r>
+        <w:t xml:space="preserve"> </w:t>
+      </w:r>
+      <w:r>
+        <w:t xml:space="preserve">seed-fixed criterion (the model’s own preference sign), on which every</w:t>
+      </w:r>
+      <w:r>
+        <w:t xml:space="preserve"> </w:t>
+      </w:r>
+      <w:r>
+        <w:t xml:space="preserve">passive readout scores 0.125–0.344. The failure mode is uniform — the readout</w:t>
+      </w:r>
+      <w:r>
+        <w:t xml:space="preserve"> </w:t>
+      </w:r>
+      <w:r>
+        <w:t xml:space="preserve">follows the preference — and no second one was found, which is itself the</w:t>
+      </w:r>
+      <w:r>
+        <w:t xml:space="preserve"> </w:t>
+      </w:r>
+      <w:r>
+        <w:t xml:space="preserve">finding: a latent-binding reader should have produced one.</w:t>
       </w:r>
     </w:p>
     <w:p>
@@ -9226,8 +5872,8 @@
         </w:pict>
       </w:r>
     </w:p>
-    <w:bookmarkEnd w:id="68"/>
-    <w:bookmarkStart w:id="69" w:name="sanity-checks-and-red-teaming"/>
+    <w:bookmarkEnd w:id="61"/>
+    <w:bookmarkStart w:id="62" w:name="sanity-checks-and-red-teaming"/>
     <w:p>
       <w:pPr>
         <w:pStyle w:val="Heading1"/>
@@ -9790,8 +6436,8 @@
         </w:pict>
       </w:r>
     </w:p>
-    <w:bookmarkEnd w:id="69"/>
-    <w:bookmarkStart w:id="70" w:name="limitations"/>
+    <w:bookmarkEnd w:id="62"/>
+    <w:bookmarkStart w:id="63" w:name="limitations"/>
     <w:p>
       <w:pPr>
         <w:pStyle w:val="Heading1"/>
@@ -9805,7 +6451,7 @@
         <w:pStyle w:val="FirstParagraph"/>
       </w:pPr>
       <w:r>
-        <w:t xml:space="preserve">The claim boundary first, because it is the one a reader needs:</w:t>
+        <w:t xml:space="preserve">The claim boundary first:</w:t>
       </w:r>
       <w:r>
         <w:t xml:space="preserve"> </w:t>
@@ -9815,7 +6461,7 @@
           <w:b/>
           <w:bCs/>
         </w:rPr>
-        <w:t xml:space="preserve">neither the</w:t>
+        <w:t xml:space="preserve">neither the existence nor the exclusion of a</w:t>
       </w:r>
       <w:r>
         <w:rPr>
@@ -9829,31 +6475,31 @@
           <w:b/>
           <w:bCs/>
         </w:rPr>
-        <w:t xml:space="preserve">existence nor the exclusion of a binding representation is established.</w:t>
-      </w:r>
-      <w:r>
-        <w:t xml:space="preserve"> </w:t>
-      </w:r>
-      <w:r>
-        <w:t xml:space="preserve">Behavioural competence proves the model computes the binding; this report</w:t>
-      </w:r>
-      <w:r>
-        <w:t xml:space="preserve"> </w:t>
-      </w:r>
-      <w:r>
-        <w:t xml:space="preserve">shows only that passive linear readouts at four single positions read the</w:t>
-      </w:r>
-      <w:r>
-        <w:t xml:space="preserve"> </w:t>
-      </w:r>
-      <w:r>
-        <w:t xml:space="preserve">developing output preference and nothing beyond it. Fact-token residuals,</w:t>
-      </w:r>
-      <w:r>
-        <w:t xml:space="preserve"> </w:t>
-      </w:r>
-      <w:r>
-        <w:t xml:space="preserve">attention structure, nonlinear and low-magnitude encodings were not probed.</w:t>
+        <w:t xml:space="preserve">binding representation is established.</w:t>
+      </w:r>
+      <w:r>
+        <w:t xml:space="preserve"> </w:t>
+      </w:r>
+      <w:r>
+        <w:t xml:space="preserve">Behavioural competence proves the</w:t>
+      </w:r>
+      <w:r>
+        <w:t xml:space="preserve"> </w:t>
+      </w:r>
+      <w:r>
+        <w:t xml:space="preserve">model computes the binding; this report shows only that passive linear</w:t>
+      </w:r>
+      <w:r>
+        <w:t xml:space="preserve"> </w:t>
+      </w:r>
+      <w:r>
+        <w:t xml:space="preserve">readouts at four single positions read the developing output preference and</w:t>
+      </w:r>
+      <w:r>
+        <w:t xml:space="preserve"> </w:t>
+      </w:r>
+      <w:r>
+        <w:t xml:space="preserve">nothing beyond it.</w:t>
       </w:r>
     </w:p>
     <w:p>
@@ -9867,53 +6513,25 @@
         <w:t xml:space="preserve"> </w:t>
       </w:r>
       <w:r>
-        <w:t xml:space="preserve">synthetic six-word single-token prompts; n=40 dev / 160 held-out; the held-out</w:t>
-      </w:r>
-      <w:r>
-        <w:t xml:space="preserve"> </w:t>
-      </w:r>
-      <w:r>
-        <w:t xml:space="preserve">label-permutation control weakened by vocabulary collisions (measured, §4.4);</w:t>
-      </w:r>
-      <w:r>
-        <w:t xml:space="preserve"> </w:t>
-      </w:r>
-      <w:r>
-        <w:t xml:space="preserve">no published shuffled-corpus control lens (B3); the resample variant of</w:t>
-      </w:r>
-      <w:r>
-        <w:t xml:space="preserve"> </w:t>
-      </w:r>
-      <w:r>
-        <w:t xml:space="preserve">control 10 never ran, so a co-occurrence account of the</w:t>
-      </w:r>
-      <w:r>
-        <w:t xml:space="preserve"> </w:t>
-      </w:r>
-      <w:r>
-        <w:rPr>
-          <w:i/>
-          <w:iCs/>
-        </w:rPr>
-        <w:t xml:space="preserve">rank</w:t>
-      </w:r>
-      <w:r>
-        <w:t xml:space="preserve"> </w:t>
-      </w:r>
-      <w:r>
-        <w:t xml:space="preserve">results is</w:t>
-      </w:r>
-      <w:r>
-        <w:t xml:space="preserve"> </w:t>
-      </w:r>
-      <w:r>
-        <w:t xml:space="preserve">constrained only by label permutation; and the causal arm is absent (B2), so</w:t>
-      </w:r>
-      <w:r>
-        <w:t xml:space="preserve"> </w:t>
-      </w:r>
-      <w:r>
-        <w:t xml:space="preserve">every claim about the readouts is correlational.</w:t>
+        <w:t xml:space="preserve">synthetic single-token prompts; n=40 dev / 160 held-out; a weakened held-out</w:t>
+      </w:r>
+      <w:r>
+        <w:t xml:space="preserve"> </w:t>
+      </w:r>
+      <w:r>
+        <w:t xml:space="preserve">label-permutation control (§4.4); no shuffled-corpus control lens (B3);</w:t>
+      </w:r>
+      <w:r>
+        <w:t xml:space="preserve"> </w:t>
+      </w:r>
+      <w:r>
+        <w:t xml:space="preserve">control 10’s resample variant unrun; the causal arm absent (B2), so every</w:t>
+      </w:r>
+      <w:r>
+        <w:t xml:space="preserve"> </w:t>
+      </w:r>
+      <w:r>
+        <w:t xml:space="preserve">readout claim is correlational.</w:t>
       </w:r>
     </w:p>
     <w:p>
@@ -9923,8 +6541,8 @@
         </w:pict>
       </w:r>
     </w:p>
-    <w:bookmarkEnd w:id="70"/>
-    <w:bookmarkStart w:id="71" w:name="what-i-would-do-next"/>
+    <w:bookmarkEnd w:id="63"/>
+    <w:bookmarkStart w:id="64" w:name="what-i-would-do-next"/>
     <w:p>
       <w:pPr>
         <w:pStyle w:val="Heading1"/>
@@ -9954,53 +6572,13 @@
         <w:t xml:space="preserve"> </w:t>
       </w:r>
       <w:r>
-        <w:t xml:space="preserve">— arm 3 at the fact tokens</w:t>
-      </w:r>
-      <w:r>
-        <w:t xml:space="preserve"> </w:t>
-      </w:r>
-      <w:r>
-        <w:t xml:space="preserve">(does</w:t>
-      </w:r>
-      <w:r>
-        <w:t xml:space="preserve"> </w:t>
-      </w:r>
-      <w:r>
-        <w:t xml:space="preserve">“Prague”</w:t>
-      </w:r>
-      <w:r>
-        <w:t xml:space="preserve">’s residual in</w:t>
-      </w:r>
-      <w:r>
-        <w:t xml:space="preserve"> </w:t>
-      </w:r>
-      <w:r>
-        <w:t xml:space="preserve">“Helen lives in Prague”</w:t>
-      </w:r>
-      <w:r>
-        <w:t xml:space="preserve"> </w:t>
-      </w:r>
-      <w:r>
-        <w:t xml:space="preserve">encode</w:t>
-      </w:r>
-      <w:r>
-        <w:t xml:space="preserve"> </w:t>
-      </w:r>
-      <w:r>
-        <w:rPr>
-          <w:i/>
-          <w:iCs/>
-        </w:rPr>
-        <w:t xml:space="preserve">Helen</w:t>
-      </w:r>
-      <w:r>
-        <w:t xml:space="preserve">?), the</w:t>
-      </w:r>
-      <w:r>
-        <w:t xml:space="preserve"> </w:t>
-      </w:r>
-      <w:r>
-        <w:t xml:space="preserve">first position where binding must exist in some form; (2)</w:t>
+        <w:t xml:space="preserve">— arm 3 at the fact tokens,</w:t>
+      </w:r>
+      <w:r>
+        <w:t xml:space="preserve"> </w:t>
+      </w:r>
+      <w:r>
+        <w:t xml:space="preserve">where binding must exist in some form; (2)</w:t>
       </w:r>
       <w:r>
         <w:t xml:space="preserve"> </w:t>
@@ -10010,7 +6588,7 @@
           <w:b/>
           <w:bCs/>
         </w:rPr>
-        <w:t xml:space="preserve">activation</w:t>
+        <w:t xml:space="preserve">activation patching between</w:t>
       </w:r>
       <w:r>
         <w:rPr>
@@ -10024,37 +6602,25 @@
           <w:b/>
           <w:bCs/>
         </w:rPr>
-        <w:t xml:space="preserve">patching between order-swapped twins</w:t>
-      </w:r>
-      <w:r>
-        <w:t xml:space="preserve"> </w:t>
-      </w:r>
-      <w:r>
-        <w:t xml:space="preserve">at the frozen positions — the causal</w:t>
-      </w:r>
-      <w:r>
-        <w:t xml:space="preserve"> </w:t>
-      </w:r>
-      <w:r>
-        <w:t xml:space="preserve">test passive readouts cannot supply; (3) the deferred stimulus-format test</w:t>
-      </w:r>
-      <w:r>
-        <w:t xml:space="preserve"> </w:t>
-      </w:r>
-      <w:r>
-        <w:t xml:space="preserve">(ADR-0006); (4) the published multi-token template lens for the 27B model,</w:t>
-      </w:r>
-      <w:r>
-        <w:t xml:space="preserve"> </w:t>
-      </w:r>
-      <w:r>
-        <w:t xml:space="preserve">since the single-token restriction bounds everything here; (5) inside the</w:t>
-      </w:r>
-      <w:r>
-        <w:t xml:space="preserve"> </w:t>
-      </w:r>
-      <w:r>
-        <w:t xml:space="preserve">final block, whose contribution (§4.3) localises the final selection.</w:t>
+        <w:t xml:space="preserve">order-swapped twins</w:t>
+      </w:r>
+      <w:r>
+        <w:t xml:space="preserve"> </w:t>
+      </w:r>
+      <w:r>
+        <w:t xml:space="preserve">at the frozen positions — the causal test passive</w:t>
+      </w:r>
+      <w:r>
+        <w:t xml:space="preserve"> </w:t>
+      </w:r>
+      <w:r>
+        <w:t xml:space="preserve">readouts cannot supply; (3) the deferred stimulus-format test (ADR-0006);</w:t>
+      </w:r>
+      <w:r>
+        <w:t xml:space="preserve"> </w:t>
+      </w:r>
+      <w:r>
+        <w:t xml:space="preserve">(4) the multi-token template lens for the 27B model.</w:t>
       </w:r>
     </w:p>
     <w:p>
@@ -10064,8 +6630,8 @@
         </w:pict>
       </w:r>
     </w:p>
-    <w:bookmarkEnd w:id="71"/>
-    <w:bookmarkStart w:id="72" w:name="reproducibility"/>
+    <w:bookmarkEnd w:id="64"/>
+    <w:bookmarkStart w:id="65" w:name="reproducibility"/>
     <w:p>
       <w:pPr>
         <w:pStyle w:val="Heading1"/>
@@ -10518,8 +7084,8 @@
         </w:pict>
       </w:r>
     </w:p>
-    <w:bookmarkEnd w:id="72"/>
-    <w:bookmarkStart w:id="73" w:name="time-accounting"/>
+    <w:bookmarkEnd w:id="65"/>
+    <w:bookmarkStart w:id="66" w:name="time-accounting"/>
     <w:p>
       <w:pPr>
         <w:pStyle w:val="Heading1"/>
@@ -10533,13 +7099,13 @@
         <w:pStyle w:val="FirstParagraph"/>
       </w:pPr>
       <w:r>
-        <w:t xml:space="preserve">Clock ruling (ADR-0005): wall-clock time, not summed agent-hours; setup,</w:t>
-      </w:r>
-      <w:r>
-        <w:t xml:space="preserve"> </w:t>
-      </w:r>
-      <w:r>
-        <w:t xml:space="preserve">queue waits and bridge outages uncounted.</w:t>
+        <w:t xml:space="preserve">Clock ruling (ADR-0005): wall-clock time, not summed agent-hours; setup and</w:t>
+      </w:r>
+      <w:r>
+        <w:t xml:space="preserve"> </w:t>
+      </w:r>
+      <w:r>
+        <w:t xml:space="preserve">queue waits uncounted.</w:t>
       </w:r>
       <w:r>
         <w:t xml:space="preserve"> </w:t>
@@ -10554,19 +7120,7 @@
         <w:t xml:space="preserve"> </w:t>
       </w:r>
       <w:r>
-        <w:t xml:space="preserve">is</w:t>
-      </w:r>
-      <w:r>
-        <w:t xml:space="preserve"> </w:t>
-      </w:r>
-      <w:r>
-        <w:t xml:space="preserve">the record; each block is marked Verified (artifacts at both ends) or</w:t>
-      </w:r>
-      <w:r>
-        <w:t xml:space="preserve"> </w:t>
-      </w:r>
-      <w:r>
-        <w:t xml:space="preserve">Estimated.</w:t>
+        <w:t xml:space="preserve">is the record.</w:t>
       </w:r>
     </w:p>
     <w:tbl>
@@ -10749,8 +7303,8 @@
         </w:pict>
       </w:r>
     </w:p>
-    <w:bookmarkEnd w:id="73"/>
-    <w:bookmarkStart w:id="74" w:name="appendix-where-everything-lives"/>
+    <w:bookmarkEnd w:id="66"/>
+    <w:bookmarkStart w:id="67" w:name="appendix-where-everything-lives"/>
     <w:p>
       <w:pPr>
         <w:pStyle w:val="Heading1"/>
@@ -10773,19 +7327,13 @@
         <w:t xml:space="preserve"> </w:t>
       </w:r>
       <w:r>
-        <w:t xml:space="preserve">is the figure registry of record (sha256,</w:t>
-      </w:r>
-      <w:r>
-        <w:t xml:space="preserve"> </w:t>
-      </w:r>
-      <w:r>
-        <w:t xml:space="preserve">generating commit, claim per figure). Per-record scores, per-layer curves and</w:t>
-      </w:r>
-      <w:r>
-        <w:t xml:space="preserve"> </w:t>
-      </w:r>
-      <w:r>
-        <w:t xml:space="preserve">shadow margins are machine-readable in</w:t>
+        <w:t xml:space="preserve">is the figure registry of record;</w:t>
+      </w:r>
+      <w:r>
+        <w:t xml:space="preserve"> </w:t>
+      </w:r>
+      <w:r>
+        <w:t xml:space="preserve">per-record outputs are in</w:t>
       </w:r>
       <w:r>
         <w:t xml:space="preserve"> </w:t>
@@ -10797,67 +7345,22 @@
         <w:t xml:space="preserve">results/runs/*/outputs/*.json</w:t>
       </w:r>
       <w:r>
-        <w:t xml:space="preserve">; the</w:t>
-      </w:r>
-      <w:r>
-        <w:t xml:space="preserve"> </w:t>
-      </w:r>
-      <w:r>
-        <w:t xml:space="preserve">aggregation scripts (</w:t>
+        <w:t xml:space="preserve">. The unabridged version is</w:t>
+      </w:r>
+      <w:r>
+        <w:t xml:space="preserve"> </w:t>
       </w:r>
       <w:r>
         <w:rPr>
           <w:rStyle w:val="VerbatimChar"/>
         </w:rPr>
-        <w:t xml:space="preserve">experiments/analysis/</w:t>
-      </w:r>
-      <w:r>
-        <w:t xml:space="preserve">) run from a cold interpreter</w:t>
-      </w:r>
-      <w:r>
-        <w:t xml:space="preserve"> </w:t>
-      </w:r>
-      <w:r>
-        <w:t xml:space="preserve">against committed inputs. Raw examples beyond §0 can be checked against the</w:t>
-      </w:r>
-      <w:r>
-        <w:t xml:space="preserve"> </w:t>
-      </w:r>
-      <w:r>
-        <w:t xml:space="preserve">committed dataset files by</w:t>
-      </w:r>
-      <w:r>
-        <w:t xml:space="preserve"> </w:t>
-      </w:r>
-      <w:r>
-        <w:rPr>
-          <w:rStyle w:val="VerbatimChar"/>
-        </w:rPr>
-        <w:t xml:space="preserve">record_id</w:t>
-      </w:r>
-      <w:r>
-        <w:t xml:space="preserve">; generations are in the eligibility run</w:t>
-      </w:r>
-      <w:r>
-        <w:t xml:space="preserve"> </w:t>
-      </w:r>
-      <w:r>
-        <w:t xml:space="preserve">outputs. A fuller, unabridged version of this document is preserved at</w:t>
-      </w:r>
-      <w:r>
-        <w:t xml:space="preserve"> </w:t>
-      </w:r>
-      <w:r>
-        <w:rPr>
-          <w:rStyle w:val="VerbatimChar"/>
-        </w:rPr>
         <w:t xml:space="preserve">writeup/main-full.md</w:t>
       </w:r>
       <w:r>
         <w:t xml:space="preserve">.</w:t>
       </w:r>
     </w:p>
-    <w:bookmarkEnd w:id="74"/>
+    <w:bookmarkEnd w:id="67"/>
     <w:sectPr>
       <w:pgMar w:bottom="1020" w:left="1134" w:right="1134" w:top="1020"/>
     </w:sectPr>

--- a/writeup/mats12-report.docx
+++ b/writeup/mats12-report.docx
@@ -5327,18 +5327,18 @@
               <w:pStyle w:val="Compact"/>
             </w:pPr>
             <w:r>
-              <w:t xml:space="preserve">Write-up drafting (agent: sections, figures, condensation)</w:t>
-            </w:r>
-          </w:p>
-        </w:tc>
-        <w:tc>
-          <w:tcPr/>
-          <w:p>
-            <w:pPr>
-              <w:pStyle w:val="Compact"/>
-            </w:pPr>
-            <w:r>
-              <w:t xml:space="preserve">4.5</w:t>
+              <w:t xml:space="preserve">Main write-up (Jason-stated wall-clock; agent drafting sessions ran inside it)</w:t>
+            </w:r>
+          </w:p>
+        </w:tc>
+        <w:tc>
+          <w:tcPr/>
+          <w:p>
+            <w:pPr>
+              <w:pStyle w:val="Compact"/>
+            </w:pPr>
+            <w:r>
+              <w:t xml:space="preserve">4.0</w:t>
             </w:r>
           </w:p>
         </w:tc>
@@ -5370,13 +5370,13 @@
                 <w:b/>
                 <w:bCs/>
               </w:rPr>
-              <w:t xml:space="preserve">19.8</w:t>
+              <w:t xml:space="preserve">19.3</w:t>
             </w:r>
             <w:r>
               <w:t xml:space="preserve"> </w:t>
             </w:r>
             <w:r>
-              <w:t xml:space="preserve">— 7.1 verified, 12.7 estimated</w:t>
+              <w:t xml:space="preserve">— 7.1 verified, 8.2 estimated, 4.0 stated</w:t>
             </w:r>
           </w:p>
         </w:tc>
@@ -5400,7 +5400,7 @@
               <w:pStyle w:val="Compact"/>
             </w:pPr>
             <w:r>
-              <w:t xml:space="preserve">Jason’s prose, drafted 2026-09-03 to 09-05; hours entered by Jason</w:t>
+              <w:t xml:space="preserve">2.0 of 2.0 — Jason’s prose, Jason-stated</w:t>
             </w:r>
           </w:p>
         </w:tc>
